--- a/guj/docx/59.content.docx
+++ b/guj/docx/59.content.docx
@@ -40561,6 +40561,21 @@
         <w:rPr>
           <w:lang w:val="gu_IN" w:bidi="gu_IN"/>
         </w:rPr>
+      </w:r>
+    </w:p>
+    <w:p>
+      <w:pPr/>
+      <w:r>
+        <w:rPr>
+          <w:lang w:val="gu_IN" w:bidi="gu_IN"/>
+        </w:rPr>
+      </w:r>
+      <w:r>
+        <w:rPr>
+          <w:b/>
+          <w:lang w:val="gu_IN" w:bidi="gu_IN"/>
+        </w:rPr>
+        <w:t>οἱ λέγοντες</w:t>
       </w:r>
     </w:p>
     <w:p>

--- a/guj/docx/59.content.docx
+++ b/guj/docx/59.content.docx
@@ -1167,6 +1167,21 @@
           <w:b/>
           <w:lang w:val="gu_IN" w:bidi="gu_IN"/>
         </w:rPr>
+        <w:t>ταῖς δώδεκα φυλαῖς</w:t>
+      </w:r>
+    </w:p>
+    <w:p>
+      <w:pPr/>
+      <w:r>
+        <w:rPr>
+          <w:lang w:val="gu_IN" w:bidi="gu_IN"/>
+        </w:rPr>
+      </w:r>
+      <w:r>
+        <w:rPr>
+          <w:b/>
+          <w:lang w:val="gu_IN" w:bidi="gu_IN"/>
+        </w:rPr>
         <w:t>"તરફથી &amp; બાર કુળોને"</w:t>
       </w:r>
     </w:p>
@@ -1242,6 +1257,21 @@
           <w:b/>
           <w:lang w:val="gu_IN" w:bidi="gu_IN"/>
         </w:rPr>
+        <w:t>ταῖς δώδεκα φυλαῖς</w:t>
+      </w:r>
+    </w:p>
+    <w:p>
+      <w:pPr/>
+      <w:r>
+        <w:rPr>
+          <w:lang w:val="gu_IN" w:bidi="gu_IN"/>
+        </w:rPr>
+      </w:r>
+      <w:r>
+        <w:rPr>
+          <w:b/>
+          <w:lang w:val="gu_IN" w:bidi="gu_IN"/>
+        </w:rPr>
         <w:t>"તરફથી &amp; બાર કુળોને"</w:t>
       </w:r>
     </w:p>
@@ -1317,6 +1347,21 @@
           <w:b/>
           <w:lang w:val="gu_IN" w:bidi="gu_IN"/>
         </w:rPr>
+        <w:t>ταῖς δώδεκα φυλαῖς</w:t>
+      </w:r>
+    </w:p>
+    <w:p>
+      <w:pPr/>
+      <w:r>
+        <w:rPr>
+          <w:lang w:val="gu_IN" w:bidi="gu_IN"/>
+        </w:rPr>
+      </w:r>
+      <w:r>
+        <w:rPr>
+          <w:b/>
+          <w:lang w:val="gu_IN" w:bidi="gu_IN"/>
+        </w:rPr>
         <w:t>"તરફથી &amp; બાર કુળોને"</w:t>
       </w:r>
     </w:p>
@@ -1392,6 +1437,21 @@
           <w:b/>
           <w:lang w:val="gu_IN" w:bidi="gu_IN"/>
         </w:rPr>
+        <w:t>ἐν τῇ διασπορᾷ</w:t>
+      </w:r>
+    </w:p>
+    <w:p>
+      <w:pPr/>
+      <w:r>
+        <w:rPr>
+          <w:lang w:val="gu_IN" w:bidi="gu_IN"/>
+        </w:rPr>
+      </w:r>
+      <w:r>
+        <w:rPr>
+          <w:b/>
+          <w:lang w:val="gu_IN" w:bidi="gu_IN"/>
+        </w:rPr>
         <w:t>"વિખેરાઈ ગયેલા"</w:t>
       </w:r>
     </w:p>
@@ -1467,6 +1527,21 @@
           <w:b/>
           <w:lang w:val="gu_IN" w:bidi="gu_IN"/>
         </w:rPr>
+        <w:t>ἐν τῇ διασπορᾷ</w:t>
+      </w:r>
+    </w:p>
+    <w:p>
+      <w:pPr/>
+      <w:r>
+        <w:rPr>
+          <w:lang w:val="gu_IN" w:bidi="gu_IN"/>
+        </w:rPr>
+      </w:r>
+      <w:r>
+        <w:rPr>
+          <w:b/>
+          <w:lang w:val="gu_IN" w:bidi="gu_IN"/>
+        </w:rPr>
         <w:t>"વિખેરાઈ ગયેલા"</w:t>
       </w:r>
     </w:p>
@@ -1542,6 +1617,21 @@
           <w:b/>
           <w:lang w:val="gu_IN" w:bidi="gu_IN"/>
         </w:rPr>
+        <w:t>χαίρειν</w:t>
+      </w:r>
+    </w:p>
+    <w:p>
+      <w:pPr/>
+      <w:r>
+        <w:rPr>
+          <w:lang w:val="gu_IN" w:bidi="gu_IN"/>
+        </w:rPr>
+      </w:r>
+      <w:r>
+        <w:rPr>
+          <w:b/>
+          <w:lang w:val="gu_IN" w:bidi="gu_IN"/>
+        </w:rPr>
         <w:t>"આનંદ કરો"</w:t>
       </w:r>
     </w:p>
@@ -1617,6 +1707,21 @@
           <w:b/>
           <w:lang w:val="gu_IN" w:bidi="gu_IN"/>
         </w:rPr>
+        <w:t>πᾶσαν χαρὰν ἡγήσασθε</w:t>
+      </w:r>
+    </w:p>
+    <w:p>
+      <w:pPr/>
+      <w:r>
+        <w:rPr>
+          <w:lang w:val="gu_IN" w:bidi="gu_IN"/>
+        </w:rPr>
+      </w:r>
+      <w:r>
+        <w:rPr>
+          <w:b/>
+          <w:lang w:val="gu_IN" w:bidi="gu_IN"/>
+        </w:rPr>
         <w:t>"ત્યારે તે બધામાં સંપૂર્ણ આનંદ માનો"</w:t>
       </w:r>
     </w:p>
@@ -1705,6 +1810,21 @@
           <w:b/>
           <w:lang w:val="gu_IN" w:bidi="gu_IN"/>
         </w:rPr>
+        <w:t>πᾶσαν χαρὰν ἡγήσασθε</w:t>
+      </w:r>
+    </w:p>
+    <w:p>
+      <w:pPr/>
+      <w:r>
+        <w:rPr>
+          <w:lang w:val="gu_IN" w:bidi="gu_IN"/>
+        </w:rPr>
+      </w:r>
+      <w:r>
+        <w:rPr>
+          <w:b/>
+          <w:lang w:val="gu_IN" w:bidi="gu_IN"/>
+        </w:rPr>
         <w:t>"ત્યારે તે બધામાં સંપૂર્ણ આનંદ માનો"</w:t>
       </w:r>
     </w:p>
@@ -1819,6 +1939,21 @@
           <w:b/>
           <w:lang w:val="gu_IN" w:bidi="gu_IN"/>
         </w:rPr>
+        <w:t>ἀδελφοί μου</w:t>
+      </w:r>
+    </w:p>
+    <w:p>
+      <w:pPr/>
+      <w:r>
+        <w:rPr>
+          <w:lang w:val="gu_IN" w:bidi="gu_IN"/>
+        </w:rPr>
+      </w:r>
+      <w:r>
+        <w:rPr>
+          <w:b/>
+          <w:lang w:val="gu_IN" w:bidi="gu_IN"/>
+        </w:rPr>
         <w:t>"મારા ભાઈઓ"</w:t>
       </w:r>
     </w:p>
@@ -1907,6 +2042,21 @@
           <w:b/>
           <w:lang w:val="gu_IN" w:bidi="gu_IN"/>
         </w:rPr>
+        <w:t>ἀδελφοί μου</w:t>
+      </w:r>
+    </w:p>
+    <w:p>
+      <w:pPr/>
+      <w:r>
+        <w:rPr>
+          <w:lang w:val="gu_IN" w:bidi="gu_IN"/>
+        </w:rPr>
+      </w:r>
+      <w:r>
+        <w:rPr>
+          <w:b/>
+          <w:lang w:val="gu_IN" w:bidi="gu_IN"/>
+        </w:rPr>
         <w:t>"મારા ભાઈઓ"</w:t>
       </w:r>
     </w:p>
@@ -2008,6 +2158,21 @@
           <w:b/>
           <w:lang w:val="gu_IN" w:bidi="gu_IN"/>
         </w:rPr>
+        <w:t>περιπέσητε ποικίλοις</w:t>
+      </w:r>
+    </w:p>
+    <w:p>
+      <w:pPr/>
+      <w:r>
+        <w:rPr>
+          <w:lang w:val="gu_IN" w:bidi="gu_IN"/>
+        </w:rPr>
+      </w:r>
+      <w:r>
+        <w:rPr>
+          <w:b/>
+          <w:lang w:val="gu_IN" w:bidi="gu_IN"/>
+        </w:rPr>
         <w:t>"પડો"</w:t>
       </w:r>
     </w:p>
@@ -2103,6 +2268,21 @@
           <w:b/>
           <w:lang w:val="gu_IN" w:bidi="gu_IN"/>
         </w:rPr>
+        <w:t>περιπέσητε</w:t>
+      </w:r>
+    </w:p>
+    <w:p>
+      <w:pPr/>
+      <w:r>
+        <w:rPr>
+          <w:lang w:val="gu_IN" w:bidi="gu_IN"/>
+        </w:rPr>
+      </w:r>
+      <w:r>
+        <w:rPr>
+          <w:b/>
+          <w:lang w:val="gu_IN" w:bidi="gu_IN"/>
+        </w:rPr>
         <w:t>"પડો"</w:t>
       </w:r>
     </w:p>
@@ -2191,6 +2371,21 @@
           <w:b/>
           <w:lang w:val="gu_IN" w:bidi="gu_IN"/>
         </w:rPr>
+        <w:t>γινώσκοντες ὅτι</w:t>
+      </w:r>
+    </w:p>
+    <w:p>
+      <w:pPr/>
+      <w:r>
+        <w:rPr>
+          <w:lang w:val="gu_IN" w:bidi="gu_IN"/>
+        </w:rPr>
+      </w:r>
+      <w:r>
+        <w:rPr>
+          <w:b/>
+          <w:lang w:val="gu_IN" w:bidi="gu_IN"/>
+        </w:rPr>
         <w:t>"એમ જાણીને કે"</w:t>
       </w:r>
     </w:p>
@@ -2254,6 +2449,21 @@
           <w:b/>
           <w:lang w:val="gu_IN" w:bidi="gu_IN"/>
         </w:rPr>
+        <w:t>τὸ δοκίμιον ὑμῶν τῆς πίστεως κατεργάζεται ὑπομονήν</w:t>
+      </w:r>
+    </w:p>
+    <w:p>
+      <w:pPr/>
+      <w:r>
+        <w:rPr>
+          <w:lang w:val="gu_IN" w:bidi="gu_IN"/>
+        </w:rPr>
+      </w:r>
+      <w:r>
+        <w:rPr>
+          <w:b/>
+          <w:lang w:val="gu_IN" w:bidi="gu_IN"/>
+        </w:rPr>
         <w:t>"તમારા વિશ્વાસની પરીક્ષા ધીરજ ઉત્પન્ન કરે છે"</w:t>
       </w:r>
     </w:p>
@@ -2355,6 +2565,21 @@
           <w:b/>
           <w:lang w:val="gu_IN" w:bidi="gu_IN"/>
         </w:rPr>
+        <w:t>ἡ δὲ ὑπομονὴ ἔργον τέλειον ἐχέτω</w:t>
+      </w:r>
+    </w:p>
+    <w:p>
+      <w:pPr/>
+      <w:r>
+        <w:rPr>
+          <w:lang w:val="gu_IN" w:bidi="gu_IN"/>
+        </w:rPr>
+      </w:r>
+      <w:r>
+        <w:rPr>
+          <w:b/>
+          <w:lang w:val="gu_IN" w:bidi="gu_IN"/>
+        </w:rPr>
         <w:t>"પરંતુ ધીરજને &amp; કામ કરવા દો &amp; સંપૂર્ણ થાઓ"</w:t>
       </w:r>
     </w:p>
@@ -2443,6 +2668,21 @@
           <w:b/>
           <w:lang w:val="gu_IN" w:bidi="gu_IN"/>
         </w:rPr>
+        <w:t>τέλειοι καὶ ὁλόκληροι</w:t>
+      </w:r>
+    </w:p>
+    <w:p>
+      <w:pPr/>
+      <w:r>
+        <w:rPr>
+          <w:lang w:val="gu_IN" w:bidi="gu_IN"/>
+        </w:rPr>
+      </w:r>
+      <w:r>
+        <w:rPr>
+          <w:b/>
+          <w:lang w:val="gu_IN" w:bidi="gu_IN"/>
+        </w:rPr>
         <w:t>"પૂરેપૂરું &amp; પરિપક્વ તથા"</w:t>
       </w:r>
     </w:p>
@@ -2633,6 +2873,21 @@
           <w:b/>
           <w:lang w:val="gu_IN" w:bidi="gu_IN"/>
         </w:rPr>
+        <w:t>λείπεται σοφίας</w:t>
+      </w:r>
+    </w:p>
+    <w:p>
+      <w:pPr/>
+      <w:r>
+        <w:rPr>
+          <w:lang w:val="gu_IN" w:bidi="gu_IN"/>
+        </w:rPr>
+      </w:r>
+      <w:r>
+        <w:rPr>
+          <w:b/>
+          <w:lang w:val="gu_IN" w:bidi="gu_IN"/>
+        </w:rPr>
         <w:t>"જ્ઞાનનો અભાવ હોય"</w:t>
       </w:r>
     </w:p>
@@ -2784,6 +3039,21 @@
           <w:b/>
           <w:lang w:val="gu_IN" w:bidi="gu_IN"/>
         </w:rPr>
+        <w:t>δοθήσεται αὐτῷ</w:t>
+      </w:r>
+    </w:p>
+    <w:p>
+      <w:pPr/>
+      <w:r>
+        <w:rPr>
+          <w:lang w:val="gu_IN" w:bidi="gu_IN"/>
+        </w:rPr>
+      </w:r>
+      <w:r>
+        <w:rPr>
+          <w:b/>
+          <w:lang w:val="gu_IN" w:bidi="gu_IN"/>
+        </w:rPr>
         <w:t>"તો તે &amp; તે તેને અપાશે"</w:t>
       </w:r>
     </w:p>
@@ -2859,6 +3129,21 @@
           <w:b/>
           <w:lang w:val="gu_IN" w:bidi="gu_IN"/>
         </w:rPr>
+        <w:t>ἐν πίστει</w:t>
+      </w:r>
+    </w:p>
+    <w:p>
+      <w:pPr/>
+      <w:r>
+        <w:rPr>
+          <w:lang w:val="gu_IN" w:bidi="gu_IN"/>
+        </w:rPr>
+      </w:r>
+      <w:r>
+        <w:rPr>
+          <w:b/>
+          <w:lang w:val="gu_IN" w:bidi="gu_IN"/>
+        </w:rPr>
         <w:t>"વિશ્વાસથી"</w:t>
       </w:r>
     </w:p>
@@ -2934,6 +3219,21 @@
           <w:b/>
           <w:lang w:val="gu_IN" w:bidi="gu_IN"/>
         </w:rPr>
+        <w:t>μηδὲν διακρινόμενος</w:t>
+      </w:r>
+    </w:p>
+    <w:p>
+      <w:pPr/>
+      <w:r>
+        <w:rPr>
+          <w:lang w:val="gu_IN" w:bidi="gu_IN"/>
+        </w:rPr>
+      </w:r>
+      <w:r>
+        <w:rPr>
+          <w:b/>
+          <w:lang w:val="gu_IN" w:bidi="gu_IN"/>
+        </w:rPr>
         <w:t>"કંઈપણ સંદેહ વિના"</w:t>
       </w:r>
     </w:p>
@@ -3022,6 +3322,21 @@
           <w:b/>
           <w:lang w:val="gu_IN" w:bidi="gu_IN"/>
         </w:rPr>
+        <w:t>ἔοικεν κλύδωνι θαλάσσης, ἀνεμιζομένῳ καὶ ῥιπιζομένῳ</w:t>
+      </w:r>
+    </w:p>
+    <w:p>
+      <w:pPr/>
+      <w:r>
+        <w:rPr>
+          <w:lang w:val="gu_IN" w:bidi="gu_IN"/>
+        </w:rPr>
+      </w:r>
+      <w:r>
+        <w:rPr>
+          <w:b/>
+          <w:lang w:val="gu_IN" w:bidi="gu_IN"/>
+        </w:rPr>
         <w:t>"તે પવનથી ઉછળતા તથા અફળાતા સમુદ્રના મોજા જેવો બની ગયો છે"</w:t>
       </w:r>
     </w:p>
@@ -3097,6 +3412,21 @@
           <w:b/>
           <w:lang w:val="gu_IN" w:bidi="gu_IN"/>
         </w:rPr>
+        <w:t>κλύδωνι θαλάσσης, ἀνεμιζομένῳ καὶ ῥιπιζομένῳ</w:t>
+      </w:r>
+    </w:p>
+    <w:p>
+      <w:pPr/>
+      <w:r>
+        <w:rPr>
+          <w:lang w:val="gu_IN" w:bidi="gu_IN"/>
+        </w:rPr>
+      </w:r>
+      <w:r>
+        <w:rPr>
+          <w:b/>
+          <w:lang w:val="gu_IN" w:bidi="gu_IN"/>
+        </w:rPr>
         <w:t>"તે પવનથી ઉછળતા તથા અફળાતા સમુદ્રના મોજા"</w:t>
       </w:r>
     </w:p>
@@ -3342,6 +3672,21 @@
           <w:b/>
           <w:lang w:val="gu_IN" w:bidi="gu_IN"/>
         </w:rPr>
+        <w:t>ἀνὴρ δίψυχος</w:t>
+      </w:r>
+    </w:p>
+    <w:p>
+      <w:pPr/>
+      <w:r>
+        <w:rPr>
+          <w:lang w:val="gu_IN" w:bidi="gu_IN"/>
+        </w:rPr>
+      </w:r>
+      <w:r>
+        <w:rPr>
+          <w:b/>
+          <w:lang w:val="gu_IN" w:bidi="gu_IN"/>
+        </w:rPr>
         <w:t>"બે મનવાળો માણસ"</w:t>
       </w:r>
     </w:p>
@@ -3417,6 +3762,21 @@
           <w:b/>
           <w:lang w:val="gu_IN" w:bidi="gu_IN"/>
         </w:rPr>
+        <w:t>ἀνὴρ δίψυχος</w:t>
+      </w:r>
+    </w:p>
+    <w:p>
+      <w:pPr/>
+      <w:r>
+        <w:rPr>
+          <w:lang w:val="gu_IN" w:bidi="gu_IN"/>
+        </w:rPr>
+      </w:r>
+      <w:r>
+        <w:rPr>
+          <w:b/>
+          <w:lang w:val="gu_IN" w:bidi="gu_IN"/>
+        </w:rPr>
         <w:t>"બે મનવાળો માણસ"</w:t>
       </w:r>
     </w:p>
@@ -3492,6 +3852,21 @@
           <w:b/>
           <w:lang w:val="gu_IN" w:bidi="gu_IN"/>
         </w:rPr>
+        <w:t>ἀκατάστατος ἐν πάσαις ταῖς ὁδοῖς αὐτοῦ</w:t>
+      </w:r>
+    </w:p>
+    <w:p>
+      <w:pPr/>
+      <w:r>
+        <w:rPr>
+          <w:lang w:val="gu_IN" w:bidi="gu_IN"/>
+        </w:rPr>
+      </w:r>
+      <w:r>
+        <w:rPr>
+          <w:b/>
+          <w:lang w:val="gu_IN" w:bidi="gu_IN"/>
+        </w:rPr>
         <w:t>"તેના સર્વ માર્ગોમાં અસ્થિર છે"</w:t>
       </w:r>
     </w:p>
@@ -3637,6 +4012,21 @@
           <w:b/>
           <w:lang w:val="gu_IN" w:bidi="gu_IN"/>
         </w:rPr>
+        <w:t>ὁ ἀδελφὸς ὁ ταπεινὸς</w:t>
+      </w:r>
+    </w:p>
+    <w:p>
+      <w:pPr/>
+      <w:r>
+        <w:rPr>
+          <w:lang w:val="gu_IN" w:bidi="gu_IN"/>
+        </w:rPr>
+      </w:r>
+      <w:r>
+        <w:rPr>
+          <w:b/>
+          <w:lang w:val="gu_IN" w:bidi="gu_IN"/>
+        </w:rPr>
         <w:t>"નિમ્ન દરજ્જાનો ભાઈ &amp; ઉચ્ચ સ્થિતિસ્થાનમાં"</w:t>
       </w:r>
     </w:p>
@@ -3725,6 +4115,21 @@
           <w:b/>
           <w:lang w:val="gu_IN" w:bidi="gu_IN"/>
         </w:rPr>
+        <w:t>ἀδελφὸς</w:t>
+      </w:r>
+    </w:p>
+    <w:p>
+      <w:pPr/>
+      <w:r>
+        <w:rPr>
+          <w:lang w:val="gu_IN" w:bidi="gu_IN"/>
+        </w:rPr>
+      </w:r>
+      <w:r>
+        <w:rPr>
+          <w:b/>
+          <w:lang w:val="gu_IN" w:bidi="gu_IN"/>
+        </w:rPr>
         <w:t>"ભાઈ"</w:t>
       </w:r>
     </w:p>
@@ -3813,6 +4218,21 @@
           <w:b/>
           <w:lang w:val="gu_IN" w:bidi="gu_IN"/>
         </w:rPr>
+        <w:t>τῷ ὕψει αὐτοῦ</w:t>
+      </w:r>
+    </w:p>
+    <w:p>
+      <w:pPr/>
+      <w:r>
+        <w:rPr>
+          <w:lang w:val="gu_IN" w:bidi="gu_IN"/>
+        </w:rPr>
+      </w:r>
+      <w:r>
+        <w:rPr>
+          <w:b/>
+          <w:lang w:val="gu_IN" w:bidi="gu_IN"/>
+        </w:rPr>
         <w:t>"ઉચ્ચ સ્થિતિસ્થાનમાં અભિમાન કરે"</w:t>
       </w:r>
     </w:p>
@@ -3901,6 +4321,21 @@
           <w:b/>
           <w:lang w:val="gu_IN" w:bidi="gu_IN"/>
         </w:rPr>
+        <w:t>τῷ ὕψει αὐτοῦ</w:t>
+      </w:r>
+    </w:p>
+    <w:p>
+      <w:pPr/>
+      <w:r>
+        <w:rPr>
+          <w:lang w:val="gu_IN" w:bidi="gu_IN"/>
+        </w:rPr>
+      </w:r>
+      <w:r>
+        <w:rPr>
+          <w:b/>
+          <w:lang w:val="gu_IN" w:bidi="gu_IN"/>
+        </w:rPr>
         <w:t>"ઉચ્ચ સ્થિતિસ્થાનમાં અભિમાન કરે"</w:t>
       </w:r>
     </w:p>
@@ -3976,6 +4411,21 @@
           <w:b/>
           <w:lang w:val="gu_IN" w:bidi="gu_IN"/>
         </w:rPr>
+        <w:t>ὁ δὲ πλούσιος, ἐν τῇ ταπεινώσει αὐτοῦ</w:t>
+      </w:r>
+    </w:p>
+    <w:p>
+      <w:pPr/>
+      <w:r>
+        <w:rPr>
+          <w:lang w:val="gu_IN" w:bidi="gu_IN"/>
+        </w:rPr>
+      </w:r>
+      <w:r>
+        <w:rPr>
+          <w:b/>
+          <w:lang w:val="gu_IN" w:bidi="gu_IN"/>
+        </w:rPr>
         <w:t>"પરંતુ શ્રીમંત પોતાના નિમ્ન સ્થિતિસ્થાનમાં &amp; ઘાસના &amp; તે"</w:t>
       </w:r>
     </w:p>
@@ -4051,6 +4501,21 @@
           <w:b/>
           <w:lang w:val="gu_IN" w:bidi="gu_IN"/>
         </w:rPr>
+        <w:t>ὁ &amp; πλούσιος</w:t>
+      </w:r>
+    </w:p>
+    <w:p>
+      <w:pPr/>
+      <w:r>
+        <w:rPr>
+          <w:lang w:val="gu_IN" w:bidi="gu_IN"/>
+        </w:rPr>
+      </w:r>
+      <w:r>
+        <w:rPr>
+          <w:b/>
+          <w:lang w:val="gu_IN" w:bidi="gu_IN"/>
+        </w:rPr>
         <w:t>"શ્રીમંત"</w:t>
       </w:r>
     </w:p>
@@ -4139,6 +4604,21 @@
           <w:b/>
           <w:lang w:val="gu_IN" w:bidi="gu_IN"/>
         </w:rPr>
+        <w:t>τῇ ταπεινώσει αὐτοῦ</w:t>
+      </w:r>
+    </w:p>
+    <w:p>
+      <w:pPr/>
+      <w:r>
+        <w:rPr>
+          <w:lang w:val="gu_IN" w:bidi="gu_IN"/>
+        </w:rPr>
+      </w:r>
+      <w:r>
+        <w:rPr>
+          <w:b/>
+          <w:lang w:val="gu_IN" w:bidi="gu_IN"/>
+        </w:rPr>
         <w:t>"નિમ્ન સ્થિતિસ્થાનમાં &amp; ઘાસના &amp; તે"</w:t>
       </w:r>
     </w:p>
@@ -4227,6 +4707,21 @@
           <w:b/>
           <w:lang w:val="gu_IN" w:bidi="gu_IN"/>
         </w:rPr>
+        <w:t>τῇ ταπεινώσει αὐτοῦ</w:t>
+      </w:r>
+    </w:p>
+    <w:p>
+      <w:pPr/>
+      <w:r>
+        <w:rPr>
+          <w:lang w:val="gu_IN" w:bidi="gu_IN"/>
+        </w:rPr>
+      </w:r>
+      <w:r>
+        <w:rPr>
+          <w:b/>
+          <w:lang w:val="gu_IN" w:bidi="gu_IN"/>
+        </w:rPr>
         <w:t>"નિમ્ન સ્થિતિસ્થાનમાં &amp; ઘાસના &amp; તે"</w:t>
       </w:r>
     </w:p>
@@ -4302,6 +4797,21 @@
           <w:b/>
           <w:lang w:val="gu_IN" w:bidi="gu_IN"/>
         </w:rPr>
+        <w:t>τῇ ταπεινώσει αὐτοῦ</w:t>
+      </w:r>
+    </w:p>
+    <w:p>
+      <w:pPr/>
+      <w:r>
+        <w:rPr>
+          <w:lang w:val="gu_IN" w:bidi="gu_IN"/>
+        </w:rPr>
+      </w:r>
+      <w:r>
+        <w:rPr>
+          <w:b/>
+          <w:lang w:val="gu_IN" w:bidi="gu_IN"/>
+        </w:rPr>
         <w:t>"નિમ્ન સ્થિતિસ્થાનમાં &amp; ઘાસના &amp; તે"</w:t>
       </w:r>
     </w:p>
@@ -4452,6 +4962,21 @@
           <w:b/>
           <w:lang w:val="gu_IN" w:bidi="gu_IN"/>
         </w:rPr>
+        <w:t>ὡς ἄνθος χόρτου</w:t>
+      </w:r>
+    </w:p>
+    <w:p>
+      <w:pPr/>
+      <w:r>
+        <w:rPr>
+          <w:lang w:val="gu_IN" w:bidi="gu_IN"/>
+        </w:rPr>
+      </w:r>
+      <w:r>
+        <w:rPr>
+          <w:b/>
+          <w:lang w:val="gu_IN" w:bidi="gu_IN"/>
+        </w:rPr>
         <w:t>"ઘાસના ફૂલની જેમ"</w:t>
       </w:r>
     </w:p>
@@ -4678,6 +5203,21 @@
           <w:b/>
           <w:lang w:val="gu_IN" w:bidi="gu_IN"/>
         </w:rPr>
+        <w:t>γὰρ</w:t>
+      </w:r>
+    </w:p>
+    <w:p>
+      <w:pPr/>
+      <w:r>
+        <w:rPr>
+          <w:lang w:val="gu_IN" w:bidi="gu_IN"/>
+        </w:rPr>
+      </w:r>
+      <w:r>
+        <w:rPr>
+          <w:b/>
+          <w:lang w:val="gu_IN" w:bidi="gu_IN"/>
+        </w:rPr>
         <w:t>"કારણ કે"</w:t>
       </w:r>
     </w:p>
@@ -4753,6 +5293,21 @@
           <w:b/>
           <w:lang w:val="gu_IN" w:bidi="gu_IN"/>
         </w:rPr>
+        <w:t>σὺν τῷ καύσωνι</w:t>
+      </w:r>
+    </w:p>
+    <w:p>
+      <w:pPr/>
+      <w:r>
+        <w:rPr>
+          <w:lang w:val="gu_IN" w:bidi="gu_IN"/>
+        </w:rPr>
+      </w:r>
+      <w:r>
+        <w:rPr>
+          <w:b/>
+          <w:lang w:val="gu_IN" w:bidi="gu_IN"/>
+        </w:rPr>
         <w:t>"ગરમી સાથે &amp; ઘાસ"</w:t>
       </w:r>
     </w:p>
@@ -4829,6 +5384,21 @@
           <w:b/>
           <w:lang w:val="gu_IN" w:bidi="gu_IN"/>
         </w:rPr>
+        <w:t>ἡ εὐπρέπεια τοῦ προσώπου αὐτοῦ ἀπώλετο</w:t>
+      </w:r>
+    </w:p>
+    <w:p>
+      <w:pPr/>
+      <w:r>
+        <w:rPr>
+          <w:lang w:val="gu_IN" w:bidi="gu_IN"/>
+        </w:rPr>
+      </w:r>
+      <w:r>
+        <w:rPr>
+          <w:b/>
+          <w:lang w:val="gu_IN" w:bidi="gu_IN"/>
+        </w:rPr>
         <w:t>"તેનું ફૂલ &amp; છે &amp; સૌંદર્યની શોભા નાશ પામે છે"</w:t>
       </w:r>
     </w:p>
@@ -5119,6 +5689,21 @@
           <w:b/>
           <w:lang w:val="gu_IN" w:bidi="gu_IN"/>
         </w:rPr>
+        <w:t>οὕτως καὶ</w:t>
+      </w:r>
+    </w:p>
+    <w:p>
+      <w:pPr/>
+      <w:r>
+        <w:rPr>
+          <w:lang w:val="gu_IN" w:bidi="gu_IN"/>
+        </w:rPr>
+      </w:r>
+      <w:r>
+        <w:rPr>
+          <w:b/>
+          <w:lang w:val="gu_IN" w:bidi="gu_IN"/>
+        </w:rPr>
         <w:t>"એમ જ"</w:t>
       </w:r>
     </w:p>
@@ -5207,6 +5792,21 @@
           <w:b/>
           <w:lang w:val="gu_IN" w:bidi="gu_IN"/>
         </w:rPr>
+        <w:t>ὁ πλούσιος</w:t>
+      </w:r>
+    </w:p>
+    <w:p>
+      <w:pPr/>
+      <w:r>
+        <w:rPr>
+          <w:lang w:val="gu_IN" w:bidi="gu_IN"/>
+        </w:rPr>
+      </w:r>
+      <w:r>
+        <w:rPr>
+          <w:b/>
+          <w:lang w:val="gu_IN" w:bidi="gu_IN"/>
+        </w:rPr>
         <w:t>"શ્રીમંત"</w:t>
       </w:r>
     </w:p>
@@ -5295,6 +5895,21 @@
           <w:b/>
           <w:lang w:val="gu_IN" w:bidi="gu_IN"/>
         </w:rPr>
+        <w:t>μαρανθήσεται</w:t>
+      </w:r>
+    </w:p>
+    <w:p>
+      <w:pPr/>
+      <w:r>
+        <w:rPr>
+          <w:lang w:val="gu_IN" w:bidi="gu_IN"/>
+        </w:rPr>
+      </w:r>
+      <w:r>
+        <w:rPr>
+          <w:b/>
+          <w:lang w:val="gu_IN" w:bidi="gu_IN"/>
+        </w:rPr>
         <w:t>"સુકાઈ જશે"</w:t>
       </w:r>
     </w:p>
@@ -5390,6 +6005,21 @@
           <w:b/>
           <w:lang w:val="gu_IN" w:bidi="gu_IN"/>
         </w:rPr>
+        <w:t>ἐν ταῖς πορείαις αὐτοῦ</w:t>
+      </w:r>
+    </w:p>
+    <w:p>
+      <w:pPr/>
+      <w:r>
+        <w:rPr>
+          <w:lang w:val="gu_IN" w:bidi="gu_IN"/>
+        </w:rPr>
+      </w:r>
+      <w:r>
+        <w:rPr>
+          <w:b/>
+          <w:lang w:val="gu_IN" w:bidi="gu_IN"/>
+        </w:rPr>
         <w:t>"પણ તેના પ્રવાસમાં"</w:t>
       </w:r>
     </w:p>
@@ -5472,6 +6102,21 @@
           <w:b/>
           <w:lang w:val="gu_IN" w:bidi="gu_IN"/>
         </w:rPr>
+        <w:t>μακάριος ἀνὴρ ὃς ὑπομένει πειρασμόν</w:t>
+      </w:r>
+    </w:p>
+    <w:p>
+      <w:pPr/>
+      <w:r>
+        <w:rPr>
+          <w:lang w:val="gu_IN" w:bidi="gu_IN"/>
+        </w:rPr>
+      </w:r>
+      <w:r>
+        <w:rPr>
+          <w:b/>
+          <w:lang w:val="gu_IN" w:bidi="gu_IN"/>
+        </w:rPr>
         <w:t>"જે પરીક્ષણમાં પાર ઉતરે છે તે માણસ ધન્ય"</w:t>
       </w:r>
     </w:p>
@@ -5554,6 +6199,21 @@
           <w:b/>
           <w:lang w:val="gu_IN" w:bidi="gu_IN"/>
         </w:rPr>
+        <w:t>ἀνὴρ</w:t>
+      </w:r>
+    </w:p>
+    <w:p>
+      <w:pPr/>
+      <w:r>
+        <w:rPr>
+          <w:lang w:val="gu_IN" w:bidi="gu_IN"/>
+        </w:rPr>
+      </w:r>
+      <w:r>
+        <w:rPr>
+          <w:b/>
+          <w:lang w:val="gu_IN" w:bidi="gu_IN"/>
+        </w:rPr>
         <w:t>"તે માણસ"</w:t>
       </w:r>
     </w:p>
@@ -5642,6 +6302,21 @@
           <w:b/>
           <w:lang w:val="gu_IN" w:bidi="gu_IN"/>
         </w:rPr>
+        <w:t>ὑπομένει πειρασμόν</w:t>
+      </w:r>
+    </w:p>
+    <w:p>
+      <w:pPr/>
+      <w:r>
+        <w:rPr>
+          <w:lang w:val="gu_IN" w:bidi="gu_IN"/>
+        </w:rPr>
+      </w:r>
+      <w:r>
+        <w:rPr>
+          <w:b/>
+          <w:lang w:val="gu_IN" w:bidi="gu_IN"/>
+        </w:rPr>
         <w:t>"પરીક્ષણમાં પાર ઉતરે છે"</w:t>
       </w:r>
     </w:p>
@@ -5731,6 +6406,21 @@
           <w:b/>
           <w:lang w:val="gu_IN" w:bidi="gu_IN"/>
         </w:rPr>
+        <w:t>δόκιμος γενόμενος</w:t>
+      </w:r>
+    </w:p>
+    <w:p>
+      <w:pPr/>
+      <w:r>
+        <w:rPr>
+          <w:lang w:val="gu_IN" w:bidi="gu_IN"/>
+        </w:rPr>
+      </w:r>
+      <w:r>
+        <w:rPr>
+          <w:b/>
+          <w:lang w:val="gu_IN" w:bidi="gu_IN"/>
+        </w:rPr>
         <w:t>"તેમાંથી પાર ઉતર્યા પછી &amp; પોતાના પર"</w:t>
       </w:r>
     </w:p>
@@ -5957,6 +6647,21 @@
           <w:b/>
           <w:lang w:val="gu_IN" w:bidi="gu_IN"/>
         </w:rPr>
+        <w:t>λήμψεται τὸν στέφανον τῆς ζωῆς</w:t>
+      </w:r>
+    </w:p>
+    <w:p>
+      <w:pPr/>
+      <w:r>
+        <w:rPr>
+          <w:lang w:val="gu_IN" w:bidi="gu_IN"/>
+        </w:rPr>
+      </w:r>
+      <w:r>
+        <w:rPr>
+          <w:b/>
+          <w:lang w:val="gu_IN" w:bidi="gu_IN"/>
+        </w:rPr>
         <w:t>"જીવનનો મુગટ પ્રાપ્ત કરશે &amp; પ્રેમ કરનારાઓને"</w:t>
       </w:r>
     </w:p>
@@ -6120,6 +6825,21 @@
           <w:b/>
           <w:lang w:val="gu_IN" w:bidi="gu_IN"/>
         </w:rPr>
+        <w:t>ἀπὸ Θεοῦ πειράζομαι</w:t>
+      </w:r>
+    </w:p>
+    <w:p>
+      <w:pPr/>
+      <w:r>
+        <w:rPr>
+          <w:lang w:val="gu_IN" w:bidi="gu_IN"/>
+        </w:rPr>
+      </w:r>
+      <w:r>
+        <w:rPr>
+          <w:b/>
+          <w:lang w:val="gu_IN" w:bidi="gu_IN"/>
+        </w:rPr>
         <w:t>"મને &amp; લલચાવ્યો &amp; દુષ્ટતા દ્વારા ઈશ્વરનું પરીક્ષણ થતું નથી"</w:t>
       </w:r>
     </w:p>
@@ -6195,6 +6915,21 @@
           <w:b/>
           <w:lang w:val="gu_IN" w:bidi="gu_IN"/>
         </w:rPr>
+        <w:t>ὁ &amp; Θεὸς ἀπείραστός ἐστιν κακῶν</w:t>
+      </w:r>
+    </w:p>
+    <w:p>
+      <w:pPr/>
+      <w:r>
+        <w:rPr>
+          <w:lang w:val="gu_IN" w:bidi="gu_IN"/>
+        </w:rPr>
+      </w:r>
+      <w:r>
+        <w:rPr>
+          <w:b/>
+          <w:lang w:val="gu_IN" w:bidi="gu_IN"/>
+        </w:rPr>
         <w:t>"ઈશ્વરે &amp; છે &amp; દુષ્ટતા દ્વારા ઈશ્વરનું પરીક્ષણ થતું નથી &amp; સ્વયં કોઈનું પરીક્ષણ કરતા નથી"</w:t>
       </w:r>
     </w:p>
@@ -6334,6 +7069,21 @@
           <w:b/>
           <w:lang w:val="gu_IN" w:bidi="gu_IN"/>
         </w:rPr>
+        <w:t>δὲ</w:t>
+      </w:r>
+    </w:p>
+    <w:p>
+      <w:pPr/>
+      <w:r>
+        <w:rPr>
+          <w:lang w:val="gu_IN" w:bidi="gu_IN"/>
+        </w:rPr>
+      </w:r>
+      <w:r>
+        <w:rPr>
+          <w:b/>
+          <w:lang w:val="gu_IN" w:bidi="gu_IN"/>
+        </w:rPr>
         <w:t>"પરંતુ"</w:t>
       </w:r>
     </w:p>
@@ -6586,6 +7336,21 @@
           <w:b/>
           <w:lang w:val="gu_IN" w:bidi="gu_IN"/>
         </w:rPr>
+        <w:t>ἐξελκόμενος καὶ δελεαζόμενος</w:t>
+      </w:r>
+    </w:p>
+    <w:p>
+      <w:pPr/>
+      <w:r>
+        <w:rPr>
+          <w:lang w:val="gu_IN" w:bidi="gu_IN"/>
+        </w:rPr>
+      </w:r>
+      <w:r>
+        <w:rPr>
+          <w:b/>
+          <w:lang w:val="gu_IN" w:bidi="gu_IN"/>
+        </w:rPr>
         <w:t>"ખેંચાઇને તથા લલચાઈને"</w:t>
       </w:r>
     </w:p>
@@ -6687,6 +7452,21 @@
           <w:b/>
           <w:lang w:val="gu_IN" w:bidi="gu_IN"/>
         </w:rPr>
+        <w:t>ἐξελκόμενος καὶ δελεαζόμενος</w:t>
+      </w:r>
+    </w:p>
+    <w:p>
+      <w:pPr/>
+      <w:r>
+        <w:rPr>
+          <w:lang w:val="gu_IN" w:bidi="gu_IN"/>
+        </w:rPr>
+      </w:r>
+      <w:r>
+        <w:rPr>
+          <w:b/>
+          <w:lang w:val="gu_IN" w:bidi="gu_IN"/>
+        </w:rPr>
         <w:t>"ખેંચાઇને તથા લલચાઈને"</w:t>
       </w:r>
     </w:p>
@@ -6762,6 +7542,21 @@
           <w:b/>
           <w:lang w:val="gu_IN" w:bidi="gu_IN"/>
         </w:rPr>
+        <w:t>εἶτα ἡ ἐπιθυμία συλλαβοῦσα τίκτει ἁμαρτίαν</w:t>
+      </w:r>
+    </w:p>
+    <w:p>
+      <w:pPr/>
+      <w:r>
+        <w:rPr>
+          <w:lang w:val="gu_IN" w:bidi="gu_IN"/>
+        </w:rPr>
+      </w:r>
+      <w:r>
+        <w:rPr>
+          <w:b/>
+          <w:lang w:val="gu_IN" w:bidi="gu_IN"/>
+        </w:rPr>
         <w:t>"ત્યારબાદ ઈચ્છા ગર્ભ ધરીને &amp; જન્મ આપે છે &amp; પાપ"</w:t>
       </w:r>
     </w:p>
@@ -6850,6 +7645,21 @@
           <w:b/>
           <w:lang w:val="gu_IN" w:bidi="gu_IN"/>
         </w:rPr>
+        <w:t>εἶτα ἡ ἐπιθυμία συλλαβοῦσα τίκτει ἁμαρτίαν</w:t>
+      </w:r>
+    </w:p>
+    <w:p>
+      <w:pPr/>
+      <w:r>
+        <w:rPr>
+          <w:lang w:val="gu_IN" w:bidi="gu_IN"/>
+        </w:rPr>
+      </w:r>
+      <w:r>
+        <w:rPr>
+          <w:b/>
+          <w:lang w:val="gu_IN" w:bidi="gu_IN"/>
+        </w:rPr>
         <w:t>"ત્યારબાદ ઈચ્છા ગર્ભ ધરીને &amp; જન્મ આપે છે &amp; પાપ"</w:t>
       </w:r>
     </w:p>
@@ -7026,6 +7836,21 @@
           <w:b/>
           <w:lang w:val="gu_IN" w:bidi="gu_IN"/>
         </w:rPr>
+        <w:t>ἀποκύει θάνατον</w:t>
+      </w:r>
+    </w:p>
+    <w:p>
+      <w:pPr/>
+      <w:r>
+        <w:rPr>
+          <w:lang w:val="gu_IN" w:bidi="gu_IN"/>
+        </w:rPr>
+      </w:r>
+      <w:r>
+        <w:rPr>
+          <w:b/>
+          <w:lang w:val="gu_IN" w:bidi="gu_IN"/>
+        </w:rPr>
         <w:t>"મરણને જન્મ આપે છે"</w:t>
       </w:r>
     </w:p>
@@ -7114,6 +7939,21 @@
           <w:b/>
           <w:lang w:val="gu_IN" w:bidi="gu_IN"/>
         </w:rPr>
+        <w:t>μὴ πλανᾶσθε</w:t>
+      </w:r>
+    </w:p>
+    <w:p>
+      <w:pPr/>
+      <w:r>
+        <w:rPr>
+          <w:lang w:val="gu_IN" w:bidi="gu_IN"/>
+        </w:rPr>
+      </w:r>
+      <w:r>
+        <w:rPr>
+          <w:b/>
+          <w:lang w:val="gu_IN" w:bidi="gu_IN"/>
+        </w:rPr>
         <w:t>"તમે ગેરમાર્ગે દોરાશો નહીં"</w:t>
       </w:r>
     </w:p>
@@ -7189,6 +8029,21 @@
           <w:b/>
           <w:lang w:val="gu_IN" w:bidi="gu_IN"/>
         </w:rPr>
+        <w:t>μὴ πλανᾶσθε</w:t>
+      </w:r>
+    </w:p>
+    <w:p>
+      <w:pPr/>
+      <w:r>
+        <w:rPr>
+          <w:lang w:val="gu_IN" w:bidi="gu_IN"/>
+        </w:rPr>
+      </w:r>
+      <w:r>
+        <w:rPr>
+          <w:b/>
+          <w:lang w:val="gu_IN" w:bidi="gu_IN"/>
+        </w:rPr>
         <w:t>"તમે ગેરમાર્ગે દોરાશો નહીં"</w:t>
       </w:r>
     </w:p>
@@ -7250,6 +8105,21 @@
         <w:rPr>
           <w:lang w:val="gu_IN" w:bidi="gu_IN"/>
         </w:rPr>
+      </w:r>
+    </w:p>
+    <w:p>
+      <w:pPr/>
+      <w:r>
+        <w:rPr>
+          <w:lang w:val="gu_IN" w:bidi="gu_IN"/>
+        </w:rPr>
+      </w:r>
+      <w:r>
+        <w:rPr>
+          <w:b/>
+          <w:lang w:val="gu_IN" w:bidi="gu_IN"/>
+        </w:rPr>
+        <w:t>μὴ πλανᾶσθε</w:t>
       </w:r>
     </w:p>
     <w:p>
@@ -7521,6 +8391,21 @@
           <w:b/>
           <w:lang w:val="gu_IN" w:bidi="gu_IN"/>
         </w:rPr>
+        <w:t>πᾶσα δόσις ἀγαθὴ, καὶ πᾶν δώρημα τέλειον, ἄνωθέν ἐστιν</w:t>
+      </w:r>
+    </w:p>
+    <w:p>
+      <w:pPr/>
+      <w:r>
+        <w:rPr>
+          <w:lang w:val="gu_IN" w:bidi="gu_IN"/>
+        </w:rPr>
+      </w:r>
+      <w:r>
+        <w:rPr>
+          <w:b/>
+          <w:lang w:val="gu_IN" w:bidi="gu_IN"/>
+        </w:rPr>
         <w:t>"દરેક ઉત્તમ દાન તથા દરેક સંપૂર્ણ દાન ઉપરથી છે"</w:t>
       </w:r>
     </w:p>
@@ -7647,6 +8532,21 @@
           <w:b/>
           <w:lang w:val="gu_IN" w:bidi="gu_IN"/>
         </w:rPr>
+        <w:t>καταβαῖνον ἀπὸ</w:t>
+      </w:r>
+    </w:p>
+    <w:p>
+      <w:pPr/>
+      <w:r>
+        <w:rPr>
+          <w:lang w:val="gu_IN" w:bidi="gu_IN"/>
+        </w:rPr>
+      </w:r>
+      <w:r>
+        <w:rPr>
+          <w:b/>
+          <w:lang w:val="gu_IN" w:bidi="gu_IN"/>
+        </w:rPr>
         <w:t>"પાસેથી આવે"</w:t>
       </w:r>
     </w:p>
@@ -7735,6 +8635,21 @@
           <w:b/>
           <w:lang w:val="gu_IN" w:bidi="gu_IN"/>
         </w:rPr>
+        <w:t>τοῦ Πατρὸς τῶν φώτων</w:t>
+      </w:r>
+    </w:p>
+    <w:p>
+      <w:pPr/>
+      <w:r>
+        <w:rPr>
+          <w:lang w:val="gu_IN" w:bidi="gu_IN"/>
+        </w:rPr>
+      </w:r>
+      <w:r>
+        <w:rPr>
+          <w:b/>
+          <w:lang w:val="gu_IN" w:bidi="gu_IN"/>
+        </w:rPr>
         <w:t>"પ્રકાશોના પિતા &amp; છે"</w:t>
       </w:r>
     </w:p>
@@ -7836,6 +8751,21 @@
           <w:b/>
           <w:lang w:val="gu_IN" w:bidi="gu_IN"/>
         </w:rPr>
+        <w:t>παρ’ ᾧ οὐκ ἔνι παραλλαγὴ ἢ τροπῆς ἀποσκίασμα</w:t>
+      </w:r>
+    </w:p>
+    <w:p>
+      <w:pPr/>
+      <w:r>
+        <w:rPr>
+          <w:lang w:val="gu_IN" w:bidi="gu_IN"/>
+        </w:rPr>
+      </w:r>
+      <w:r>
+        <w:rPr>
+          <w:b/>
+          <w:lang w:val="gu_IN" w:bidi="gu_IN"/>
+        </w:rPr>
         <w:t>"જેમનામાં કોઈ બદલાવ નથી અથવા ફરવાથી પડછાયો નથી"</w:t>
       </w:r>
     </w:p>
@@ -7950,6 +8880,21 @@
           <w:b/>
           <w:lang w:val="gu_IN" w:bidi="gu_IN"/>
         </w:rPr>
+        <w:t>τροπῆς ἀποσκίασμα</w:t>
+      </w:r>
+    </w:p>
+    <w:p>
+      <w:pPr/>
+      <w:r>
+        <w:rPr>
+          <w:lang w:val="gu_IN" w:bidi="gu_IN"/>
+        </w:rPr>
+      </w:r>
+      <w:r>
+        <w:rPr>
+          <w:b/>
+          <w:lang w:val="gu_IN" w:bidi="gu_IN"/>
+        </w:rPr>
         <w:t>"ફરવાથી પડછાયો નથી"</w:t>
       </w:r>
     </w:p>
@@ -8051,6 +8996,21 @@
           <w:b/>
           <w:lang w:val="gu_IN" w:bidi="gu_IN"/>
         </w:rPr>
+        <w:t>τροπῆς ἀποσκίασμα</w:t>
+      </w:r>
+    </w:p>
+    <w:p>
+      <w:pPr/>
+      <w:r>
+        <w:rPr>
+          <w:lang w:val="gu_IN" w:bidi="gu_IN"/>
+        </w:rPr>
+      </w:r>
+      <w:r>
+        <w:rPr>
+          <w:b/>
+          <w:lang w:val="gu_IN" w:bidi="gu_IN"/>
+        </w:rPr>
         <w:t>"ફરવાથી પડછાયો નથી"</w:t>
       </w:r>
     </w:p>
@@ -8365,6 +9325,21 @@
           <w:b/>
           <w:lang w:val="gu_IN" w:bidi="gu_IN"/>
         </w:rPr>
+        <w:t>ἡμᾶς &amp; ἡμᾶς</w:t>
+      </w:r>
+    </w:p>
+    <w:p>
+      <w:pPr/>
+      <w:r>
+        <w:rPr>
+          <w:lang w:val="gu_IN" w:bidi="gu_IN"/>
+        </w:rPr>
+      </w:r>
+      <w:r>
+        <w:rPr>
+          <w:b/>
+          <w:lang w:val="gu_IN" w:bidi="gu_IN"/>
+        </w:rPr>
         <w:t>"આપણને &amp; આપણે"</w:t>
       </w:r>
     </w:p>
@@ -8561,6 +9536,21 @@
           <w:b/>
           <w:lang w:val="gu_IN" w:bidi="gu_IN"/>
         </w:rPr>
+        <w:t>λόγῳ ἀληθείας</w:t>
+      </w:r>
+    </w:p>
+    <w:p>
+      <w:pPr/>
+      <w:r>
+        <w:rPr>
+          <w:lang w:val="gu_IN" w:bidi="gu_IN"/>
+        </w:rPr>
+      </w:r>
+      <w:r>
+        <w:rPr>
+          <w:b/>
+          <w:lang w:val="gu_IN" w:bidi="gu_IN"/>
+        </w:rPr>
         <w:t>"સત્યના વચન દ્વારા"</w:t>
       </w:r>
     </w:p>
@@ -8649,6 +9639,21 @@
           <w:b/>
           <w:lang w:val="gu_IN" w:bidi="gu_IN"/>
         </w:rPr>
+        <w:t>λόγῳ ἀληθείας</w:t>
+      </w:r>
+    </w:p>
+    <w:p>
+      <w:pPr/>
+      <w:r>
+        <w:rPr>
+          <w:lang w:val="gu_IN" w:bidi="gu_IN"/>
+        </w:rPr>
+      </w:r>
+      <w:r>
+        <w:rPr>
+          <w:b/>
+          <w:lang w:val="gu_IN" w:bidi="gu_IN"/>
+        </w:rPr>
         <w:t>"સત્યના વચન દ્વારા"</w:t>
       </w:r>
     </w:p>
@@ -8737,6 +9742,21 @@
           <w:b/>
           <w:lang w:val="gu_IN" w:bidi="gu_IN"/>
         </w:rPr>
+        <w:t>λόγῳ ἀληθείας</w:t>
+      </w:r>
+    </w:p>
+    <w:p>
+      <w:pPr/>
+      <w:r>
+        <w:rPr>
+          <w:lang w:val="gu_IN" w:bidi="gu_IN"/>
+        </w:rPr>
+      </w:r>
+      <w:r>
+        <w:rPr>
+          <w:b/>
+          <w:lang w:val="gu_IN" w:bidi="gu_IN"/>
+        </w:rPr>
         <w:t>"સત્યના વચન દ્વારા"</w:t>
       </w:r>
     </w:p>
@@ -8900,6 +9920,21 @@
           <w:b/>
           <w:lang w:val="gu_IN" w:bidi="gu_IN"/>
         </w:rPr>
+        <w:t>ἀπαρχήν τινα τῶν αὐτοῦ κτισμάτων</w:t>
+      </w:r>
+    </w:p>
+    <w:p>
+      <w:pPr/>
+      <w:r>
+        <w:rPr>
+          <w:lang w:val="gu_IN" w:bidi="gu_IN"/>
+        </w:rPr>
+      </w:r>
+      <w:r>
+        <w:rPr>
+          <w:b/>
+          <w:lang w:val="gu_IN" w:bidi="gu_IN"/>
+        </w:rPr>
         <w:t>"તેમણે સત્યના વચન દ્વારા &amp; તેમના જીવોમાંના પ્રથમફળ"</w:t>
       </w:r>
     </w:p>
@@ -8988,6 +10023,21 @@
           <w:b/>
           <w:lang w:val="gu_IN" w:bidi="gu_IN"/>
         </w:rPr>
+        <w:t>ἀπαρχήν τινα τῶν αὐτοῦ κτισμάτων</w:t>
+      </w:r>
+    </w:p>
+    <w:p>
+      <w:pPr/>
+      <w:r>
+        <w:rPr>
+          <w:lang w:val="gu_IN" w:bidi="gu_IN"/>
+        </w:rPr>
+      </w:r>
+      <w:r>
+        <w:rPr>
+          <w:b/>
+          <w:lang w:val="gu_IN" w:bidi="gu_IN"/>
+        </w:rPr>
         <w:t>"તેમણે સત્યના વચન દ્વારા &amp; તેમના જીવોમાંના પ્રથમફળ"</w:t>
       </w:r>
     </w:p>
@@ -9062,6 +10112,21 @@
         <w:rPr>
           <w:lang w:val="gu_IN" w:bidi="gu_IN"/>
         </w:rPr>
+      </w:r>
+    </w:p>
+    <w:p>
+      <w:pPr/>
+      <w:r>
+        <w:rPr>
+          <w:lang w:val="gu_IN" w:bidi="gu_IN"/>
+        </w:rPr>
+      </w:r>
+      <w:r>
+        <w:rPr>
+          <w:b/>
+          <w:lang w:val="gu_IN" w:bidi="gu_IN"/>
+        </w:rPr>
+        <w:t>ἴστε</w:t>
       </w:r>
     </w:p>
     <w:p>
@@ -9245,6 +10310,21 @@
           <w:b/>
           <w:lang w:val="gu_IN" w:bidi="gu_IN"/>
         </w:rPr>
+        <w:t>δὲ</w:t>
+      </w:r>
+    </w:p>
+    <w:p>
+      <w:pPr/>
+      <w:r>
+        <w:rPr>
+          <w:lang w:val="gu_IN" w:bidi="gu_IN"/>
+        </w:rPr>
+      </w:r>
+      <w:r>
+        <w:rPr>
+          <w:b/>
+          <w:lang w:val="gu_IN" w:bidi="gu_IN"/>
+        </w:rPr>
         <w:t>"દરેક માણસ"</w:t>
       </w:r>
     </w:p>
@@ -9487,6 +10567,21 @@
           <w:b/>
           <w:lang w:val="gu_IN" w:bidi="gu_IN"/>
         </w:rPr>
+        <w:t>πᾶς ἄνθρωπος</w:t>
+      </w:r>
+    </w:p>
+    <w:p>
+      <w:pPr/>
+      <w:r>
+        <w:rPr>
+          <w:lang w:val="gu_IN" w:bidi="gu_IN"/>
+        </w:rPr>
+      </w:r>
+      <w:r>
+        <w:rPr>
+          <w:b/>
+          <w:lang w:val="gu_IN" w:bidi="gu_IN"/>
+        </w:rPr>
         <w:t>"દરેક માણસ"</w:t>
       </w:r>
     </w:p>
@@ -9569,6 +10664,21 @@
           <w:b/>
           <w:lang w:val="gu_IN" w:bidi="gu_IN"/>
         </w:rPr>
+        <w:t>γὰρ</w:t>
+      </w:r>
+    </w:p>
+    <w:p>
+      <w:pPr/>
+      <w:r>
+        <w:rPr>
+          <w:lang w:val="gu_IN" w:bidi="gu_IN"/>
+        </w:rPr>
+      </w:r>
+      <w:r>
+        <w:rPr>
+          <w:b/>
+          <w:lang w:val="gu_IN" w:bidi="gu_IN"/>
+        </w:rPr>
         <w:t>"કેમ કે"</w:t>
       </w:r>
     </w:p>
@@ -9644,6 +10754,21 @@
           <w:b/>
           <w:lang w:val="gu_IN" w:bidi="gu_IN"/>
         </w:rPr>
+        <w:t>ὀργὴ &amp; ἀνδρὸς</w:t>
+      </w:r>
+    </w:p>
+    <w:p>
+      <w:pPr/>
+      <w:r>
+        <w:rPr>
+          <w:lang w:val="gu_IN" w:bidi="gu_IN"/>
+        </w:rPr>
+      </w:r>
+      <w:r>
+        <w:rPr>
+          <w:b/>
+          <w:lang w:val="gu_IN" w:bidi="gu_IN"/>
+        </w:rPr>
         <w:t>"માણસના ક્રોધથી"</w:t>
       </w:r>
     </w:p>
@@ -9726,6 +10851,21 @@
           <w:b/>
           <w:lang w:val="gu_IN" w:bidi="gu_IN"/>
         </w:rPr>
+        <w:t>δικαιοσύνην Θεοῦ οὐκ ἐργάζεται</w:t>
+      </w:r>
+    </w:p>
+    <w:p>
+      <w:pPr/>
+      <w:r>
+        <w:rPr>
+          <w:lang w:val="gu_IN" w:bidi="gu_IN"/>
+        </w:rPr>
+      </w:r>
+      <w:r>
+        <w:rPr>
+          <w:b/>
+          <w:lang w:val="gu_IN" w:bidi="gu_IN"/>
+        </w:rPr>
         <w:t>"ઈશ્વરનું ન્યાયીપણું કાર્ય કરતું નથી"</w:t>
       </w:r>
     </w:p>
@@ -9814,6 +10954,21 @@
           <w:b/>
           <w:lang w:val="gu_IN" w:bidi="gu_IN"/>
         </w:rPr>
+        <w:t>διὸ</w:t>
+      </w:r>
+    </w:p>
+    <w:p>
+      <w:pPr/>
+      <w:r>
+        <w:rPr>
+          <w:lang w:val="gu_IN" w:bidi="gu_IN"/>
+        </w:rPr>
+      </w:r>
+      <w:r>
+        <w:rPr>
+          <w:b/>
+          <w:lang w:val="gu_IN" w:bidi="gu_IN"/>
+        </w:rPr>
         <w:t>"તેથી"</w:t>
       </w:r>
     </w:p>
@@ -9990,6 +11145,21 @@
           <w:b/>
           <w:lang w:val="gu_IN" w:bidi="gu_IN"/>
         </w:rPr>
+        <w:t>ῥυπαρίαν καὶ περισσείαν κακίας</w:t>
+      </w:r>
+    </w:p>
+    <w:p>
+      <w:pPr/>
+      <w:r>
+        <w:rPr>
+          <w:lang w:val="gu_IN" w:bidi="gu_IN"/>
+        </w:rPr>
+      </w:r>
+      <w:r>
+        <w:rPr>
+          <w:b/>
+          <w:lang w:val="gu_IN" w:bidi="gu_IN"/>
+        </w:rPr>
         <w:t>"દુષ્ટતાની &amp; ગંદકી અને વિપુલતાને"</w:t>
       </w:r>
     </w:p>
@@ -10085,6 +11255,21 @@
           <w:b/>
           <w:lang w:val="gu_IN" w:bidi="gu_IN"/>
         </w:rPr>
+        <w:t>ῥυπαρίαν</w:t>
+      </w:r>
+    </w:p>
+    <w:p>
+      <w:pPr/>
+      <w:r>
+        <w:rPr>
+          <w:lang w:val="gu_IN" w:bidi="gu_IN"/>
+        </w:rPr>
+      </w:r>
+      <w:r>
+        <w:rPr>
+          <w:b/>
+          <w:lang w:val="gu_IN" w:bidi="gu_IN"/>
+        </w:rPr>
         <w:t>"ગંદકી"</w:t>
       </w:r>
     </w:p>
@@ -10173,6 +11358,21 @@
           <w:b/>
           <w:lang w:val="gu_IN" w:bidi="gu_IN"/>
         </w:rPr>
+        <w:t>περισσείαν κακίας</w:t>
+      </w:r>
+    </w:p>
+    <w:p>
+      <w:pPr/>
+      <w:r>
+        <w:rPr>
+          <w:lang w:val="gu_IN" w:bidi="gu_IN"/>
+        </w:rPr>
+      </w:r>
+      <w:r>
+        <w:rPr>
+          <w:b/>
+          <w:lang w:val="gu_IN" w:bidi="gu_IN"/>
+        </w:rPr>
         <w:t>"દુષ્ટતાની &amp; વિપુલતાને"</w:t>
       </w:r>
     </w:p>
@@ -10261,6 +11461,21 @@
           <w:b/>
           <w:lang w:val="gu_IN" w:bidi="gu_IN"/>
         </w:rPr>
+        <w:t>ἐν πραΰτητι</w:t>
+      </w:r>
+    </w:p>
+    <w:p>
+      <w:pPr/>
+      <w:r>
+        <w:rPr>
+          <w:lang w:val="gu_IN" w:bidi="gu_IN"/>
+        </w:rPr>
+      </w:r>
+      <w:r>
+        <w:rPr>
+          <w:b/>
+          <w:lang w:val="gu_IN" w:bidi="gu_IN"/>
+        </w:rPr>
         <w:t>"બાજુ પર રાખી &amp; નમ્રતાથી"</w:t>
       </w:r>
     </w:p>
@@ -10349,6 +11564,21 @@
           <w:b/>
           <w:lang w:val="gu_IN" w:bidi="gu_IN"/>
         </w:rPr>
+        <w:t>δέξασθε τὸν ἔμφυτον λόγον</w:t>
+      </w:r>
+    </w:p>
+    <w:p>
+      <w:pPr/>
+      <w:r>
+        <w:rPr>
+          <w:lang w:val="gu_IN" w:bidi="gu_IN"/>
+        </w:rPr>
+      </w:r>
+      <w:r>
+        <w:rPr>
+          <w:b/>
+          <w:lang w:val="gu_IN" w:bidi="gu_IN"/>
+        </w:rPr>
         <w:t>"રોપાયેલ વચનને &amp; ગ્રહણ કરો, જે"</w:t>
       </w:r>
     </w:p>
@@ -10437,6 +11667,21 @@
           <w:b/>
           <w:lang w:val="gu_IN" w:bidi="gu_IN"/>
         </w:rPr>
+        <w:t>δέξασθε τὸν ἔμφυτον λόγον</w:t>
+      </w:r>
+    </w:p>
+    <w:p>
+      <w:pPr/>
+      <w:r>
+        <w:rPr>
+          <w:lang w:val="gu_IN" w:bidi="gu_IN"/>
+        </w:rPr>
+      </w:r>
+      <w:r>
+        <w:rPr>
+          <w:b/>
+          <w:lang w:val="gu_IN" w:bidi="gu_IN"/>
+        </w:rPr>
         <w:t>"રોપાયેલ વચનને &amp; ગ્રહણ કરો, જે"</w:t>
       </w:r>
     </w:p>
@@ -10525,6 +11770,21 @@
           <w:b/>
           <w:lang w:val="gu_IN" w:bidi="gu_IN"/>
         </w:rPr>
+        <w:t>τὸν δυνάμενον σῶσαι τὰς ψυχὰς ὑμῶν</w:t>
+      </w:r>
+    </w:p>
+    <w:p>
+      <w:pPr/>
+      <w:r>
+        <w:rPr>
+          <w:lang w:val="gu_IN" w:bidi="gu_IN"/>
+        </w:rPr>
+      </w:r>
+      <w:r>
+        <w:rPr>
+          <w:b/>
+          <w:lang w:val="gu_IN" w:bidi="gu_IN"/>
+        </w:rPr>
         <w:t>"તમારા આત્માઓને તારવા માટે સક્ષમ છે"</w:t>
       </w:r>
     </w:p>
@@ -10620,6 +11880,21 @@
           <w:b/>
           <w:lang w:val="gu_IN" w:bidi="gu_IN"/>
         </w:rPr>
+        <w:t>τὰς ψυχὰς ὑμῶν</w:t>
+      </w:r>
+    </w:p>
+    <w:p>
+      <w:pPr/>
+      <w:r>
+        <w:rPr>
+          <w:lang w:val="gu_IN" w:bidi="gu_IN"/>
+        </w:rPr>
+      </w:r>
+      <w:r>
+        <w:rPr>
+          <w:b/>
+          <w:lang w:val="gu_IN" w:bidi="gu_IN"/>
+        </w:rPr>
         <w:t>"તમારા આત્માઓને &amp; છે"</w:t>
       </w:r>
     </w:p>
@@ -10708,6 +11983,21 @@
           <w:b/>
           <w:lang w:val="gu_IN" w:bidi="gu_IN"/>
         </w:rPr>
+        <w:t>δὲ</w:t>
+      </w:r>
+    </w:p>
+    <w:p>
+      <w:pPr/>
+      <w:r>
+        <w:rPr>
+          <w:lang w:val="gu_IN" w:bidi="gu_IN"/>
+        </w:rPr>
+      </w:r>
+      <w:r>
+        <w:rPr>
+          <w:b/>
+          <w:lang w:val="gu_IN" w:bidi="gu_IN"/>
+        </w:rPr>
         <w:t>"પરંતુ"</w:t>
       </w:r>
     </w:p>
@@ -10966,6 +12256,21 @@
           <w:b/>
           <w:lang w:val="gu_IN" w:bidi="gu_IN"/>
         </w:rPr>
+        <w:t>καὶ μὴ μόνον ἀκροαταὶ</w:t>
+      </w:r>
+    </w:p>
+    <w:p>
+      <w:pPr/>
+      <w:r>
+        <w:rPr>
+          <w:lang w:val="gu_IN" w:bidi="gu_IN"/>
+        </w:rPr>
+      </w:r>
+      <w:r>
+        <w:rPr>
+          <w:b/>
+          <w:lang w:val="gu_IN" w:bidi="gu_IN"/>
+        </w:rPr>
         <w:t>"અને &amp; કેવળ સાંભળનારા જ નહીં"</w:t>
       </w:r>
     </w:p>
@@ -11116,6 +12421,21 @@
           <w:b/>
           <w:lang w:val="gu_IN" w:bidi="gu_IN"/>
         </w:rPr>
+        <w:t>ἀκροατὴς λόγου ἐστὶν, καὶ οὐ ποιητής</w:t>
+      </w:r>
+    </w:p>
+    <w:p>
+      <w:pPr/>
+      <w:r>
+        <w:rPr>
+          <w:lang w:val="gu_IN" w:bidi="gu_IN"/>
+        </w:rPr>
+      </w:r>
+      <w:r>
+        <w:rPr>
+          <w:b/>
+          <w:lang w:val="gu_IN" w:bidi="gu_IN"/>
+        </w:rPr>
         <w:t>"વચનનો સાંભળનાર જ છે અને પાળનાર નહિ"</w:t>
       </w:r>
     </w:p>
@@ -11266,6 +12586,21 @@
           <w:b/>
           <w:lang w:val="gu_IN" w:bidi="gu_IN"/>
         </w:rPr>
+        <w:t>λόγου</w:t>
+      </w:r>
+    </w:p>
+    <w:p>
+      <w:pPr/>
+      <w:r>
+        <w:rPr>
+          <w:lang w:val="gu_IN" w:bidi="gu_IN"/>
+        </w:rPr>
+      </w:r>
+      <w:r>
+        <w:rPr>
+          <w:b/>
+          <w:lang w:val="gu_IN" w:bidi="gu_IN"/>
+        </w:rPr>
         <w:t>"વચનનો &amp; પાળનાર"</w:t>
       </w:r>
     </w:p>
@@ -11416,6 +12751,21 @@
           <w:b/>
           <w:lang w:val="gu_IN" w:bidi="gu_IN"/>
         </w:rPr>
+        <w:t>ἀνδρὶ</w:t>
+      </w:r>
+    </w:p>
+    <w:p>
+      <w:pPr/>
+      <w:r>
+        <w:rPr>
+          <w:lang w:val="gu_IN" w:bidi="gu_IN"/>
+        </w:rPr>
+      </w:r>
+      <w:r>
+        <w:rPr>
+          <w:b/>
+          <w:lang w:val="gu_IN" w:bidi="gu_IN"/>
+        </w:rPr>
         <w:t>"માણસ"</w:t>
       </w:r>
     </w:p>
@@ -11498,6 +12848,21 @@
           <w:b/>
           <w:lang w:val="gu_IN" w:bidi="gu_IN"/>
         </w:rPr>
+        <w:t>τὸ πρόσωπον τῆς γενέσεως αὐτοῦ</w:t>
+      </w:r>
+    </w:p>
+    <w:p>
+      <w:pPr/>
+      <w:r>
+        <w:rPr>
+          <w:lang w:val="gu_IN" w:bidi="gu_IN"/>
+        </w:rPr>
+      </w:r>
+      <w:r>
+        <w:rPr>
+          <w:b/>
+          <w:lang w:val="gu_IN" w:bidi="gu_IN"/>
+        </w:rPr>
         <w:t>"વચનનો &amp; પાળનાર &amp; તો તે &amp; સ્વાભાવિક મુખ"</w:t>
       </w:r>
     </w:p>
@@ -11586,6 +12951,21 @@
           <w:b/>
           <w:lang w:val="gu_IN" w:bidi="gu_IN"/>
         </w:rPr>
+        <w:t>ἐν ἐσόπτρῳ</w:t>
+      </w:r>
+    </w:p>
+    <w:p>
+      <w:pPr/>
+      <w:r>
+        <w:rPr>
+          <w:lang w:val="gu_IN" w:bidi="gu_IN"/>
+        </w:rPr>
+      </w:r>
+      <w:r>
+        <w:rPr>
+          <w:b/>
+          <w:lang w:val="gu_IN" w:bidi="gu_IN"/>
+        </w:rPr>
         <w:t>"અરીસામાં જોનાર"</w:t>
       </w:r>
     </w:p>
@@ -11681,6 +13061,21 @@
           <w:b/>
           <w:lang w:val="gu_IN" w:bidi="gu_IN"/>
         </w:rPr>
+        <w:t>γὰρ</w:t>
+      </w:r>
+    </w:p>
+    <w:p>
+      <w:pPr/>
+      <w:r>
+        <w:rPr>
+          <w:lang w:val="gu_IN" w:bidi="gu_IN"/>
+        </w:rPr>
+      </w:r>
+      <w:r>
+        <w:rPr>
+          <w:b/>
+          <w:lang w:val="gu_IN" w:bidi="gu_IN"/>
+        </w:rPr>
         <w:t>"કેમ કે"</w:t>
       </w:r>
     </w:p>
@@ -11826,6 +13221,21 @@
           <w:b/>
           <w:lang w:val="gu_IN" w:bidi="gu_IN"/>
         </w:rPr>
+        <w:t>κατενόησεν &amp; ἑαυτὸν</w:t>
+      </w:r>
+    </w:p>
+    <w:p>
+      <w:pPr/>
+      <w:r>
+        <w:rPr>
+          <w:lang w:val="gu_IN" w:bidi="gu_IN"/>
+        </w:rPr>
+      </w:r>
+      <w:r>
+        <w:rPr>
+          <w:b/>
+          <w:lang w:val="gu_IN" w:bidi="gu_IN"/>
+        </w:rPr>
         <w:t>"તે પોતાને જુએ છે"</w:t>
       </w:r>
     </w:p>
@@ -11927,6 +13337,21 @@
           <w:b/>
           <w:lang w:val="gu_IN" w:bidi="gu_IN"/>
         </w:rPr>
+        <w:t>καὶ ἀπελήλυθεν, καὶ εὐθέως ἐπελάθετο ὁποῖος ἦν</w:t>
+      </w:r>
+    </w:p>
+    <w:p>
+      <w:pPr/>
+      <w:r>
+        <w:rPr>
+          <w:lang w:val="gu_IN" w:bidi="gu_IN"/>
+        </w:rPr>
+      </w:r>
+      <w:r>
+        <w:rPr>
+          <w:b/>
+          <w:lang w:val="gu_IN" w:bidi="gu_IN"/>
+        </w:rPr>
         <w:t>"તે &amp; જુએ છે અને ત્યાંથી ખસી જાય છે અને તે પોતે કેવો હતો એ તરત જ ભૂલી જાય છે"</w:t>
       </w:r>
     </w:p>
@@ -11988,6 +13413,21 @@
         <w:rPr>
           <w:lang w:val="gu_IN" w:bidi="gu_IN"/>
         </w:rPr>
+      </w:r>
+    </w:p>
+    <w:p>
+      <w:pPr/>
+      <w:r>
+        <w:rPr>
+          <w:lang w:val="gu_IN" w:bidi="gu_IN"/>
+        </w:rPr>
+      </w:r>
+      <w:r>
+        <w:rPr>
+          <w:b/>
+          <w:lang w:val="gu_IN" w:bidi="gu_IN"/>
+        </w:rPr>
+        <w:t>ὁποῖος ἦν</w:t>
       </w:r>
     </w:p>
     <w:p>
@@ -12158,6 +13598,21 @@
           <w:b/>
           <w:lang w:val="gu_IN" w:bidi="gu_IN"/>
         </w:rPr>
+        <w:t>ὁ &amp; παρακύψας εἰς νόμον τέλειον</w:t>
+      </w:r>
+    </w:p>
+    <w:p>
+      <w:pPr/>
+      <w:r>
+        <w:rPr>
+          <w:lang w:val="gu_IN" w:bidi="gu_IN"/>
+        </w:rPr>
+      </w:r>
+      <w:r>
+        <w:rPr>
+          <w:b/>
+          <w:lang w:val="gu_IN" w:bidi="gu_IN"/>
+        </w:rPr>
         <w:t>"સંપૂર્ણ નિયમમાં ધ્યાનથી નિહાળે છે"</w:t>
       </w:r>
     </w:p>
@@ -12245,6 +13700,21 @@
         <w:rPr>
           <w:lang w:val="gu_IN" w:bidi="gu_IN"/>
         </w:rPr>
+      </w:r>
+    </w:p>
+    <w:p>
+      <w:pPr/>
+      <w:r>
+        <w:rPr>
+          <w:lang w:val="gu_IN" w:bidi="gu_IN"/>
+        </w:rPr>
+      </w:r>
+      <w:r>
+        <w:rPr>
+          <w:b/>
+          <w:lang w:val="gu_IN" w:bidi="gu_IN"/>
+        </w:rPr>
+        <w:t>νόμον τέλειον &amp; τῆς ἐλευθερίας</w:t>
       </w:r>
     </w:p>
     <w:p>
@@ -12385,6 +13855,21 @@
           <w:b/>
           <w:lang w:val="gu_IN" w:bidi="gu_IN"/>
         </w:rPr>
+        <w:t>νόμον τέλειον &amp; τῆς ἐλευθερίας</w:t>
+      </w:r>
+    </w:p>
+    <w:p>
+      <w:pPr/>
+      <w:r>
+        <w:rPr>
+          <w:lang w:val="gu_IN" w:bidi="gu_IN"/>
+        </w:rPr>
+      </w:r>
+      <w:r>
+        <w:rPr>
+          <w:b/>
+          <w:lang w:val="gu_IN" w:bidi="gu_IN"/>
+        </w:rPr>
         <w:t>"જે મુક્તિના સંપૂર્ણ નિયમમાં &amp; જારી રહે છે"</w:t>
       </w:r>
     </w:p>
@@ -12473,6 +13958,21 @@
           <w:b/>
           <w:lang w:val="gu_IN" w:bidi="gu_IN"/>
         </w:rPr>
+        <w:t>νόμον τέλειον &amp; τῆς ἐλευθερίας</w:t>
+      </w:r>
+    </w:p>
+    <w:p>
+      <w:pPr/>
+      <w:r>
+        <w:rPr>
+          <w:lang w:val="gu_IN" w:bidi="gu_IN"/>
+        </w:rPr>
+      </w:r>
+      <w:r>
+        <w:rPr>
+          <w:b/>
+          <w:lang w:val="gu_IN" w:bidi="gu_IN"/>
+        </w:rPr>
         <w:t>"જે મુક્તિના સંપૂર્ણ નિયમમાં &amp; જારી રહે છે"</w:t>
       </w:r>
     </w:p>
@@ -12560,6 +14060,21 @@
         <w:rPr>
           <w:lang w:val="gu_IN" w:bidi="gu_IN"/>
         </w:rPr>
+      </w:r>
+    </w:p>
+    <w:p>
+      <w:pPr/>
+      <w:r>
+        <w:rPr>
+          <w:lang w:val="gu_IN" w:bidi="gu_IN"/>
+        </w:rPr>
+      </w:r>
+      <w:r>
+        <w:rPr>
+          <w:b/>
+          <w:lang w:val="gu_IN" w:bidi="gu_IN"/>
+        </w:rPr>
+        <w:t>νόμον τέλειον &amp; τῆς ἐλευθερίας</w:t>
       </w:r>
     </w:p>
     <w:p>
@@ -12686,6 +14201,21 @@
           <w:b/>
           <w:lang w:val="gu_IN" w:bidi="gu_IN"/>
         </w:rPr>
+        <w:t>καὶ παραμείνας</w:t>
+      </w:r>
+    </w:p>
+    <w:p>
+      <w:pPr/>
+      <w:r>
+        <w:rPr>
+          <w:lang w:val="gu_IN" w:bidi="gu_IN"/>
+        </w:rPr>
+      </w:r>
+      <w:r>
+        <w:rPr>
+          <w:b/>
+          <w:lang w:val="gu_IN" w:bidi="gu_IN"/>
+        </w:rPr>
         <w:t>"અને જારી રહે છે"</w:t>
       </w:r>
     </w:p>
@@ -12862,6 +14392,21 @@
           <w:b/>
           <w:lang w:val="gu_IN" w:bidi="gu_IN"/>
         </w:rPr>
+        <w:t>ἀκροατὴς ἐπιλησμονῆς</w:t>
+      </w:r>
+    </w:p>
+    <w:p>
+      <w:pPr/>
+      <w:r>
+        <w:rPr>
+          <w:lang w:val="gu_IN" w:bidi="gu_IN"/>
+        </w:rPr>
+      </w:r>
+      <w:r>
+        <w:rPr>
+          <w:b/>
+          <w:lang w:val="gu_IN" w:bidi="gu_IN"/>
+        </w:rPr>
         <w:t>"સાંભળીને ભૂલી જનાર"</w:t>
       </w:r>
     </w:p>
@@ -12950,6 +14495,21 @@
           <w:b/>
           <w:lang w:val="gu_IN" w:bidi="gu_IN"/>
         </w:rPr>
+        <w:t>ποιητὴς ἔργου</w:t>
+      </w:r>
+    </w:p>
+    <w:p>
+      <w:pPr/>
+      <w:r>
+        <w:rPr>
+          <w:lang w:val="gu_IN" w:bidi="gu_IN"/>
+        </w:rPr>
+      </w:r>
+      <w:r>
+        <w:rPr>
+          <w:b/>
+          <w:lang w:val="gu_IN" w:bidi="gu_IN"/>
+        </w:rPr>
         <w:t>"કામ કરનાર થાય છે"</w:t>
       </w:r>
     </w:p>
@@ -13045,6 +14605,21 @@
           <w:b/>
           <w:lang w:val="gu_IN" w:bidi="gu_IN"/>
         </w:rPr>
+        <w:t>οὗτος μακάριος &amp; ἔσται</w:t>
+      </w:r>
+    </w:p>
+    <w:p>
+      <w:pPr/>
+      <w:r>
+        <w:rPr>
+          <w:lang w:val="gu_IN" w:bidi="gu_IN"/>
+        </w:rPr>
+      </w:r>
+      <w:r>
+        <w:rPr>
+          <w:b/>
+          <w:lang w:val="gu_IN" w:bidi="gu_IN"/>
+        </w:rPr>
         <w:t>"તે &amp; કરનાર થાય છે, જે &amp; આશીર્વાદિત થશે"</w:t>
       </w:r>
     </w:p>
@@ -13146,6 +14721,21 @@
           <w:b/>
           <w:lang w:val="gu_IN" w:bidi="gu_IN"/>
         </w:rPr>
+        <w:t>ἐν τῇ ποιήσει αὐτοῦ</w:t>
+      </w:r>
+    </w:p>
+    <w:p>
+      <w:pPr/>
+      <w:r>
+        <w:rPr>
+          <w:lang w:val="gu_IN" w:bidi="gu_IN"/>
+        </w:rPr>
+      </w:r>
+      <w:r>
+        <w:rPr>
+          <w:b/>
+          <w:lang w:val="gu_IN" w:bidi="gu_IN"/>
+        </w:rPr>
         <w:t>"જે &amp; તે &amp; પોતાના વ્યવહારમાં"</w:t>
       </w:r>
     </w:p>
@@ -13309,6 +14899,21 @@
           <w:b/>
           <w:lang w:val="gu_IN" w:bidi="gu_IN"/>
         </w:rPr>
+        <w:t>δοκεῖ θρησκὸς εἶναι</w:t>
+      </w:r>
+    </w:p>
+    <w:p>
+      <w:pPr/>
+      <w:r>
+        <w:rPr>
+          <w:lang w:val="gu_IN" w:bidi="gu_IN"/>
+        </w:rPr>
+      </w:r>
+      <w:r>
+        <w:rPr>
+          <w:b/>
+          <w:lang w:val="gu_IN" w:bidi="gu_IN"/>
+        </w:rPr>
         <w:t>"ધાર્મિક હોવાનું વિચારે"</w:t>
       </w:r>
     </w:p>
@@ -13385,6 +14990,21 @@
           <w:b/>
           <w:lang w:val="gu_IN" w:bidi="gu_IN"/>
         </w:rPr>
+        <w:t>μὴ χαλιναγωγῶν γλῶσσαν αὐτοῦ</w:t>
+      </w:r>
+    </w:p>
+    <w:p>
+      <w:pPr/>
+      <w:r>
+        <w:rPr>
+          <w:lang w:val="gu_IN" w:bidi="gu_IN"/>
+        </w:rPr>
+      </w:r>
+      <w:r>
+        <w:rPr>
+          <w:b/>
+          <w:lang w:val="gu_IN" w:bidi="gu_IN"/>
+        </w:rPr>
         <w:t>"જીભ પર લગામ ના રાખતા &amp; તેનો"</w:t>
       </w:r>
     </w:p>
@@ -13473,6 +15093,21 @@
           <w:b/>
           <w:lang w:val="gu_IN" w:bidi="gu_IN"/>
         </w:rPr>
+        <w:t>μὴ χαλιναγωγῶν γλῶσσαν αὐτοῦ</w:t>
+      </w:r>
+    </w:p>
+    <w:p>
+      <w:pPr/>
+      <w:r>
+        <w:rPr>
+          <w:lang w:val="gu_IN" w:bidi="gu_IN"/>
+        </w:rPr>
+      </w:r>
+      <w:r>
+        <w:rPr>
+          <w:b/>
+          <w:lang w:val="gu_IN" w:bidi="gu_IN"/>
+        </w:rPr>
         <w:t>"જીભ પર લગામ ના રાખતા &amp; તેનો"</w:t>
       </w:r>
     </w:p>
@@ -13555,6 +15190,21 @@
           <w:b/>
           <w:lang w:val="gu_IN" w:bidi="gu_IN"/>
         </w:rPr>
+        <w:t>μὴ χαλιναγωγῶν γλῶσσαν αὐτοῦ</w:t>
+      </w:r>
+    </w:p>
+    <w:p>
+      <w:pPr/>
+      <w:r>
+        <w:rPr>
+          <w:lang w:val="gu_IN" w:bidi="gu_IN"/>
+        </w:rPr>
+      </w:r>
+      <w:r>
+        <w:rPr>
+          <w:b/>
+          <w:lang w:val="gu_IN" w:bidi="gu_IN"/>
+        </w:rPr>
         <w:t>"જીભ પર લગામ ના રાખતા &amp; તેનો"</w:t>
       </w:r>
     </w:p>
@@ -13656,6 +15306,21 @@
           <w:b/>
           <w:lang w:val="gu_IN" w:bidi="gu_IN"/>
         </w:rPr>
+        <w:t>ἀπατῶν καρδίαν αὐτοῦ</w:t>
+      </w:r>
+    </w:p>
+    <w:p>
+      <w:pPr/>
+      <w:r>
+        <w:rPr>
+          <w:lang w:val="gu_IN" w:bidi="gu_IN"/>
+        </w:rPr>
+      </w:r>
+      <w:r>
+        <w:rPr>
+          <w:b/>
+          <w:lang w:val="gu_IN" w:bidi="gu_IN"/>
+        </w:rPr>
         <w:t>"તેના હદયને છેતરતા"</w:t>
       </w:r>
     </w:p>
@@ -13730,6 +15395,21 @@
         <w:rPr>
           <w:lang w:val="gu_IN" w:bidi="gu_IN"/>
         </w:rPr>
+      </w:r>
+    </w:p>
+    <w:p>
+      <w:pPr/>
+      <w:r>
+        <w:rPr>
+          <w:lang w:val="gu_IN" w:bidi="gu_IN"/>
+        </w:rPr>
+      </w:r>
+      <w:r>
+        <w:rPr>
+          <w:b/>
+          <w:lang w:val="gu_IN" w:bidi="gu_IN"/>
+        </w:rPr>
+        <w:t>τούτου μάταιος ἡ θρησκεία</w:t>
       </w:r>
     </w:p>
     <w:p>
@@ -13958,6 +15638,21 @@
           <w:b/>
           <w:lang w:val="gu_IN" w:bidi="gu_IN"/>
         </w:rPr>
+        <w:t>θρησκεία καθαρὰ καὶ ἀμίαντος</w:t>
+      </w:r>
+    </w:p>
+    <w:p>
+      <w:pPr/>
+      <w:r>
+        <w:rPr>
+          <w:lang w:val="gu_IN" w:bidi="gu_IN"/>
+        </w:rPr>
+      </w:r>
+      <w:r>
+        <w:rPr>
+          <w:b/>
+          <w:lang w:val="gu_IN" w:bidi="gu_IN"/>
+        </w:rPr>
         <w:t>"અને &amp; શુદ્ધ &amp; નિર્મળ ધાર્મિકતા"</w:t>
       </w:r>
     </w:p>
@@ -14053,6 +15748,21 @@
           <w:b/>
           <w:lang w:val="gu_IN" w:bidi="gu_IN"/>
         </w:rPr>
+        <w:t>παρὰ τῷ Θεῷ</w:t>
+      </w:r>
+    </w:p>
+    <w:p>
+      <w:pPr/>
+      <w:r>
+        <w:rPr>
+          <w:lang w:val="gu_IN" w:bidi="gu_IN"/>
+        </w:rPr>
+      </w:r>
+      <w:r>
+        <w:rPr>
+          <w:b/>
+          <w:lang w:val="gu_IN" w:bidi="gu_IN"/>
+        </w:rPr>
         <w:t>"ઈશ્વર &amp; પિતાની સમક્ષ"</w:t>
       </w:r>
     </w:p>
@@ -14161,6 +15871,21 @@
           <w:b/>
           <w:lang w:val="gu_IN" w:bidi="gu_IN"/>
         </w:rPr>
+        <w:t>τῷ Θεῷ καὶ Πατρί</w:t>
+      </w:r>
+    </w:p>
+    <w:p>
+      <w:pPr/>
+      <w:r>
+        <w:rPr>
+          <w:lang w:val="gu_IN" w:bidi="gu_IN"/>
+        </w:rPr>
+      </w:r>
+      <w:r>
+        <w:rPr>
+          <w:b/>
+          <w:lang w:val="gu_IN" w:bidi="gu_IN"/>
+        </w:rPr>
         <w:t>"ઈશ્વર &amp; પિતાની &amp; અને"</w:t>
       </w:r>
     </w:p>
@@ -14451,6 +16176,21 @@
           <w:b/>
           <w:lang w:val="gu_IN" w:bidi="gu_IN"/>
         </w:rPr>
+        <w:t>ἐπισκέπτεσθαι ὀρφανοὺς καὶ χήρας ἐν τῇ θλίψει αὐτῶν</w:t>
+      </w:r>
+    </w:p>
+    <w:p>
+      <w:pPr/>
+      <w:r>
+        <w:rPr>
+          <w:lang w:val="gu_IN" w:bidi="gu_IN"/>
+        </w:rPr>
+      </w:r>
+      <w:r>
+        <w:rPr>
+          <w:b/>
+          <w:lang w:val="gu_IN" w:bidi="gu_IN"/>
+        </w:rPr>
         <w:t>"અનાથ અને વિધવાઓની મુલાકાત તેઓના દુઃખના સમયે લેવી &amp; પોતાને"</w:t>
       </w:r>
     </w:p>
@@ -14552,6 +16292,21 @@
           <w:b/>
           <w:lang w:val="gu_IN" w:bidi="gu_IN"/>
         </w:rPr>
+        <w:t>ἄσπιλον ἑαυτὸν τηρεῖν ἀπὸ τοῦ κόσμου</w:t>
+      </w:r>
+    </w:p>
+    <w:p>
+      <w:pPr/>
+      <w:r>
+        <w:rPr>
+          <w:lang w:val="gu_IN" w:bidi="gu_IN"/>
+        </w:rPr>
+      </w:r>
+      <w:r>
+        <w:rPr>
+          <w:b/>
+          <w:lang w:val="gu_IN" w:bidi="gu_IN"/>
+        </w:rPr>
         <w:t>"જગતથી પોતાને બેદાગ રાખવા"</w:t>
       </w:r>
     </w:p>
@@ -14654,6 +16409,21 @@
           <w:b/>
           <w:lang w:val="gu_IN" w:bidi="gu_IN"/>
         </w:rPr>
+        <w:t>ἄσπιλον ἑαυτὸν τηρεῖν ἀπὸ τοῦ κόσμου</w:t>
+      </w:r>
+    </w:p>
+    <w:p>
+      <w:pPr/>
+      <w:r>
+        <w:rPr>
+          <w:lang w:val="gu_IN" w:bidi="gu_IN"/>
+        </w:rPr>
+      </w:r>
+      <w:r>
+        <w:rPr>
+          <w:b/>
+          <w:lang w:val="gu_IN" w:bidi="gu_IN"/>
+        </w:rPr>
         <w:t>"જગતથી પોતાને બેદાગ રાખવા"</w:t>
       </w:r>
     </w:p>
@@ -14728,6 +16498,21 @@
         <w:rPr>
           <w:lang w:val="gu_IN" w:bidi="gu_IN"/>
         </w:rPr>
+      </w:r>
+    </w:p>
+    <w:p>
+      <w:pPr/>
+      <w:r>
+        <w:rPr>
+          <w:lang w:val="gu_IN" w:bidi="gu_IN"/>
+        </w:rPr>
+      </w:r>
+      <w:r>
+        <w:rPr>
+          <w:b/>
+          <w:lang w:val="gu_IN" w:bidi="gu_IN"/>
+        </w:rPr>
+        <w:t>ἄσπιλον ἑαυτὸν τηρεῖν ἀπὸ τοῦ κόσμου</w:t>
       </w:r>
     </w:p>
     <w:p>
@@ -15344,6 +17129,21 @@
           <w:b/>
           <w:lang w:val="gu_IN" w:bidi="gu_IN"/>
         </w:rPr>
+        <w:t>σὺ κάθου ὧδε καλῶς</w:t>
+      </w:r>
+    </w:p>
+    <w:p>
+      <w:pPr/>
+      <w:r>
+        <w:rPr>
+          <w:lang w:val="gu_IN" w:bidi="gu_IN"/>
+        </w:rPr>
+      </w:r>
+      <w:r>
+        <w:rPr>
+          <w:b/>
+          <w:lang w:val="gu_IN" w:bidi="gu_IN"/>
+        </w:rPr>
         <w:t>"તમે અહીં સારી રીતે બેસો"</w:t>
       </w:r>
     </w:p>
@@ -15432,6 +17232,21 @@
           <w:b/>
           <w:lang w:val="gu_IN" w:bidi="gu_IN"/>
         </w:rPr>
+        <w:t>σὺ κάθου ὧδε καλῶς</w:t>
+      </w:r>
+    </w:p>
+    <w:p>
+      <w:pPr/>
+      <w:r>
+        <w:rPr>
+          <w:lang w:val="gu_IN" w:bidi="gu_IN"/>
+        </w:rPr>
+      </w:r>
+      <w:r>
+        <w:rPr>
+          <w:b/>
+          <w:lang w:val="gu_IN" w:bidi="gu_IN"/>
+        </w:rPr>
         <w:t>"તમે અહીં સારી રીતે બેસો"</w:t>
       </w:r>
     </w:p>
@@ -15507,6 +17322,21 @@
           <w:b/>
           <w:lang w:val="gu_IN" w:bidi="gu_IN"/>
         </w:rPr>
+        <w:t>καὶ</w:t>
+      </w:r>
+    </w:p>
+    <w:p>
+      <w:pPr/>
+      <w:r>
+        <w:rPr>
+          <w:lang w:val="gu_IN" w:bidi="gu_IN"/>
+        </w:rPr>
+      </w:r>
+      <w:r>
+        <w:rPr>
+          <w:b/>
+          <w:lang w:val="gu_IN" w:bidi="gu_IN"/>
+        </w:rPr>
         <w:t>"અને"</w:t>
       </w:r>
     </w:p>
@@ -15589,6 +17419,21 @@
           <w:b/>
           <w:lang w:val="gu_IN" w:bidi="gu_IN"/>
         </w:rPr>
+        <w:t>σὺ στῆθι ἐκεῖ &amp; κάθου ὑπὸ τὸ ὑποπόδιόν μου</w:t>
+      </w:r>
+    </w:p>
+    <w:p>
+      <w:pPr/>
+      <w:r>
+        <w:rPr>
+          <w:lang w:val="gu_IN" w:bidi="gu_IN"/>
+        </w:rPr>
+      </w:r>
+      <w:r>
+        <w:rPr>
+          <w:b/>
+          <w:lang w:val="gu_IN" w:bidi="gu_IN"/>
+        </w:rPr>
         <w:t>"તમે &amp; તું ત્યાં ઊભો રહે &amp; મારા પગના આસન પાસે બેસ"</w:t>
       </w:r>
     </w:p>
@@ -15725,6 +17570,21 @@
         <w:rPr>
           <w:lang w:val="gu_IN" w:bidi="gu_IN"/>
         </w:rPr>
+      </w:r>
+    </w:p>
+    <w:p>
+      <w:pPr/>
+      <w:r>
+        <w:rPr>
+          <w:lang w:val="gu_IN" w:bidi="gu_IN"/>
+        </w:rPr>
+      </w:r>
+      <w:r>
+        <w:rPr>
+          <w:b/>
+          <w:lang w:val="gu_IN" w:bidi="gu_IN"/>
+        </w:rPr>
+        <w:t>κάθου ὑπὸ τὸ ὑποπόδιόν μου</w:t>
       </w:r>
     </w:p>
     <w:p>
@@ -16090,6 +17950,21 @@
           <w:b/>
           <w:lang w:val="gu_IN" w:bidi="gu_IN"/>
         </w:rPr>
+        <w:t>ἐγένεσθε κριταὶ διαλογισμῶν πονηρῶν</w:t>
+      </w:r>
+    </w:p>
+    <w:p>
+      <w:pPr/>
+      <w:r>
+        <w:rPr>
+          <w:lang w:val="gu_IN" w:bidi="gu_IN"/>
+        </w:rPr>
+      </w:r>
+      <w:r>
+        <w:rPr>
+          <w:b/>
+          <w:lang w:val="gu_IN" w:bidi="gu_IN"/>
+        </w:rPr>
         <w:t>"રાખ્યો નથી &amp; દુષ્ટ વિચારોના ન્યાયાધીશ બન્યા નથી"</w:t>
       </w:r>
     </w:p>
@@ -16185,6 +18060,21 @@
           <w:b/>
           <w:lang w:val="gu_IN" w:bidi="gu_IN"/>
         </w:rPr>
+        <w:t>ἐγένεσθε κριταὶ διαλογισμῶν πονηρῶν</w:t>
+      </w:r>
+    </w:p>
+    <w:p>
+      <w:pPr/>
+      <w:r>
+        <w:rPr>
+          <w:lang w:val="gu_IN" w:bidi="gu_IN"/>
+        </w:rPr>
+      </w:r>
+      <w:r>
+        <w:rPr>
+          <w:b/>
+          <w:lang w:val="gu_IN" w:bidi="gu_IN"/>
+        </w:rPr>
         <w:t>"રાખ્યો નથી &amp; દુષ્ટ વિચારોના ન્યાયાધીશ બન્યા નથી"</w:t>
       </w:r>
     </w:p>
@@ -16246,6 +18136,21 @@
         <w:rPr>
           <w:lang w:val="gu_IN" w:bidi="gu_IN"/>
         </w:rPr>
+      </w:r>
+    </w:p>
+    <w:p>
+      <w:pPr/>
+      <w:r>
+        <w:rPr>
+          <w:lang w:val="gu_IN" w:bidi="gu_IN"/>
+        </w:rPr>
+      </w:r>
+      <w:r>
+        <w:rPr>
+          <w:b/>
+          <w:lang w:val="gu_IN" w:bidi="gu_IN"/>
+        </w:rPr>
+        <w:t>ἀκούσατε</w:t>
       </w:r>
     </w:p>
     <w:p>
@@ -16503,6 +18408,21 @@
           <w:b/>
           <w:lang w:val="gu_IN" w:bidi="gu_IN"/>
         </w:rPr>
+        <w:t>τοὺς πτωχοὺς</w:t>
+      </w:r>
+    </w:p>
+    <w:p>
+      <w:pPr/>
+      <w:r>
+        <w:rPr>
+          <w:lang w:val="gu_IN" w:bidi="gu_IN"/>
+        </w:rPr>
+      </w:r>
+      <w:r>
+        <w:rPr>
+          <w:b/>
+          <w:lang w:val="gu_IN" w:bidi="gu_IN"/>
+        </w:rPr>
         <w:t>"ગરીબોને"</w:t>
       </w:r>
     </w:p>
@@ -16591,6 +18511,21 @@
           <w:b/>
           <w:lang w:val="gu_IN" w:bidi="gu_IN"/>
         </w:rPr>
+        <w:t>τῷ κόσμῳ</w:t>
+      </w:r>
+    </w:p>
+    <w:p>
+      <w:pPr/>
+      <w:r>
+        <w:rPr>
+          <w:lang w:val="gu_IN" w:bidi="gu_IN"/>
+        </w:rPr>
+      </w:r>
+      <w:r>
+        <w:rPr>
+          <w:b/>
+          <w:lang w:val="gu_IN" w:bidi="gu_IN"/>
+        </w:rPr>
         <w:t>"જગતના"</w:t>
       </w:r>
     </w:p>
@@ -16836,6 +18771,21 @@
           <w:b/>
           <w:lang w:val="gu_IN" w:bidi="gu_IN"/>
         </w:rPr>
+        <w:t>κληρονόμους τῆς βασιλείας ἧς</w:t>
+      </w:r>
+    </w:p>
+    <w:p>
+      <w:pPr/>
+      <w:r>
+        <w:rPr>
+          <w:lang w:val="gu_IN" w:bidi="gu_IN"/>
+        </w:rPr>
+      </w:r>
+      <w:r>
+        <w:rPr>
+          <w:b/>
+          <w:lang w:val="gu_IN" w:bidi="gu_IN"/>
+        </w:rPr>
         <w:t>"રાજ્યના વારસદાર &amp; કે &amp; તેમણે"</w:t>
       </w:r>
     </w:p>
@@ -16911,6 +18861,21 @@
           <w:b/>
           <w:lang w:val="gu_IN" w:bidi="gu_IN"/>
         </w:rPr>
+        <w:t>κληρονόμους τῆς βασιλείας ἧς</w:t>
+      </w:r>
+    </w:p>
+    <w:p>
+      <w:pPr/>
+      <w:r>
+        <w:rPr>
+          <w:lang w:val="gu_IN" w:bidi="gu_IN"/>
+        </w:rPr>
+      </w:r>
+      <w:r>
+        <w:rPr>
+          <w:b/>
+          <w:lang w:val="gu_IN" w:bidi="gu_IN"/>
+        </w:rPr>
         <w:t>"રાજ્યના વારસદાર &amp; કે &amp; તેમણે"</w:t>
       </w:r>
     </w:p>
@@ -16985,6 +18950,21 @@
         <w:rPr>
           <w:lang w:val="gu_IN" w:bidi="gu_IN"/>
         </w:rPr>
+      </w:r>
+    </w:p>
+    <w:p>
+      <w:pPr/>
+      <w:r>
+        <w:rPr>
+          <w:lang w:val="gu_IN" w:bidi="gu_IN"/>
+        </w:rPr>
+      </w:r>
+      <w:r>
+        <w:rPr>
+          <w:b/>
+          <w:lang w:val="gu_IN" w:bidi="gu_IN"/>
+        </w:rPr>
+        <w:t>ἠτιμάσατε τὸν πτωχόν</w:t>
       </w:r>
     </w:p>
     <w:p>
@@ -17080,6 +19060,21 @@
           <w:b/>
           <w:lang w:val="gu_IN" w:bidi="gu_IN"/>
         </w:rPr>
+        <w:t>τὸν πτωχόν</w:t>
+      </w:r>
+    </w:p>
+    <w:p>
+      <w:pPr/>
+      <w:r>
+        <w:rPr>
+          <w:lang w:val="gu_IN" w:bidi="gu_IN"/>
+        </w:rPr>
+      </w:r>
+      <w:r>
+        <w:rPr>
+          <w:b/>
+          <w:lang w:val="gu_IN" w:bidi="gu_IN"/>
+        </w:rPr>
         <w:t>"ગરીબોનું &amp; છે"</w:t>
       </w:r>
     </w:p>
@@ -17344,6 +19339,21 @@
           <w:b/>
           <w:lang w:val="gu_IN" w:bidi="gu_IN"/>
         </w:rPr>
+        <w:t>οὐχ οἱ πλούσιοι καταδυναστεύουσιν ὑμῶν, καὶ αὐτοὶ ἕλκουσιν ὑμᾶς εἰς κριτήρια</w:t>
+      </w:r>
+    </w:p>
+    <w:p>
+      <w:pPr/>
+      <w:r>
+        <w:rPr>
+          <w:lang w:val="gu_IN" w:bidi="gu_IN"/>
+        </w:rPr>
+      </w:r>
+      <w:r>
+        <w:rPr>
+          <w:b/>
+          <w:lang w:val="gu_IN" w:bidi="gu_IN"/>
+        </w:rPr>
         <w:t>"શું ધનવાનો તમારા પર હાવી થઈને તેઓ તમને ન્યાયસભામાં ઘસડી લઈ જતા નથી"</w:t>
       </w:r>
     </w:p>
@@ -17419,6 +19429,21 @@
           <w:b/>
           <w:lang w:val="gu_IN" w:bidi="gu_IN"/>
         </w:rPr>
+        <w:t>οἱ πλούσιοι</w:t>
+      </w:r>
+    </w:p>
+    <w:p>
+      <w:pPr/>
+      <w:r>
+        <w:rPr>
+          <w:lang w:val="gu_IN" w:bidi="gu_IN"/>
+        </w:rPr>
+      </w:r>
+      <w:r>
+        <w:rPr>
+          <w:b/>
+          <w:lang w:val="gu_IN" w:bidi="gu_IN"/>
+        </w:rPr>
         <w:t>"શું ધનવાનો"</w:t>
       </w:r>
     </w:p>
@@ -17557,6 +19582,21 @@
           <w:b/>
           <w:lang w:val="gu_IN" w:bidi="gu_IN"/>
         </w:rPr>
+        <w:t>ἕλκουσιν ὑμᾶς εἰς κριτήρια</w:t>
+      </w:r>
+    </w:p>
+    <w:p>
+      <w:pPr/>
+      <w:r>
+        <w:rPr>
+          <w:lang w:val="gu_IN" w:bidi="gu_IN"/>
+        </w:rPr>
+      </w:r>
+      <w:r>
+        <w:rPr>
+          <w:b/>
+          <w:lang w:val="gu_IN" w:bidi="gu_IN"/>
+        </w:rPr>
         <w:t>"તમને ન્યાયસભામાં ઘસડી લઈ જતા"</w:t>
       </w:r>
     </w:p>
@@ -17645,6 +19685,21 @@
           <w:b/>
           <w:lang w:val="gu_IN" w:bidi="gu_IN"/>
         </w:rPr>
+        <w:t>ἕλκουσιν ὑμᾶς εἰς κριτήρια</w:t>
+      </w:r>
+    </w:p>
+    <w:p>
+      <w:pPr/>
+      <w:r>
+        <w:rPr>
+          <w:lang w:val="gu_IN" w:bidi="gu_IN"/>
+        </w:rPr>
+      </w:r>
+      <w:r>
+        <w:rPr>
+          <w:b/>
+          <w:lang w:val="gu_IN" w:bidi="gu_IN"/>
+        </w:rPr>
         <w:t>"તમને ન્યાયસભામાં ઘસડી લઈ જતા"</w:t>
       </w:r>
     </w:p>
@@ -17795,6 +19850,21 @@
           <w:b/>
           <w:lang w:val="gu_IN" w:bidi="gu_IN"/>
         </w:rPr>
+        <w:t>οὐκ αὐτοὶ βλασφημοῦσιν τὸ καλὸν ὄνομα</w:t>
+      </w:r>
+    </w:p>
+    <w:p>
+      <w:pPr/>
+      <w:r>
+        <w:rPr>
+          <w:lang w:val="gu_IN" w:bidi="gu_IN"/>
+        </w:rPr>
+      </w:r>
+      <w:r>
+        <w:rPr>
+          <w:b/>
+          <w:lang w:val="gu_IN" w:bidi="gu_IN"/>
+        </w:rPr>
         <w:t>"શું તેઓ એ ઉત્તમ નામની નિંદા કરતાં નથી"</w:t>
       </w:r>
     </w:p>
@@ -17878,6 +19948,21 @@
           <w:b/>
           <w:lang w:val="gu_IN" w:bidi="gu_IN"/>
         </w:rPr>
+        <w:t>τὸ καλὸν ὄνομα</w:t>
+      </w:r>
+    </w:p>
+    <w:p>
+      <w:pPr/>
+      <w:r>
+        <w:rPr>
+          <w:lang w:val="gu_IN" w:bidi="gu_IN"/>
+        </w:rPr>
+      </w:r>
+      <w:r>
+        <w:rPr>
+          <w:b/>
+          <w:lang w:val="gu_IN" w:bidi="gu_IN"/>
+        </w:rPr>
         <w:t>"શું &amp; એ ઉત્તમ નામની"</w:t>
       </w:r>
     </w:p>
@@ -18115,6 +20200,21 @@
         <w:rPr>
           <w:lang w:val="gu_IN" w:bidi="gu_IN"/>
         </w:rPr>
+      </w:r>
+    </w:p>
+    <w:p>
+      <w:pPr/>
+      <w:r>
+        <w:rPr>
+          <w:lang w:val="gu_IN" w:bidi="gu_IN"/>
+        </w:rPr>
+      </w:r>
+      <w:r>
+        <w:rPr>
+          <w:b/>
+          <w:lang w:val="gu_IN" w:bidi="gu_IN"/>
+        </w:rPr>
+        <w:t>εἰ μέντοι</w:t>
       </w:r>
     </w:p>
     <w:p>
@@ -18286,6 +20386,21 @@
           <w:b/>
           <w:lang w:val="gu_IN" w:bidi="gu_IN"/>
         </w:rPr>
+        <w:t>νόμον &amp; βασιλικὸν</w:t>
+      </w:r>
+    </w:p>
+    <w:p>
+      <w:pPr/>
+      <w:r>
+        <w:rPr>
+          <w:lang w:val="gu_IN" w:bidi="gu_IN"/>
+        </w:rPr>
+      </w:r>
+      <w:r>
+        <w:rPr>
+          <w:b/>
+          <w:lang w:val="gu_IN" w:bidi="gu_IN"/>
+        </w:rPr>
         <w:t>"રાજમાન્ય નિયમ"</w:t>
       </w:r>
     </w:p>
@@ -18462,6 +20577,21 @@
           <w:b/>
           <w:lang w:val="gu_IN" w:bidi="gu_IN"/>
         </w:rPr>
+        <w:t>ἀγαπήσεις τὸν πλησίον σου ὡς σεαυτόν</w:t>
+      </w:r>
+    </w:p>
+    <w:p>
+      <w:pPr/>
+      <w:r>
+        <w:rPr>
+          <w:lang w:val="gu_IN" w:bidi="gu_IN"/>
+        </w:rPr>
+      </w:r>
+      <w:r>
+        <w:rPr>
+          <w:b/>
+          <w:lang w:val="gu_IN" w:bidi="gu_IN"/>
+        </w:rPr>
         <w:t>"જો, તમે &amp; તું પોતાના જેવો પોતાના પાડોશીને પ્રેમ કર"</w:t>
       </w:r>
     </w:p>
@@ -18563,6 +20693,21 @@
           <w:b/>
           <w:lang w:val="gu_IN" w:bidi="gu_IN"/>
         </w:rPr>
+        <w:t>τὸν πλησίον σου</w:t>
+      </w:r>
+    </w:p>
+    <w:p>
+      <w:pPr/>
+      <w:r>
+        <w:rPr>
+          <w:lang w:val="gu_IN" w:bidi="gu_IN"/>
+        </w:rPr>
+      </w:r>
+      <w:r>
+        <w:rPr>
+          <w:b/>
+          <w:lang w:val="gu_IN" w:bidi="gu_IN"/>
+        </w:rPr>
         <w:t>"જો, તમે &amp; તું &amp; પાડોશીને"</w:t>
       </w:r>
     </w:p>
@@ -18701,6 +20846,21 @@
           <w:b/>
           <w:lang w:val="gu_IN" w:bidi="gu_IN"/>
         </w:rPr>
+        <w:t>προσωπολημπτεῖτε</w:t>
+      </w:r>
+    </w:p>
+    <w:p>
+      <w:pPr/>
+      <w:r>
+        <w:rPr>
+          <w:lang w:val="gu_IN" w:bidi="gu_IN"/>
+        </w:rPr>
+      </w:r>
+      <w:r>
+        <w:rPr>
+          <w:b/>
+          <w:lang w:val="gu_IN" w:bidi="gu_IN"/>
+        </w:rPr>
         <w:t>"તમે પક્ષપાત"</w:t>
       </w:r>
     </w:p>
@@ -18926,6 +21086,21 @@
           <w:b/>
           <w:lang w:val="gu_IN" w:bidi="gu_IN"/>
         </w:rPr>
+        <w:t>γὰρ</w:t>
+      </w:r>
+    </w:p>
+    <w:p>
+      <w:pPr/>
+      <w:r>
+        <w:rPr>
+          <w:lang w:val="gu_IN" w:bidi="gu_IN"/>
+        </w:rPr>
+      </w:r>
+      <w:r>
+        <w:rPr>
+          <w:b/>
+          <w:lang w:val="gu_IN" w:bidi="gu_IN"/>
+        </w:rPr>
         <w:t>"કેમ કે"</w:t>
       </w:r>
     </w:p>
@@ -19089,6 +21264,21 @@
           <w:b/>
           <w:lang w:val="gu_IN" w:bidi="gu_IN"/>
         </w:rPr>
+        <w:t>πταίσῃ δὲ ἐν ἑνί</w:t>
+      </w:r>
+    </w:p>
+    <w:p>
+      <w:pPr/>
+      <w:r>
+        <w:rPr>
+          <w:lang w:val="gu_IN" w:bidi="gu_IN"/>
+        </w:rPr>
+      </w:r>
+      <w:r>
+        <w:rPr>
+          <w:b/>
+          <w:lang w:val="gu_IN" w:bidi="gu_IN"/>
+        </w:rPr>
         <w:t>"પરંતુ એક બાબતમાં ઠોકર ખાય"</w:t>
       </w:r>
     </w:p>
@@ -19177,6 +21367,21 @@
           <w:b/>
           <w:lang w:val="gu_IN" w:bidi="gu_IN"/>
         </w:rPr>
+        <w:t>πταίσῃ δὲ ἐν ἑνί</w:t>
+      </w:r>
+    </w:p>
+    <w:p>
+      <w:pPr/>
+      <w:r>
+        <w:rPr>
+          <w:lang w:val="gu_IN" w:bidi="gu_IN"/>
+        </w:rPr>
+      </w:r>
+      <w:r>
+        <w:rPr>
+          <w:b/>
+          <w:lang w:val="gu_IN" w:bidi="gu_IN"/>
+        </w:rPr>
         <w:t>"પરંતુ એક બાબતમાં ઠોકર ખાય"</w:t>
       </w:r>
     </w:p>
@@ -19341,6 +21546,21 @@
           <w:b/>
           <w:lang w:val="gu_IN" w:bidi="gu_IN"/>
         </w:rPr>
+        <w:t>πάντων ἔνοχος</w:t>
+      </w:r>
+    </w:p>
+    <w:p>
+      <w:pPr/>
+      <w:r>
+        <w:rPr>
+          <w:lang w:val="gu_IN" w:bidi="gu_IN"/>
+        </w:rPr>
+      </w:r>
+      <w:r>
+        <w:rPr>
+          <w:b/>
+          <w:lang w:val="gu_IN" w:bidi="gu_IN"/>
+        </w:rPr>
         <w:t>"તે સર્વ સબંધી દોષિત"</w:t>
       </w:r>
     </w:p>
@@ -19416,6 +21636,21 @@
           <w:b/>
           <w:lang w:val="gu_IN" w:bidi="gu_IN"/>
         </w:rPr>
+        <w:t>γὰρ</w:t>
+      </w:r>
+    </w:p>
+    <w:p>
+      <w:pPr/>
+      <w:r>
+        <w:rPr>
+          <w:lang w:val="gu_IN" w:bidi="gu_IN"/>
+        </w:rPr>
+      </w:r>
+      <w:r>
+        <w:rPr>
+          <w:b/>
+          <w:lang w:val="gu_IN" w:bidi="gu_IN"/>
+        </w:rPr>
         <w:t>"કેમ કે"</w:t>
       </w:r>
     </w:p>
@@ -19491,6 +21726,21 @@
           <w:b/>
           <w:lang w:val="gu_IN" w:bidi="gu_IN"/>
         </w:rPr>
+        <w:t>ὁ &amp; εἰπών</w:t>
+      </w:r>
+    </w:p>
+    <w:p>
+      <w:pPr/>
+      <w:r>
+        <w:rPr>
+          <w:lang w:val="gu_IN" w:bidi="gu_IN"/>
+        </w:rPr>
+      </w:r>
+      <w:r>
+        <w:rPr>
+          <w:b/>
+          <w:lang w:val="gu_IN" w:bidi="gu_IN"/>
+        </w:rPr>
         <w:t>"જેમણે કહ્યું &amp; તું &amp; બન્યો છે"</w:t>
       </w:r>
     </w:p>
@@ -19654,6 +21904,21 @@
           <w:b/>
           <w:lang w:val="gu_IN" w:bidi="gu_IN"/>
         </w:rPr>
+        <w:t>οὕτως λαλεῖτε, καὶ οὕτως ποιεῖτε</w:t>
+      </w:r>
+    </w:p>
+    <w:p>
+      <w:pPr/>
+      <w:r>
+        <w:rPr>
+          <w:lang w:val="gu_IN" w:bidi="gu_IN"/>
+        </w:rPr>
+      </w:r>
+      <w:r>
+        <w:rPr>
+          <w:b/>
+          <w:lang w:val="gu_IN" w:bidi="gu_IN"/>
+        </w:rPr>
         <w:t>"સાધન દ્વારા &amp; બોલો અને તેમ વર્તો"</w:t>
       </w:r>
     </w:p>
@@ -19790,6 +22055,21 @@
         <w:rPr>
           <w:lang w:val="gu_IN" w:bidi="gu_IN"/>
         </w:rPr>
+      </w:r>
+    </w:p>
+    <w:p>
+      <w:pPr/>
+      <w:r>
+        <w:rPr>
+          <w:lang w:val="gu_IN" w:bidi="gu_IN"/>
+        </w:rPr>
+      </w:r>
+      <w:r>
+        <w:rPr>
+          <w:b/>
+          <w:lang w:val="gu_IN" w:bidi="gu_IN"/>
+        </w:rPr>
+        <w:t>νόμου ἐλευθερίας</w:t>
       </w:r>
     </w:p>
     <w:p>
@@ -19923,6 +22203,21 @@
           <w:b/>
           <w:lang w:val="gu_IN" w:bidi="gu_IN"/>
         </w:rPr>
+        <w:t>νόμου ἐλευθερίας</w:t>
+      </w:r>
+    </w:p>
+    <w:p>
+      <w:pPr/>
+      <w:r>
+        <w:rPr>
+          <w:lang w:val="gu_IN" w:bidi="gu_IN"/>
+        </w:rPr>
+      </w:r>
+      <w:r>
+        <w:rPr>
+          <w:b/>
+          <w:lang w:val="gu_IN" w:bidi="gu_IN"/>
+        </w:rPr>
         <w:t>"સ્વતંત્રતાના નિયમના"</w:t>
       </w:r>
     </w:p>
@@ -20011,6 +22306,21 @@
           <w:b/>
           <w:lang w:val="gu_IN" w:bidi="gu_IN"/>
         </w:rPr>
+        <w:t>νόμου ἐλευθερίας</w:t>
+      </w:r>
+    </w:p>
+    <w:p>
+      <w:pPr/>
+      <w:r>
+        <w:rPr>
+          <w:lang w:val="gu_IN" w:bidi="gu_IN"/>
+        </w:rPr>
+      </w:r>
+      <w:r>
+        <w:rPr>
+          <w:b/>
+          <w:lang w:val="gu_IN" w:bidi="gu_IN"/>
+        </w:rPr>
         <w:t>"સ્વતંત્રતાના નિયમના"</w:t>
       </w:r>
     </w:p>
@@ -20098,6 +22408,21 @@
         <w:rPr>
           <w:lang w:val="gu_IN" w:bidi="gu_IN"/>
         </w:rPr>
+      </w:r>
+    </w:p>
+    <w:p>
+      <w:pPr/>
+      <w:r>
+        <w:rPr>
+          <w:lang w:val="gu_IN" w:bidi="gu_IN"/>
+        </w:rPr>
+      </w:r>
+      <w:r>
+        <w:rPr>
+          <w:b/>
+          <w:lang w:val="gu_IN" w:bidi="gu_IN"/>
+        </w:rPr>
+        <w:t>νόμου ἐλευθερίας</w:t>
       </w:r>
     </w:p>
     <w:p>
@@ -20218,6 +22543,21 @@
           <w:b/>
           <w:lang w:val="gu_IN" w:bidi="gu_IN"/>
         </w:rPr>
+        <w:t>γὰρ</w:t>
+      </w:r>
+    </w:p>
+    <w:p>
+      <w:pPr/>
+      <w:r>
+        <w:rPr>
+          <w:lang w:val="gu_IN" w:bidi="gu_IN"/>
+        </w:rPr>
+      </w:r>
+      <w:r>
+        <w:rPr>
+          <w:b/>
+          <w:lang w:val="gu_IN" w:bidi="gu_IN"/>
+        </w:rPr>
         <w:t>"કેમ કે"</w:t>
       </w:r>
     </w:p>
@@ -20482,6 +22822,21 @@
           <w:b/>
           <w:lang w:val="gu_IN" w:bidi="gu_IN"/>
         </w:rPr>
+        <w:t>τῷ μὴ ποιήσαντι ἔλεος</w:t>
+      </w:r>
+    </w:p>
+    <w:p>
+      <w:pPr/>
+      <w:r>
+        <w:rPr>
+          <w:lang w:val="gu_IN" w:bidi="gu_IN"/>
+        </w:rPr>
+      </w:r>
+      <w:r>
+        <w:rPr>
+          <w:b/>
+          <w:lang w:val="gu_IN" w:bidi="gu_IN"/>
+        </w:rPr>
         <w:t>"તેઓ માટે &amp; દયા વગરનો છે. દયા &amp; વિરુદ્ધ"</w:t>
       </w:r>
     </w:p>
@@ -20558,6 +22913,21 @@
           <w:b/>
           <w:lang w:val="gu_IN" w:bidi="gu_IN"/>
         </w:rPr>
+        <w:t>κατακαυχᾶται ἔλεος κρίσεως</w:t>
+      </w:r>
+    </w:p>
+    <w:p>
+      <w:pPr/>
+      <w:r>
+        <w:rPr>
+          <w:lang w:val="gu_IN" w:bidi="gu_IN"/>
+        </w:rPr>
+      </w:r>
+      <w:r>
+        <w:rPr>
+          <w:b/>
+          <w:lang w:val="gu_IN" w:bidi="gu_IN"/>
+        </w:rPr>
         <w:t>"દયા વગરનો છે &amp; ન્યાય &amp; બડાઈ મારે છે"</w:t>
       </w:r>
     </w:p>
@@ -20633,6 +23003,21 @@
           <w:b/>
           <w:lang w:val="gu_IN" w:bidi="gu_IN"/>
         </w:rPr>
+        <w:t>κατακαυχᾶται ἔλεος κρίσεως</w:t>
+      </w:r>
+    </w:p>
+    <w:p>
+      <w:pPr/>
+      <w:r>
+        <w:rPr>
+          <w:lang w:val="gu_IN" w:bidi="gu_IN"/>
+        </w:rPr>
+      </w:r>
+      <w:r>
+        <w:rPr>
+          <w:b/>
+          <w:lang w:val="gu_IN" w:bidi="gu_IN"/>
+        </w:rPr>
         <w:t>"દયા વગરનો છે &amp; ન્યાય &amp; બડાઈ મારે છે"</w:t>
       </w:r>
     </w:p>
@@ -20896,6 +23281,21 @@
         <w:rPr>
           <w:lang w:val="gu_IN" w:bidi="gu_IN"/>
         </w:rPr>
+      </w:r>
+    </w:p>
+    <w:p>
+      <w:pPr/>
+      <w:r>
+        <w:rPr>
+          <w:lang w:val="gu_IN" w:bidi="gu_IN"/>
+        </w:rPr>
+      </w:r>
+      <w:r>
+        <w:rPr>
+          <w:b/>
+          <w:lang w:val="gu_IN" w:bidi="gu_IN"/>
+        </w:rPr>
+        <w:t>ἀδελφοί μου</w:t>
       </w:r>
     </w:p>
     <w:p>
@@ -21111,6 +23511,21 @@
           <w:b/>
           <w:lang w:val="gu_IN" w:bidi="gu_IN"/>
         </w:rPr>
+        <w:t>μὴ δύναται ἡ πίστις σῶσαι αὐτόν</w:t>
+      </w:r>
+    </w:p>
+    <w:p>
+      <w:pPr/>
+      <w:r>
+        <w:rPr>
+          <w:lang w:val="gu_IN" w:bidi="gu_IN"/>
+        </w:rPr>
+      </w:r>
+      <w:r>
+        <w:rPr>
+          <w:b/>
+          <w:lang w:val="gu_IN" w:bidi="gu_IN"/>
+        </w:rPr>
         <w:t>"તો શું &amp; તે વિશ્વાસ તેને તારવાને માટે સક્ષમ નથી"</w:t>
       </w:r>
     </w:p>
@@ -21212,6 +23627,21 @@
           <w:b/>
           <w:lang w:val="gu_IN" w:bidi="gu_IN"/>
         </w:rPr>
+        <w:t>μὴ δύναται ἡ πίστις σῶσαι αὐτόν</w:t>
+      </w:r>
+    </w:p>
+    <w:p>
+      <w:pPr/>
+      <w:r>
+        <w:rPr>
+          <w:lang w:val="gu_IN" w:bidi="gu_IN"/>
+        </w:rPr>
+      </w:r>
+      <w:r>
+        <w:rPr>
+          <w:b/>
+          <w:lang w:val="gu_IN" w:bidi="gu_IN"/>
+        </w:rPr>
         <w:t>"તો શું &amp; તે વિશ્વાસ તેને તારવાને માટે સક્ષમ નથી"</w:t>
       </w:r>
     </w:p>
@@ -21287,6 +23717,21 @@
           <w:b/>
           <w:lang w:val="gu_IN" w:bidi="gu_IN"/>
         </w:rPr>
+        <w:t>μὴ δύναται ἡ πίστις σῶσαι αὐτόν</w:t>
+      </w:r>
+    </w:p>
+    <w:p>
+      <w:pPr/>
+      <w:r>
+        <w:rPr>
+          <w:lang w:val="gu_IN" w:bidi="gu_IN"/>
+        </w:rPr>
+      </w:r>
+      <w:r>
+        <w:rPr>
+          <w:b/>
+          <w:lang w:val="gu_IN" w:bidi="gu_IN"/>
+        </w:rPr>
         <w:t>"તો શું &amp; તે વિશ્વાસ તેને તારવાને માટે સક્ષમ નથી"</w:t>
       </w:r>
     </w:p>
@@ -21450,6 +23895,21 @@
           <w:b/>
           <w:lang w:val="gu_IN" w:bidi="gu_IN"/>
         </w:rPr>
+        <w:t>σῶσαι αὐτόν</w:t>
+      </w:r>
+    </w:p>
+    <w:p>
+      <w:pPr/>
+      <w:r>
+        <w:rPr>
+          <w:lang w:val="gu_IN" w:bidi="gu_IN"/>
+        </w:rPr>
+      </w:r>
+      <w:r>
+        <w:rPr>
+          <w:b/>
+          <w:lang w:val="gu_IN" w:bidi="gu_IN"/>
+        </w:rPr>
         <w:t>"તે &amp; તેને તારવાને માટે"</w:t>
       </w:r>
     </w:p>
@@ -21526,6 +23986,21 @@
           <w:b/>
           <w:lang w:val="gu_IN" w:bidi="gu_IN"/>
         </w:rPr>
+        <w:t>ἐὰν</w:t>
+      </w:r>
+    </w:p>
+    <w:p>
+      <w:pPr/>
+      <w:r>
+        <w:rPr>
+          <w:lang w:val="gu_IN" w:bidi="gu_IN"/>
+        </w:rPr>
+      </w:r>
+      <w:r>
+        <w:rPr>
+          <w:b/>
+          <w:lang w:val="gu_IN" w:bidi="gu_IN"/>
+        </w:rPr>
         <w:t>"જો"</w:t>
       </w:r>
     </w:p>
@@ -21601,6 +24076,21 @@
           <w:b/>
           <w:lang w:val="gu_IN" w:bidi="gu_IN"/>
         </w:rPr>
+        <w:t>ἀδελφὸς ἢ ἀδελφὴ</w:t>
+      </w:r>
+    </w:p>
+    <w:p>
+      <w:pPr/>
+      <w:r>
+        <w:rPr>
+          <w:lang w:val="gu_IN" w:bidi="gu_IN"/>
+        </w:rPr>
+      </w:r>
+      <w:r>
+        <w:rPr>
+          <w:b/>
+          <w:lang w:val="gu_IN" w:bidi="gu_IN"/>
+        </w:rPr>
         <w:t>"ભાઈ કે બહેન"</w:t>
       </w:r>
     </w:p>
@@ -21715,6 +24205,21 @@
           <w:b/>
           <w:lang w:val="gu_IN" w:bidi="gu_IN"/>
         </w:rPr>
+        <w:t>γυμνοὶ</w:t>
+      </w:r>
+    </w:p>
+    <w:p>
+      <w:pPr/>
+      <w:r>
+        <w:rPr>
+          <w:lang w:val="gu_IN" w:bidi="gu_IN"/>
+        </w:rPr>
+      </w:r>
+      <w:r>
+        <w:rPr>
+          <w:b/>
+          <w:lang w:val="gu_IN" w:bidi="gu_IN"/>
+        </w:rPr>
         <w:t>"નિર્વસ્ત્ર હોય"</w:t>
       </w:r>
     </w:p>
@@ -21785,6 +24290,21 @@
           <w:b/>
           <w:lang w:val="gu_IN" w:bidi="gu_IN"/>
         </w:rPr>
+        <w:t>δέ</w:t>
+      </w:r>
+    </w:p>
+    <w:p>
+      <w:pPr/>
+      <w:r>
+        <w:rPr>
+          <w:lang w:val="gu_IN" w:bidi="gu_IN"/>
+        </w:rPr>
+      </w:r>
+      <w:r>
+        <w:rPr>
+          <w:b/>
+          <w:lang w:val="gu_IN" w:bidi="gu_IN"/>
+        </w:rPr>
         <w:t>"અને"</w:t>
       </w:r>
     </w:p>
@@ -21860,6 +24380,21 @@
           <w:b/>
           <w:lang w:val="gu_IN" w:bidi="gu_IN"/>
         </w:rPr>
+        <w:t>αὐτοῖς &amp; αὐτοῖς</w:t>
+      </w:r>
+    </w:p>
+    <w:p>
+      <w:pPr/>
+      <w:r>
+        <w:rPr>
+          <w:lang w:val="gu_IN" w:bidi="gu_IN"/>
+        </w:rPr>
+      </w:r>
+      <w:r>
+        <w:rPr>
+          <w:b/>
+          <w:lang w:val="gu_IN" w:bidi="gu_IN"/>
+        </w:rPr>
         <w:t>"તેઓને &amp; તેઓને"</w:t>
       </w:r>
     </w:p>
@@ -21948,6 +24483,21 @@
           <w:b/>
           <w:lang w:val="gu_IN" w:bidi="gu_IN"/>
         </w:rPr>
+        <w:t>θερμαίνεσθε καὶ χορτάζεσθε</w:t>
+      </w:r>
+    </w:p>
+    <w:p>
+      <w:pPr/>
+      <w:r>
+        <w:rPr>
+          <w:lang w:val="gu_IN" w:bidi="gu_IN"/>
+        </w:rPr>
+      </w:r>
+      <w:r>
+        <w:rPr>
+          <w:b/>
+          <w:lang w:val="gu_IN" w:bidi="gu_IN"/>
+        </w:rPr>
         <w:t>"તાપો અને તૃપ્ત થાઓ તથા સંતોષી રહો"</w:t>
       </w:r>
     </w:p>
@@ -22086,6 +24636,21 @@
           <w:b/>
           <w:lang w:val="gu_IN" w:bidi="gu_IN"/>
         </w:rPr>
+        <w:t>χορτάζεσθε</w:t>
+      </w:r>
+    </w:p>
+    <w:p>
+      <w:pPr/>
+      <w:r>
+        <w:rPr>
+          <w:lang w:val="gu_IN" w:bidi="gu_IN"/>
+        </w:rPr>
+      </w:r>
+      <w:r>
+        <w:rPr>
+          <w:b/>
+          <w:lang w:val="gu_IN" w:bidi="gu_IN"/>
+        </w:rPr>
         <w:t>"તથા સંતોષી રહો"</w:t>
       </w:r>
     </w:p>
@@ -22161,6 +24726,21 @@
           <w:b/>
           <w:lang w:val="gu_IN" w:bidi="gu_IN"/>
         </w:rPr>
+        <w:t>δὲ</w:t>
+      </w:r>
+    </w:p>
+    <w:p>
+      <w:pPr/>
+      <w:r>
+        <w:rPr>
+          <w:lang w:val="gu_IN" w:bidi="gu_IN"/>
+        </w:rPr>
+      </w:r>
+      <w:r>
+        <w:rPr>
+          <w:b/>
+          <w:lang w:val="gu_IN" w:bidi="gu_IN"/>
+        </w:rPr>
         <w:t>"પરંતુ"</w:t>
       </w:r>
     </w:p>
@@ -22224,6 +24804,21 @@
           <w:b/>
           <w:lang w:val="gu_IN" w:bidi="gu_IN"/>
         </w:rPr>
+        <w:t>μὴ δῶτε</w:t>
+      </w:r>
+    </w:p>
+    <w:p>
+      <w:pPr/>
+      <w:r>
+        <w:rPr>
+          <w:lang w:val="gu_IN" w:bidi="gu_IN"/>
+        </w:rPr>
+      </w:r>
+      <w:r>
+        <w:rPr>
+          <w:b/>
+          <w:lang w:val="gu_IN" w:bidi="gu_IN"/>
+        </w:rPr>
         <w:t>"ન આપો"</w:t>
       </w:r>
     </w:p>
@@ -22299,6 +24894,21 @@
           <w:b/>
           <w:lang w:val="gu_IN" w:bidi="gu_IN"/>
         </w:rPr>
+        <w:t>τὰ ἐπιτήδεια</w:t>
+      </w:r>
+    </w:p>
+    <w:p>
+      <w:pPr/>
+      <w:r>
+        <w:rPr>
+          <w:lang w:val="gu_IN" w:bidi="gu_IN"/>
+        </w:rPr>
+      </w:r>
+      <w:r>
+        <w:rPr>
+          <w:b/>
+          <w:lang w:val="gu_IN" w:bidi="gu_IN"/>
+        </w:rPr>
         <w:t>"જરૂરી વાનાં"</w:t>
       </w:r>
     </w:p>
@@ -22374,6 +24984,21 @@
           <w:b/>
           <w:lang w:val="gu_IN" w:bidi="gu_IN"/>
         </w:rPr>
+        <w:t>τοῦ σώματος</w:t>
+      </w:r>
+    </w:p>
+    <w:p>
+      <w:pPr/>
+      <w:r>
+        <w:rPr>
+          <w:lang w:val="gu_IN" w:bidi="gu_IN"/>
+        </w:rPr>
+      </w:r>
+      <w:r>
+        <w:rPr>
+          <w:b/>
+          <w:lang w:val="gu_IN" w:bidi="gu_IN"/>
+        </w:rPr>
         <w:t>"શરીરને માટે"</w:t>
       </w:r>
     </w:p>
@@ -22435,6 +25060,21 @@
         <w:rPr>
           <w:lang w:val="gu_IN" w:bidi="gu_IN"/>
         </w:rPr>
+      </w:r>
+    </w:p>
+    <w:p>
+      <w:pPr/>
+      <w:r>
+        <w:rPr>
+          <w:lang w:val="gu_IN" w:bidi="gu_IN"/>
+        </w:rPr>
+      </w:r>
+      <w:r>
+        <w:rPr>
+          <w:b/>
+          <w:lang w:val="gu_IN" w:bidi="gu_IN"/>
+        </w:rPr>
+        <w:t>τί τὸ ὄφελος</w:t>
       </w:r>
     </w:p>
     <w:p>
@@ -22542,6 +25182,21 @@
           <w:b/>
           <w:lang w:val="gu_IN" w:bidi="gu_IN"/>
         </w:rPr>
+        <w:t>τί τὸ ὄφελος</w:t>
+      </w:r>
+    </w:p>
+    <w:p>
+      <w:pPr/>
+      <w:r>
+        <w:rPr>
+          <w:lang w:val="gu_IN" w:bidi="gu_IN"/>
+        </w:rPr>
+      </w:r>
+      <w:r>
+        <w:rPr>
+          <w:b/>
+          <w:lang w:val="gu_IN" w:bidi="gu_IN"/>
+        </w:rPr>
         <w:t>"તો શું લાભ થશે"</w:t>
       </w:r>
     </w:p>
@@ -22753,6 +25408,21 @@
         <w:rPr>
           <w:lang w:val="gu_IN" w:bidi="gu_IN"/>
         </w:rPr>
+      </w:r>
+    </w:p>
+    <w:p>
+      <w:pPr/>
+      <w:r>
+        <w:rPr>
+          <w:lang w:val="gu_IN" w:bidi="gu_IN"/>
+        </w:rPr>
+      </w:r>
+      <w:r>
+        <w:rPr>
+          <w:b/>
+          <w:lang w:val="gu_IN" w:bidi="gu_IN"/>
+        </w:rPr>
+        <w:t>ἀλλ’ ἐρεῖ τις, σὺ πίστιν ἔχεις, κἀγὼ ἔργα ἔχω</w:t>
       </w:r>
     </w:p>
     <w:p>
@@ -22860,6 +25530,21 @@
           <w:b/>
           <w:lang w:val="gu_IN" w:bidi="gu_IN"/>
         </w:rPr>
+        <w:t>ἀλλ’ ἐρεῖ τις, σὺ πίστιν ἔχεις, κἀγὼ ἔργα ἔχω</w:t>
+      </w:r>
+    </w:p>
+    <w:p>
+      <w:pPr/>
+      <w:r>
+        <w:rPr>
+          <w:lang w:val="gu_IN" w:bidi="gu_IN"/>
+        </w:rPr>
+      </w:r>
+      <w:r>
+        <w:rPr>
+          <w:b/>
+          <w:lang w:val="gu_IN" w:bidi="gu_IN"/>
+        </w:rPr>
         <w:t>"પરંતુ કોઈ કહે, "તારી પાસે વિશ્વાસ &amp; પાસે કરણીઓ &amp; મને બતાવ"</w:t>
       </w:r>
     </w:p>
@@ -22935,6 +25620,21 @@
           <w:b/>
           <w:lang w:val="gu_IN" w:bidi="gu_IN"/>
         </w:rPr>
+        <w:t>ἀλλ’ ἐρεῖ τις</w:t>
+      </w:r>
+    </w:p>
+    <w:p>
+      <w:pPr/>
+      <w:r>
+        <w:rPr>
+          <w:lang w:val="gu_IN" w:bidi="gu_IN"/>
+        </w:rPr>
+      </w:r>
+      <w:r>
+        <w:rPr>
+          <w:b/>
+          <w:lang w:val="gu_IN" w:bidi="gu_IN"/>
+        </w:rPr>
         <w:t>"પરંતુ કોઈ કહે"</w:t>
       </w:r>
     </w:p>
@@ -22996,6 +25696,21 @@
         <w:rPr>
           <w:lang w:val="gu_IN" w:bidi="gu_IN"/>
         </w:rPr>
+      </w:r>
+    </w:p>
+    <w:p>
+      <w:pPr/>
+      <w:r>
+        <w:rPr>
+          <w:lang w:val="gu_IN" w:bidi="gu_IN"/>
+        </w:rPr>
+      </w:r>
+      <w:r>
+        <w:rPr>
+          <w:b/>
+          <w:lang w:val="gu_IN" w:bidi="gu_IN"/>
+        </w:rPr>
+        <w:t>σὺ πίστιν ἔχεις</w:t>
       </w:r>
     </w:p>
     <w:p>
@@ -23178,6 +25893,21 @@
           <w:b/>
           <w:lang w:val="gu_IN" w:bidi="gu_IN"/>
         </w:rPr>
+        <w:t>δεῖξόν μοι τὴν πίστιν σου χωρὶς τῶν ἔργων, κἀγώ σοι δείξω ἐκ τῶν ἔργων μου τὴν πίστιν</w:t>
+      </w:r>
+    </w:p>
+    <w:p>
+      <w:pPr/>
+      <w:r>
+        <w:rPr>
+          <w:lang w:val="gu_IN" w:bidi="gu_IN"/>
+        </w:rPr>
+      </w:r>
+      <w:r>
+        <w:rPr>
+          <w:b/>
+          <w:lang w:val="gu_IN" w:bidi="gu_IN"/>
+        </w:rPr>
         <w:t>"છે, અને મારી &amp; છે," તો હું કહીશ, તારો વિશ્વાસ કરણીઓ વિના &amp; અને હું તને મારો વિશ્વાસ કરણીઓથી બતાવીશ"</w:t>
       </w:r>
     </w:p>
@@ -23253,6 +25983,21 @@
           <w:b/>
           <w:lang w:val="gu_IN" w:bidi="gu_IN"/>
         </w:rPr>
+        <w:t>δεῖξόν μοι τὴν πίστιν σου χωρὶς τῶν ἔργων</w:t>
+      </w:r>
+    </w:p>
+    <w:p>
+      <w:pPr/>
+      <w:r>
+        <w:rPr>
+          <w:lang w:val="gu_IN" w:bidi="gu_IN"/>
+        </w:rPr>
+      </w:r>
+      <w:r>
+        <w:rPr>
+          <w:b/>
+          <w:lang w:val="gu_IN" w:bidi="gu_IN"/>
+        </w:rPr>
         <w:t>"છે, અને મારી &amp; તો હું કહીશ, તારો વિશ્વાસ કરણીઓ વિના"</w:t>
       </w:r>
     </w:p>
@@ -23328,6 +26073,21 @@
           <w:b/>
           <w:lang w:val="gu_IN" w:bidi="gu_IN"/>
         </w:rPr>
+        <w:t>δεῖξόν μοι τὴν πίστιν σου χωρὶς τῶν ἔργων</w:t>
+      </w:r>
+    </w:p>
+    <w:p>
+      <w:pPr/>
+      <w:r>
+        <w:rPr>
+          <w:lang w:val="gu_IN" w:bidi="gu_IN"/>
+        </w:rPr>
+      </w:r>
+      <w:r>
+        <w:rPr>
+          <w:b/>
+          <w:lang w:val="gu_IN" w:bidi="gu_IN"/>
+        </w:rPr>
         <w:t>"છે, અને મારી &amp; તો હું કહીશ, તારો વિશ્વાસ કરણીઓ વિના"</w:t>
       </w:r>
     </w:p>
@@ -23478,6 +26238,21 @@
           <w:b/>
           <w:lang w:val="gu_IN" w:bidi="gu_IN"/>
         </w:rPr>
+        <w:t>κἀγώ σοι δείξω ἐκ τῶν ἔργων μου τὴν πίστιν</w:t>
+      </w:r>
+    </w:p>
+    <w:p>
+      <w:pPr/>
+      <w:r>
+        <w:rPr>
+          <w:lang w:val="gu_IN" w:bidi="gu_IN"/>
+        </w:rPr>
+      </w:r>
+      <w:r>
+        <w:rPr>
+          <w:b/>
+          <w:lang w:val="gu_IN" w:bidi="gu_IN"/>
+        </w:rPr>
         <w:t>"છે," તો હું કહીશ &amp; અને હું તને મારો વિશ્વાસ કરણીઓથી બતાવીશ"</w:t>
       </w:r>
     </w:p>
@@ -23553,6 +26328,21 @@
           <w:b/>
           <w:lang w:val="gu_IN" w:bidi="gu_IN"/>
         </w:rPr>
+        <w:t>σὺ πιστεύεις ὅτι εἷς ἐστιν ὁ Θεός</w:t>
+      </w:r>
+    </w:p>
+    <w:p>
+      <w:pPr/>
+      <w:r>
+        <w:rPr>
+          <w:lang w:val="gu_IN" w:bidi="gu_IN"/>
+        </w:rPr>
+      </w:r>
+      <w:r>
+        <w:rPr>
+          <w:b/>
+          <w:lang w:val="gu_IN" w:bidi="gu_IN"/>
+        </w:rPr>
         <w:t>"તમે માનો છો કે ઈશ્વર એક છે &amp; માને છે"</w:t>
       </w:r>
     </w:p>
@@ -23616,6 +26406,21 @@
           <w:b/>
           <w:lang w:val="gu_IN" w:bidi="gu_IN"/>
         </w:rPr>
+        <w:t>σὺ πιστεύεις ὅτι εἷς ἐστιν ὁ Θεός</w:t>
+      </w:r>
+    </w:p>
+    <w:p>
+      <w:pPr/>
+      <w:r>
+        <w:rPr>
+          <w:lang w:val="gu_IN" w:bidi="gu_IN"/>
+        </w:rPr>
+      </w:r>
+      <w:r>
+        <w:rPr>
+          <w:b/>
+          <w:lang w:val="gu_IN" w:bidi="gu_IN"/>
+        </w:rPr>
         <w:t>"તમે માનો છો કે ઈશ્વર એક છે &amp; માને છે"</w:t>
       </w:r>
     </w:p>
@@ -23679,6 +26484,21 @@
           <w:b/>
           <w:lang w:val="gu_IN" w:bidi="gu_IN"/>
         </w:rPr>
+        <w:t>καλῶς ποιεῖς; καὶ τὰ δαιμόνια πιστεύουσιν καὶ φρίσσουσιν</w:t>
+      </w:r>
+    </w:p>
+    <w:p>
+      <w:pPr/>
+      <w:r>
+        <w:rPr>
+          <w:lang w:val="gu_IN" w:bidi="gu_IN"/>
+        </w:rPr>
+      </w:r>
+      <w:r>
+        <w:rPr>
+          <w:b/>
+          <w:lang w:val="gu_IN" w:bidi="gu_IN"/>
+        </w:rPr>
         <w:t>"તમે માનો છો &amp; ઈશ્વર &amp; તો તમે સારું કરો છો. દુષ્ટાત્માઓ પણ &amp; અને તેઓ કાંપે છે"</w:t>
       </w:r>
     </w:p>
@@ -23904,6 +26724,21 @@
           <w:b/>
           <w:lang w:val="gu_IN" w:bidi="gu_IN"/>
         </w:rPr>
+        <w:t>θέλεις &amp; γνῶναι</w:t>
+      </w:r>
+    </w:p>
+    <w:p>
+      <w:pPr/>
+      <w:r>
+        <w:rPr>
+          <w:lang w:val="gu_IN" w:bidi="gu_IN"/>
+        </w:rPr>
+      </w:r>
+      <w:r>
+        <w:rPr>
+          <w:b/>
+          <w:lang w:val="gu_IN" w:bidi="gu_IN"/>
+        </w:rPr>
         <w:t>"તું જાણવા માંગે છે"</w:t>
       </w:r>
     </w:p>
@@ -24042,6 +26877,21 @@
           <w:b/>
           <w:lang w:val="gu_IN" w:bidi="gu_IN"/>
         </w:rPr>
+        <w:t>ὦ ἄνθρωπε κενέ</w:t>
+      </w:r>
+    </w:p>
+    <w:p>
+      <w:pPr/>
+      <w:r>
+        <w:rPr>
+          <w:lang w:val="gu_IN" w:bidi="gu_IN"/>
+        </w:rPr>
+      </w:r>
+      <w:r>
+        <w:rPr>
+          <w:b/>
+          <w:lang w:val="gu_IN" w:bidi="gu_IN"/>
+        </w:rPr>
         <w:t>"ઓ મૂર્ખ માણસ"</w:t>
       </w:r>
     </w:p>
@@ -24117,6 +26967,21 @@
           <w:b/>
           <w:lang w:val="gu_IN" w:bidi="gu_IN"/>
         </w:rPr>
+        <w:t>ἡ πίστις χωρὶς τῶν ἔργων ἀργή ἐστιν</w:t>
+      </w:r>
+    </w:p>
+    <w:p>
+      <w:pPr/>
+      <w:r>
+        <w:rPr>
+          <w:lang w:val="gu_IN" w:bidi="gu_IN"/>
+        </w:rPr>
+      </w:r>
+      <w:r>
+        <w:rPr>
+          <w:b/>
+          <w:lang w:val="gu_IN" w:bidi="gu_IN"/>
+        </w:rPr>
         <w:t>"શું &amp; કરણીઓ વગરનો વિશ્વાસ નિર્જીવ છે"</w:t>
       </w:r>
     </w:p>
@@ -24192,6 +27057,21 @@
           <w:b/>
           <w:lang w:val="gu_IN" w:bidi="gu_IN"/>
         </w:rPr>
+        <w:t>ἡ πίστις χωρὶς τῶν ἔργων ἀργή ἐστιν</w:t>
+      </w:r>
+    </w:p>
+    <w:p>
+      <w:pPr/>
+      <w:r>
+        <w:rPr>
+          <w:lang w:val="gu_IN" w:bidi="gu_IN"/>
+        </w:rPr>
+      </w:r>
+      <w:r>
+        <w:rPr>
+          <w:b/>
+          <w:lang w:val="gu_IN" w:bidi="gu_IN"/>
+        </w:rPr>
         <w:t>"શું &amp; કરણીઓ વગરનો વિશ્વાસ નિર્જીવ છે"</w:t>
       </w:r>
     </w:p>
@@ -24267,6 +27147,21 @@
           <w:b/>
           <w:lang w:val="gu_IN" w:bidi="gu_IN"/>
         </w:rPr>
+        <w:t>ἡ πίστις χωρὶς τῶν ἔργων ἀργή ἐστιν</w:t>
+      </w:r>
+    </w:p>
+    <w:p>
+      <w:pPr/>
+      <w:r>
+        <w:rPr>
+          <w:lang w:val="gu_IN" w:bidi="gu_IN"/>
+        </w:rPr>
+      </w:r>
+      <w:r>
+        <w:rPr>
+          <w:b/>
+          <w:lang w:val="gu_IN" w:bidi="gu_IN"/>
+        </w:rPr>
         <w:t>"શું &amp; કરણીઓ વગરનો વિશ્વાસ નિર્જીવ છે"</w:t>
       </w:r>
     </w:p>
@@ -24342,6 +27237,21 @@
           <w:b/>
           <w:lang w:val="gu_IN" w:bidi="gu_IN"/>
         </w:rPr>
+        <w:t>ἡ πίστις χωρὶς τῶν ἔργων ἀργή ἐστιν</w:t>
+      </w:r>
+    </w:p>
+    <w:p>
+      <w:pPr/>
+      <w:r>
+        <w:rPr>
+          <w:lang w:val="gu_IN" w:bidi="gu_IN"/>
+        </w:rPr>
+      </w:r>
+      <w:r>
+        <w:rPr>
+          <w:b/>
+          <w:lang w:val="gu_IN" w:bidi="gu_IN"/>
+        </w:rPr>
         <w:t>"શું &amp; કરણીઓ વગરનો વિશ્વાસ નિર્જીવ છે"</w:t>
       </w:r>
     </w:p>
@@ -24492,6 +27402,21 @@
           <w:b/>
           <w:lang w:val="gu_IN" w:bidi="gu_IN"/>
         </w:rPr>
+        <w:t>Ἀβραὰμ ὁ πατὴρ ἡμῶν οὐκ ἐξ ἔργων ἐδικαιώθη, ἀνενέγκας Ἰσαὰκ τὸν υἱὸν αὐτοῦ ἐπὶ τὸ θυσιαστήριον</w:t>
+      </w:r>
+    </w:p>
+    <w:p>
+      <w:pPr/>
+      <w:r>
+        <w:rPr>
+          <w:lang w:val="gu_IN" w:bidi="gu_IN"/>
+        </w:rPr>
+      </w:r>
+      <w:r>
+        <w:rPr>
+          <w:b/>
+          <w:lang w:val="gu_IN" w:bidi="gu_IN"/>
+        </w:rPr>
         <w:t>"શું આપણો પિતા ઇબ્રાહિમે જ્યારે તેના દીકરા ઇસહાકનું વેદી પર અર્પણ કર્યું, ત્યારે કરણીઓ દ્વારા ન્યાયી ઠર્યો નહોતો"</w:t>
       </w:r>
     </w:p>
@@ -24567,6 +27492,21 @@
           <w:b/>
           <w:lang w:val="gu_IN" w:bidi="gu_IN"/>
         </w:rPr>
+        <w:t>Ἀβραὰμ ὁ πατὴρ ἡμῶν οὐκ ἐξ ἔργων ἐδικαιώθη</w:t>
+      </w:r>
+    </w:p>
+    <w:p>
+      <w:pPr/>
+      <w:r>
+        <w:rPr>
+          <w:lang w:val="gu_IN" w:bidi="gu_IN"/>
+        </w:rPr>
+      </w:r>
+      <w:r>
+        <w:rPr>
+          <w:b/>
+          <w:lang w:val="gu_IN" w:bidi="gu_IN"/>
+        </w:rPr>
         <w:t>"શું આપણો પિતા ઇબ્રાહિમે &amp; ત્યારે કરણીઓ દ્વારા ન્યાયી ઠર્યો નહોતો"</w:t>
       </w:r>
     </w:p>
@@ -24642,6 +27582,21 @@
           <w:b/>
           <w:lang w:val="gu_IN" w:bidi="gu_IN"/>
         </w:rPr>
+        <w:t>Ἀβραὰμ ὁ πατὴρ ἡμῶν οὐκ &amp; ἐδικαιώθη</w:t>
+      </w:r>
+    </w:p>
+    <w:p>
+      <w:pPr/>
+      <w:r>
+        <w:rPr>
+          <w:lang w:val="gu_IN" w:bidi="gu_IN"/>
+        </w:rPr>
+      </w:r>
+      <w:r>
+        <w:rPr>
+          <w:b/>
+          <w:lang w:val="gu_IN" w:bidi="gu_IN"/>
+        </w:rPr>
         <w:t>"શું આપણો પિતા ઇબ્રાહિમે &amp; ન્યાયી ઠર્યો નહોતો"</w:t>
       </w:r>
     </w:p>
@@ -24717,6 +27672,21 @@
           <w:b/>
           <w:lang w:val="gu_IN" w:bidi="gu_IN"/>
         </w:rPr>
+        <w:t>ὁ πατὴρ ἡμῶν</w:t>
+      </w:r>
+    </w:p>
+    <w:p>
+      <w:pPr/>
+      <w:r>
+        <w:rPr>
+          <w:lang w:val="gu_IN" w:bidi="gu_IN"/>
+        </w:rPr>
+      </w:r>
+      <w:r>
+        <w:rPr>
+          <w:b/>
+          <w:lang w:val="gu_IN" w:bidi="gu_IN"/>
+        </w:rPr>
         <w:t>"શું આપણો પિતા"</w:t>
       </w:r>
     </w:p>
@@ -24792,6 +27762,21 @@
           <w:b/>
           <w:lang w:val="gu_IN" w:bidi="gu_IN"/>
         </w:rPr>
+        <w:t>ὁ πατὴρ ἡμῶν</w:t>
+      </w:r>
+    </w:p>
+    <w:p>
+      <w:pPr/>
+      <w:r>
+        <w:rPr>
+          <w:lang w:val="gu_IN" w:bidi="gu_IN"/>
+        </w:rPr>
+      </w:r>
+      <w:r>
+        <w:rPr>
+          <w:b/>
+          <w:lang w:val="gu_IN" w:bidi="gu_IN"/>
+        </w:rPr>
         <w:t>"શું આપણો પિતા"</w:t>
       </w:r>
     </w:p>
@@ -24867,6 +27852,21 @@
           <w:b/>
           <w:lang w:val="gu_IN" w:bidi="gu_IN"/>
         </w:rPr>
+        <w:t>βλέπεις</w:t>
+      </w:r>
+    </w:p>
+    <w:p>
+      <w:pPr/>
+      <w:r>
+        <w:rPr>
+          <w:lang w:val="gu_IN" w:bidi="gu_IN"/>
+        </w:rPr>
+      </w:r>
+      <w:r>
+        <w:rPr>
+          <w:b/>
+          <w:lang w:val="gu_IN" w:bidi="gu_IN"/>
+        </w:rPr>
         <w:t>"તું જુએ છે"</w:t>
       </w:r>
     </w:p>
@@ -25167,6 +28167,21 @@
           <w:b/>
           <w:lang w:val="gu_IN" w:bidi="gu_IN"/>
         </w:rPr>
+        <w:t>ἐκ τῶν ἔργων ἡ πίστις ἐτελειώθη</w:t>
+      </w:r>
+    </w:p>
+    <w:p>
+      <w:pPr/>
+      <w:r>
+        <w:rPr>
+          <w:lang w:val="gu_IN" w:bidi="gu_IN"/>
+        </w:rPr>
+      </w:r>
+      <w:r>
+        <w:rPr>
+          <w:b/>
+          <w:lang w:val="gu_IN" w:bidi="gu_IN"/>
+        </w:rPr>
         <w:t>"તેની કરણીઓ &amp; કરણીઓથી વિશ્વાસને સંપૂર્ણ કરવામાં આવ્યો હતો"</w:t>
       </w:r>
     </w:p>
@@ -25305,6 +28320,21 @@
           <w:b/>
           <w:lang w:val="gu_IN" w:bidi="gu_IN"/>
         </w:rPr>
+        <w:t>ἐπίστευσεν δὲ Ἀβραὰμ τῷ Θεῷ, καὶ ἐλογίσθη αὐτῷ εἰς δικαιοσύνην</w:t>
+      </w:r>
+    </w:p>
+    <w:p>
+      <w:pPr/>
+      <w:r>
+        <w:rPr>
+          <w:lang w:val="gu_IN" w:bidi="gu_IN"/>
+        </w:rPr>
+      </w:r>
+      <w:r>
+        <w:rPr>
+          <w:b/>
+          <w:lang w:val="gu_IN" w:bidi="gu_IN"/>
+        </w:rPr>
         <w:t>"અને ઇબ્રાહિમે ઈશ્વર પર વિશ્વાસ કર્યો, અને તે તેને માટે ન્યાયીપણા"</w:t>
       </w:r>
     </w:p>
@@ -25366,6 +28396,21 @@
         <w:rPr>
           <w:lang w:val="gu_IN" w:bidi="gu_IN"/>
         </w:rPr>
+      </w:r>
+    </w:p>
+    <w:p>
+      <w:pPr/>
+      <w:r>
+        <w:rPr>
+          <w:lang w:val="gu_IN" w:bidi="gu_IN"/>
+        </w:rPr>
+      </w:r>
+      <w:r>
+        <w:rPr>
+          <w:b/>
+          <w:lang w:val="gu_IN" w:bidi="gu_IN"/>
+        </w:rPr>
+        <w:t>φίλος Θεοῦ ἐκλήθη</w:t>
       </w:r>
     </w:p>
     <w:p>
@@ -25491,6 +28536,21 @@
           <w:b/>
           <w:lang w:val="gu_IN" w:bidi="gu_IN"/>
         </w:rPr>
+        <w:t>φίλος Θεοῦ ἐκλήθη</w:t>
+      </w:r>
+    </w:p>
+    <w:p>
+      <w:pPr/>
+      <w:r>
+        <w:rPr>
+          <w:lang w:val="gu_IN" w:bidi="gu_IN"/>
+        </w:rPr>
+      </w:r>
+      <w:r>
+        <w:rPr>
+          <w:b/>
+          <w:lang w:val="gu_IN" w:bidi="gu_IN"/>
+        </w:rPr>
         <w:t>"તરીકે ગણવામાં આવ્યો &amp; તેને ઈશ્વરનો મિત્ર કહેવામાં આવ્યો"</w:t>
       </w:r>
     </w:p>
@@ -25566,6 +28626,21 @@
           <w:b/>
           <w:lang w:val="gu_IN" w:bidi="gu_IN"/>
         </w:rPr>
+        <w:t>ὁρᾶτε</w:t>
+      </w:r>
+    </w:p>
+    <w:p>
+      <w:pPr/>
+      <w:r>
+        <w:rPr>
+          <w:lang w:val="gu_IN" w:bidi="gu_IN"/>
+        </w:rPr>
+      </w:r>
+      <w:r>
+        <w:rPr>
+          <w:b/>
+          <w:lang w:val="gu_IN" w:bidi="gu_IN"/>
+        </w:rPr>
         <w:t>"તું જુએ છે"</w:t>
       </w:r>
     </w:p>
@@ -25629,6 +28704,21 @@
           <w:b/>
           <w:lang w:val="gu_IN" w:bidi="gu_IN"/>
         </w:rPr>
+        <w:t>ὁρᾶτε</w:t>
+      </w:r>
+    </w:p>
+    <w:p>
+      <w:pPr/>
+      <w:r>
+        <w:rPr>
+          <w:lang w:val="gu_IN" w:bidi="gu_IN"/>
+        </w:rPr>
+      </w:r>
+      <w:r>
+        <w:rPr>
+          <w:b/>
+          <w:lang w:val="gu_IN" w:bidi="gu_IN"/>
+        </w:rPr>
         <w:t>"તું જુએ છે"</w:t>
       </w:r>
     </w:p>
@@ -25704,6 +28794,21 @@
           <w:b/>
           <w:lang w:val="gu_IN" w:bidi="gu_IN"/>
         </w:rPr>
+        <w:t>ἄνθρωπος</w:t>
+      </w:r>
+    </w:p>
+    <w:p>
+      <w:pPr/>
+      <w:r>
+        <w:rPr>
+          <w:lang w:val="gu_IN" w:bidi="gu_IN"/>
+        </w:rPr>
+      </w:r>
+      <w:r>
+        <w:rPr>
+          <w:b/>
+          <w:lang w:val="gu_IN" w:bidi="gu_IN"/>
+        </w:rPr>
         <w:t>"માણસ"</w:t>
       </w:r>
     </w:p>
@@ -25779,6 +28884,21 @@
           <w:b/>
           <w:lang w:val="gu_IN" w:bidi="gu_IN"/>
         </w:rPr>
+        <w:t>δικαιοῦται</w:t>
+      </w:r>
+    </w:p>
+    <w:p>
+      <w:pPr/>
+      <w:r>
+        <w:rPr>
+          <w:lang w:val="gu_IN" w:bidi="gu_IN"/>
+        </w:rPr>
+      </w:r>
+      <w:r>
+        <w:rPr>
+          <w:b/>
+          <w:lang w:val="gu_IN" w:bidi="gu_IN"/>
+        </w:rPr>
         <w:t>"ન્યાયી ઠરાવવામાં આવે"</w:t>
       </w:r>
     </w:p>
@@ -25854,6 +28974,21 @@
           <w:b/>
           <w:lang w:val="gu_IN" w:bidi="gu_IN"/>
         </w:rPr>
+        <w:t>ἐξ ἔργων &amp; καὶ οὐκ ἐκ πίστεως μόνον</w:t>
+      </w:r>
+    </w:p>
+    <w:p>
+      <w:pPr/>
+      <w:r>
+        <w:rPr>
+          <w:lang w:val="gu_IN" w:bidi="gu_IN"/>
+        </w:rPr>
+      </w:r>
+      <w:r>
+        <w:rPr>
+          <w:b/>
+          <w:lang w:val="gu_IN" w:bidi="gu_IN"/>
+        </w:rPr>
         <w:t>"એકલા માત્ર વિશ્વાસથી નહિ પરંતુ કરણીઓથી &amp; છે"</w:t>
       </w:r>
     </w:p>
@@ -25929,6 +29064,21 @@
           <w:b/>
           <w:lang w:val="gu_IN" w:bidi="gu_IN"/>
         </w:rPr>
+        <w:t>ἐξ ἔργων &amp; καὶ οὐκ ἐκ πίστεως μόνον</w:t>
+      </w:r>
+    </w:p>
+    <w:p>
+      <w:pPr/>
+      <w:r>
+        <w:rPr>
+          <w:lang w:val="gu_IN" w:bidi="gu_IN"/>
+        </w:rPr>
+      </w:r>
+      <w:r>
+        <w:rPr>
+          <w:b/>
+          <w:lang w:val="gu_IN" w:bidi="gu_IN"/>
+        </w:rPr>
         <w:t>"એકલા માત્ર વિશ્વાસથી નહિ પરંતુ કરણીઓથી &amp; છે"</w:t>
       </w:r>
     </w:p>
@@ -26154,6 +29304,21 @@
           <w:b/>
           <w:lang w:val="gu_IN" w:bidi="gu_IN"/>
         </w:rPr>
+        <w:t>ὁμοίως</w:t>
+      </w:r>
+    </w:p>
+    <w:p>
+      <w:pPr/>
+      <w:r>
+        <w:rPr>
+          <w:lang w:val="gu_IN" w:bidi="gu_IN"/>
+        </w:rPr>
+      </w:r>
+      <w:r>
+        <w:rPr>
+          <w:b/>
+          <w:lang w:val="gu_IN" w:bidi="gu_IN"/>
+        </w:rPr>
         <w:t>"સમાન રીતે"</w:t>
       </w:r>
     </w:p>
@@ -26229,6 +29394,21 @@
           <w:b/>
           <w:lang w:val="gu_IN" w:bidi="gu_IN"/>
         </w:rPr>
+        <w:t>ἐξ ἔργων</w:t>
+      </w:r>
+    </w:p>
+    <w:p>
+      <w:pPr/>
+      <w:r>
+        <w:rPr>
+          <w:lang w:val="gu_IN" w:bidi="gu_IN"/>
+        </w:rPr>
+      </w:r>
+      <w:r>
+        <w:rPr>
+          <w:b/>
+          <w:lang w:val="gu_IN" w:bidi="gu_IN"/>
+        </w:rPr>
         <w:t>"કરણીઓ દ્વારા"</w:t>
       </w:r>
     </w:p>
@@ -26304,6 +29484,21 @@
           <w:b/>
           <w:lang w:val="gu_IN" w:bidi="gu_IN"/>
         </w:rPr>
+        <w:t>ὑποδεξαμένη τοὺς ἀγγέλους, καὶ ἑτέρᾳ ὁδῷ ἐκβαλοῦσα</w:t>
+      </w:r>
+    </w:p>
+    <w:p>
+      <w:pPr/>
+      <w:r>
+        <w:rPr>
+          <w:lang w:val="gu_IN" w:bidi="gu_IN"/>
+        </w:rPr>
+      </w:r>
+      <w:r>
+        <w:rPr>
+          <w:b/>
+          <w:lang w:val="gu_IN" w:bidi="gu_IN"/>
+        </w:rPr>
         <w:t>"સંદેશવાહકોનો સત્કાર કરનાર અને તેઓને બીજા રસ્તે બહાર મોકલનાર &amp; શું"</w:t>
       </w:r>
     </w:p>
@@ -26440,6 +29635,21 @@
         <w:rPr>
           <w:lang w:val="gu_IN" w:bidi="gu_IN"/>
         </w:rPr>
+      </w:r>
+    </w:p>
+    <w:p>
+      <w:pPr/>
+      <w:r>
+        <w:rPr>
+          <w:lang w:val="gu_IN" w:bidi="gu_IN"/>
+        </w:rPr>
+      </w:r>
+      <w:r>
+        <w:rPr>
+          <w:b/>
+          <w:lang w:val="gu_IN" w:bidi="gu_IN"/>
+        </w:rPr>
+        <w:t>γὰρ</w:t>
       </w:r>
     </w:p>
     <w:p>
@@ -26610,6 +29820,21 @@
           <w:b/>
           <w:lang w:val="gu_IN" w:bidi="gu_IN"/>
         </w:rPr>
+        <w:t>ἡ πίστις χωρὶς ἔργων νεκρά ἐστιν</w:t>
+      </w:r>
+    </w:p>
+    <w:p>
+      <w:pPr/>
+      <w:r>
+        <w:rPr>
+          <w:lang w:val="gu_IN" w:bidi="gu_IN"/>
+        </w:rPr>
+      </w:r>
+      <w:r>
+        <w:rPr>
+          <w:b/>
+          <w:lang w:val="gu_IN" w:bidi="gu_IN"/>
+        </w:rPr>
         <w:t>"જ વિશ્વાસ &amp; કરણીઓ વિના નિર્જીવ છે"</w:t>
       </w:r>
     </w:p>
@@ -26671,6 +29896,21 @@
         <w:rPr>
           <w:lang w:val="gu_IN" w:bidi="gu_IN"/>
         </w:rPr>
+      </w:r>
+    </w:p>
+    <w:p>
+      <w:pPr/>
+      <w:r>
+        <w:rPr>
+          <w:lang w:val="gu_IN" w:bidi="gu_IN"/>
+        </w:rPr>
+      </w:r>
+      <w:r>
+        <w:rPr>
+          <w:b/>
+          <w:lang w:val="gu_IN" w:bidi="gu_IN"/>
+        </w:rPr>
+        <w:t>ἡ πίστις χωρὶς ἔργων νεκρά ἐστιν</w:t>
       </w:r>
     </w:p>
     <w:p>
@@ -27031,6 +30271,21 @@
           <w:b/>
           <w:lang w:val="gu_IN" w:bidi="gu_IN"/>
         </w:rPr>
+        <w:t>ἀδελφοί μου</w:t>
+      </w:r>
+    </w:p>
+    <w:p>
+      <w:pPr/>
+      <w:r>
+        <w:rPr>
+          <w:lang w:val="gu_IN" w:bidi="gu_IN"/>
+        </w:rPr>
+      </w:r>
+      <w:r>
+        <w:rPr>
+          <w:b/>
+          <w:lang w:val="gu_IN" w:bidi="gu_IN"/>
+        </w:rPr>
         <w:t>"મારા ભાઈઓ"</w:t>
       </w:r>
     </w:p>
@@ -27262,6 +30517,21 @@
           <w:b/>
           <w:lang w:val="gu_IN" w:bidi="gu_IN"/>
         </w:rPr>
+        <w:t>μεῖζον κρίμα λημψόμεθα</w:t>
+      </w:r>
+    </w:p>
+    <w:p>
+      <w:pPr/>
+      <w:r>
+        <w:rPr>
+          <w:lang w:val="gu_IN" w:bidi="gu_IN"/>
+        </w:rPr>
+      </w:r>
+      <w:r>
+        <w:rPr>
+          <w:b/>
+          <w:lang w:val="gu_IN" w:bidi="gu_IN"/>
+        </w:rPr>
         <w:t>"વધુમાં વધુ શિક્ષાપાત્ર ઠરીશું"</w:t>
       </w:r>
     </w:p>
@@ -27337,6 +30607,21 @@
           <w:b/>
           <w:lang w:val="gu_IN" w:bidi="gu_IN"/>
         </w:rPr>
+        <w:t>γὰρ</w:t>
+      </w:r>
+    </w:p>
+    <w:p>
+      <w:pPr/>
+      <w:r>
+        <w:rPr>
+          <w:lang w:val="gu_IN" w:bidi="gu_IN"/>
+        </w:rPr>
+      </w:r>
+      <w:r>
+        <w:rPr>
+          <w:b/>
+          <w:lang w:val="gu_IN" w:bidi="gu_IN"/>
+        </w:rPr>
         <w:t>"કેમ કે"</w:t>
       </w:r>
     </w:p>
@@ -27461,6 +30746,21 @@
         <w:rPr>
           <w:lang w:val="gu_IN" w:bidi="gu_IN"/>
         </w:rPr>
+      </w:r>
+    </w:p>
+    <w:p>
+      <w:pPr/>
+      <w:r>
+        <w:rPr>
+          <w:lang w:val="gu_IN" w:bidi="gu_IN"/>
+        </w:rPr>
+      </w:r>
+      <w:r>
+        <w:rPr>
+          <w:b/>
+          <w:lang w:val="gu_IN" w:bidi="gu_IN"/>
+        </w:rPr>
+        <w:t>πολλὰ &amp; πταίομεν ἅπαντες</w:t>
       </w:r>
     </w:p>
     <w:p>
@@ -27718,6 +31018,21 @@
           <w:b/>
           <w:lang w:val="gu_IN" w:bidi="gu_IN"/>
         </w:rPr>
+        <w:t>οὗτος τέλειος ἀνήρ</w:t>
+      </w:r>
+    </w:p>
+    <w:p>
+      <w:pPr/>
+      <w:r>
+        <w:rPr>
+          <w:lang w:val="gu_IN" w:bidi="gu_IN"/>
+        </w:rPr>
+      </w:r>
+      <w:r>
+        <w:rPr>
+          <w:b/>
+          <w:lang w:val="gu_IN" w:bidi="gu_IN"/>
+        </w:rPr>
         <w:t>"તો તે એક સંપૂર્ણ માણસ"</w:t>
       </w:r>
     </w:p>
@@ -27967,6 +31282,21 @@
           <w:b/>
           <w:lang w:val="gu_IN" w:bidi="gu_IN"/>
         </w:rPr>
+        <w:t>δὲ</w:t>
+      </w:r>
+    </w:p>
+    <w:p>
+      <w:pPr/>
+      <w:r>
+        <w:rPr>
+          <w:lang w:val="gu_IN" w:bidi="gu_IN"/>
+        </w:rPr>
+      </w:r>
+      <w:r>
+        <w:rPr>
+          <w:b/>
+          <w:lang w:val="gu_IN" w:bidi="gu_IN"/>
+        </w:rPr>
         <w:t>"થાય"</w:t>
       </w:r>
     </w:p>
@@ -28042,6 +31372,21 @@
           <w:b/>
           <w:lang w:val="gu_IN" w:bidi="gu_IN"/>
         </w:rPr>
+        <w:t>τῶν ἵππων τοὺς χαλινοὺς εἰς τὰ στόματα βάλλομεν</w:t>
+      </w:r>
+    </w:p>
+    <w:p>
+      <w:pPr/>
+      <w:r>
+        <w:rPr>
+          <w:lang w:val="gu_IN" w:bidi="gu_IN"/>
+        </w:rPr>
+      </w:r>
+      <w:r>
+        <w:rPr>
+          <w:b/>
+          <w:lang w:val="gu_IN" w:bidi="gu_IN"/>
+        </w:rPr>
         <w:t>"ઘોડા &amp; માટે તેઓના મુખમાં &amp; લગામ નાખીએ છીએ તો"</w:t>
       </w:r>
     </w:p>
@@ -28180,6 +31525,21 @@
           <w:b/>
           <w:lang w:val="gu_IN" w:bidi="gu_IN"/>
         </w:rPr>
+        <w:t>καὶ ὅλον τὸ σῶμα αὐτῶν μετάγομεν</w:t>
+      </w:r>
+    </w:p>
+    <w:p>
+      <w:pPr/>
+      <w:r>
+        <w:rPr>
+          <w:lang w:val="gu_IN" w:bidi="gu_IN"/>
+        </w:rPr>
+      </w:r>
+      <w:r>
+        <w:rPr>
+          <w:b/>
+          <w:lang w:val="gu_IN" w:bidi="gu_IN"/>
+        </w:rPr>
         <w:t>"આપણને આધીન &amp; તેઓના આખા શરીરને પણ ફેરવી શકીએ છીએ"</w:t>
       </w:r>
     </w:p>
@@ -28255,6 +31615,21 @@
           <w:b/>
           <w:lang w:val="gu_IN" w:bidi="gu_IN"/>
         </w:rPr>
+        <w:t>ὅλον τὸ σῶμα αὐτῶν</w:t>
+      </w:r>
+    </w:p>
+    <w:p>
+      <w:pPr/>
+      <w:r>
+        <w:rPr>
+          <w:lang w:val="gu_IN" w:bidi="gu_IN"/>
+        </w:rPr>
+      </w:r>
+      <w:r>
+        <w:rPr>
+          <w:b/>
+          <w:lang w:val="gu_IN" w:bidi="gu_IN"/>
+        </w:rPr>
         <w:t>"આપણને આધીન &amp; તેઓના આખા શરીરને"</w:t>
       </w:r>
     </w:p>
@@ -28318,6 +31693,21 @@
           <w:b/>
           <w:lang w:val="gu_IN" w:bidi="gu_IN"/>
         </w:rPr>
+        <w:t>ἰδοὺ, καὶ τὰ πλοῖα</w:t>
+      </w:r>
+    </w:p>
+    <w:p>
+      <w:pPr/>
+      <w:r>
+        <w:rPr>
+          <w:lang w:val="gu_IN" w:bidi="gu_IN"/>
+        </w:rPr>
+      </w:r>
+      <w:r>
+        <w:rPr>
+          <w:b/>
+          <w:lang w:val="gu_IN" w:bidi="gu_IN"/>
+        </w:rPr>
         <w:t>"વહાણોને પણ જુઓ"</w:t>
       </w:r>
     </w:p>
@@ -28393,6 +31783,21 @@
           <w:b/>
           <w:lang w:val="gu_IN" w:bidi="gu_IN"/>
         </w:rPr>
+        <w:t>πλοῖα &amp; πηδαλίου</w:t>
+      </w:r>
+    </w:p>
+    <w:p>
+      <w:pPr/>
+      <w:r>
+        <w:rPr>
+          <w:lang w:val="gu_IN" w:bidi="gu_IN"/>
+        </w:rPr>
+      </w:r>
+      <w:r>
+        <w:rPr>
+          <w:b/>
+          <w:lang w:val="gu_IN" w:bidi="gu_IN"/>
+        </w:rPr>
         <w:t>"વહાણોને &amp; સુકાન"</w:t>
       </w:r>
     </w:p>
@@ -28606,6 +32011,21 @@
           <w:b/>
           <w:lang w:val="gu_IN" w:bidi="gu_IN"/>
         </w:rPr>
+        <w:t>μετάγεται ὑπὸ ἐλαχίστου πηδαλίου</w:t>
+      </w:r>
+    </w:p>
+    <w:p>
+      <w:pPr/>
+      <w:r>
+        <w:rPr>
+          <w:lang w:val="gu_IN" w:bidi="gu_IN"/>
+        </w:rPr>
+      </w:r>
+      <w:r>
+        <w:rPr>
+          <w:b/>
+          <w:lang w:val="gu_IN" w:bidi="gu_IN"/>
+        </w:rPr>
         <w:t>"તે બહુ નાના સુકાન દ્વારા &amp; ફેરવવામાં આવે"</w:t>
       </w:r>
     </w:p>
@@ -28681,6 +32101,21 @@
           <w:b/>
           <w:lang w:val="gu_IN" w:bidi="gu_IN"/>
         </w:rPr>
+        <w:t>τηλικαῦτα ὄντα, καὶ ὑπὸ ἀνέμων σκληρῶν ἐλαυνόμενα</w:t>
+      </w:r>
+    </w:p>
+    <w:p>
+      <w:pPr/>
+      <w:r>
+        <w:rPr>
+          <w:lang w:val="gu_IN" w:bidi="gu_IN"/>
+        </w:rPr>
+      </w:r>
+      <w:r>
+        <w:rPr>
+          <w:b/>
+          <w:lang w:val="gu_IN" w:bidi="gu_IN"/>
+        </w:rPr>
         <w:t>"તે બહુ નાના સુકાન દ્વારા &amp; ફેરવવામાં આવે"</w:t>
       </w:r>
     </w:p>
@@ -28756,6 +32191,21 @@
           <w:b/>
           <w:lang w:val="gu_IN" w:bidi="gu_IN"/>
         </w:rPr>
+        <w:t>μετάγεται ὑπὸ ἐλαχίστου πηδαλίου</w:t>
+      </w:r>
+    </w:p>
+    <w:p>
+      <w:pPr/>
+      <w:r>
+        <w:rPr>
+          <w:lang w:val="gu_IN" w:bidi="gu_IN"/>
+        </w:rPr>
+      </w:r>
+      <w:r>
+        <w:rPr>
+          <w:b/>
+          <w:lang w:val="gu_IN" w:bidi="gu_IN"/>
+        </w:rPr>
         <w:t>"તે બહુ નાના સુકાન દ્વારા &amp; ફેરવવામાં આવે"</w:t>
       </w:r>
     </w:p>
@@ -28819,6 +32269,21 @@
           <w:b/>
           <w:lang w:val="gu_IN" w:bidi="gu_IN"/>
         </w:rPr>
+        <w:t>ἐλαχίστου πηδαλίου</w:t>
+      </w:r>
+    </w:p>
+    <w:p>
+      <w:pPr/>
+      <w:r>
+        <w:rPr>
+          <w:lang w:val="gu_IN" w:bidi="gu_IN"/>
+        </w:rPr>
+      </w:r>
+      <w:r>
+        <w:rPr>
+          <w:b/>
+          <w:lang w:val="gu_IN" w:bidi="gu_IN"/>
+        </w:rPr>
         <w:t>"તે બહુ નાના સુકાન"</w:t>
       </w:r>
     </w:p>
@@ -28957,6 +32422,21 @@
           <w:b/>
           <w:lang w:val="gu_IN" w:bidi="gu_IN"/>
         </w:rPr>
+        <w:t>οὕτως καὶ</w:t>
+      </w:r>
+    </w:p>
+    <w:p>
+      <w:pPr/>
+      <w:r>
+        <w:rPr>
+          <w:lang w:val="gu_IN" w:bidi="gu_IN"/>
+        </w:rPr>
+      </w:r>
+      <w:r>
+        <w:rPr>
+          <w:b/>
+          <w:lang w:val="gu_IN" w:bidi="gu_IN"/>
+        </w:rPr>
         <w:t>"એમ જ"</w:t>
       </w:r>
     </w:p>
@@ -29095,6 +32575,21 @@
           <w:b/>
           <w:lang w:val="gu_IN" w:bidi="gu_IN"/>
         </w:rPr>
+        <w:t>καὶ</w:t>
+      </w:r>
+    </w:p>
+    <w:p>
+      <w:pPr/>
+      <w:r>
+        <w:rPr>
+          <w:lang w:val="gu_IN" w:bidi="gu_IN"/>
+        </w:rPr>
+      </w:r>
+      <w:r>
+        <w:rPr>
+          <w:b/>
+          <w:lang w:val="gu_IN" w:bidi="gu_IN"/>
+        </w:rPr>
         <w:t>"પણ"</w:t>
       </w:r>
     </w:p>
@@ -29245,6 +32740,21 @@
           <w:b/>
           <w:lang w:val="gu_IN" w:bidi="gu_IN"/>
         </w:rPr>
+        <w:t>μεγάλα αὐχεῖ</w:t>
+      </w:r>
+    </w:p>
+    <w:p>
+      <w:pPr/>
+      <w:r>
+        <w:rPr>
+          <w:lang w:val="gu_IN" w:bidi="gu_IN"/>
+        </w:rPr>
+      </w:r>
+      <w:r>
+        <w:rPr>
+          <w:b/>
+          <w:lang w:val="gu_IN" w:bidi="gu_IN"/>
+        </w:rPr>
         <w:t>"તે મોટી બાબતોની બડાઈ કરે છે"</w:t>
       </w:r>
     </w:p>
@@ -29320,6 +32830,21 @@
           <w:b/>
           <w:lang w:val="gu_IN" w:bidi="gu_IN"/>
         </w:rPr>
+        <w:t>ἰδοὺ</w:t>
+      </w:r>
+    </w:p>
+    <w:p>
+      <w:pPr/>
+      <w:r>
+        <w:rPr>
+          <w:lang w:val="gu_IN" w:bidi="gu_IN"/>
+        </w:rPr>
+      </w:r>
+      <w:r>
+        <w:rPr>
+          <w:b/>
+          <w:lang w:val="gu_IN" w:bidi="gu_IN"/>
+        </w:rPr>
         <w:t>"જુઓ"</w:t>
       </w:r>
     </w:p>
@@ -29395,6 +32920,21 @@
           <w:b/>
           <w:lang w:val="gu_IN" w:bidi="gu_IN"/>
         </w:rPr>
+        <w:t>ἰδοὺ</w:t>
+      </w:r>
+    </w:p>
+    <w:p>
+      <w:pPr/>
+      <w:r>
+        <w:rPr>
+          <w:lang w:val="gu_IN" w:bidi="gu_IN"/>
+        </w:rPr>
+      </w:r>
+      <w:r>
+        <w:rPr>
+          <w:b/>
+          <w:lang w:val="gu_IN" w:bidi="gu_IN"/>
+        </w:rPr>
         <w:t>"જુઓ"</w:t>
       </w:r>
     </w:p>
@@ -29470,6 +33010,21 @@
           <w:b/>
           <w:lang w:val="gu_IN" w:bidi="gu_IN"/>
         </w:rPr>
+        <w:t>ἡλίκον πῦρ, ἡλίκην ὕλην ἀνάπτει</w:t>
+      </w:r>
+    </w:p>
+    <w:p>
+      <w:pPr/>
+      <w:r>
+        <w:rPr>
+          <w:lang w:val="gu_IN" w:bidi="gu_IN"/>
+        </w:rPr>
+      </w:r>
+      <w:r>
+        <w:rPr>
+          <w:b/>
+          <w:lang w:val="gu_IN" w:bidi="gu_IN"/>
+        </w:rPr>
         <w:t>"કેટલો નાનો અગ્નિ વિશાળ જંગલને સળગાવે છે"</w:t>
       </w:r>
     </w:p>
@@ -29620,6 +33175,21 @@
           <w:b/>
           <w:lang w:val="gu_IN" w:bidi="gu_IN"/>
         </w:rPr>
+        <w:t>καὶ ἡ γλῶσσα πῦρ</w:t>
+      </w:r>
+    </w:p>
+    <w:p>
+      <w:pPr/>
+      <w:r>
+        <w:rPr>
+          <w:lang w:val="gu_IN" w:bidi="gu_IN"/>
+        </w:rPr>
+      </w:r>
+      <w:r>
+        <w:rPr>
+          <w:b/>
+          <w:lang w:val="gu_IN" w:bidi="gu_IN"/>
+        </w:rPr>
         <w:t>"જીભ પણ એક અગ્નિ"</w:t>
       </w:r>
     </w:p>
@@ -29770,6 +33340,21 @@
           <w:b/>
           <w:lang w:val="gu_IN" w:bidi="gu_IN"/>
         </w:rPr>
+        <w:t>τῆς ἀδικίας</w:t>
+      </w:r>
+    </w:p>
+    <w:p>
+      <w:pPr/>
+      <w:r>
+        <w:rPr>
+          <w:lang w:val="gu_IN" w:bidi="gu_IN"/>
+        </w:rPr>
+      </w:r>
+      <w:r>
+        <w:rPr>
+          <w:b/>
+          <w:lang w:val="gu_IN" w:bidi="gu_IN"/>
+        </w:rPr>
         <w:t>"અન્યાયીપણાનું"</w:t>
       </w:r>
     </w:p>
@@ -29845,6 +33430,21 @@
           <w:b/>
           <w:lang w:val="gu_IN" w:bidi="gu_IN"/>
         </w:rPr>
+        <w:t>καθίσταται ἐν</w:t>
+      </w:r>
+    </w:p>
+    <w:p>
+      <w:pPr/>
+      <w:r>
+        <w:rPr>
+          <w:lang w:val="gu_IN" w:bidi="gu_IN"/>
+        </w:rPr>
+      </w:r>
+      <w:r>
+        <w:rPr>
+          <w:b/>
+          <w:lang w:val="gu_IN" w:bidi="gu_IN"/>
+        </w:rPr>
         <w:t>"મધ્યે મૂકવામાં આવી છે"</w:t>
       </w:r>
     </w:p>
@@ -30058,6 +33658,21 @@
           <w:b/>
           <w:lang w:val="gu_IN" w:bidi="gu_IN"/>
         </w:rPr>
+        <w:t>σπιλοῦσα ὅλον τὸ σῶμα</w:t>
+      </w:r>
+    </w:p>
+    <w:p>
+      <w:pPr/>
+      <w:r>
+        <w:rPr>
+          <w:lang w:val="gu_IN" w:bidi="gu_IN"/>
+        </w:rPr>
+      </w:r>
+      <w:r>
+        <w:rPr>
+          <w:b/>
+          <w:lang w:val="gu_IN" w:bidi="gu_IN"/>
+        </w:rPr>
         <w:t>"આખા શરીરને મલિન બનાવનાર એવી અને સમગ્ર અસ્તિત્વને"</w:t>
       </w:r>
     </w:p>
@@ -30133,6 +33748,21 @@
           <w:b/>
           <w:lang w:val="gu_IN" w:bidi="gu_IN"/>
         </w:rPr>
+        <w:t>φλογίζουσα τὸν τροχὸν τῆς γενέσεως</w:t>
+      </w:r>
+    </w:p>
+    <w:p>
+      <w:pPr/>
+      <w:r>
+        <w:rPr>
+          <w:lang w:val="gu_IN" w:bidi="gu_IN"/>
+        </w:rPr>
+      </w:r>
+      <w:r>
+        <w:rPr>
+          <w:b/>
+          <w:lang w:val="gu_IN" w:bidi="gu_IN"/>
+        </w:rPr>
         <w:t>"અને સમગ્ર અસ્તિત્વને સળગાવનાર &amp; તેને &amp; આવી છે"</w:t>
       </w:r>
     </w:p>
@@ -30433,6 +34063,21 @@
           <w:b/>
           <w:lang w:val="gu_IN" w:bidi="gu_IN"/>
         </w:rPr>
+        <w:t>τῆς Γεέννης</w:t>
+      </w:r>
+    </w:p>
+    <w:p>
+      <w:pPr/>
+      <w:r>
+        <w:rPr>
+          <w:lang w:val="gu_IN" w:bidi="gu_IN"/>
+        </w:rPr>
+      </w:r>
+      <w:r>
+        <w:rPr>
+          <w:b/>
+          <w:lang w:val="gu_IN" w:bidi="gu_IN"/>
+        </w:rPr>
         <w:t>"ગેહેન્ના"</w:t>
       </w:r>
     </w:p>
@@ -30508,6 +34153,21 @@
           <w:b/>
           <w:lang w:val="gu_IN" w:bidi="gu_IN"/>
         </w:rPr>
+        <w:t>τῆς Γεέννης</w:t>
+      </w:r>
+    </w:p>
+    <w:p>
+      <w:pPr/>
+      <w:r>
+        <w:rPr>
+          <w:lang w:val="gu_IN" w:bidi="gu_IN"/>
+        </w:rPr>
+      </w:r>
+      <w:r>
+        <w:rPr>
+          <w:b/>
+          <w:lang w:val="gu_IN" w:bidi="gu_IN"/>
+        </w:rPr>
         <w:t>"ગેહેન્ના"</w:t>
       </w:r>
     </w:p>
@@ -30583,6 +34243,21 @@
           <w:b/>
           <w:lang w:val="gu_IN" w:bidi="gu_IN"/>
         </w:rPr>
+        <w:t>γὰρ</w:t>
+      </w:r>
+    </w:p>
+    <w:p>
+      <w:pPr/>
+      <w:r>
+        <w:rPr>
+          <w:lang w:val="gu_IN" w:bidi="gu_IN"/>
+        </w:rPr>
+      </w:r>
+      <w:r>
+        <w:rPr>
+          <w:b/>
+          <w:lang w:val="gu_IN" w:bidi="gu_IN"/>
+        </w:rPr>
         <w:t>"કેમ કે"</w:t>
       </w:r>
     </w:p>
@@ -30871,6 +34546,21 @@
           <w:b/>
           <w:lang w:val="gu_IN" w:bidi="gu_IN"/>
         </w:rPr>
+        <w:t>ἐναλίων</w:t>
+      </w:r>
+    </w:p>
+    <w:p>
+      <w:pPr/>
+      <w:r>
+        <w:rPr>
+          <w:lang w:val="gu_IN" w:bidi="gu_IN"/>
+        </w:rPr>
+      </w:r>
+      <w:r>
+        <w:rPr>
+          <w:b/>
+          <w:lang w:val="gu_IN" w:bidi="gu_IN"/>
+        </w:rPr>
         <w:t>"સમુદ્રમાં રહેનારા"</w:t>
       </w:r>
     </w:p>
@@ -31159,6 +34849,21 @@
           <w:b/>
           <w:lang w:val="gu_IN" w:bidi="gu_IN"/>
         </w:rPr>
+        <w:t>οὐδεὶς &amp; ἀνθρώπων</w:t>
+      </w:r>
+    </w:p>
+    <w:p>
+      <w:pPr/>
+      <w:r>
+        <w:rPr>
+          <w:lang w:val="gu_IN" w:bidi="gu_IN"/>
+        </w:rPr>
+      </w:r>
+      <w:r>
+        <w:rPr>
+          <w:b/>
+          <w:lang w:val="gu_IN" w:bidi="gu_IN"/>
+        </w:rPr>
         <w:t>"કોઈ &amp; માણસ"</w:t>
       </w:r>
     </w:p>
@@ -31234,6 +34939,21 @@
           <w:b/>
           <w:lang w:val="gu_IN" w:bidi="gu_IN"/>
         </w:rPr>
+        <w:t>δαμάσαι</w:t>
+      </w:r>
+    </w:p>
+    <w:p>
+      <w:pPr/>
+      <w:r>
+        <w:rPr>
+          <w:lang w:val="gu_IN" w:bidi="gu_IN"/>
+        </w:rPr>
+      </w:r>
+      <w:r>
+        <w:rPr>
+          <w:b/>
+          <w:lang w:val="gu_IN" w:bidi="gu_IN"/>
+        </w:rPr>
         <w:t>"વશ કરવાને"</w:t>
       </w:r>
     </w:p>
@@ -31309,6 +35029,21 @@
           <w:b/>
           <w:lang w:val="gu_IN" w:bidi="gu_IN"/>
         </w:rPr>
+        <w:t>τὴν &amp; γλῶσσαν</w:t>
+      </w:r>
+    </w:p>
+    <w:p>
+      <w:pPr/>
+      <w:r>
+        <w:rPr>
+          <w:lang w:val="gu_IN" w:bidi="gu_IN"/>
+        </w:rPr>
+      </w:r>
+      <w:r>
+        <w:rPr>
+          <w:b/>
+          <w:lang w:val="gu_IN" w:bidi="gu_IN"/>
+        </w:rPr>
         <w:t>"પણ &amp; જીભને"</w:t>
       </w:r>
     </w:p>
@@ -31384,6 +35119,21 @@
           <w:b/>
           <w:lang w:val="gu_IN" w:bidi="gu_IN"/>
         </w:rPr>
+        <w:t>ἀκατάστατον κακόν</w:t>
+      </w:r>
+    </w:p>
+    <w:p>
+      <w:pPr/>
+      <w:r>
+        <w:rPr>
+          <w:lang w:val="gu_IN" w:bidi="gu_IN"/>
+        </w:rPr>
+      </w:r>
+      <w:r>
+        <w:rPr>
+          <w:b/>
+          <w:lang w:val="gu_IN" w:bidi="gu_IN"/>
+        </w:rPr>
         <w:t>"એક અસ્થિર દુષ્ટ"</w:t>
       </w:r>
     </w:p>
@@ -31459,6 +35209,21 @@
           <w:b/>
           <w:lang w:val="gu_IN" w:bidi="gu_IN"/>
         </w:rPr>
+        <w:t>ἀκατάστατον κακόν</w:t>
+      </w:r>
+    </w:p>
+    <w:p>
+      <w:pPr/>
+      <w:r>
+        <w:rPr>
+          <w:lang w:val="gu_IN" w:bidi="gu_IN"/>
+        </w:rPr>
+      </w:r>
+      <w:r>
+        <w:rPr>
+          <w:b/>
+          <w:lang w:val="gu_IN" w:bidi="gu_IN"/>
+        </w:rPr>
         <w:t>"એક અસ્થિર દુષ્ટ"</w:t>
       </w:r>
     </w:p>
@@ -31684,6 +35449,21 @@
           <w:b/>
           <w:lang w:val="gu_IN" w:bidi="gu_IN"/>
         </w:rPr>
+        <w:t>ἐν αὐτῇ εὐλογοῦμεν &amp; καὶ ἐν αὐτῇ καταρώμεθα</w:t>
+      </w:r>
+    </w:p>
+    <w:p>
+      <w:pPr/>
+      <w:r>
+        <w:rPr>
+          <w:lang w:val="gu_IN" w:bidi="gu_IN"/>
+        </w:rPr>
+      </w:r>
+      <w:r>
+        <w:rPr>
+          <w:b/>
+          <w:lang w:val="gu_IN" w:bidi="gu_IN"/>
+        </w:rPr>
         <w:t>"તેના વડે આપણે પ્રભુ અને પિતાની સ્તુતિ કરીએ છીએ, અને તેના વડે આપણે માણસને શાપ આપીએ"</w:t>
       </w:r>
     </w:p>
@@ -31759,6 +35539,21 @@
           <w:b/>
           <w:lang w:val="gu_IN" w:bidi="gu_IN"/>
         </w:rPr>
+        <w:t>εὐλογοῦμεν</w:t>
+      </w:r>
+    </w:p>
+    <w:p>
+      <w:pPr/>
+      <w:r>
+        <w:rPr>
+          <w:lang w:val="gu_IN" w:bidi="gu_IN"/>
+        </w:rPr>
+      </w:r>
+      <w:r>
+        <w:rPr>
+          <w:b/>
+          <w:lang w:val="gu_IN" w:bidi="gu_IN"/>
+        </w:rPr>
         <w:t>"આપણે પ્રભુ અને પિતાની સ્તુતિ કરીએ છીએ"</w:t>
       </w:r>
     </w:p>
@@ -31822,6 +35617,21 @@
           <w:b/>
           <w:lang w:val="gu_IN" w:bidi="gu_IN"/>
         </w:rPr>
+        <w:t>τὸν Κύριον καὶ Πατέρα</w:t>
+      </w:r>
+    </w:p>
+    <w:p>
+      <w:pPr/>
+      <w:r>
+        <w:rPr>
+          <w:lang w:val="gu_IN" w:bidi="gu_IN"/>
+        </w:rPr>
+      </w:r>
+      <w:r>
+        <w:rPr>
+          <w:b/>
+          <w:lang w:val="gu_IN" w:bidi="gu_IN"/>
+        </w:rPr>
         <w:t>"આપણે પ્રભુ અને પિતાની સ્તુતિ કરીએ છીએ"</w:t>
       </w:r>
     </w:p>
@@ -31972,6 +35782,21 @@
           <w:b/>
           <w:lang w:val="gu_IN" w:bidi="gu_IN"/>
         </w:rPr>
+        <w:t>τοὺς ἀνθρώπους</w:t>
+      </w:r>
+    </w:p>
+    <w:p>
+      <w:pPr/>
+      <w:r>
+        <w:rPr>
+          <w:lang w:val="gu_IN" w:bidi="gu_IN"/>
+        </w:rPr>
+      </w:r>
+      <w:r>
+        <w:rPr>
+          <w:b/>
+          <w:lang w:val="gu_IN" w:bidi="gu_IN"/>
+        </w:rPr>
         <w:t>"આપણે માણસને શાપ આપીએ છે"</w:t>
       </w:r>
     </w:p>
@@ -32246,6 +36071,21 @@
         <w:rPr>
           <w:lang w:val="gu_IN" w:bidi="gu_IN"/>
         </w:rPr>
+      </w:r>
+    </w:p>
+    <w:p>
+      <w:pPr/>
+      <w:r>
+        <w:rPr>
+          <w:lang w:val="gu_IN" w:bidi="gu_IN"/>
+        </w:rPr>
+      </w:r>
+      <w:r>
+        <w:rPr>
+          <w:b/>
+          <w:lang w:val="gu_IN" w:bidi="gu_IN"/>
+        </w:rPr>
+        <w:t>εὐλογία</w:t>
       </w:r>
     </w:p>
     <w:p>
@@ -32416,6 +36256,21 @@
           <w:b/>
           <w:lang w:val="gu_IN" w:bidi="gu_IN"/>
         </w:rPr>
+        <w:t>ἀδελφοί μου</w:t>
+      </w:r>
+    </w:p>
+    <w:p>
+      <w:pPr/>
+      <w:r>
+        <w:rPr>
+          <w:lang w:val="gu_IN" w:bidi="gu_IN"/>
+        </w:rPr>
+      </w:r>
+      <w:r>
+        <w:rPr>
+          <w:b/>
+          <w:lang w:val="gu_IN" w:bidi="gu_IN"/>
+        </w:rPr>
         <w:t>"મારા ભાઈઓ"</w:t>
       </w:r>
     </w:p>
@@ -32722,6 +36577,21 @@
           <w:b/>
           <w:lang w:val="gu_IN" w:bidi="gu_IN"/>
         </w:rPr>
+        <w:t>τὸ γλυκὺ καὶ τὸ πικρόν</w:t>
+      </w:r>
+    </w:p>
+    <w:p>
+      <w:pPr/>
+      <w:r>
+        <w:rPr>
+          <w:lang w:val="gu_IN" w:bidi="gu_IN"/>
+        </w:rPr>
+      </w:r>
+      <w:r>
+        <w:rPr>
+          <w:b/>
+          <w:lang w:val="gu_IN" w:bidi="gu_IN"/>
+        </w:rPr>
         <w:t>"મીઠું અને કડવું &amp; છે"</w:t>
       </w:r>
     </w:p>
@@ -32797,6 +36667,21 @@
           <w:b/>
           <w:lang w:val="gu_IN" w:bidi="gu_IN"/>
         </w:rPr>
+        <w:t>μὴ δύναται, ἀδελφοί μου, συκῆ ἐλαίας ποιῆσαι</w:t>
+      </w:r>
+    </w:p>
+    <w:p>
+      <w:pPr/>
+      <w:r>
+        <w:rPr>
+          <w:lang w:val="gu_IN" w:bidi="gu_IN"/>
+        </w:rPr>
+      </w:r>
+      <w:r>
+        <w:rPr>
+          <w:b/>
+          <w:lang w:val="gu_IN" w:bidi="gu_IN"/>
+        </w:rPr>
         <w:t>"મારા ભાઈઓ &amp; જૈતફળ &amp; અંજીરને ઉપજાવવાને સક્ષમ નથી, છે શું? નહિ"</w:t>
       </w:r>
     </w:p>
@@ -32947,6 +36832,21 @@
           <w:b/>
           <w:lang w:val="gu_IN" w:bidi="gu_IN"/>
         </w:rPr>
+        <w:t>μὴ δύναται, ἀδελφοί μου, συκῆ ἐλαίας ποιῆσαι</w:t>
+      </w:r>
+    </w:p>
+    <w:p>
+      <w:pPr/>
+      <w:r>
+        <w:rPr>
+          <w:lang w:val="gu_IN" w:bidi="gu_IN"/>
+        </w:rPr>
+      </w:r>
+      <w:r>
+        <w:rPr>
+          <w:b/>
+          <w:lang w:val="gu_IN" w:bidi="gu_IN"/>
+        </w:rPr>
         <w:t>"મારા ભાઈઓ &amp; જૈતફળ &amp; અંજીરને ઉપજાવવાને સક્ષમ નથી, છે શું? નહિ"</w:t>
       </w:r>
     </w:p>
@@ -33008,6 +36908,21 @@
         <w:rPr>
           <w:lang w:val="gu_IN" w:bidi="gu_IN"/>
         </w:rPr>
+      </w:r>
+    </w:p>
+    <w:p>
+      <w:pPr/>
+      <w:r>
+        <w:rPr>
+          <w:lang w:val="gu_IN" w:bidi="gu_IN"/>
+        </w:rPr>
+      </w:r>
+      <w:r>
+        <w:rPr>
+          <w:b/>
+          <w:lang w:val="gu_IN" w:bidi="gu_IN"/>
+        </w:rPr>
+        <w:t>ἀδελφοί μου</w:t>
       </w:r>
     </w:p>
     <w:p>
@@ -33115,6 +37030,21 @@
           <w:b/>
           <w:lang w:val="gu_IN" w:bidi="gu_IN"/>
         </w:rPr>
+        <w:t>ἢ ἄμπελος σῦκα</w:t>
+      </w:r>
+    </w:p>
+    <w:p>
+      <w:pPr/>
+      <w:r>
+        <w:rPr>
+          <w:lang w:val="gu_IN" w:bidi="gu_IN"/>
+        </w:rPr>
+      </w:r>
+      <w:r>
+        <w:rPr>
+          <w:b/>
+          <w:lang w:val="gu_IN" w:bidi="gu_IN"/>
+        </w:rPr>
         <w:t>"અંજીરનું વૃક્ષ &amp; અથવા દ્રાક્ષાવેલો"</w:t>
       </w:r>
     </w:p>
@@ -33190,6 +37120,21 @@
           <w:b/>
           <w:lang w:val="gu_IN" w:bidi="gu_IN"/>
         </w:rPr>
+        <w:t>ἢ ἄμπελος σῦκα</w:t>
+      </w:r>
+    </w:p>
+    <w:p>
+      <w:pPr/>
+      <w:r>
+        <w:rPr>
+          <w:lang w:val="gu_IN" w:bidi="gu_IN"/>
+        </w:rPr>
+      </w:r>
+      <w:r>
+        <w:rPr>
+          <w:b/>
+          <w:lang w:val="gu_IN" w:bidi="gu_IN"/>
+        </w:rPr>
         <w:t>"અંજીરનું વૃક્ષ &amp; અથવા દ્રાક્ષાવેલો"</w:t>
       </w:r>
     </w:p>
@@ -33265,6 +37210,21 @@
           <w:b/>
           <w:lang w:val="gu_IN" w:bidi="gu_IN"/>
         </w:rPr>
+        <w:t>ἢ ἄμπελος σῦκα</w:t>
+      </w:r>
+    </w:p>
+    <w:p>
+      <w:pPr/>
+      <w:r>
+        <w:rPr>
+          <w:lang w:val="gu_IN" w:bidi="gu_IN"/>
+        </w:rPr>
+      </w:r>
+      <w:r>
+        <w:rPr>
+          <w:b/>
+          <w:lang w:val="gu_IN" w:bidi="gu_IN"/>
+        </w:rPr>
         <w:t>"અંજીરનું વૃક્ષ &amp; અથવા દ્રાક્ષાવેલો"</w:t>
       </w:r>
     </w:p>
@@ -33340,6 +37300,21 @@
           <w:b/>
           <w:lang w:val="gu_IN" w:bidi="gu_IN"/>
         </w:rPr>
+        <w:t>οὔτε ἁλυκὸν γλυκὺ ποιῆσαι ὕδωρ</w:t>
+      </w:r>
+    </w:p>
+    <w:p>
+      <w:pPr/>
+      <w:r>
+        <w:rPr>
+          <w:lang w:val="gu_IN" w:bidi="gu_IN"/>
+        </w:rPr>
+      </w:r>
+      <w:r>
+        <w:rPr>
+          <w:b/>
+          <w:lang w:val="gu_IN" w:bidi="gu_IN"/>
+        </w:rPr>
         <w:t>"કે ખારું છે તે મીઠું પાણી ઉપજાવવાને"</w:t>
       </w:r>
     </w:p>
@@ -33415,6 +37390,21 @@
           <w:b/>
           <w:lang w:val="gu_IN" w:bidi="gu_IN"/>
         </w:rPr>
+        <w:t>οὔτε ἁλυκὸν γλυκὺ ποιῆσαι ὕδωρ</w:t>
+      </w:r>
+    </w:p>
+    <w:p>
+      <w:pPr/>
+      <w:r>
+        <w:rPr>
+          <w:lang w:val="gu_IN" w:bidi="gu_IN"/>
+        </w:rPr>
+      </w:r>
+      <w:r>
+        <w:rPr>
+          <w:b/>
+          <w:lang w:val="gu_IN" w:bidi="gu_IN"/>
+        </w:rPr>
         <w:t>"કે ખારું છે તે મીઠું પાણી ઉપજાવવાને"</w:t>
       </w:r>
     </w:p>
@@ -33490,6 +37480,21 @@
           <w:b/>
           <w:lang w:val="gu_IN" w:bidi="gu_IN"/>
         </w:rPr>
+        <w:t>ἁλυκὸν</w:t>
+      </w:r>
+    </w:p>
+    <w:p>
+      <w:pPr/>
+      <w:r>
+        <w:rPr>
+          <w:lang w:val="gu_IN" w:bidi="gu_IN"/>
+        </w:rPr>
+      </w:r>
+      <w:r>
+        <w:rPr>
+          <w:b/>
+          <w:lang w:val="gu_IN" w:bidi="gu_IN"/>
+        </w:rPr>
         <w:t>"ખારું છે તે"</w:t>
       </w:r>
     </w:p>
@@ -33640,6 +37645,21 @@
           <w:b/>
           <w:lang w:val="gu_IN" w:bidi="gu_IN"/>
         </w:rPr>
+        <w:t>σοφὸς καὶ ἐπιστήμων</w:t>
+      </w:r>
+    </w:p>
+    <w:p>
+      <w:pPr/>
+      <w:r>
+        <w:rPr>
+          <w:lang w:val="gu_IN" w:bidi="gu_IN"/>
+        </w:rPr>
+      </w:r>
+      <w:r>
+        <w:rPr>
+          <w:b/>
+          <w:lang w:val="gu_IN" w:bidi="gu_IN"/>
+        </w:rPr>
         <w:t>"જ્ઞાની અને સમજુ"</w:t>
       </w:r>
     </w:p>
@@ -33790,6 +37810,21 @@
           <w:b/>
           <w:lang w:val="gu_IN" w:bidi="gu_IN"/>
         </w:rPr>
+        <w:t>ἐν πραΰτητι σοφίας</w:t>
+      </w:r>
+    </w:p>
+    <w:p>
+      <w:pPr/>
+      <w:r>
+        <w:rPr>
+          <w:lang w:val="gu_IN" w:bidi="gu_IN"/>
+        </w:rPr>
+      </w:r>
+      <w:r>
+        <w:rPr>
+          <w:b/>
+          <w:lang w:val="gu_IN" w:bidi="gu_IN"/>
+        </w:rPr>
         <w:t>"જ્ઞાનની નમ્રતામાં"</w:t>
       </w:r>
     </w:p>
@@ -34015,6 +38050,21 @@
           <w:b/>
           <w:lang w:val="gu_IN" w:bidi="gu_IN"/>
         </w:rPr>
+        <w:t>τῇ καρδίᾳ ὑμῶν</w:t>
+      </w:r>
+    </w:p>
+    <w:p>
+      <w:pPr/>
+      <w:r>
+        <w:rPr>
+          <w:lang w:val="gu_IN" w:bidi="gu_IN"/>
+        </w:rPr>
+      </w:r>
+      <w:r>
+        <w:rPr>
+          <w:b/>
+          <w:lang w:val="gu_IN" w:bidi="gu_IN"/>
+        </w:rPr>
         <w:t>"તમારાં હ્રદયમાં &amp; મહત્વકાંક્ષા છે"</w:t>
       </w:r>
     </w:p>
@@ -34078,6 +38128,21 @@
           <w:b/>
           <w:lang w:val="gu_IN" w:bidi="gu_IN"/>
         </w:rPr>
+        <w:t>μὴ κατακαυχᾶσθε καὶ ψεύδεσθε κατὰ τῆς ἀληθείας</w:t>
+      </w:r>
+    </w:p>
+    <w:p>
+      <w:pPr/>
+      <w:r>
+        <w:rPr>
+          <w:lang w:val="gu_IN" w:bidi="gu_IN"/>
+        </w:rPr>
+      </w:r>
+      <w:r>
+        <w:rPr>
+          <w:b/>
+          <w:lang w:val="gu_IN" w:bidi="gu_IN"/>
+        </w:rPr>
         <w:t>"તો સત્યની વિરુદ્ધમાં ગર્વ ન કરો અને જુઠ્ઠું ના બોલો"</w:t>
       </w:r>
     </w:p>
@@ -34153,6 +38218,21 @@
           <w:b/>
           <w:lang w:val="gu_IN" w:bidi="gu_IN"/>
         </w:rPr>
+        <w:t>ψεύδεσθε κατὰ τῆς ἀληθείας</w:t>
+      </w:r>
+    </w:p>
+    <w:p>
+      <w:pPr/>
+      <w:r>
+        <w:rPr>
+          <w:lang w:val="gu_IN" w:bidi="gu_IN"/>
+        </w:rPr>
+      </w:r>
+      <w:r>
+        <w:rPr>
+          <w:b/>
+          <w:lang w:val="gu_IN" w:bidi="gu_IN"/>
+        </w:rPr>
         <w:t>"તો સત્યની વિરુદ્ધમાં &amp; જુઠ્ઠું ના બોલો"</w:t>
       </w:r>
     </w:p>
@@ -34228,6 +38308,21 @@
           <w:b/>
           <w:lang w:val="gu_IN" w:bidi="gu_IN"/>
         </w:rPr>
+        <w:t>ψεύδεσθε κατὰ τῆς ἀληθείας</w:t>
+      </w:r>
+    </w:p>
+    <w:p>
+      <w:pPr/>
+      <w:r>
+        <w:rPr>
+          <w:lang w:val="gu_IN" w:bidi="gu_IN"/>
+        </w:rPr>
+      </w:r>
+      <w:r>
+        <w:rPr>
+          <w:b/>
+          <w:lang w:val="gu_IN" w:bidi="gu_IN"/>
+        </w:rPr>
         <w:t>"તો સત્યની વિરુદ્ધમાં &amp; જુઠ્ઠું ના બોલો"</w:t>
       </w:r>
     </w:p>
@@ -34303,6 +38398,21 @@
           <w:b/>
           <w:lang w:val="gu_IN" w:bidi="gu_IN"/>
         </w:rPr>
+        <w:t>αὕτη</w:t>
+      </w:r>
+    </w:p>
+    <w:p>
+      <w:pPr/>
+      <w:r>
+        <w:rPr>
+          <w:lang w:val="gu_IN" w:bidi="gu_IN"/>
+        </w:rPr>
+      </w:r>
+      <w:r>
+        <w:rPr>
+          <w:b/>
+          <w:lang w:val="gu_IN" w:bidi="gu_IN"/>
+        </w:rPr>
         <w:t>"આ"</w:t>
       </w:r>
     </w:p>
@@ -34378,6 +38488,21 @@
           <w:b/>
           <w:lang w:val="gu_IN" w:bidi="gu_IN"/>
         </w:rPr>
+        <w:t>ἡ σοφία</w:t>
+      </w:r>
+    </w:p>
+    <w:p>
+      <w:pPr/>
+      <w:r>
+        <w:rPr>
+          <w:lang w:val="gu_IN" w:bidi="gu_IN"/>
+        </w:rPr>
+      </w:r>
+      <w:r>
+        <w:rPr>
+          <w:b/>
+          <w:lang w:val="gu_IN" w:bidi="gu_IN"/>
+        </w:rPr>
         <w:t>"જ્ઞાન &amp; છે"</w:t>
       </w:r>
     </w:p>
@@ -34453,6 +38578,21 @@
           <w:b/>
           <w:lang w:val="gu_IN" w:bidi="gu_IN"/>
         </w:rPr>
+        <w:t>ἄνωθεν κατερχομένη</w:t>
+      </w:r>
+    </w:p>
+    <w:p>
+      <w:pPr/>
+      <w:r>
+        <w:rPr>
+          <w:lang w:val="gu_IN" w:bidi="gu_IN"/>
+        </w:rPr>
+      </w:r>
+      <w:r>
+        <w:rPr>
+          <w:b/>
+          <w:lang w:val="gu_IN" w:bidi="gu_IN"/>
+        </w:rPr>
         <w:t>"ઉપરથી નીચે આવનાર"</w:t>
       </w:r>
     </w:p>
@@ -34528,6 +38668,21 @@
           <w:b/>
           <w:lang w:val="gu_IN" w:bidi="gu_IN"/>
         </w:rPr>
+        <w:t>ἐπίγειος</w:t>
+      </w:r>
+    </w:p>
+    <w:p>
+      <w:pPr/>
+      <w:r>
+        <w:rPr>
+          <w:lang w:val="gu_IN" w:bidi="gu_IN"/>
+        </w:rPr>
+      </w:r>
+      <w:r>
+        <w:rPr>
+          <w:b/>
+          <w:lang w:val="gu_IN" w:bidi="gu_IN"/>
+        </w:rPr>
         <w:t>"ઐહિક"</w:t>
       </w:r>
     </w:p>
@@ -34603,6 +38758,21 @@
           <w:b/>
           <w:lang w:val="gu_IN" w:bidi="gu_IN"/>
         </w:rPr>
+        <w:t>ψυχική</w:t>
+      </w:r>
+    </w:p>
+    <w:p>
+      <w:pPr/>
+      <w:r>
+        <w:rPr>
+          <w:lang w:val="gu_IN" w:bidi="gu_IN"/>
+        </w:rPr>
+      </w:r>
+      <w:r>
+        <w:rPr>
+          <w:b/>
+          <w:lang w:val="gu_IN" w:bidi="gu_IN"/>
+        </w:rPr>
         <w:t>"જગિક"</w:t>
       </w:r>
     </w:p>
@@ -34678,6 +38848,21 @@
           <w:b/>
           <w:lang w:val="gu_IN" w:bidi="gu_IN"/>
         </w:rPr>
+        <w:t>δαιμονιώδης</w:t>
+      </w:r>
+    </w:p>
+    <w:p>
+      <w:pPr/>
+      <w:r>
+        <w:rPr>
+          <w:lang w:val="gu_IN" w:bidi="gu_IN"/>
+        </w:rPr>
+      </w:r>
+      <w:r>
+        <w:rPr>
+          <w:b/>
+          <w:lang w:val="gu_IN" w:bidi="gu_IN"/>
+        </w:rPr>
         <w:t>"શેતાની"</w:t>
       </w:r>
     </w:p>
@@ -34741,6 +38926,21 @@
           <w:b/>
           <w:lang w:val="gu_IN" w:bidi="gu_IN"/>
         </w:rPr>
+        <w:t>γὰρ</w:t>
+      </w:r>
+    </w:p>
+    <w:p>
+      <w:pPr/>
+      <w:r>
+        <w:rPr>
+          <w:lang w:val="gu_IN" w:bidi="gu_IN"/>
+        </w:rPr>
+      </w:r>
+      <w:r>
+        <w:rPr>
+          <w:b/>
+          <w:lang w:val="gu_IN" w:bidi="gu_IN"/>
+        </w:rPr>
         <w:t>"કેમ કે"</w:t>
       </w:r>
     </w:p>
@@ -34966,6 +39166,21 @@
           <w:b/>
           <w:lang w:val="gu_IN" w:bidi="gu_IN"/>
         </w:rPr>
+        <w:t>ἡ &amp; σοφία</w:t>
+      </w:r>
+    </w:p>
+    <w:p>
+      <w:pPr/>
+      <w:r>
+        <w:rPr>
+          <w:lang w:val="gu_IN" w:bidi="gu_IN"/>
+        </w:rPr>
+      </w:r>
+      <w:r>
+        <w:rPr>
+          <w:b/>
+          <w:lang w:val="gu_IN" w:bidi="gu_IN"/>
+        </w:rPr>
         <w:t>"જ્ઞાન"</w:t>
       </w:r>
     </w:p>
@@ -35027,6 +39242,21 @@
         <w:rPr>
           <w:lang w:val="gu_IN" w:bidi="gu_IN"/>
         </w:rPr>
+      </w:r>
+    </w:p>
+    <w:p>
+      <w:pPr/>
+      <w:r>
+        <w:rPr>
+          <w:lang w:val="gu_IN" w:bidi="gu_IN"/>
+        </w:rPr>
+      </w:r>
+      <w:r>
+        <w:rPr>
+          <w:b/>
+          <w:lang w:val="gu_IN" w:bidi="gu_IN"/>
+        </w:rPr>
+        <w:t>ἄνωθεν</w:t>
       </w:r>
     </w:p>
     <w:p>
@@ -35134,6 +39364,21 @@
           <w:b/>
           <w:lang w:val="gu_IN" w:bidi="gu_IN"/>
         </w:rPr>
+        <w:t>καρπῶν ἀγαθῶν</w:t>
+      </w:r>
+    </w:p>
+    <w:p>
+      <w:pPr/>
+      <w:r>
+        <w:rPr>
+          <w:lang w:val="gu_IN" w:bidi="gu_IN"/>
+        </w:rPr>
+      </w:r>
+      <w:r>
+        <w:rPr>
+          <w:b/>
+          <w:lang w:val="gu_IN" w:bidi="gu_IN"/>
+        </w:rPr>
         <w:t>"સારા ફળોથી"</w:t>
       </w:r>
     </w:p>
@@ -35195,6 +39440,21 @@
         <w:rPr>
           <w:lang w:val="gu_IN" w:bidi="gu_IN"/>
         </w:rPr>
+      </w:r>
+    </w:p>
+    <w:p>
+      <w:pPr/>
+      <w:r>
+        <w:rPr>
+          <w:lang w:val="gu_IN" w:bidi="gu_IN"/>
+        </w:rPr>
+      </w:r>
+      <w:r>
+        <w:rPr>
+          <w:b/>
+          <w:lang w:val="gu_IN" w:bidi="gu_IN"/>
+        </w:rPr>
+        <w:t>ἀνυπόκριτος</w:t>
       </w:r>
     </w:p>
     <w:p>
@@ -35930,6 +40190,21 @@
           <w:b/>
           <w:lang w:val="gu_IN" w:bidi="gu_IN"/>
         </w:rPr>
+        <w:t>τῶν ἡδονῶν ὑμῶν, τῶν στρατευομένων ἐν τοῖς μέλεσιν ὑμῶν</w:t>
+      </w:r>
+    </w:p>
+    <w:p>
+      <w:pPr/>
+      <w:r>
+        <w:rPr>
+          <w:lang w:val="gu_IN" w:bidi="gu_IN"/>
+        </w:rPr>
+      </w:r>
+      <w:r>
+        <w:rPr>
+          <w:b/>
+          <w:lang w:val="gu_IN" w:bidi="gu_IN"/>
+        </w:rPr>
         <w:t>"ઝગડા &amp; છે? શું તે તમારી વાસનાઓ, જે તમારા અંગોમાં"</w:t>
       </w:r>
     </w:p>
@@ -36023,6 +40298,21 @@
           <w:b/>
           <w:lang w:val="gu_IN" w:bidi="gu_IN"/>
         </w:rPr>
+        <w:t>τῶν ἡδονῶν ὑμῶν, τῶν στρατευομένων ἐν τοῖς μέλεσιν ὑμῶν</w:t>
+      </w:r>
+    </w:p>
+    <w:p>
+      <w:pPr/>
+      <w:r>
+        <w:rPr>
+          <w:lang w:val="gu_IN" w:bidi="gu_IN"/>
+        </w:rPr>
+      </w:r>
+      <w:r>
+        <w:rPr>
+          <w:b/>
+          <w:lang w:val="gu_IN" w:bidi="gu_IN"/>
+        </w:rPr>
         <w:t>"ઝગડા &amp; છે? શું તે તમારી વાસનાઓ, જે તમારા અંગોમાં"</w:t>
       </w:r>
     </w:p>
@@ -36297,6 +40587,21 @@
         <w:rPr>
           <w:lang w:val="gu_IN" w:bidi="gu_IN"/>
         </w:rPr>
+      </w:r>
+    </w:p>
+    <w:p>
+      <w:pPr/>
+      <w:r>
+        <w:rPr>
+          <w:lang w:val="gu_IN" w:bidi="gu_IN"/>
+        </w:rPr>
+      </w:r>
+      <w:r>
+        <w:rPr>
+          <w:b/>
+          <w:lang w:val="gu_IN" w:bidi="gu_IN"/>
+        </w:rPr>
+        <w:t>φονεύετε καὶ ζηλοῦτε</w:t>
       </w:r>
     </w:p>
     <w:p>
@@ -36422,6 +40727,21 @@
           <w:b/>
           <w:lang w:val="gu_IN" w:bidi="gu_IN"/>
         </w:rPr>
+        <w:t>φονεύετε καὶ ζηλοῦτε</w:t>
+      </w:r>
+    </w:p>
+    <w:p>
+      <w:pPr/>
+      <w:r>
+        <w:rPr>
+          <w:lang w:val="gu_IN" w:bidi="gu_IN"/>
+        </w:rPr>
+      </w:r>
+      <w:r>
+        <w:rPr>
+          <w:b/>
+          <w:lang w:val="gu_IN" w:bidi="gu_IN"/>
+        </w:rPr>
         <w:t>"હત્યા અને ઈર્ષા"</w:t>
       </w:r>
     </w:p>
@@ -36590,6 +40910,21 @@
           <w:b/>
           <w:lang w:val="gu_IN" w:bidi="gu_IN"/>
         </w:rPr>
+        <w:t>μάχεσθε καὶ πολεμεῖτε</w:t>
+      </w:r>
+    </w:p>
+    <w:p>
+      <w:pPr/>
+      <w:r>
+        <w:rPr>
+          <w:lang w:val="gu_IN" w:bidi="gu_IN"/>
+        </w:rPr>
+      </w:r>
+      <w:r>
+        <w:rPr>
+          <w:b/>
+          <w:lang w:val="gu_IN" w:bidi="gu_IN"/>
+        </w:rPr>
         <w:t>"તમે લડાઈ અને ઝઘડા કરો છો"</w:t>
       </w:r>
     </w:p>
@@ -36815,6 +41150,21 @@
           <w:b/>
           <w:lang w:val="gu_IN" w:bidi="gu_IN"/>
         </w:rPr>
+        <w:t>κακῶς αἰτεῖσθε</w:t>
+      </w:r>
+    </w:p>
+    <w:p>
+      <w:pPr/>
+      <w:r>
+        <w:rPr>
+          <w:lang w:val="gu_IN" w:bidi="gu_IN"/>
+        </w:rPr>
+      </w:r>
+      <w:r>
+        <w:rPr>
+          <w:b/>
+          <w:lang w:val="gu_IN" w:bidi="gu_IN"/>
+        </w:rPr>
         <w:t>"તમે ખરાબ રીતે માંગો છો"</w:t>
       </w:r>
     </w:p>
@@ -37002,6 +41352,21 @@
         <w:rPr>
           <w:lang w:val="gu_IN" w:bidi="gu_IN"/>
         </w:rPr>
+      </w:r>
+    </w:p>
+    <w:p>
+      <w:pPr/>
+      <w:r>
+        <w:rPr>
+          <w:lang w:val="gu_IN" w:bidi="gu_IN"/>
+        </w:rPr>
+      </w:r>
+      <w:r>
+        <w:rPr>
+          <w:b/>
+          <w:lang w:val="gu_IN" w:bidi="gu_IN"/>
+        </w:rPr>
+        <w:t>μοιχαλίδες</w:t>
       </w:r>
     </w:p>
     <w:p>
@@ -37409,6 +41774,21 @@
           <w:b/>
           <w:lang w:val="gu_IN" w:bidi="gu_IN"/>
         </w:rPr>
+        <w:t>ἔχθρα τοῦ Θεοῦ ἐστιν</w:t>
+      </w:r>
+    </w:p>
+    <w:p>
+      <w:pPr/>
+      <w:r>
+        <w:rPr>
+          <w:lang w:val="gu_IN" w:bidi="gu_IN"/>
+        </w:rPr>
+      </w:r>
+      <w:r>
+        <w:rPr>
+          <w:b/>
+          <w:lang w:val="gu_IN" w:bidi="gu_IN"/>
+        </w:rPr>
         <w:t>"ઈશ્વર સાથેની &amp; છે &amp; શત્રુ"</w:t>
       </w:r>
     </w:p>
@@ -37622,6 +42002,21 @@
           <w:b/>
           <w:lang w:val="gu_IN" w:bidi="gu_IN"/>
         </w:rPr>
+        <w:t>καθίσταται</w:t>
+      </w:r>
+    </w:p>
+    <w:p>
+      <w:pPr/>
+      <w:r>
+        <w:rPr>
+          <w:lang w:val="gu_IN" w:bidi="gu_IN"/>
+        </w:rPr>
+      </w:r>
+      <w:r>
+        <w:rPr>
+          <w:b/>
+          <w:lang w:val="gu_IN" w:bidi="gu_IN"/>
+        </w:rPr>
         <w:t>"થાય છે"</w:t>
       </w:r>
     </w:p>
@@ -37697,6 +42092,21 @@
           <w:b/>
           <w:lang w:val="gu_IN" w:bidi="gu_IN"/>
         </w:rPr>
+        <w:t>ἐχθρὸς τοῦ Θεοῦ</w:t>
+      </w:r>
+    </w:p>
+    <w:p>
+      <w:pPr/>
+      <w:r>
+        <w:rPr>
+          <w:lang w:val="gu_IN" w:bidi="gu_IN"/>
+        </w:rPr>
+      </w:r>
+      <w:r>
+        <w:rPr>
+          <w:b/>
+          <w:lang w:val="gu_IN" w:bidi="gu_IN"/>
+        </w:rPr>
         <w:t>"દુશ્મનાવટ &amp; ઈશ્વરનો"</w:t>
       </w:r>
     </w:p>
@@ -37772,6 +42182,21 @@
           <w:b/>
           <w:lang w:val="gu_IN" w:bidi="gu_IN"/>
         </w:rPr>
+        <w:t>ἢ δοκεῖτε ὅτι κενῶς ἡ Γραφὴ λέγει</w:t>
+      </w:r>
+    </w:p>
+    <w:p>
+      <w:pPr/>
+      <w:r>
+        <w:rPr>
+          <w:lang w:val="gu_IN" w:bidi="gu_IN"/>
+        </w:rPr>
+      </w:r>
+      <w:r>
+        <w:rPr>
+          <w:b/>
+          <w:lang w:val="gu_IN" w:bidi="gu_IN"/>
+        </w:rPr>
         <w:t>"અથવા શું તમે વિચારો છો કે શાસ્ત્ર નિરર્થક રીતે જણાવે"</w:t>
       </w:r>
     </w:p>
@@ -37847,6 +42272,21 @@
           <w:b/>
           <w:lang w:val="gu_IN" w:bidi="gu_IN"/>
         </w:rPr>
+        <w:t>ἡ Γραφὴ λέγει</w:t>
+      </w:r>
+    </w:p>
+    <w:p>
+      <w:pPr/>
+      <w:r>
+        <w:rPr>
+          <w:lang w:val="gu_IN" w:bidi="gu_IN"/>
+        </w:rPr>
+      </w:r>
+      <w:r>
+        <w:rPr>
+          <w:b/>
+          <w:lang w:val="gu_IN" w:bidi="gu_IN"/>
+        </w:rPr>
         <w:t>"શું &amp; શાસ્ત્ર &amp; જણાવે"</w:t>
       </w:r>
     </w:p>
@@ -37910,6 +42350,21 @@
           <w:b/>
           <w:lang w:val="gu_IN" w:bidi="gu_IN"/>
         </w:rPr>
+        <w:t>ἡ Γραφὴ λέγει</w:t>
+      </w:r>
+    </w:p>
+    <w:p>
+      <w:pPr/>
+      <w:r>
+        <w:rPr>
+          <w:lang w:val="gu_IN" w:bidi="gu_IN"/>
+        </w:rPr>
+      </w:r>
+      <w:r>
+        <w:rPr>
+          <w:b/>
+          <w:lang w:val="gu_IN" w:bidi="gu_IN"/>
+        </w:rPr>
         <w:t>"શું &amp; શાસ્ત્ર &amp; જણાવે"</w:t>
       </w:r>
     </w:p>
@@ -37971,6 +42426,21 @@
         <w:rPr>
           <w:lang w:val="gu_IN" w:bidi="gu_IN"/>
         </w:rPr>
+      </w:r>
+    </w:p>
+    <w:p>
+      <w:pPr/>
+      <w:r>
+        <w:rPr>
+          <w:lang w:val="gu_IN" w:bidi="gu_IN"/>
+        </w:rPr>
+      </w:r>
+      <w:r>
+        <w:rPr>
+          <w:b/>
+          <w:lang w:val="gu_IN" w:bidi="gu_IN"/>
+        </w:rPr>
+        <w:t>πρὸς φθόνον ἐπιποθεῖ τὸ Πνεῦμα ὃ κατῴκισεν ἐν ἡμῖν</w:t>
       </w:r>
     </w:p>
     <w:p>
@@ -38141,6 +42611,21 @@
           <w:b/>
           <w:lang w:val="gu_IN" w:bidi="gu_IN"/>
         </w:rPr>
+        <w:t>μείζονα δὲ δίδωσιν χάριν</w:t>
+      </w:r>
+    </w:p>
+    <w:p>
+      <w:pPr/>
+      <w:r>
+        <w:rPr>
+          <w:lang w:val="gu_IN" w:bidi="gu_IN"/>
+        </w:rPr>
+      </w:r>
+      <w:r>
+        <w:rPr>
+          <w:b/>
+          <w:lang w:val="gu_IN" w:bidi="gu_IN"/>
+        </w:rPr>
         <w:t>"પરંતુ &amp; વધુ કૃપા આપે"</w:t>
       </w:r>
     </w:p>
@@ -38291,6 +42776,21 @@
           <w:b/>
           <w:lang w:val="gu_IN" w:bidi="gu_IN"/>
         </w:rPr>
+        <w:t>μείζονα &amp; χάριν</w:t>
+      </w:r>
+    </w:p>
+    <w:p>
+      <w:pPr/>
+      <w:r>
+        <w:rPr>
+          <w:lang w:val="gu_IN" w:bidi="gu_IN"/>
+        </w:rPr>
+      </w:r>
+      <w:r>
+        <w:rPr>
+          <w:b/>
+          <w:lang w:val="gu_IN" w:bidi="gu_IN"/>
+        </w:rPr>
         <w:t>"વધુ કૃપા"</w:t>
       </w:r>
     </w:p>
@@ -38340,6 +42840,21 @@
         <w:rPr>
           <w:lang w:val="gu_IN" w:bidi="gu_IN"/>
         </w:rPr>
+      </w:r>
+    </w:p>
+    <w:p>
+      <w:pPr/>
+      <w:r>
+        <w:rPr>
+          <w:lang w:val="gu_IN" w:bidi="gu_IN"/>
+        </w:rPr>
+      </w:r>
+      <w:r>
+        <w:rPr>
+          <w:b/>
+          <w:lang w:val="gu_IN" w:bidi="gu_IN"/>
+        </w:rPr>
+        <w:t>διὸ λέγει</w:t>
       </w:r>
     </w:p>
     <w:p>
@@ -38447,6 +42962,21 @@
           <w:b/>
           <w:lang w:val="gu_IN" w:bidi="gu_IN"/>
         </w:rPr>
+        <w:t>λέγει</w:t>
+      </w:r>
+    </w:p>
+    <w:p>
+      <w:pPr/>
+      <w:r>
+        <w:rPr>
+          <w:lang w:val="gu_IN" w:bidi="gu_IN"/>
+        </w:rPr>
+      </w:r>
+      <w:r>
+        <w:rPr>
+          <w:b/>
+          <w:lang w:val="gu_IN" w:bidi="gu_IN"/>
+        </w:rPr>
         <w:t>"તે કહે છે"</w:t>
       </w:r>
     </w:p>
@@ -38522,6 +43052,21 @@
           <w:b/>
           <w:lang w:val="gu_IN" w:bidi="gu_IN"/>
         </w:rPr>
+        <w:t>ὑπερηφάνοις &amp; ταπεινοῖς</w:t>
+      </w:r>
+    </w:p>
+    <w:p>
+      <w:pPr/>
+      <w:r>
+        <w:rPr>
+          <w:lang w:val="gu_IN" w:bidi="gu_IN"/>
+        </w:rPr>
+      </w:r>
+      <w:r>
+        <w:rPr>
+          <w:b/>
+          <w:lang w:val="gu_IN" w:bidi="gu_IN"/>
+        </w:rPr>
         <w:t>"ગર્વિષ્ઠનો &amp; નમ્રને"</w:t>
       </w:r>
     </w:p>
@@ -38672,6 +43217,21 @@
           <w:b/>
           <w:lang w:val="gu_IN" w:bidi="gu_IN"/>
         </w:rPr>
+        <w:t>ὑποτάγητε οὖν</w:t>
+      </w:r>
+    </w:p>
+    <w:p>
+      <w:pPr/>
+      <w:r>
+        <w:rPr>
+          <w:lang w:val="gu_IN" w:bidi="gu_IN"/>
+        </w:rPr>
+      </w:r>
+      <w:r>
+        <w:rPr>
+          <w:b/>
+          <w:lang w:val="gu_IN" w:bidi="gu_IN"/>
+        </w:rPr>
         <w:t>"તેથી &amp; આધીન થાઓ"</w:t>
       </w:r>
     </w:p>
@@ -38885,6 +43445,21 @@
           <w:b/>
           <w:lang w:val="gu_IN" w:bidi="gu_IN"/>
         </w:rPr>
+        <w:t>φεύξεται ἀφ’ ὑμῶν</w:t>
+      </w:r>
+    </w:p>
+    <w:p>
+      <w:pPr/>
+      <w:r>
+        <w:rPr>
+          <w:lang w:val="gu_IN" w:bidi="gu_IN"/>
+        </w:rPr>
+      </w:r>
+      <w:r>
+        <w:rPr>
+          <w:b/>
+          <w:lang w:val="gu_IN" w:bidi="gu_IN"/>
+        </w:rPr>
         <w:t>"તે તમારી પાસેથી નાસી જશે"</w:t>
       </w:r>
     </w:p>
@@ -39110,6 +43685,21 @@
           <w:b/>
           <w:lang w:val="gu_IN" w:bidi="gu_IN"/>
         </w:rPr>
+        <w:t>καθαρίσατε χεῖρας</w:t>
+      </w:r>
+    </w:p>
+    <w:p>
+      <w:pPr/>
+      <w:r>
+        <w:rPr>
+          <w:lang w:val="gu_IN" w:bidi="gu_IN"/>
+        </w:rPr>
+      </w:r>
+      <w:r>
+        <w:rPr>
+          <w:b/>
+          <w:lang w:val="gu_IN" w:bidi="gu_IN"/>
+        </w:rPr>
         <w:t>"તમારા હાથ શુદ્ધ કરો"</w:t>
       </w:r>
     </w:p>
@@ -39185,6 +43775,21 @@
           <w:b/>
           <w:lang w:val="gu_IN" w:bidi="gu_IN"/>
         </w:rPr>
+        <w:t>καθαρίσατε χεῖρας</w:t>
+      </w:r>
+    </w:p>
+    <w:p>
+      <w:pPr/>
+      <w:r>
+        <w:rPr>
+          <w:lang w:val="gu_IN" w:bidi="gu_IN"/>
+        </w:rPr>
+      </w:r>
+      <w:r>
+        <w:rPr>
+          <w:b/>
+          <w:lang w:val="gu_IN" w:bidi="gu_IN"/>
+        </w:rPr>
         <w:t>"તમારા હાથ શુદ્ધ કરો"</w:t>
       </w:r>
     </w:p>
@@ -39398,6 +44003,21 @@
           <w:b/>
           <w:lang w:val="gu_IN" w:bidi="gu_IN"/>
         </w:rPr>
+        <w:t>ἁγνίσατε καρδίας</w:t>
+      </w:r>
+    </w:p>
+    <w:p>
+      <w:pPr/>
+      <w:r>
+        <w:rPr>
+          <w:lang w:val="gu_IN" w:bidi="gu_IN"/>
+        </w:rPr>
+      </w:r>
+      <w:r>
+        <w:rPr>
+          <w:b/>
+          <w:lang w:val="gu_IN" w:bidi="gu_IN"/>
+        </w:rPr>
         <w:t>"તમારાં હ્રદયોને શુદ્ધ કરો"</w:t>
       </w:r>
     </w:p>
@@ -39473,6 +44093,21 @@
           <w:b/>
           <w:lang w:val="gu_IN" w:bidi="gu_IN"/>
         </w:rPr>
+        <w:t>δίψυχοι</w:t>
+      </w:r>
+    </w:p>
+    <w:p>
+      <w:pPr/>
+      <w:r>
+        <w:rPr>
+          <w:lang w:val="gu_IN" w:bidi="gu_IN"/>
+        </w:rPr>
+      </w:r>
+      <w:r>
+        <w:rPr>
+          <w:b/>
+          <w:lang w:val="gu_IN" w:bidi="gu_IN"/>
+        </w:rPr>
         <w:t>"બે મનવાળાઓ"</w:t>
       </w:r>
     </w:p>
@@ -39597,6 +44232,21 @@
         <w:rPr>
           <w:lang w:val="gu_IN" w:bidi="gu_IN"/>
         </w:rPr>
+      </w:r>
+    </w:p>
+    <w:p>
+      <w:pPr/>
+      <w:r>
+        <w:rPr>
+          <w:lang w:val="gu_IN" w:bidi="gu_IN"/>
+        </w:rPr>
+      </w:r>
+      <w:r>
+        <w:rPr>
+          <w:b/>
+          <w:lang w:val="gu_IN" w:bidi="gu_IN"/>
+        </w:rPr>
+        <w:t>δίψυχοι</w:t>
       </w:r>
     </w:p>
     <w:p>
@@ -39779,6 +44429,21 @@
           <w:b/>
           <w:lang w:val="gu_IN" w:bidi="gu_IN"/>
         </w:rPr>
+        <w:t>ὁ γέλως ὑμῶν εἰς πένθος μετατραπήτω, καὶ ἡ χαρὰ εἰς κατήφειαν</w:t>
+      </w:r>
+    </w:p>
+    <w:p>
+      <w:pPr/>
+      <w:r>
+        <w:rPr>
+          <w:lang w:val="gu_IN" w:bidi="gu_IN"/>
+        </w:rPr>
+      </w:r>
+      <w:r>
+        <w:rPr>
+          <w:b/>
+          <w:lang w:val="gu_IN" w:bidi="gu_IN"/>
+        </w:rPr>
         <w:t>"ઉદાસ થાઓ અને &amp; અને રડો &amp; શોકમાં"</w:t>
       </w:r>
     </w:p>
@@ -40250,6 +44915,21 @@
           <w:b/>
           <w:lang w:val="gu_IN" w:bidi="gu_IN"/>
         </w:rPr>
+        <w:t>ταπεινώθητε</w:t>
+      </w:r>
+    </w:p>
+    <w:p>
+      <w:pPr/>
+      <w:r>
+        <w:rPr>
+          <w:lang w:val="gu_IN" w:bidi="gu_IN"/>
+        </w:rPr>
+      </w:r>
+      <w:r>
+        <w:rPr>
+          <w:b/>
+          <w:lang w:val="gu_IN" w:bidi="gu_IN"/>
+        </w:rPr>
         <w:t>"નમ્ર થાઓ"</w:t>
       </w:r>
     </w:p>
@@ -40325,6 +45005,21 @@
           <w:b/>
           <w:lang w:val="gu_IN" w:bidi="gu_IN"/>
         </w:rPr>
+        <w:t>ἐνώπιον Κυρίου</w:t>
+      </w:r>
+    </w:p>
+    <w:p>
+      <w:pPr/>
+      <w:r>
+        <w:rPr>
+          <w:lang w:val="gu_IN" w:bidi="gu_IN"/>
+        </w:rPr>
+      </w:r>
+      <w:r>
+        <w:rPr>
+          <w:b/>
+          <w:lang w:val="gu_IN" w:bidi="gu_IN"/>
+        </w:rPr>
         <w:t>"પ્રભુ આગળ &amp; તેઓ"</w:t>
       </w:r>
     </w:p>
@@ -40386,6 +45081,21 @@
         <w:rPr>
           <w:lang w:val="gu_IN" w:bidi="gu_IN"/>
         </w:rPr>
+      </w:r>
+    </w:p>
+    <w:p>
+      <w:pPr/>
+      <w:r>
+        <w:rPr>
+          <w:lang w:val="gu_IN" w:bidi="gu_IN"/>
+        </w:rPr>
+      </w:r>
+      <w:r>
+        <w:rPr>
+          <w:b/>
+          <w:lang w:val="gu_IN" w:bidi="gu_IN"/>
+        </w:rPr>
+        <w:t>ὑψώσει ὑμᾶς</w:t>
       </w:r>
     </w:p>
     <w:p>
@@ -40631,6 +45341,21 @@
           <w:b/>
           <w:lang w:val="gu_IN" w:bidi="gu_IN"/>
         </w:rPr>
+        <w:t>καταλαλεῖ νόμου καὶ κρίνει νόμον</w:t>
+      </w:r>
+    </w:p>
+    <w:p>
+      <w:pPr/>
+      <w:r>
+        <w:rPr>
+          <w:lang w:val="gu_IN" w:bidi="gu_IN"/>
+        </w:rPr>
+      </w:r>
+      <w:r>
+        <w:rPr>
+          <w:b/>
+          <w:lang w:val="gu_IN" w:bidi="gu_IN"/>
+        </w:rPr>
         <w:t>"તે નિયમ વિરુદ્ધ બોલે છે અને નિયમનો ન્યાય કરે છે"</w:t>
       </w:r>
     </w:p>
@@ -40853,6 +45578,21 @@
           <w:b/>
           <w:lang w:val="gu_IN" w:bidi="gu_IN"/>
         </w:rPr>
+        <w:t>οὐκ εἶ ποιητὴς νόμου, ἀλλὰ κριτής</w:t>
+      </w:r>
+    </w:p>
+    <w:p>
+      <w:pPr/>
+      <w:r>
+        <w:rPr>
+          <w:lang w:val="gu_IN" w:bidi="gu_IN"/>
+        </w:rPr>
+      </w:r>
+      <w:r>
+        <w:rPr>
+          <w:b/>
+          <w:lang w:val="gu_IN" w:bidi="gu_IN"/>
+        </w:rPr>
         <w:t>"ન્યાય કરે છે, તો તું નિયમનો અમલ કરનાર નહિ, પરંતુ તેનો ન્યાય કરનાર છે"</w:t>
       </w:r>
     </w:p>
@@ -40928,6 +45668,21 @@
           <w:b/>
           <w:lang w:val="gu_IN" w:bidi="gu_IN"/>
         </w:rPr>
+        <w:t>οὐκ εἶ ποιητὴς νόμου, ἀλλὰ κριτής</w:t>
+      </w:r>
+    </w:p>
+    <w:p>
+      <w:pPr/>
+      <w:r>
+        <w:rPr>
+          <w:lang w:val="gu_IN" w:bidi="gu_IN"/>
+        </w:rPr>
+      </w:r>
+      <w:r>
+        <w:rPr>
+          <w:b/>
+          <w:lang w:val="gu_IN" w:bidi="gu_IN"/>
+        </w:rPr>
         <w:t>"ન્યાય કરે છે, તો તું નિયમનો અમલ કરનાર નહિ, પરંતુ તેનો ન્યાય કરનાર છે"</w:t>
       </w:r>
     </w:p>
@@ -41216,6 +45971,21 @@
           <w:b/>
           <w:lang w:val="gu_IN" w:bidi="gu_IN"/>
         </w:rPr>
+        <w:t>σὺ δὲ τίς εἶ</w:t>
+      </w:r>
+    </w:p>
+    <w:p>
+      <w:pPr/>
+      <w:r>
+        <w:rPr>
+          <w:lang w:val="gu_IN" w:bidi="gu_IN"/>
+        </w:rPr>
+      </w:r>
+      <w:r>
+        <w:rPr>
+          <w:b/>
+          <w:lang w:val="gu_IN" w:bidi="gu_IN"/>
+        </w:rPr>
         <w:t>"છે. પરંતુ તું કોણ"</w:t>
       </w:r>
     </w:p>
@@ -41277,6 +46047,21 @@
         <w:rPr>
           <w:lang w:val="gu_IN" w:bidi="gu_IN"/>
         </w:rPr>
+      </w:r>
+    </w:p>
+    <w:p>
+      <w:pPr/>
+      <w:r>
+        <w:rPr>
+          <w:lang w:val="gu_IN" w:bidi="gu_IN"/>
+        </w:rPr>
+      </w:r>
+      <w:r>
+        <w:rPr>
+          <w:b/>
+          <w:lang w:val="gu_IN" w:bidi="gu_IN"/>
+        </w:rPr>
+        <w:t>σὺ &amp; τίς εἶ</w:t>
       </w:r>
     </w:p>
     <w:p>
@@ -41522,21 +46307,6 @@
           <w:b/>
           <w:lang w:val="gu_IN" w:bidi="gu_IN"/>
         </w:rPr>
-        <w:t>οἱ λέγοντες</w:t>
-      </w:r>
-    </w:p>
-    <w:p>
-      <w:pPr/>
-      <w:r>
-        <w:rPr>
-          <w:lang w:val="gu_IN" w:bidi="gu_IN"/>
-        </w:rPr>
-      </w:r>
-      <w:r>
-        <w:rPr>
-          <w:b/>
-          <w:lang w:val="gu_IN" w:bidi="gu_IN"/>
-        </w:rPr>
         <w:t>"જેઓ કહો છો &amp; અમે આ"</w:t>
       </w:r>
     </w:p>
@@ -41675,6 +46445,21 @@
           <w:b/>
           <w:lang w:val="gu_IN" w:bidi="gu_IN"/>
         </w:rPr>
+        <w:t>τήνδε τὴν πόλιν</w:t>
+      </w:r>
+    </w:p>
+    <w:p>
+      <w:pPr/>
+      <w:r>
+        <w:rPr>
+          <w:lang w:val="gu_IN" w:bidi="gu_IN"/>
+        </w:rPr>
+      </w:r>
+      <w:r>
+        <w:rPr>
+          <w:b/>
+          <w:lang w:val="gu_IN" w:bidi="gu_IN"/>
+        </w:rPr>
         <w:t>"જેઓ કહો છો &amp; આ શહેર તરફ"</w:t>
       </w:r>
     </w:p>
@@ -42038,6 +46823,21 @@
           <w:b/>
           <w:lang w:val="gu_IN" w:bidi="gu_IN"/>
         </w:rPr>
+        <w:t>καὶ ζήσομεν καὶ ποιήσομεν</w:t>
+      </w:r>
+    </w:p>
+    <w:p>
+      <w:pPr/>
+      <w:r>
+        <w:rPr>
+          <w:lang w:val="gu_IN" w:bidi="gu_IN"/>
+        </w:rPr>
+      </w:r>
+      <w:r>
+        <w:rPr>
+          <w:b/>
+          <w:lang w:val="gu_IN" w:bidi="gu_IN"/>
+        </w:rPr>
         <w:t>"તો અમે જીવીશું અને &amp; બંને કરીશું"</w:t>
       </w:r>
     </w:p>
@@ -42162,6 +46962,21 @@
         <w:rPr>
           <w:lang w:val="gu_IN" w:bidi="gu_IN"/>
         </w:rPr>
+      </w:r>
+    </w:p>
+    <w:p>
+      <w:pPr/>
+      <w:r>
+        <w:rPr>
+          <w:lang w:val="gu_IN" w:bidi="gu_IN"/>
+        </w:rPr>
+      </w:r>
+      <w:r>
+        <w:rPr>
+          <w:b/>
+          <w:lang w:val="gu_IN" w:bidi="gu_IN"/>
+        </w:rPr>
+        <w:t>τοῦτο ἢ ἐκεῖνο</w:t>
       </w:r>
     </w:p>
     <w:p>
@@ -42615,6 +47430,21 @@
           <w:b/>
           <w:lang w:val="gu_IN" w:bidi="gu_IN"/>
         </w:rPr>
+        <w:t>ἄγε νῦν</w:t>
+      </w:r>
+    </w:p>
+    <w:p>
+      <w:pPr/>
+      <w:r>
+        <w:rPr>
+          <w:lang w:val="gu_IN" w:bidi="gu_IN"/>
+        </w:rPr>
+      </w:r>
+      <w:r>
+        <w:rPr>
+          <w:b/>
+          <w:lang w:val="gu_IN" w:bidi="gu_IN"/>
+        </w:rPr>
         <w:t>"હવે આવો"</w:t>
       </w:r>
     </w:p>
@@ -42771,6 +47601,21 @@
           <w:b/>
           <w:lang w:val="gu_IN" w:bidi="gu_IN"/>
         </w:rPr>
+        <w:t>οἱ πλούσιοι</w:t>
+      </w:r>
+    </w:p>
+    <w:p>
+      <w:pPr/>
+      <w:r>
+        <w:rPr>
+          <w:lang w:val="gu_IN" w:bidi="gu_IN"/>
+        </w:rPr>
+      </w:r>
+      <w:r>
+        <w:rPr>
+          <w:b/>
+          <w:lang w:val="gu_IN" w:bidi="gu_IN"/>
+        </w:rPr>
         <w:t>"શ્રીમંતો"</w:t>
       </w:r>
     </w:p>
@@ -42832,6 +47677,21 @@
         <w:rPr>
           <w:lang w:val="gu_IN" w:bidi="gu_IN"/>
         </w:rPr>
+      </w:r>
+    </w:p>
+    <w:p>
+      <w:pPr/>
+      <w:r>
+        <w:rPr>
+          <w:lang w:val="gu_IN" w:bidi="gu_IN"/>
+        </w:rPr>
+      </w:r>
+      <w:r>
+        <w:rPr>
+          <w:b/>
+          <w:lang w:val="gu_IN" w:bidi="gu_IN"/>
+        </w:rPr>
+        <w:t>οἱ πλούσιοι</w:t>
       </w:r>
     </w:p>
     <w:p>
@@ -42939,6 +47799,21 @@
           <w:b/>
           <w:lang w:val="gu_IN" w:bidi="gu_IN"/>
         </w:rPr>
+        <w:t>ἐπὶ ταῖς ταλαιπωρίαις ὑμῶν ταῖς ἐπερχομέναις</w:t>
+      </w:r>
+    </w:p>
+    <w:p>
+      <w:pPr/>
+      <w:r>
+        <w:rPr>
+          <w:lang w:val="gu_IN" w:bidi="gu_IN"/>
+        </w:rPr>
+      </w:r>
+      <w:r>
+        <w:rPr>
+          <w:b/>
+          <w:lang w:val="gu_IN" w:bidi="gu_IN"/>
+        </w:rPr>
         <w:t>"તમારા પર આવનાર સંકટોને કારણે વિલાપ, રૂદન કરો"</w:t>
       </w:r>
     </w:p>
@@ -42988,6 +47863,21 @@
         <w:rPr>
           <w:lang w:val="gu_IN" w:bidi="gu_IN"/>
         </w:rPr>
+      </w:r>
+    </w:p>
+    <w:p>
+      <w:pPr/>
+      <w:r>
+        <w:rPr>
+          <w:lang w:val="gu_IN" w:bidi="gu_IN"/>
+        </w:rPr>
+      </w:r>
+      <w:r>
+        <w:rPr>
+          <w:b/>
+          <w:lang w:val="gu_IN" w:bidi="gu_IN"/>
+        </w:rPr>
+        <w:t>ἐπὶ ταῖς ταλαιπωρίαις ὑμῶν ταῖς ἐπερχομέναις</w:t>
       </w:r>
     </w:p>
     <w:p>
@@ -43302,6 +48192,21 @@
           <w:b/>
           <w:lang w:val="gu_IN" w:bidi="gu_IN"/>
         </w:rPr>
+        <w:t>ὁ πλοῦτος ὑμῶν σέσηπεν, καὶ τὰ ἱμάτια ὑμῶν σητόβρωτα γέγονεν</w:t>
+      </w:r>
+    </w:p>
+    <w:p>
+      <w:pPr/>
+      <w:r>
+        <w:rPr>
+          <w:lang w:val="gu_IN" w:bidi="gu_IN"/>
+        </w:rPr>
+      </w:r>
+      <w:r>
+        <w:rPr>
+          <w:b/>
+          <w:lang w:val="gu_IN" w:bidi="gu_IN"/>
+        </w:rPr>
         <w:t>"તમારી દોલત સડી ગઈ છે અને ઊધઈ તમારાં વસ્ત્રો ખાઈ ગઈ છે"</w:t>
       </w:r>
     </w:p>
@@ -43515,6 +48420,21 @@
           <w:b/>
           <w:lang w:val="gu_IN" w:bidi="gu_IN"/>
         </w:rPr>
+        <w:t>ὁ χρυσὸς ὑμῶν καὶ ὁ ἄργυρος κατίωται</w:t>
+      </w:r>
+    </w:p>
+    <w:p>
+      <w:pPr/>
+      <w:r>
+        <w:rPr>
+          <w:lang w:val="gu_IN" w:bidi="gu_IN"/>
+        </w:rPr>
+      </w:r>
+      <w:r>
+        <w:rPr>
+          <w:b/>
+          <w:lang w:val="gu_IN" w:bidi="gu_IN"/>
+        </w:rPr>
         <w:t>"તમારું સોનું અને ચાંદી કટાઈ ગયું છે &amp; છેલ્લા દિવસોમાં &amp; દોલત સંગ્રહ કરી"</w:t>
       </w:r>
     </w:p>
@@ -43665,6 +48585,21 @@
           <w:b/>
           <w:lang w:val="gu_IN" w:bidi="gu_IN"/>
         </w:rPr>
+        <w:t>ὁ χρυσὸς ὑμῶν καὶ ὁ ἄργυρος κατίωται</w:t>
+      </w:r>
+    </w:p>
+    <w:p>
+      <w:pPr/>
+      <w:r>
+        <w:rPr>
+          <w:lang w:val="gu_IN" w:bidi="gu_IN"/>
+        </w:rPr>
+      </w:r>
+      <w:r>
+        <w:rPr>
+          <w:b/>
+          <w:lang w:val="gu_IN" w:bidi="gu_IN"/>
+        </w:rPr>
         <w:t>"તમારું સોનું અને ચાંદી કટાઈ ગયું છે &amp; છેલ્લા દિવસોમાં &amp; દોલત સંગ્રહ કરી"</w:t>
       </w:r>
     </w:p>
@@ -43801,6 +48736,21 @@
         <w:rPr>
           <w:lang w:val="gu_IN" w:bidi="gu_IN"/>
         </w:rPr>
+      </w:r>
+    </w:p>
+    <w:p>
+      <w:pPr/>
+      <w:r>
+        <w:rPr>
+          <w:lang w:val="gu_IN" w:bidi="gu_IN"/>
+        </w:rPr>
+      </w:r>
+      <w:r>
+        <w:rPr>
+          <w:b/>
+          <w:lang w:val="gu_IN" w:bidi="gu_IN"/>
+        </w:rPr>
+        <w:t>καὶ ὁ ἰὸς αὐτῶν εἰς μαρτύριον ὑμῖν ἔσται</w:t>
       </w:r>
     </w:p>
     <w:p>
@@ -43971,6 +48921,21 @@
           <w:b/>
           <w:lang w:val="gu_IN" w:bidi="gu_IN"/>
         </w:rPr>
+        <w:t>ὁ ἰὸς αὐτῶν εἰς μαρτύριον ὑμῖν ἔσται</w:t>
+      </w:r>
+    </w:p>
+    <w:p>
+      <w:pPr/>
+      <w:r>
+        <w:rPr>
+          <w:lang w:val="gu_IN" w:bidi="gu_IN"/>
+        </w:rPr>
+      </w:r>
+      <w:r>
+        <w:rPr>
+          <w:b/>
+          <w:lang w:val="gu_IN" w:bidi="gu_IN"/>
+        </w:rPr>
         <w:t>"તેનો કાટ તમારી વિરુદ્ધ સાક્ષીરૂપ થશે &amp; તે &amp; છે"</w:t>
       </w:r>
     </w:p>
@@ -44196,6 +49161,21 @@
           <w:b/>
           <w:lang w:val="gu_IN" w:bidi="gu_IN"/>
         </w:rPr>
+        <w:t>ὡς πῦρ</w:t>
+      </w:r>
+    </w:p>
+    <w:p>
+      <w:pPr/>
+      <w:r>
+        <w:rPr>
+          <w:lang w:val="gu_IN" w:bidi="gu_IN"/>
+        </w:rPr>
+      </w:r>
+      <w:r>
+        <w:rPr>
+          <w:b/>
+          <w:lang w:val="gu_IN" w:bidi="gu_IN"/>
+        </w:rPr>
         <w:t>"અગ્નિની જેમ"</w:t>
       </w:r>
     </w:p>
@@ -44271,6 +49251,21 @@
           <w:b/>
           <w:lang w:val="gu_IN" w:bidi="gu_IN"/>
         </w:rPr>
+        <w:t>ἐθησαυρίσατε ἐν ἐσχάταις ἡμέραις</w:t>
+      </w:r>
+    </w:p>
+    <w:p>
+      <w:pPr/>
+      <w:r>
+        <w:rPr>
+          <w:lang w:val="gu_IN" w:bidi="gu_IN"/>
+        </w:rPr>
+      </w:r>
+      <w:r>
+        <w:rPr>
+          <w:b/>
+          <w:lang w:val="gu_IN" w:bidi="gu_IN"/>
+        </w:rPr>
         <w:t>"છેલ્લા દિવસોમાં &amp; દોલત સંગ્રહ કરી"</w:t>
       </w:r>
     </w:p>
@@ -44332,6 +49327,21 @@
         <w:rPr>
           <w:lang w:val="gu_IN" w:bidi="gu_IN"/>
         </w:rPr>
+      </w:r>
+    </w:p>
+    <w:p>
+      <w:pPr/>
+      <w:r>
+        <w:rPr>
+          <w:lang w:val="gu_IN" w:bidi="gu_IN"/>
+        </w:rPr>
+      </w:r>
+      <w:r>
+        <w:rPr>
+          <w:b/>
+          <w:lang w:val="gu_IN" w:bidi="gu_IN"/>
+        </w:rPr>
+        <w:t>ἐθησαυρίσατε ἐν ἐσχάταις ἡμέραις</w:t>
       </w:r>
     </w:p>
     <w:p>
@@ -44514,6 +49524,21 @@
           <w:b/>
           <w:lang w:val="gu_IN" w:bidi="gu_IN"/>
         </w:rPr>
+        <w:t>ἰδοὺ, ὁ μισθὸς τῶν ἐργατῶν</w:t>
+      </w:r>
+    </w:p>
+    <w:p>
+      <w:pPr/>
+      <w:r>
+        <w:rPr>
+          <w:lang w:val="gu_IN" w:bidi="gu_IN"/>
+        </w:rPr>
+      </w:r>
+      <w:r>
+        <w:rPr>
+          <w:b/>
+          <w:lang w:val="gu_IN" w:bidi="gu_IN"/>
+        </w:rPr>
         <w:t>"જુઓ, જેઓએ &amp; છે &amp; મજૂરોની મજૂરી"</w:t>
       </w:r>
     </w:p>
@@ -44664,6 +49689,21 @@
           <w:b/>
           <w:lang w:val="gu_IN" w:bidi="gu_IN"/>
         </w:rPr>
+        <w:t>κράζει</w:t>
+      </w:r>
+    </w:p>
+    <w:p>
+      <w:pPr/>
+      <w:r>
+        <w:rPr>
+          <w:lang w:val="gu_IN" w:bidi="gu_IN"/>
+        </w:rPr>
+      </w:r>
+      <w:r>
+        <w:rPr>
+          <w:b/>
+          <w:lang w:val="gu_IN" w:bidi="gu_IN"/>
+        </w:rPr>
         <w:t>"તે પોકારે છે"</w:t>
       </w:r>
     </w:p>
@@ -44814,6 +49854,21 @@
           <w:b/>
           <w:lang w:val="gu_IN" w:bidi="gu_IN"/>
         </w:rPr>
+        <w:t>Κυρίου Σαβαὼθ</w:t>
+      </w:r>
+    </w:p>
+    <w:p>
+      <w:pPr/>
+      <w:r>
+        <w:rPr>
+          <w:lang w:val="gu_IN" w:bidi="gu_IN"/>
+        </w:rPr>
+      </w:r>
+      <w:r>
+        <w:rPr>
+          <w:b/>
+          <w:lang w:val="gu_IN" w:bidi="gu_IN"/>
+        </w:rPr>
         <w:t>"સૈન્યોના પ્રભુના"</w:t>
       </w:r>
     </w:p>
@@ -44889,6 +49944,21 @@
           <w:b/>
           <w:lang w:val="gu_IN" w:bidi="gu_IN"/>
         </w:rPr>
+        <w:t>Κυρίου Σαβαὼθ</w:t>
+      </w:r>
+    </w:p>
+    <w:p>
+      <w:pPr/>
+      <w:r>
+        <w:rPr>
+          <w:lang w:val="gu_IN" w:bidi="gu_IN"/>
+        </w:rPr>
+      </w:r>
+      <w:r>
+        <w:rPr>
+          <w:b/>
+          <w:lang w:val="gu_IN" w:bidi="gu_IN"/>
+        </w:rPr>
         <w:t>"સૈન્યોના પ્રભુના"</w:t>
       </w:r>
     </w:p>
@@ -45039,6 +50109,21 @@
           <w:b/>
           <w:lang w:val="gu_IN" w:bidi="gu_IN"/>
         </w:rPr>
+        <w:t>ἐθρέψατε τὰς καρδίας ὑμῶν ἐν ἡμέρᾳ σφαγῆς</w:t>
+      </w:r>
+    </w:p>
+    <w:p>
+      <w:pPr/>
+      <w:r>
+        <w:rPr>
+          <w:lang w:val="gu_IN" w:bidi="gu_IN"/>
+        </w:rPr>
+      </w:r>
+      <w:r>
+        <w:rPr>
+          <w:b/>
+          <w:lang w:val="gu_IN" w:bidi="gu_IN"/>
+        </w:rPr>
         <w:t>"વિલાસી રીતે જીવ્યા છો. તમે કાપાકાપીના દિવસોમાં તમારાં હ્રદયોને પુષ્ટ કર્યા છે"</w:t>
       </w:r>
     </w:p>
@@ -45189,6 +50274,21 @@
           <w:b/>
           <w:lang w:val="gu_IN" w:bidi="gu_IN"/>
         </w:rPr>
+        <w:t>ἐν ἡμέρᾳ</w:t>
+      </w:r>
+    </w:p>
+    <w:p>
+      <w:pPr/>
+      <w:r>
+        <w:rPr>
+          <w:lang w:val="gu_IN" w:bidi="gu_IN"/>
+        </w:rPr>
+      </w:r>
+      <w:r>
+        <w:rPr>
+          <w:b/>
+          <w:lang w:val="gu_IN" w:bidi="gu_IN"/>
+        </w:rPr>
         <w:t>"તમે કાપાકાપીના દિવસોમાં"</w:t>
       </w:r>
     </w:p>
@@ -45264,6 +50364,21 @@
           <w:b/>
           <w:lang w:val="gu_IN" w:bidi="gu_IN"/>
         </w:rPr>
+        <w:t>ἐν ἡμέρᾳ σφαγῆς</w:t>
+      </w:r>
+    </w:p>
+    <w:p>
+      <w:pPr/>
+      <w:r>
+        <w:rPr>
+          <w:lang w:val="gu_IN" w:bidi="gu_IN"/>
+        </w:rPr>
+      </w:r>
+      <w:r>
+        <w:rPr>
+          <w:b/>
+          <w:lang w:val="gu_IN" w:bidi="gu_IN"/>
+        </w:rPr>
         <w:t>"તમે કાપાકાપીના દિવસોમાં"</w:t>
       </w:r>
     </w:p>
@@ -45339,6 +50454,21 @@
           <w:b/>
           <w:lang w:val="gu_IN" w:bidi="gu_IN"/>
         </w:rPr>
+        <w:t>κατεδικάσατε, ἐφονεύσατε τὸν δίκαιον</w:t>
+      </w:r>
+    </w:p>
+    <w:p>
+      <w:pPr/>
+      <w:r>
+        <w:rPr>
+          <w:lang w:val="gu_IN" w:bidi="gu_IN"/>
+        </w:rPr>
+      </w:r>
+      <w:r>
+        <w:rPr>
+          <w:b/>
+          <w:lang w:val="gu_IN" w:bidi="gu_IN"/>
+        </w:rPr>
         <w:t>"તમે ન્યાયીને દોષિત ઠરાવી મારી નાખ્યો છે"</w:t>
       </w:r>
     </w:p>
@@ -45414,6 +50544,21 @@
           <w:b/>
           <w:lang w:val="gu_IN" w:bidi="gu_IN"/>
         </w:rPr>
+        <w:t>τὸν δίκαιον</w:t>
+      </w:r>
+    </w:p>
+    <w:p>
+      <w:pPr/>
+      <w:r>
+        <w:rPr>
+          <w:lang w:val="gu_IN" w:bidi="gu_IN"/>
+        </w:rPr>
+      </w:r>
+      <w:r>
+        <w:rPr>
+          <w:b/>
+          <w:lang w:val="gu_IN" w:bidi="gu_IN"/>
+        </w:rPr>
         <w:t>"તમે ન્યાયીને &amp; છે"</w:t>
       </w:r>
     </w:p>
@@ -45489,6 +50634,21 @@
           <w:b/>
           <w:lang w:val="gu_IN" w:bidi="gu_IN"/>
         </w:rPr>
+        <w:t>τὸν δίκαιον</w:t>
+      </w:r>
+    </w:p>
+    <w:p>
+      <w:pPr/>
+      <w:r>
+        <w:rPr>
+          <w:lang w:val="gu_IN" w:bidi="gu_IN"/>
+        </w:rPr>
+      </w:r>
+      <w:r>
+        <w:rPr>
+          <w:b/>
+          <w:lang w:val="gu_IN" w:bidi="gu_IN"/>
+        </w:rPr>
         <w:t>"તમે ન્યાયીને &amp; છે"</w:t>
       </w:r>
     </w:p>
@@ -45564,6 +50724,21 @@
           <w:b/>
           <w:lang w:val="gu_IN" w:bidi="gu_IN"/>
         </w:rPr>
+        <w:t>οὐκ ἀντιτάσσεται ὑμῖν</w:t>
+      </w:r>
+    </w:p>
+    <w:p>
+      <w:pPr/>
+      <w:r>
+        <w:rPr>
+          <w:lang w:val="gu_IN" w:bidi="gu_IN"/>
+        </w:rPr>
+      </w:r>
+      <w:r>
+        <w:rPr>
+          <w:b/>
+          <w:lang w:val="gu_IN" w:bidi="gu_IN"/>
+        </w:rPr>
         <w:t>"તે તમારો પ્રતિકાર કરતો નથી"</w:t>
       </w:r>
     </w:p>
@@ -45639,6 +50814,21 @@
           <w:b/>
           <w:lang w:val="gu_IN" w:bidi="gu_IN"/>
         </w:rPr>
+        <w:t>οὐκ ἀντιτάσσεται ὑμῖν</w:t>
+      </w:r>
+    </w:p>
+    <w:p>
+      <w:pPr/>
+      <w:r>
+        <w:rPr>
+          <w:lang w:val="gu_IN" w:bidi="gu_IN"/>
+        </w:rPr>
+      </w:r>
+      <w:r>
+        <w:rPr>
+          <w:b/>
+          <w:lang w:val="gu_IN" w:bidi="gu_IN"/>
+        </w:rPr>
         <w:t>"તે તમારો પ્રતિકાર કરતો નથી"</w:t>
       </w:r>
     </w:p>
@@ -45714,6 +50904,21 @@
           <w:b/>
           <w:lang w:val="gu_IN" w:bidi="gu_IN"/>
         </w:rPr>
+        <w:t>οὖν</w:t>
+      </w:r>
+    </w:p>
+    <w:p>
+      <w:pPr/>
+      <w:r>
+        <w:rPr>
+          <w:lang w:val="gu_IN" w:bidi="gu_IN"/>
+        </w:rPr>
+      </w:r>
+      <w:r>
+        <w:rPr>
+          <w:b/>
+          <w:lang w:val="gu_IN" w:bidi="gu_IN"/>
+        </w:rPr>
         <w:t>"તેથી"</w:t>
       </w:r>
     </w:p>
@@ -45775,6 +50980,21 @@
         <w:rPr>
           <w:lang w:val="gu_IN" w:bidi="gu_IN"/>
         </w:rPr>
+      </w:r>
+    </w:p>
+    <w:p>
+      <w:pPr/>
+      <w:r>
+        <w:rPr>
+          <w:lang w:val="gu_IN" w:bidi="gu_IN"/>
+        </w:rPr>
+      </w:r>
+      <w:r>
+        <w:rPr>
+          <w:b/>
+          <w:lang w:val="gu_IN" w:bidi="gu_IN"/>
+        </w:rPr>
+        <w:t>ἀδελφοί</w:t>
       </w:r>
     </w:p>
     <w:p>
@@ -45945,6 +51165,21 @@
           <w:b/>
           <w:lang w:val="gu_IN" w:bidi="gu_IN"/>
         </w:rPr>
+        <w:t>ἰδοὺ</w:t>
+      </w:r>
+    </w:p>
+    <w:p>
+      <w:pPr/>
+      <w:r>
+        <w:rPr>
+          <w:lang w:val="gu_IN" w:bidi="gu_IN"/>
+        </w:rPr>
+      </w:r>
+      <w:r>
+        <w:rPr>
+          <w:b/>
+          <w:lang w:val="gu_IN" w:bidi="gu_IN"/>
+        </w:rPr>
         <w:t>"જુઓ"</w:t>
       </w:r>
     </w:p>
@@ -46020,6 +51255,21 @@
           <w:b/>
           <w:lang w:val="gu_IN" w:bidi="gu_IN"/>
         </w:rPr>
+        <w:t>ὁ γεωργὸς ἐκδέχεται</w:t>
+      </w:r>
+    </w:p>
+    <w:p>
+      <w:pPr/>
+      <w:r>
+        <w:rPr>
+          <w:lang w:val="gu_IN" w:bidi="gu_IN"/>
+        </w:rPr>
+      </w:r>
+      <w:r>
+        <w:rPr>
+          <w:b/>
+          <w:lang w:val="gu_IN" w:bidi="gu_IN"/>
+        </w:rPr>
         <w:t>"ખેડૂત &amp; રાહ જુએ છે"</w:t>
       </w:r>
     </w:p>
@@ -46095,6 +51345,21 @@
           <w:b/>
           <w:lang w:val="gu_IN" w:bidi="gu_IN"/>
         </w:rPr>
+        <w:t>τὸν τίμιον καρπὸν τῆς γῆς</w:t>
+      </w:r>
+    </w:p>
+    <w:p>
+      <w:pPr/>
+      <w:r>
+        <w:rPr>
+          <w:lang w:val="gu_IN" w:bidi="gu_IN"/>
+        </w:rPr>
+      </w:r>
+      <w:r>
+        <w:rPr>
+          <w:b/>
+          <w:lang w:val="gu_IN" w:bidi="gu_IN"/>
+        </w:rPr>
         <w:t>"ભૂમિના મૂલ્યવાન ફળની &amp; પહેલો &amp; છે"</w:t>
       </w:r>
     </w:p>
@@ -46233,6 +51498,21 @@
           <w:b/>
           <w:lang w:val="gu_IN" w:bidi="gu_IN"/>
         </w:rPr>
+        <w:t>πρόϊμον καὶ ὄψιμον</w:t>
+      </w:r>
+    </w:p>
+    <w:p>
+      <w:pPr/>
+      <w:r>
+        <w:rPr>
+          <w:lang w:val="gu_IN" w:bidi="gu_IN"/>
+        </w:rPr>
+      </w:r>
+      <w:r>
+        <w:rPr>
+          <w:b/>
+          <w:lang w:val="gu_IN" w:bidi="gu_IN"/>
+        </w:rPr>
         <w:t>"પહેલો અને છેલ્લો વરસાદ"</w:t>
       </w:r>
     </w:p>
@@ -46308,6 +51588,21 @@
           <w:b/>
           <w:lang w:val="gu_IN" w:bidi="gu_IN"/>
         </w:rPr>
+        <w:t>πρόϊμον καὶ ὄψιμον</w:t>
+      </w:r>
+    </w:p>
+    <w:p>
+      <w:pPr/>
+      <w:r>
+        <w:rPr>
+          <w:lang w:val="gu_IN" w:bidi="gu_IN"/>
+        </w:rPr>
+      </w:r>
+      <w:r>
+        <w:rPr>
+          <w:b/>
+          <w:lang w:val="gu_IN" w:bidi="gu_IN"/>
+        </w:rPr>
         <w:t>"પહેલો અને છેલ્લો વરસાદ"</w:t>
       </w:r>
     </w:p>
@@ -46383,6 +51678,21 @@
           <w:b/>
           <w:lang w:val="gu_IN" w:bidi="gu_IN"/>
         </w:rPr>
+        <w:t>μακροθυμήσατε καὶ ὑμεῖς</w:t>
+      </w:r>
+    </w:p>
+    <w:p>
+      <w:pPr/>
+      <w:r>
+        <w:rPr>
+          <w:lang w:val="gu_IN" w:bidi="gu_IN"/>
+        </w:rPr>
+      </w:r>
+      <w:r>
+        <w:rPr>
+          <w:b/>
+          <w:lang w:val="gu_IN" w:bidi="gu_IN"/>
+        </w:rPr>
         <w:t>"તમે પણ ધીરજથી રાહ જુઓ"</w:t>
       </w:r>
     </w:p>
@@ -46584,6 +51894,21 @@
           <w:b/>
           <w:lang w:val="gu_IN" w:bidi="gu_IN"/>
         </w:rPr>
+        <w:t>ἀδελφοί</w:t>
+      </w:r>
+    </w:p>
+    <w:p>
+      <w:pPr/>
+      <w:r>
+        <w:rPr>
+          <w:lang w:val="gu_IN" w:bidi="gu_IN"/>
+        </w:rPr>
+      </w:r>
+      <w:r>
+        <w:rPr>
+          <w:b/>
+          <w:lang w:val="gu_IN" w:bidi="gu_IN"/>
+        </w:rPr>
         <w:t>"ભાઈઓ"</w:t>
       </w:r>
     </w:p>
@@ -46659,6 +51984,21 @@
           <w:b/>
           <w:lang w:val="gu_IN" w:bidi="gu_IN"/>
         </w:rPr>
+        <w:t>μὴ κριθῆτε</w:t>
+      </w:r>
+    </w:p>
+    <w:p>
+      <w:pPr/>
+      <w:r>
+        <w:rPr>
+          <w:lang w:val="gu_IN" w:bidi="gu_IN"/>
+        </w:rPr>
+      </w:r>
+      <w:r>
+        <w:rPr>
+          <w:b/>
+          <w:lang w:val="gu_IN" w:bidi="gu_IN"/>
+        </w:rPr>
         <w:t>"તમારો ન્યાય ન થાય"</w:t>
       </w:r>
     </w:p>
@@ -46734,6 +52074,21 @@
           <w:b/>
           <w:lang w:val="gu_IN" w:bidi="gu_IN"/>
         </w:rPr>
+        <w:t>ἰδοὺ, ὁ κριτὴς</w:t>
+      </w:r>
+    </w:p>
+    <w:p>
+      <w:pPr/>
+      <w:r>
+        <w:rPr>
+          <w:lang w:val="gu_IN" w:bidi="gu_IN"/>
+        </w:rPr>
+      </w:r>
+      <w:r>
+        <w:rPr>
+          <w:b/>
+          <w:lang w:val="gu_IN" w:bidi="gu_IN"/>
+        </w:rPr>
         <w:t>"કે &amp; જુઓ, ન્યાયાધીશ"</w:t>
       </w:r>
     </w:p>
@@ -46947,6 +52302,21 @@
           <w:b/>
           <w:lang w:val="gu_IN" w:bidi="gu_IN"/>
         </w:rPr>
+        <w:t>ἀδελφοί</w:t>
+      </w:r>
+    </w:p>
+    <w:p>
+      <w:pPr/>
+      <w:r>
+        <w:rPr>
+          <w:lang w:val="gu_IN" w:bidi="gu_IN"/>
+        </w:rPr>
+      </w:r>
+      <w:r>
+        <w:rPr>
+          <w:b/>
+          <w:lang w:val="gu_IN" w:bidi="gu_IN"/>
+        </w:rPr>
         <w:t>"ભાઈઓ"</w:t>
       </w:r>
     </w:p>
@@ -47097,6 +52467,21 @@
           <w:b/>
           <w:lang w:val="gu_IN" w:bidi="gu_IN"/>
         </w:rPr>
+        <w:t>ἐν τῷ ὀνόματι Κυρίου</w:t>
+      </w:r>
+    </w:p>
+    <w:p>
+      <w:pPr/>
+      <w:r>
+        <w:rPr>
+          <w:lang w:val="gu_IN" w:bidi="gu_IN"/>
+        </w:rPr>
+      </w:r>
+      <w:r>
+        <w:rPr>
+          <w:b/>
+          <w:lang w:val="gu_IN" w:bidi="gu_IN"/>
+        </w:rPr>
         <w:t>"પ્રભુના નામમાં"</w:t>
       </w:r>
     </w:p>
@@ -47172,6 +52557,21 @@
           <w:b/>
           <w:lang w:val="gu_IN" w:bidi="gu_IN"/>
         </w:rPr>
+        <w:t>ἰδοὺ</w:t>
+      </w:r>
+    </w:p>
+    <w:p>
+      <w:pPr/>
+      <w:r>
+        <w:rPr>
+          <w:lang w:val="gu_IN" w:bidi="gu_IN"/>
+        </w:rPr>
+      </w:r>
+      <w:r>
+        <w:rPr>
+          <w:b/>
+          <w:lang w:val="gu_IN" w:bidi="gu_IN"/>
+        </w:rPr>
         <w:t>"જુઓ, આપણે"</w:t>
       </w:r>
     </w:p>
@@ -47247,6 +52647,21 @@
           <w:b/>
           <w:lang w:val="gu_IN" w:bidi="gu_IN"/>
         </w:rPr>
+        <w:t>τὴν ὑπομονὴν Ἰὼβ ἠκούσατε</w:t>
+      </w:r>
+    </w:p>
+    <w:p>
+      <w:pPr/>
+      <w:r>
+        <w:rPr>
+          <w:lang w:val="gu_IN" w:bidi="gu_IN"/>
+        </w:rPr>
+      </w:r>
+      <w:r>
+        <w:rPr>
+          <w:b/>
+          <w:lang w:val="gu_IN" w:bidi="gu_IN"/>
+        </w:rPr>
         <w:t>"જેઓએ સહન કર્યું છે &amp; તમે અયૂબની &amp; વિષે સાંભળ્યુ"</w:t>
       </w:r>
     </w:p>
@@ -47322,6 +52737,21 @@
           <w:b/>
           <w:lang w:val="gu_IN" w:bidi="gu_IN"/>
         </w:rPr>
+        <w:t>τὸ τέλος Κυρίου εἴδετε</w:t>
+      </w:r>
+    </w:p>
+    <w:p>
+      <w:pPr/>
+      <w:r>
+        <w:rPr>
+          <w:lang w:val="gu_IN" w:bidi="gu_IN"/>
+        </w:rPr>
+      </w:r>
+      <w:r>
+        <w:rPr>
+          <w:b/>
+          <w:lang w:val="gu_IN" w:bidi="gu_IN"/>
+        </w:rPr>
         <w:t>"છે &amp; અંત જોયો &amp; પ્રભુ"</w:t>
       </w:r>
     </w:p>
@@ -47397,6 +52827,21 @@
           <w:b/>
           <w:lang w:val="gu_IN" w:bidi="gu_IN"/>
         </w:rPr>
+        <w:t>ὅτι πολύσπλαγχνός ἐστιν ὁ Κύριος καὶ οἰκτίρμων</w:t>
+      </w:r>
+    </w:p>
+    <w:p>
+      <w:pPr/>
+      <w:r>
+        <w:rPr>
+          <w:lang w:val="gu_IN" w:bidi="gu_IN"/>
+        </w:rPr>
+      </w:r>
+      <w:r>
+        <w:rPr>
+          <w:b/>
+          <w:lang w:val="gu_IN" w:bidi="gu_IN"/>
+        </w:rPr>
         <w:t>"તમે પ્રભુ તરફથી &amp; કે &amp; ઘણાં કરુણાળુ અને દયાળુ છે"</w:t>
       </w:r>
     </w:p>
@@ -47472,6 +52917,21 @@
           <w:b/>
           <w:lang w:val="gu_IN" w:bidi="gu_IN"/>
         </w:rPr>
+        <w:t>πρὸ πάντων</w:t>
+      </w:r>
+    </w:p>
+    <w:p>
+      <w:pPr/>
+      <w:r>
+        <w:rPr>
+          <w:lang w:val="gu_IN" w:bidi="gu_IN"/>
+        </w:rPr>
+      </w:r>
+      <w:r>
+        <w:rPr>
+          <w:b/>
+          <w:lang w:val="gu_IN" w:bidi="gu_IN"/>
+        </w:rPr>
         <w:t>"સર્વ પ્રથમ"</w:t>
       </w:r>
     </w:p>
@@ -47547,6 +53007,21 @@
           <w:b/>
           <w:lang w:val="gu_IN" w:bidi="gu_IN"/>
         </w:rPr>
+        <w:t>ἀδελφοί μου</w:t>
+      </w:r>
+    </w:p>
+    <w:p>
+      <w:pPr/>
+      <w:r>
+        <w:rPr>
+          <w:lang w:val="gu_IN" w:bidi="gu_IN"/>
+        </w:rPr>
+      </w:r>
+      <w:r>
+        <w:rPr>
+          <w:b/>
+          <w:lang w:val="gu_IN" w:bidi="gu_IN"/>
+        </w:rPr>
         <w:t>"મારા ભાઈઓ"</w:t>
       </w:r>
     </w:p>
@@ -47622,6 +53097,21 @@
           <w:b/>
           <w:lang w:val="gu_IN" w:bidi="gu_IN"/>
         </w:rPr>
+        <w:t>μὴ ὀμνύετε</w:t>
+      </w:r>
+    </w:p>
+    <w:p>
+      <w:pPr/>
+      <w:r>
+        <w:rPr>
+          <w:lang w:val="gu_IN" w:bidi="gu_IN"/>
+        </w:rPr>
+      </w:r>
+      <w:r>
+        <w:rPr>
+          <w:b/>
+          <w:lang w:val="gu_IN" w:bidi="gu_IN"/>
+        </w:rPr>
         <w:t>"સમ ન ખાઓ"</w:t>
       </w:r>
     </w:p>
@@ -47685,6 +53175,21 @@
           <w:b/>
           <w:lang w:val="gu_IN" w:bidi="gu_IN"/>
         </w:rPr>
+        <w:t>ἤτω &amp; ὑμῶν τὸ ναὶ, ναὶ, καὶ τὸ οὒ, οὔ</w:t>
+      </w:r>
+    </w:p>
+    <w:p>
+      <w:pPr/>
+      <w:r>
+        <w:rPr>
+          <w:lang w:val="gu_IN" w:bidi="gu_IN"/>
+        </w:rPr>
+      </w:r>
+      <w:r>
+        <w:rPr>
+          <w:b/>
+          <w:lang w:val="gu_IN" w:bidi="gu_IN"/>
+        </w:rPr>
         <w:t>"તમારી "હા" તે "હા" અને "ના" તે "ના" થાય"</w:t>
       </w:r>
     </w:p>
@@ -47973,6 +53478,21 @@
           <w:b/>
           <w:lang w:val="gu_IN" w:bidi="gu_IN"/>
         </w:rPr>
+        <w:t>κακοπαθεῖ τις ἐν ὑμῖν? προσευχέσθω</w:t>
+      </w:r>
+    </w:p>
+    <w:p>
+      <w:pPr/>
+      <w:r>
+        <w:rPr>
+          <w:lang w:val="gu_IN" w:bidi="gu_IN"/>
+        </w:rPr>
+      </w:r>
+      <w:r>
+        <w:rPr>
+          <w:b/>
+          <w:lang w:val="gu_IN" w:bidi="gu_IN"/>
+        </w:rPr>
         <w:t>"શું તમારામાંનુ કોઈ મુશ્કેલી સહન કરી રહ્યું છે? તેને પ્રાર્થના કરવા દો"</w:t>
       </w:r>
     </w:p>
@@ -48048,6 +53568,21 @@
           <w:b/>
           <w:lang w:val="gu_IN" w:bidi="gu_IN"/>
         </w:rPr>
+        <w:t>εὐθυμεῖ τις? ψαλλέτω</w:t>
+      </w:r>
+    </w:p>
+    <w:p>
+      <w:pPr/>
+      <w:r>
+        <w:rPr>
+          <w:lang w:val="gu_IN" w:bidi="gu_IN"/>
+        </w:rPr>
+      </w:r>
+      <w:r>
+        <w:rPr>
+          <w:b/>
+          <w:lang w:val="gu_IN" w:bidi="gu_IN"/>
+        </w:rPr>
         <w:t>"શું કોઈ આનંદિત છે? તેને સ્તુતિ ગાવા દો"</w:t>
       </w:r>
     </w:p>
@@ -48261,6 +53796,21 @@
           <w:b/>
           <w:lang w:val="gu_IN" w:bidi="gu_IN"/>
         </w:rPr>
+        <w:t>προσευξάσθωσαν ἐπ’ αὐτὸν</w:t>
+      </w:r>
+    </w:p>
+    <w:p>
+      <w:pPr/>
+      <w:r>
+        <w:rPr>
+          <w:lang w:val="gu_IN" w:bidi="gu_IN"/>
+        </w:rPr>
+      </w:r>
+      <w:r>
+        <w:rPr>
+          <w:b/>
+          <w:lang w:val="gu_IN" w:bidi="gu_IN"/>
+        </w:rPr>
         <w:t>"તેઓ &amp; તેના &amp; પ્રાર્થના કરે"</w:t>
       </w:r>
     </w:p>
@@ -48336,6 +53886,21 @@
           <w:b/>
           <w:lang w:val="gu_IN" w:bidi="gu_IN"/>
         </w:rPr>
+        <w:t>ἀλείψαντες αὐτὸν ἐλαίῳ</w:t>
+      </w:r>
+    </w:p>
+    <w:p>
+      <w:pPr/>
+      <w:r>
+        <w:rPr>
+          <w:lang w:val="gu_IN" w:bidi="gu_IN"/>
+        </w:rPr>
+      </w:r>
+      <w:r>
+        <w:rPr>
+          <w:b/>
+          <w:lang w:val="gu_IN" w:bidi="gu_IN"/>
+        </w:rPr>
         <w:t>"તેને તેલથી અભિષિક્ત કરતાં"</w:t>
       </w:r>
     </w:p>
@@ -48411,6 +53976,21 @@
           <w:b/>
           <w:lang w:val="gu_IN" w:bidi="gu_IN"/>
         </w:rPr>
+        <w:t>ἐν τῷ ὀνόματι τοῦ Κυρίου</w:t>
+      </w:r>
+    </w:p>
+    <w:p>
+      <w:pPr/>
+      <w:r>
+        <w:rPr>
+          <w:lang w:val="gu_IN" w:bidi="gu_IN"/>
+        </w:rPr>
+      </w:r>
+      <w:r>
+        <w:rPr>
+          <w:b/>
+          <w:lang w:val="gu_IN" w:bidi="gu_IN"/>
+        </w:rPr>
         <w:t>"વડીલોને &amp; પ્રભુના નામમાં &amp; માટે"</w:t>
       </w:r>
     </w:p>
@@ -48486,6 +54066,21 @@
           <w:b/>
           <w:lang w:val="gu_IN" w:bidi="gu_IN"/>
         </w:rPr>
+        <w:t>ἡ εὐχὴ τῆς πίστεως σώσει τὸν κάμνοντα</w:t>
+      </w:r>
+    </w:p>
+    <w:p>
+      <w:pPr/>
+      <w:r>
+        <w:rPr>
+          <w:lang w:val="gu_IN" w:bidi="gu_IN"/>
+        </w:rPr>
+      </w:r>
+      <w:r>
+        <w:rPr>
+          <w:b/>
+          <w:lang w:val="gu_IN" w:bidi="gu_IN"/>
+        </w:rPr>
         <w:t>"વિશ્વાસસહિતની પ્રાર્થના બીમારને બચાવશે અને &amp; તો"</w:t>
       </w:r>
     </w:p>
@@ -48636,6 +54231,21 @@
           <w:b/>
           <w:lang w:val="gu_IN" w:bidi="gu_IN"/>
         </w:rPr>
+        <w:t>ἡ εὐχὴ τῆς πίστεως σώσει τὸν κάμνοντα</w:t>
+      </w:r>
+    </w:p>
+    <w:p>
+      <w:pPr/>
+      <w:r>
+        <w:rPr>
+          <w:lang w:val="gu_IN" w:bidi="gu_IN"/>
+        </w:rPr>
+      </w:r>
+      <w:r>
+        <w:rPr>
+          <w:b/>
+          <w:lang w:val="gu_IN" w:bidi="gu_IN"/>
+        </w:rPr>
         <w:t>"વિશ્વાસસહિતની પ્રાર્થના બીમારને બચાવશે અને &amp; તો"</w:t>
       </w:r>
     </w:p>
@@ -48786,6 +54396,21 @@
           <w:b/>
           <w:lang w:val="gu_IN" w:bidi="gu_IN"/>
         </w:rPr>
+        <w:t>ἐγερεῖ αὐτὸν ὁ Κύριος</w:t>
+      </w:r>
+    </w:p>
+    <w:p>
+      <w:pPr/>
+      <w:r>
+        <w:rPr>
+          <w:lang w:val="gu_IN" w:bidi="gu_IN"/>
+        </w:rPr>
+      </w:r>
+      <w:r>
+        <w:rPr>
+          <w:b/>
+          <w:lang w:val="gu_IN" w:bidi="gu_IN"/>
+        </w:rPr>
         <w:t>"પ્રભુ તેને ઉઠાડશે &amp; તેણે"</w:t>
       </w:r>
     </w:p>
@@ -48861,6 +54486,21 @@
           <w:b/>
           <w:lang w:val="gu_IN" w:bidi="gu_IN"/>
         </w:rPr>
+        <w:t>ἀφεθήσεται αὐτῷ</w:t>
+      </w:r>
+    </w:p>
+    <w:p>
+      <w:pPr/>
+      <w:r>
+        <w:rPr>
+          <w:lang w:val="gu_IN" w:bidi="gu_IN"/>
+        </w:rPr>
+      </w:r>
+      <w:r>
+        <w:rPr>
+          <w:b/>
+          <w:lang w:val="gu_IN" w:bidi="gu_IN"/>
+        </w:rPr>
         <w:t>"તે તેને માફ કરવામાં આવશે"</w:t>
       </w:r>
     </w:p>
@@ -48936,6 +54576,21 @@
           <w:b/>
           <w:lang w:val="gu_IN" w:bidi="gu_IN"/>
         </w:rPr>
+        <w:t>οὖν</w:t>
+      </w:r>
+    </w:p>
+    <w:p>
+      <w:pPr/>
+      <w:r>
+        <w:rPr>
+          <w:lang w:val="gu_IN" w:bidi="gu_IN"/>
+        </w:rPr>
+      </w:r>
+      <w:r>
+        <w:rPr>
+          <w:b/>
+          <w:lang w:val="gu_IN" w:bidi="gu_IN"/>
+        </w:rPr>
         <w:t>"તેથી"</w:t>
       </w:r>
     </w:p>
@@ -49011,6 +54666,21 @@
           <w:b/>
           <w:lang w:val="gu_IN" w:bidi="gu_IN"/>
         </w:rPr>
+        <w:t>ἰαθῆτε</w:t>
+      </w:r>
+    </w:p>
+    <w:p>
+      <w:pPr/>
+      <w:r>
+        <w:rPr>
+          <w:lang w:val="gu_IN" w:bidi="gu_IN"/>
+        </w:rPr>
+      </w:r>
+      <w:r>
+        <w:rPr>
+          <w:b/>
+          <w:lang w:val="gu_IN" w:bidi="gu_IN"/>
+        </w:rPr>
         <w:t>"તમે સાજા થાઓ"</w:t>
       </w:r>
     </w:p>
@@ -49149,6 +54819,21 @@
           <w:b/>
           <w:lang w:val="gu_IN" w:bidi="gu_IN"/>
         </w:rPr>
+        <w:t>πολὺ ἰσχύει δέησις δικαίου ἐνεργουμένη</w:t>
+      </w:r>
+    </w:p>
+    <w:p>
+      <w:pPr/>
+      <w:r>
+        <w:rPr>
+          <w:lang w:val="gu_IN" w:bidi="gu_IN"/>
+        </w:rPr>
+      </w:r>
+      <w:r>
+        <w:rPr>
+          <w:b/>
+          <w:lang w:val="gu_IN" w:bidi="gu_IN"/>
+        </w:rPr>
         <w:t>"પ્રાર્થના કરો કે &amp; ન્યાયીની અસરકારક &amp; બહુ સાર્થક"</w:t>
       </w:r>
     </w:p>
@@ -49299,6 +54984,21 @@
           <w:b/>
           <w:lang w:val="gu_IN" w:bidi="gu_IN"/>
         </w:rPr>
+        <w:t>Ἠλείας</w:t>
+      </w:r>
+    </w:p>
+    <w:p>
+      <w:pPr/>
+      <w:r>
+        <w:rPr>
+          <w:lang w:val="gu_IN" w:bidi="gu_IN"/>
+        </w:rPr>
+      </w:r>
+      <w:r>
+        <w:rPr>
+          <w:b/>
+          <w:lang w:val="gu_IN" w:bidi="gu_IN"/>
+        </w:rPr>
         <w:t>"એલિયા"</w:t>
       </w:r>
     </w:p>
@@ -49374,6 +55074,21 @@
           <w:b/>
           <w:lang w:val="gu_IN" w:bidi="gu_IN"/>
         </w:rPr>
+        <w:t>ὁμοιοπαθὴς ἡμῖν</w:t>
+      </w:r>
+    </w:p>
+    <w:p>
+      <w:pPr/>
+      <w:r>
+        <w:rPr>
+          <w:lang w:val="gu_IN" w:bidi="gu_IN"/>
+        </w:rPr>
+      </w:r>
+      <w:r>
+        <w:rPr>
+          <w:b/>
+          <w:lang w:val="gu_IN" w:bidi="gu_IN"/>
+        </w:rPr>
         <w:t>"આપણા જેવા સમાન આવેગવાળો"</w:t>
       </w:r>
     </w:p>
@@ -49449,6 +55164,21 @@
           <w:b/>
           <w:lang w:val="gu_IN" w:bidi="gu_IN"/>
         </w:rPr>
+        <w:t>προσευχῇ προσηύξατο</w:t>
+      </w:r>
+    </w:p>
+    <w:p>
+      <w:pPr/>
+      <w:r>
+        <w:rPr>
+          <w:lang w:val="gu_IN" w:bidi="gu_IN"/>
+        </w:rPr>
+      </w:r>
+      <w:r>
+        <w:rPr>
+          <w:b/>
+          <w:lang w:val="gu_IN" w:bidi="gu_IN"/>
+        </w:rPr>
         <w:t>"આગ્રહસભર પ્રાર્થના કરી"</w:t>
       </w:r>
     </w:p>
@@ -49599,6 +55329,21 @@
           <w:b/>
           <w:lang w:val="gu_IN" w:bidi="gu_IN"/>
         </w:rPr>
+        <w:t>ὁ οὐρανὸς ὑετὸν ἔδωκεν</w:t>
+      </w:r>
+    </w:p>
+    <w:p>
+      <w:pPr/>
+      <w:r>
+        <w:rPr>
+          <w:lang w:val="gu_IN" w:bidi="gu_IN"/>
+        </w:rPr>
+      </w:r>
+      <w:r>
+        <w:rPr>
+          <w:b/>
+          <w:lang w:val="gu_IN" w:bidi="gu_IN"/>
+        </w:rPr>
         <w:t>"આકાશે વરસાદ વરસાવ્યો"</w:t>
       </w:r>
     </w:p>
@@ -49674,6 +55419,21 @@
           <w:b/>
           <w:lang w:val="gu_IN" w:bidi="gu_IN"/>
         </w:rPr>
+        <w:t>ἡ γῆ ἐβλάστησεν τὸν καρπὸν αὐτῆς</w:t>
+      </w:r>
+    </w:p>
+    <w:p>
+      <w:pPr/>
+      <w:r>
+        <w:rPr>
+          <w:lang w:val="gu_IN" w:bidi="gu_IN"/>
+        </w:rPr>
+      </w:r>
+      <w:r>
+        <w:rPr>
+          <w:b/>
+          <w:lang w:val="gu_IN" w:bidi="gu_IN"/>
+        </w:rPr>
         <w:t>"તેણે &amp; કરી &amp; ભૂમિએ તેનું ફળ ઉપજાવ્યું"</w:t>
       </w:r>
     </w:p>
@@ -49749,6 +55509,21 @@
           <w:b/>
           <w:lang w:val="gu_IN" w:bidi="gu_IN"/>
         </w:rPr>
+        <w:t>ἀδελφοί μου</w:t>
+      </w:r>
+    </w:p>
+    <w:p>
+      <w:pPr/>
+      <w:r>
+        <w:rPr>
+          <w:lang w:val="gu_IN" w:bidi="gu_IN"/>
+        </w:rPr>
+      </w:r>
+      <w:r>
+        <w:rPr>
+          <w:b/>
+          <w:lang w:val="gu_IN" w:bidi="gu_IN"/>
+        </w:rPr>
         <w:t>"મારા ભાઈઓ"</w:t>
       </w:r>
     </w:p>
@@ -49974,6 +55749,21 @@
           <w:b/>
           <w:lang w:val="gu_IN" w:bidi="gu_IN"/>
         </w:rPr>
+        <w:t>τῆς ἀληθείας</w:t>
+      </w:r>
+    </w:p>
+    <w:p>
+      <w:pPr/>
+      <w:r>
+        <w:rPr>
+          <w:lang w:val="gu_IN" w:bidi="gu_IN"/>
+        </w:rPr>
+      </w:r>
+      <w:r>
+        <w:rPr>
+          <w:b/>
+          <w:lang w:val="gu_IN" w:bidi="gu_IN"/>
+        </w:rPr>
         <w:t>"સત્યથી"</w:t>
       </w:r>
     </w:p>
@@ -50049,6 +55839,21 @@
           <w:b/>
           <w:lang w:val="gu_IN" w:bidi="gu_IN"/>
         </w:rPr>
+        <w:t>ἐπιστρέψῃ τις αὐτόν</w:t>
+      </w:r>
+    </w:p>
+    <w:p>
+      <w:pPr/>
+      <w:r>
+        <w:rPr>
+          <w:lang w:val="gu_IN" w:bidi="gu_IN"/>
+        </w:rPr>
+      </w:r>
+      <w:r>
+        <w:rPr>
+          <w:b/>
+          <w:lang w:val="gu_IN" w:bidi="gu_IN"/>
+        </w:rPr>
         <w:t>"કોઈ તેને પાછો વાળે"</w:t>
       </w:r>
     </w:p>
@@ -50124,6 +55929,21 @@
           <w:b/>
           <w:lang w:val="gu_IN" w:bidi="gu_IN"/>
         </w:rPr>
+        <w:t>γινωσκέτω</w:t>
+      </w:r>
+    </w:p>
+    <w:p>
+      <w:pPr/>
+      <w:r>
+        <w:rPr>
+          <w:lang w:val="gu_IN" w:bidi="gu_IN"/>
+        </w:rPr>
+      </w:r>
+      <w:r>
+        <w:rPr>
+          <w:b/>
+          <w:lang w:val="gu_IN" w:bidi="gu_IN"/>
+        </w:rPr>
         <w:t>"તો તેને જણાવો"</w:t>
       </w:r>
     </w:p>
@@ -50349,6 +56169,21 @@
           <w:b/>
           <w:lang w:val="gu_IN" w:bidi="gu_IN"/>
         </w:rPr>
+        <w:t>σώσει ψυχὴν αὐτοῦ ἐκ θανάτου</w:t>
+      </w:r>
+    </w:p>
+    <w:p>
+      <w:pPr/>
+      <w:r>
+        <w:rPr>
+          <w:lang w:val="gu_IN" w:bidi="gu_IN"/>
+        </w:rPr>
+      </w:r>
+      <w:r>
+        <w:rPr>
+          <w:b/>
+          <w:lang w:val="gu_IN" w:bidi="gu_IN"/>
+        </w:rPr>
         <w:t>"તેના આત્માને મરણથી બચાવશે"</w:t>
       </w:r>
     </w:p>
@@ -50424,6 +56259,21 @@
           <w:b/>
           <w:lang w:val="gu_IN" w:bidi="gu_IN"/>
         </w:rPr>
+        <w:t>σώσει ψυχὴν αὐτοῦ ἐκ θανάτου</w:t>
+      </w:r>
+    </w:p>
+    <w:p>
+      <w:pPr/>
+      <w:r>
+        <w:rPr>
+          <w:lang w:val="gu_IN" w:bidi="gu_IN"/>
+        </w:rPr>
+      </w:r>
+      <w:r>
+        <w:rPr>
+          <w:b/>
+          <w:lang w:val="gu_IN" w:bidi="gu_IN"/>
+        </w:rPr>
         <w:t>"તેના આત્માને મરણથી બચાવશે"</w:t>
       </w:r>
     </w:p>
@@ -50499,6 +56349,21 @@
           <w:b/>
           <w:lang w:val="gu_IN" w:bidi="gu_IN"/>
         </w:rPr>
+        <w:t>σώσει ψυχὴν αὐτοῦ ἐκ θανάτου</w:t>
+      </w:r>
+    </w:p>
+    <w:p>
+      <w:pPr/>
+      <w:r>
+        <w:rPr>
+          <w:lang w:val="gu_IN" w:bidi="gu_IN"/>
+        </w:rPr>
+      </w:r>
+      <w:r>
+        <w:rPr>
+          <w:b/>
+          <w:lang w:val="gu_IN" w:bidi="gu_IN"/>
+        </w:rPr>
         <w:t>"તેના આત્માને મરણથી બચાવશે"</w:t>
       </w:r>
     </w:p>
@@ -50560,6 +56425,21 @@
         <w:rPr>
           <w:lang w:val="gu_IN" w:bidi="gu_IN"/>
         </w:rPr>
+      </w:r>
+    </w:p>
+    <w:p>
+      <w:pPr/>
+      <w:r>
+        <w:rPr>
+          <w:lang w:val="gu_IN" w:bidi="gu_IN"/>
+        </w:rPr>
+      </w:r>
+      <w:r>
+        <w:rPr>
+          <w:b/>
+          <w:lang w:val="gu_IN" w:bidi="gu_IN"/>
+        </w:rPr>
+        <w:t>καλύψει πλῆθος ἁμαρτιῶν</w:t>
       </w:r>
     </w:p>
     <w:p>

--- a/guj/docx/59.content.docx
+++ b/guj/docx/59.content.docx
@@ -2976,6 +2976,21 @@
           <w:b/>
           <w:lang w:val="gu_IN" w:bidi="gu_IN"/>
         </w:rPr>
+        <w:t>αἰτείτω παρὰ &amp; Θεοῦ</w:t>
+      </w:r>
+    </w:p>
+    <w:p>
+      <w:pPr/>
+      <w:r>
+        <w:rPr>
+          <w:lang w:val="gu_IN" w:bidi="gu_IN"/>
+        </w:rPr>
+      </w:r>
+      <w:r>
+        <w:rPr>
+          <w:b/>
+          <w:lang w:val="gu_IN" w:bidi="gu_IN"/>
+        </w:rPr>
         <w:t>"ઈશ્વર &amp; તેમની પાસે માગે"</w:t>
       </w:r>
     </w:p>
@@ -3515,6 +3530,21 @@
           <w:b/>
           <w:lang w:val="gu_IN" w:bidi="gu_IN"/>
         </w:rPr>
+        <w:t>κλύδωνι θαλάσσης, ἀνεμιζομένῳ καὶ ῥιπιζομένῳ</w:t>
+      </w:r>
+    </w:p>
+    <w:p>
+      <w:pPr/>
+      <w:r>
+        <w:rPr>
+          <w:lang w:val="gu_IN" w:bidi="gu_IN"/>
+        </w:rPr>
+      </w:r>
+      <w:r>
+        <w:rPr>
+          <w:b/>
+          <w:lang w:val="gu_IN" w:bidi="gu_IN"/>
+        </w:rPr>
         <w:t>"તે પવનથી ઉછળતા તથા અફળાતા સમુદ્રના મોજા"</w:t>
       </w:r>
     </w:p>
@@ -3590,6 +3620,21 @@
           <w:b/>
           <w:lang w:val="gu_IN" w:bidi="gu_IN"/>
         </w:rPr>
+        <w:t>μὴ γὰρ οἰέσθω ὁ ἄνθρωπος ἐκεῖνος</w:t>
+      </w:r>
+    </w:p>
+    <w:p>
+      <w:pPr/>
+      <w:r>
+        <w:rPr>
+          <w:lang w:val="gu_IN" w:bidi="gu_IN"/>
+        </w:rPr>
+      </w:r>
+      <w:r>
+        <w:rPr>
+          <w:b/>
+          <w:lang w:val="gu_IN" w:bidi="gu_IN"/>
+        </w:rPr>
         <w:t>"તેથી એ માણસે એવું વિચારવું નહિ &amp; તેને"</w:t>
       </w:r>
     </w:p>
@@ -4887,6 +4932,21 @@
           <w:b/>
           <w:lang w:val="gu_IN" w:bidi="gu_IN"/>
         </w:rPr>
+        <w:t>παρελεύσεται</w:t>
+      </w:r>
+    </w:p>
+    <w:p>
+      <w:pPr/>
+      <w:r>
+        <w:rPr>
+          <w:lang w:val="gu_IN" w:bidi="gu_IN"/>
+        </w:rPr>
+      </w:r>
+      <w:r>
+        <w:rPr>
+          <w:b/>
+          <w:lang w:val="gu_IN" w:bidi="gu_IN"/>
+        </w:rPr>
         <w:t>"મૃત્યુ પામશે"</w:t>
       </w:r>
     </w:p>
@@ -5052,6 +5112,21 @@
           <w:b/>
           <w:lang w:val="gu_IN" w:bidi="gu_IN"/>
         </w:rPr>
+        <w:t>ὡς ἄνθος χόρτου παρελεύσεται</w:t>
+      </w:r>
+    </w:p>
+    <w:p>
+      <w:pPr/>
+      <w:r>
+        <w:rPr>
+          <w:lang w:val="gu_IN" w:bidi="gu_IN"/>
+        </w:rPr>
+      </w:r>
+      <w:r>
+        <w:rPr>
+          <w:b/>
+          <w:lang w:val="gu_IN" w:bidi="gu_IN"/>
+        </w:rPr>
         <w:t>"ઘાસના ફૂલની જેમ &amp; મૃત્યુ પામશે"</w:t>
       </w:r>
     </w:p>
@@ -5140,6 +5215,21 @@
           <w:b/>
           <w:lang w:val="gu_IN" w:bidi="gu_IN"/>
         </w:rPr>
+        <w:t>ἀνέτειλεν γὰρ ὁ ἥλιος σὺν τῷ καύσωνι, καὶ ἐξήρανεν τὸν χόρτον, καὶ τὸ ἄνθος αὐτοῦ ἐξέπεσεν, καὶ ἡ εὐπρέπεια τοῦ προσώπου αὐτοῦ ἀπώλετο</w:t>
+      </w:r>
+    </w:p>
+    <w:p>
+      <w:pPr/>
+      <w:r>
+        <w:rPr>
+          <w:lang w:val="gu_IN" w:bidi="gu_IN"/>
+        </w:rPr>
+      </w:r>
+      <w:r>
+        <w:rPr>
+          <w:b/>
+          <w:lang w:val="gu_IN" w:bidi="gu_IN"/>
+        </w:rPr>
         <w:t>"કારણ કે સૂર્ય ગરમી સાથે ઉગ્યો અને ઘાસ સુકાઈ ગયું, અને તેનું ફૂલ ખરી પડે છે અને તેના સૌંદર્યની શોભા નાશ પામે છે"</w:t>
       </w:r>
     </w:p>
@@ -5487,6 +5577,21 @@
           <w:b/>
           <w:lang w:val="gu_IN" w:bidi="gu_IN"/>
         </w:rPr>
+        <w:t>ἡ εὐπρέπεια τοῦ προσώπου αὐτοῦ ἀπώλετο</w:t>
+      </w:r>
+    </w:p>
+    <w:p>
+      <w:pPr/>
+      <w:r>
+        <w:rPr>
+          <w:lang w:val="gu_IN" w:bidi="gu_IN"/>
+        </w:rPr>
+      </w:r>
+      <w:r>
+        <w:rPr>
+          <w:b/>
+          <w:lang w:val="gu_IN" w:bidi="gu_IN"/>
+        </w:rPr>
         <w:t>"તેનું ફૂલ &amp; છે &amp; સૌંદર્યની શોભા નાશ પામે છે"</w:t>
       </w:r>
     </w:p>
@@ -5588,6 +5693,21 @@
           <w:b/>
           <w:lang w:val="gu_IN" w:bidi="gu_IN"/>
         </w:rPr>
+        <w:t>ἡ εὐπρέπεια τοῦ προσώπου αὐτοῦ ἀπώλετο</w:t>
+      </w:r>
+    </w:p>
+    <w:p>
+      <w:pPr/>
+      <w:r>
+        <w:rPr>
+          <w:lang w:val="gu_IN" w:bidi="gu_IN"/>
+        </w:rPr>
+      </w:r>
+      <w:r>
+        <w:rPr>
+          <w:b/>
+          <w:lang w:val="gu_IN" w:bidi="gu_IN"/>
+        </w:rPr>
         <w:t>"તેનું ફૂલ &amp; છે &amp; સૌંદર્યની શોભા નાશ પામે છે"</w:t>
       </w:r>
     </w:p>
@@ -6497,6 +6617,21 @@
           <w:b/>
           <w:lang w:val="gu_IN" w:bidi="gu_IN"/>
         </w:rPr>
+        <w:t>λήμψεται τὸν στέφανον τῆς ζωῆς</w:t>
+      </w:r>
+    </w:p>
+    <w:p>
+      <w:pPr/>
+      <w:r>
+        <w:rPr>
+          <w:lang w:val="gu_IN" w:bidi="gu_IN"/>
+        </w:rPr>
+      </w:r>
+      <w:r>
+        <w:rPr>
+          <w:b/>
+          <w:lang w:val="gu_IN" w:bidi="gu_IN"/>
+        </w:rPr>
         <w:t>"જીવનનો મુગટ પ્રાપ્ત કરશે &amp; પ્રેમ કરનારાઓને"</w:t>
       </w:r>
     </w:p>
@@ -6572,6 +6707,21 @@
           <w:b/>
           <w:lang w:val="gu_IN" w:bidi="gu_IN"/>
         </w:rPr>
+        <w:t>λήμψεται τὸν στέφανον τῆς ζωῆς</w:t>
+      </w:r>
+    </w:p>
+    <w:p>
+      <w:pPr/>
+      <w:r>
+        <w:rPr>
+          <w:lang w:val="gu_IN" w:bidi="gu_IN"/>
+        </w:rPr>
+      </w:r>
+      <w:r>
+        <w:rPr>
+          <w:b/>
+          <w:lang w:val="gu_IN" w:bidi="gu_IN"/>
+        </w:rPr>
         <w:t>"જીવનનો મુગટ પ્રાપ્ત કરશે &amp; પ્રેમ કરનારાઓને"</w:t>
       </w:r>
     </w:p>
@@ -6737,6 +6887,21 @@
           <w:b/>
           <w:lang w:val="gu_IN" w:bidi="gu_IN"/>
         </w:rPr>
+        <w:t>ὃν ἐπηγγείλατο τοῖς ἀγαπῶσιν αὐτόν</w:t>
+      </w:r>
+    </w:p>
+    <w:p>
+      <w:pPr/>
+      <w:r>
+        <w:rPr>
+          <w:lang w:val="gu_IN" w:bidi="gu_IN"/>
+        </w:rPr>
+      </w:r>
+      <w:r>
+        <w:rPr>
+          <w:b/>
+          <w:lang w:val="gu_IN" w:bidi="gu_IN"/>
+        </w:rPr>
         <w:t>"છે &amp; તે &amp; જેનું વચન તેમણે &amp; પ્રેમ કરનારાઓને આપ્યું હતું"</w:t>
       </w:r>
     </w:p>
@@ -7006,6 +7171,21 @@
           <w:b/>
           <w:lang w:val="gu_IN" w:bidi="gu_IN"/>
         </w:rPr>
+        <w:t>πειράζει δὲ αὐτὸς οὐδένα</w:t>
+      </w:r>
+    </w:p>
+    <w:p>
+      <w:pPr/>
+      <w:r>
+        <w:rPr>
+          <w:lang w:val="gu_IN" w:bidi="gu_IN"/>
+        </w:rPr>
+      </w:r>
+      <w:r>
+        <w:rPr>
+          <w:b/>
+          <w:lang w:val="gu_IN" w:bidi="gu_IN"/>
+        </w:rPr>
         <w:t>"અને તે સ્વયં કોઈનું પરીક્ષણ કરતા નથી"</w:t>
       </w:r>
     </w:p>
@@ -7179,6 +7359,21 @@
           <w:b/>
           <w:lang w:val="gu_IN" w:bidi="gu_IN"/>
         </w:rPr>
+        <w:t>ἕκαστος &amp; πειράζεται ὑπὸ τῆς ἰδίας ἐπιθυμίας, ἐξελκόμενος καὶ δελεαζόμενος</w:t>
+      </w:r>
+    </w:p>
+    <w:p>
+      <w:pPr/>
+      <w:r>
+        <w:rPr>
+          <w:lang w:val="gu_IN" w:bidi="gu_IN"/>
+        </w:rPr>
+      </w:r>
+      <w:r>
+        <w:rPr>
+          <w:b/>
+          <w:lang w:val="gu_IN" w:bidi="gu_IN"/>
+        </w:rPr>
         <w:t>"દરેક પોતાની ઈચ્છા દ્વારા ખેંચાઇને તથા લલચાઈને પરીક્ષણમાં પડે છે"</w:t>
       </w:r>
     </w:p>
@@ -7254,6 +7449,21 @@
           <w:b/>
           <w:lang w:val="gu_IN" w:bidi="gu_IN"/>
         </w:rPr>
+        <w:t>ἕκαστος &amp; πειράζεται ὑπὸ τῆς ἰδίας ἐπιθυμίας, ἐξελκόμενος καὶ δελεαζόμενος</w:t>
+      </w:r>
+    </w:p>
+    <w:p>
+      <w:pPr/>
+      <w:r>
+        <w:rPr>
+          <w:lang w:val="gu_IN" w:bidi="gu_IN"/>
+        </w:rPr>
+      </w:r>
+      <w:r>
+        <w:rPr>
+          <w:b/>
+          <w:lang w:val="gu_IN" w:bidi="gu_IN"/>
+        </w:rPr>
         <w:t>"દરેક પોતાની ઈચ્છા દ્વારા ખેંચાઇને તથા લલચાઈને પરીક્ષણમાં પડે છે"</w:t>
       </w:r>
     </w:p>
@@ -7734,6 +7944,21 @@
         <w:rPr>
           <w:lang w:val="gu_IN" w:bidi="gu_IN"/>
         </w:rPr>
+      </w:r>
+    </w:p>
+    <w:p>
+      <w:pPr/>
+      <w:r>
+        <w:rPr>
+          <w:lang w:val="gu_IN" w:bidi="gu_IN"/>
+        </w:rPr>
+      </w:r>
+      <w:r>
+        <w:rPr>
+          <w:b/>
+          <w:lang w:val="gu_IN" w:bidi="gu_IN"/>
+        </w:rPr>
+        <w:t>ἡ δὲ ἁμαρτία ἀποτελεσθεῖσα, ἀποκύει θάνατον</w:t>
       </w:r>
     </w:p>
     <w:p>
@@ -8221,6 +8446,21 @@
           <w:b/>
           <w:lang w:val="gu_IN" w:bidi="gu_IN"/>
         </w:rPr>
+        <w:t>ἀδελφοί μου ἀγαπητοί</w:t>
+      </w:r>
+    </w:p>
+    <w:p>
+      <w:pPr/>
+      <w:r>
+        <w:rPr>
+          <w:lang w:val="gu_IN" w:bidi="gu_IN"/>
+        </w:rPr>
+      </w:r>
+      <w:r>
+        <w:rPr>
+          <w:b/>
+          <w:lang w:val="gu_IN" w:bidi="gu_IN"/>
+        </w:rPr>
         <w:t>"મારા વહાલા ભાઈઓ"</w:t>
       </w:r>
     </w:p>
@@ -8289,6 +8529,21 @@
         <w:rPr>
           <w:lang w:val="gu_IN" w:bidi="gu_IN"/>
         </w:rPr>
+      </w:r>
+    </w:p>
+    <w:p>
+      <w:pPr/>
+      <w:r>
+        <w:rPr>
+          <w:lang w:val="gu_IN" w:bidi="gu_IN"/>
+        </w:rPr>
+      </w:r>
+      <w:r>
+        <w:rPr>
+          <w:b/>
+          <w:lang w:val="gu_IN" w:bidi="gu_IN"/>
+        </w:rPr>
+        <w:t>πᾶσα δόσις ἀγαθὴ, καὶ πᾶν δώρημα τέλειον, ἄνωθέν ἐστιν</w:t>
       </w:r>
     </w:p>
     <w:p>
@@ -9086,6 +9341,21 @@
           <w:b/>
           <w:lang w:val="gu_IN" w:bidi="gu_IN"/>
         </w:rPr>
+        <w:t>τροπῆς ἀποσκίασμα</w:t>
+      </w:r>
+    </w:p>
+    <w:p>
+      <w:pPr/>
+      <w:r>
+        <w:rPr>
+          <w:lang w:val="gu_IN" w:bidi="gu_IN"/>
+        </w:rPr>
+      </w:r>
+      <w:r>
+        <w:rPr>
+          <w:b/>
+          <w:lang w:val="gu_IN" w:bidi="gu_IN"/>
+        </w:rPr>
         <w:t>"ફરવાથી પડછાયો નથી"</w:t>
       </w:r>
     </w:p>
@@ -9174,6 +9444,21 @@
           <w:b/>
           <w:lang w:val="gu_IN" w:bidi="gu_IN"/>
         </w:rPr>
+        <w:t>βουληθεὶς, ἀπεκύησεν ἡμᾶς</w:t>
+      </w:r>
+    </w:p>
+    <w:p>
+      <w:pPr/>
+      <w:r>
+        <w:rPr>
+          <w:lang w:val="gu_IN" w:bidi="gu_IN"/>
+        </w:rPr>
+      </w:r>
+      <w:r>
+        <w:rPr>
+          <w:b/>
+          <w:lang w:val="gu_IN" w:bidi="gu_IN"/>
+        </w:rPr>
         <w:t>"ઇચ્છા કર્યા પછી &amp; જન્મ આપ્યો &amp; આપણે"</w:t>
       </w:r>
     </w:p>
@@ -9237,6 +9522,21 @@
           <w:b/>
           <w:lang w:val="gu_IN" w:bidi="gu_IN"/>
         </w:rPr>
+        <w:t>βουληθεὶς, ἀπεκύησεν ἡμᾶς</w:t>
+      </w:r>
+    </w:p>
+    <w:p>
+      <w:pPr/>
+      <w:r>
+        <w:rPr>
+          <w:lang w:val="gu_IN" w:bidi="gu_IN"/>
+        </w:rPr>
+      </w:r>
+      <w:r>
+        <w:rPr>
+          <w:b/>
+          <w:lang w:val="gu_IN" w:bidi="gu_IN"/>
+        </w:rPr>
         <w:t>"ઇચ્છા કર્યા પછી &amp; જન્મ આપ્યો &amp; આપણે"</w:t>
       </w:r>
     </w:p>
@@ -9441,6 +9741,21 @@
           <w:b/>
           <w:lang w:val="gu_IN" w:bidi="gu_IN"/>
         </w:rPr>
+        <w:t>λόγῳ ἀληθείας</w:t>
+      </w:r>
+    </w:p>
+    <w:p>
+      <w:pPr/>
+      <w:r>
+        <w:rPr>
+          <w:lang w:val="gu_IN" w:bidi="gu_IN"/>
+        </w:rPr>
+      </w:r>
+      <w:r>
+        <w:rPr>
+          <w:b/>
+          <w:lang w:val="gu_IN" w:bidi="gu_IN"/>
+        </w:rPr>
         <w:t>"સત્યના વચન દ્વારા"</w:t>
       </w:r>
     </w:p>
@@ -9832,6 +10147,21 @@
           <w:b/>
           <w:lang w:val="gu_IN" w:bidi="gu_IN"/>
         </w:rPr>
+        <w:t>εἰς τὸ εἶναι ἡμᾶς ἀπαρχήν τινα τῶν αὐτοῦ κτισμάτων</w:t>
+      </w:r>
+    </w:p>
+    <w:p>
+      <w:pPr/>
+      <w:r>
+        <w:rPr>
+          <w:lang w:val="gu_IN" w:bidi="gu_IN"/>
+        </w:rPr>
+      </w:r>
+      <w:r>
+        <w:rPr>
+          <w:b/>
+          <w:lang w:val="gu_IN" w:bidi="gu_IN"/>
+        </w:rPr>
         <w:t>"તેમણે સત્યના વચન દ્વારા આપણને &amp; કે &amp; તેમના જીવોમાંના પ્રથમફળ જેવા બનીએ"</w:t>
       </w:r>
     </w:p>
@@ -10202,6 +10532,21 @@
         <w:rPr>
           <w:lang w:val="gu_IN" w:bidi="gu_IN"/>
         </w:rPr>
+      </w:r>
+    </w:p>
+    <w:p>
+      <w:pPr/>
+      <w:r>
+        <w:rPr>
+          <w:lang w:val="gu_IN" w:bidi="gu_IN"/>
+        </w:rPr>
+      </w:r>
+      <w:r>
+        <w:rPr>
+          <w:b/>
+          <w:lang w:val="gu_IN" w:bidi="gu_IN"/>
+        </w:rPr>
+        <w:t>ἀδελφοί μου ἀγαπητοί</w:t>
       </w:r>
     </w:p>
     <w:p>
@@ -10485,6 +10830,21 @@
           <w:b/>
           <w:lang w:val="gu_IN" w:bidi="gu_IN"/>
         </w:rPr>
+        <w:t>ἔστω &amp; πᾶς ἄνθρωπος ταχὺς εἰς τὸ ἀκοῦσαι, βραδὺς εἰς τὸ λαλῆσαι, βραδὺς εἰς ὀργήν</w:t>
+      </w:r>
+    </w:p>
+    <w:p>
+      <w:pPr/>
+      <w:r>
+        <w:rPr>
+          <w:lang w:val="gu_IN" w:bidi="gu_IN"/>
+        </w:rPr>
+      </w:r>
+      <w:r>
+        <w:rPr>
+          <w:b/>
+          <w:lang w:val="gu_IN" w:bidi="gu_IN"/>
+        </w:rPr>
         <w:t>"તમે આ &amp; દરેક માણસ સાંભળવામાં ચપળ, બોલવામાં મંદ, ક્રોધમાં ધીરો થાય"</w:t>
       </w:r>
     </w:p>
@@ -11044,6 +11404,21 @@
           <w:b/>
           <w:lang w:val="gu_IN" w:bidi="gu_IN"/>
         </w:rPr>
+        <w:t>ἀποθέμενοι πᾶσαν ῥυπαρίαν καὶ περισσείαν κακίας</w:t>
+      </w:r>
+    </w:p>
+    <w:p>
+      <w:pPr/>
+      <w:r>
+        <w:rPr>
+          <w:lang w:val="gu_IN" w:bidi="gu_IN"/>
+        </w:rPr>
+      </w:r>
+      <w:r>
+        <w:rPr>
+          <w:b/>
+          <w:lang w:val="gu_IN" w:bidi="gu_IN"/>
+        </w:rPr>
         <w:t>"દુષ્ટતાની બધી ગંદકી અને વિપુલતાને બાજુ પર રાખી"</w:t>
       </w:r>
     </w:p>
@@ -12093,6 +12468,21 @@
           <w:b/>
           <w:lang w:val="gu_IN" w:bidi="gu_IN"/>
         </w:rPr>
+        <w:t>γίνεσθε δὲ ποιηταὶ λόγου, καὶ μὴ μόνον ἀκροαταὶ</w:t>
+      </w:r>
+    </w:p>
+    <w:p>
+      <w:pPr/>
+      <w:r>
+        <w:rPr>
+          <w:lang w:val="gu_IN" w:bidi="gu_IN"/>
+        </w:rPr>
+      </w:r>
+      <w:r>
+        <w:rPr>
+          <w:b/>
+          <w:lang w:val="gu_IN" w:bidi="gu_IN"/>
+        </w:rPr>
         <w:t>"પરંતુ વચનના પાળનારા થાઓ અને &amp; કેવળ સાંભળનારા જ નહીં"</w:t>
       </w:r>
     </w:p>
@@ -12168,6 +12558,21 @@
           <w:b/>
           <w:lang w:val="gu_IN" w:bidi="gu_IN"/>
         </w:rPr>
+        <w:t>γίνεσθε &amp; ποιηταὶ λόγου, καὶ μὴ μόνον ἀκροαταὶ</w:t>
+      </w:r>
+    </w:p>
+    <w:p>
+      <w:pPr/>
+      <w:r>
+        <w:rPr>
+          <w:lang w:val="gu_IN" w:bidi="gu_IN"/>
+        </w:rPr>
+      </w:r>
+      <w:r>
+        <w:rPr>
+          <w:b/>
+          <w:lang w:val="gu_IN" w:bidi="gu_IN"/>
+        </w:rPr>
         <w:t>"વચનના પાળનારા થાઓ અને &amp; કેવળ સાંભળનારા જ નહીં"</w:t>
       </w:r>
     </w:p>
@@ -12346,6 +12751,21 @@
           <w:b/>
           <w:lang w:val="gu_IN" w:bidi="gu_IN"/>
         </w:rPr>
+        <w:t>ὅτι εἴ τις ἀκροατὴς λόγου ἐστὶν, καὶ οὐ ποιητής, οὗτος ἔοικεν ἀνδρὶ κατανοοῦντι τὸ πρόσωπον τῆς γενέσεως αὐτοῦ ἐν ἐσόπτρῳ</w:t>
+      </w:r>
+    </w:p>
+    <w:p>
+      <w:pPr/>
+      <w:r>
+        <w:rPr>
+          <w:lang w:val="gu_IN" w:bidi="gu_IN"/>
+        </w:rPr>
+      </w:r>
+      <w:r>
+        <w:rPr>
+          <w:b/>
+          <w:lang w:val="gu_IN" w:bidi="gu_IN"/>
+        </w:rPr>
         <w:t>"કેમ કે જો કોઈ વચનનો સાંભળનાર જ છે અને પાળનાર નહિ, તો તે પોતાનું સ્વાભાવિક મુખ અરીસામાં જોનાર માણસ જેવો છે"</w:t>
       </w:r>
     </w:p>
@@ -12511,6 +12931,21 @@
           <w:b/>
           <w:lang w:val="gu_IN" w:bidi="gu_IN"/>
         </w:rPr>
+        <w:t>ἀκροατὴς λόγου ἐστὶν, καὶ οὐ ποιητής</w:t>
+      </w:r>
+    </w:p>
+    <w:p>
+      <w:pPr/>
+      <w:r>
+        <w:rPr>
+          <w:lang w:val="gu_IN" w:bidi="gu_IN"/>
+        </w:rPr>
+      </w:r>
+      <w:r>
+        <w:rPr>
+          <w:b/>
+          <w:lang w:val="gu_IN" w:bidi="gu_IN"/>
+        </w:rPr>
         <w:t>"વચનનો સાંભળનાર જ છે અને પાળનાર નહિ"</w:t>
       </w:r>
     </w:p>
@@ -12676,6 +13111,21 @@
           <w:b/>
           <w:lang w:val="gu_IN" w:bidi="gu_IN"/>
         </w:rPr>
+        <w:t>οὗτος ἔοικεν ἀνδρὶ κατανοοῦντι τὸ πρόσωπον τῆς γενέσεως αὐτοῦ ἐν ἐσόπτρῳ</w:t>
+      </w:r>
+    </w:p>
+    <w:p>
+      <w:pPr/>
+      <w:r>
+        <w:rPr>
+          <w:lang w:val="gu_IN" w:bidi="gu_IN"/>
+        </w:rPr>
+      </w:r>
+      <w:r>
+        <w:rPr>
+          <w:b/>
+          <w:lang w:val="gu_IN" w:bidi="gu_IN"/>
+        </w:rPr>
         <w:t>"વચનનો &amp; પાળનાર &amp; તો તે પોતાનું સ્વાભાવિક મુખ અરીસામાં જોનાર માણસ જેવો છે"</w:t>
       </w:r>
     </w:p>
@@ -13158,6 +13608,21 @@
           <w:b/>
           <w:lang w:val="gu_IN" w:bidi="gu_IN"/>
         </w:rPr>
+        <w:t>κατενόησεν &amp; ἑαυτὸν καὶ ἀπελήλυθεν, καὶ εὐθέως ἐπελάθετο ὁποῖος ἦν</w:t>
+      </w:r>
+    </w:p>
+    <w:p>
+      <w:pPr/>
+      <w:r>
+        <w:rPr>
+          <w:lang w:val="gu_IN" w:bidi="gu_IN"/>
+        </w:rPr>
+      </w:r>
+      <w:r>
+        <w:rPr>
+          <w:b/>
+          <w:lang w:val="gu_IN" w:bidi="gu_IN"/>
+        </w:rPr>
         <w:t>"તે પોતાને જુએ છે અને ત્યાંથી ખસી જાય છે અને તે પોતે કેવો હતો એ તરત જ ભૂલી જાય છે"</w:t>
       </w:r>
     </w:p>
@@ -13491,6 +13956,21 @@
         <w:rPr>
           <w:lang w:val="gu_IN" w:bidi="gu_IN"/>
         </w:rPr>
+      </w:r>
+    </w:p>
+    <w:p>
+      <w:pPr/>
+      <w:r>
+        <w:rPr>
+          <w:lang w:val="gu_IN" w:bidi="gu_IN"/>
+        </w:rPr>
+      </w:r>
+      <w:r>
+        <w:rPr>
+          <w:b/>
+          <w:lang w:val="gu_IN" w:bidi="gu_IN"/>
+        </w:rPr>
+        <w:t>ὁ δὲ παρακύψας εἰς νόμον τέλειον &amp; τῆς ἐλευθερίας, καὶ παραμείνας &amp; οὗτος μακάριος &amp; ἔσται</w:t>
       </w:r>
     </w:p>
     <w:p>
@@ -14291,6 +14771,21 @@
           <w:b/>
           <w:lang w:val="gu_IN" w:bidi="gu_IN"/>
         </w:rPr>
+        <w:t>ἀκροατὴς ἐπιλησμονῆς</w:t>
+      </w:r>
+    </w:p>
+    <w:p>
+      <w:pPr/>
+      <w:r>
+        <w:rPr>
+          <w:lang w:val="gu_IN" w:bidi="gu_IN"/>
+        </w:rPr>
+      </w:r>
+      <w:r>
+        <w:rPr>
+          <w:b/>
+          <w:lang w:val="gu_IN" w:bidi="gu_IN"/>
+        </w:rPr>
         <w:t>"સાંભળીને ભૂલી જનાર"</w:t>
       </w:r>
     </w:p>
@@ -14810,6 +15305,21 @@
         <w:rPr>
           <w:lang w:val="gu_IN" w:bidi="gu_IN"/>
         </w:rPr>
+      </w:r>
+    </w:p>
+    <w:p>
+      <w:pPr/>
+      <w:r>
+        <w:rPr>
+          <w:lang w:val="gu_IN" w:bidi="gu_IN"/>
+        </w:rPr>
+      </w:r>
+      <w:r>
+        <w:rPr>
+          <w:b/>
+          <w:lang w:val="gu_IN" w:bidi="gu_IN"/>
+        </w:rPr>
+        <w:t>εἴ τις δοκεῖ θρησκὸς εἶναι, μὴ χαλιναγωγῶν γλῶσσαν αὐτοῦ, ἀλλὰ ἀπατῶν καρδίαν αὐτοῦ, τούτου μάταιος ἡ θρησκεία</w:t>
       </w:r>
     </w:p>
     <w:p>
@@ -15530,6 +16040,21 @@
           <w:b/>
           <w:lang w:val="gu_IN" w:bidi="gu_IN"/>
         </w:rPr>
+        <w:t>θρησκεία καθαρὰ καὶ ἀμίαντος</w:t>
+      </w:r>
+    </w:p>
+    <w:p>
+      <w:pPr/>
+      <w:r>
+        <w:rPr>
+          <w:lang w:val="gu_IN" w:bidi="gu_IN"/>
+        </w:rPr>
+      </w:r>
+      <w:r>
+        <w:rPr>
+          <w:b/>
+          <w:lang w:val="gu_IN" w:bidi="gu_IN"/>
+        </w:rPr>
         <w:t>"અને &amp; શુદ્ધ &amp; નિર્મળ ધાર્મિકતા"</w:t>
       </w:r>
     </w:p>
@@ -16000,6 +16525,21 @@
           <w:b/>
           <w:lang w:val="gu_IN" w:bidi="gu_IN"/>
         </w:rPr>
+        <w:t>Πατρί</w:t>
+      </w:r>
+    </w:p>
+    <w:p>
+      <w:pPr/>
+      <w:r>
+        <w:rPr>
+          <w:lang w:val="gu_IN" w:bidi="gu_IN"/>
+        </w:rPr>
+      </w:r>
+      <w:r>
+        <w:rPr>
+          <w:b/>
+          <w:lang w:val="gu_IN" w:bidi="gu_IN"/>
+        </w:rPr>
         <w:t>"પિતાની"</w:t>
       </w:r>
     </w:p>
@@ -16074,6 +16614,21 @@
         <w:rPr>
           <w:lang w:val="gu_IN" w:bidi="gu_IN"/>
         </w:rPr>
+      </w:r>
+    </w:p>
+    <w:p>
+      <w:pPr/>
+      <w:r>
+        <w:rPr>
+          <w:lang w:val="gu_IN" w:bidi="gu_IN"/>
+        </w:rPr>
+      </w:r>
+      <w:r>
+        <w:rPr>
+          <w:b/>
+          <w:lang w:val="gu_IN" w:bidi="gu_IN"/>
+        </w:rPr>
+        <w:t>ἐπισκέπτεσθαι ὀρφανοὺς καὶ χήρας ἐν τῇ θλίψει αὐτῶν</w:t>
       </w:r>
     </w:p>
     <w:p>
@@ -17509,6 +18064,21 @@
           <w:b/>
           <w:lang w:val="gu_IN" w:bidi="gu_IN"/>
         </w:rPr>
+        <w:t>σὺ στῆθι ἐκεῖ &amp; κάθου ὑπὸ τὸ ὑποπόδιόν μου</w:t>
+      </w:r>
+    </w:p>
+    <w:p>
+      <w:pPr/>
+      <w:r>
+        <w:rPr>
+          <w:lang w:val="gu_IN" w:bidi="gu_IN"/>
+        </w:rPr>
+      </w:r>
+      <w:r>
+        <w:rPr>
+          <w:b/>
+          <w:lang w:val="gu_IN" w:bidi="gu_IN"/>
+        </w:rPr>
         <w:t>"તમે &amp; તું ત્યાં ઊભો રહે &amp; મારા પગના આસન પાસે બેસ"</w:t>
       </w:r>
     </w:p>
@@ -17699,6 +18269,21 @@
         <w:rPr>
           <w:lang w:val="gu_IN" w:bidi="gu_IN"/>
         </w:rPr>
+      </w:r>
+    </w:p>
+    <w:p>
+      <w:pPr/>
+      <w:r>
+        <w:rPr>
+          <w:lang w:val="gu_IN" w:bidi="gu_IN"/>
+        </w:rPr>
+      </w:r>
+      <w:r>
+        <w:rPr>
+          <w:b/>
+          <w:lang w:val="gu_IN" w:bidi="gu_IN"/>
+        </w:rPr>
+        <w:t>οὐ διεκρίθητε ἐν ἑαυτοῖς, καὶ ἐγένεσθε κριταὶ διαλογισμῶν πονηρῶν</w:t>
       </w:r>
     </w:p>
     <w:p>
@@ -17800,6 +18385,21 @@
           <w:b/>
           <w:lang w:val="gu_IN" w:bidi="gu_IN"/>
         </w:rPr>
+        <w:t>οὐ διεκρίθητε ἐν ἑαυτοῖς, καὶ ἐγένεσθε κριταὶ διαλογισμῶν πονηρῶν</w:t>
+      </w:r>
+    </w:p>
+    <w:p>
+      <w:pPr/>
+      <w:r>
+        <w:rPr>
+          <w:lang w:val="gu_IN" w:bidi="gu_IN"/>
+        </w:rPr>
+      </w:r>
+      <w:r>
+        <w:rPr>
+          <w:b/>
+          <w:lang w:val="gu_IN" w:bidi="gu_IN"/>
+        </w:rPr>
         <w:t>"શું તમે તમારી પોતાની જ વચ્ચે ભેદભાવ રાખ્યો નથી અને દુષ્ટ વિચારોના ન્યાયાધીશ બન્યા નથી"</w:t>
       </w:r>
     </w:p>
@@ -17875,6 +18475,21 @@
           <w:b/>
           <w:lang w:val="gu_IN" w:bidi="gu_IN"/>
         </w:rPr>
+        <w:t>οὐ διεκρίθητε ἐν ἑαυτοῖς, καὶ ἐγένεσθε κριταὶ διαλογισμῶν πονηρῶν</w:t>
+      </w:r>
+    </w:p>
+    <w:p>
+      <w:pPr/>
+      <w:r>
+        <w:rPr>
+          <w:lang w:val="gu_IN" w:bidi="gu_IN"/>
+        </w:rPr>
+      </w:r>
+      <w:r>
+        <w:rPr>
+          <w:b/>
+          <w:lang w:val="gu_IN" w:bidi="gu_IN"/>
+        </w:rPr>
         <w:t>"શું તમે તમારી પોતાની જ વચ્ચે ભેદભાવ રાખ્યો નથી અને દુષ્ટ વિચારોના ન્યાયાધીશ બન્યા નથી"</w:t>
       </w:r>
     </w:p>
@@ -18226,6 +18841,21 @@
         <w:rPr>
           <w:lang w:val="gu_IN" w:bidi="gu_IN"/>
         </w:rPr>
+      </w:r>
+    </w:p>
+    <w:p>
+      <w:pPr/>
+      <w:r>
+        <w:rPr>
+          <w:lang w:val="gu_IN" w:bidi="gu_IN"/>
+        </w:rPr>
+      </w:r>
+      <w:r>
+        <w:rPr>
+          <w:b/>
+          <w:lang w:val="gu_IN" w:bidi="gu_IN"/>
+        </w:rPr>
+        <w:t>ἀδελφοί μου ἀγαπητοί</w:t>
       </w:r>
     </w:p>
     <w:p>
@@ -18333,6 +18963,21 @@
           <w:b/>
           <w:lang w:val="gu_IN" w:bidi="gu_IN"/>
         </w:rPr>
+        <w:t>οὐχ ὁ Θεὸς ἐξελέξατο τοὺς πτωχοὺς τῷ κόσμῳ, πλουσίους ἐν πίστει, καὶ κληρονόμους τῆς βασιλείας ἧς ἐπηγγείλατο τοῖς ἀγαπῶσιν αὐτόν</w:t>
+      </w:r>
+    </w:p>
+    <w:p>
+      <w:pPr/>
+      <w:r>
+        <w:rPr>
+          <w:lang w:val="gu_IN" w:bidi="gu_IN"/>
+        </w:rPr>
+      </w:r>
+      <w:r>
+        <w:rPr>
+          <w:b/>
+          <w:lang w:val="gu_IN" w:bidi="gu_IN"/>
+        </w:rPr>
         <w:t>"શું ઈશ્વરે જગતના ગરીબોને વિશ્વાસથી ધનવાન અને રાજ્યના વારસદાર તરીકે પસંદ કર્યા નથી, કે જેનું વચન તેમણે તેમને પ્રેમ કરનારાઓને આપ્યું હતું"</w:t>
       </w:r>
     </w:p>
@@ -18614,6 +19259,21 @@
           <w:b/>
           <w:lang w:val="gu_IN" w:bidi="gu_IN"/>
         </w:rPr>
+        <w:t>πλουσίους ἐν πίστει</w:t>
+      </w:r>
+    </w:p>
+    <w:p>
+      <w:pPr/>
+      <w:r>
+        <w:rPr>
+          <w:lang w:val="gu_IN" w:bidi="gu_IN"/>
+        </w:rPr>
+      </w:r>
+      <w:r>
+        <w:rPr>
+          <w:b/>
+          <w:lang w:val="gu_IN" w:bidi="gu_IN"/>
+        </w:rPr>
         <w:t>"વિશ્વાસથી ધનવાન"</w:t>
       </w:r>
     </w:p>
@@ -18682,6 +19342,21 @@
         <w:rPr>
           <w:lang w:val="gu_IN" w:bidi="gu_IN"/>
         </w:rPr>
+      </w:r>
+    </w:p>
+    <w:p>
+      <w:pPr/>
+      <w:r>
+        <w:rPr>
+          <w:lang w:val="gu_IN" w:bidi="gu_IN"/>
+        </w:rPr>
+      </w:r>
+      <w:r>
+        <w:rPr>
+          <w:b/>
+          <w:lang w:val="gu_IN" w:bidi="gu_IN"/>
+        </w:rPr>
+        <w:t>πλουσίους ἐν πίστει</w:t>
       </w:r>
     </w:p>
     <w:p>
@@ -19163,6 +19838,21 @@
           <w:b/>
           <w:lang w:val="gu_IN" w:bidi="gu_IN"/>
         </w:rPr>
+        <w:t>οὐχ οἱ πλούσιοι καταδυναστεύουσιν ὑμῶν, καὶ αὐτοὶ ἕλκουσιν ὑμᾶς εἰς κριτήρια</w:t>
+      </w:r>
+    </w:p>
+    <w:p>
+      <w:pPr/>
+      <w:r>
+        <w:rPr>
+          <w:lang w:val="gu_IN" w:bidi="gu_IN"/>
+        </w:rPr>
+      </w:r>
+      <w:r>
+        <w:rPr>
+          <w:b/>
+          <w:lang w:val="gu_IN" w:bidi="gu_IN"/>
+        </w:rPr>
         <w:t>"શું ધનવાનો તમારા પર હાવી થઈને તેઓ તમને ન્યાયસભામાં ઘસડી લઈ જતા નથી"</w:t>
       </w:r>
     </w:p>
@@ -19264,6 +19954,21 @@
           <w:b/>
           <w:lang w:val="gu_IN" w:bidi="gu_IN"/>
         </w:rPr>
+        <w:t>οὐχ οἱ πλούσιοι καταδυναστεύουσιν ὑμῶν, καὶ αὐτοὶ ἕλκουσιν ὑμᾶς εἰς κριτήρια</w:t>
+      </w:r>
+    </w:p>
+    <w:p>
+      <w:pPr/>
+      <w:r>
+        <w:rPr>
+          <w:lang w:val="gu_IN" w:bidi="gu_IN"/>
+        </w:rPr>
+      </w:r>
+      <w:r>
+        <w:rPr>
+          <w:b/>
+          <w:lang w:val="gu_IN" w:bidi="gu_IN"/>
+        </w:rPr>
         <w:t>"શું ધનવાનો તમારા પર હાવી થઈને તેઓ તમને ન્યાયસભામાં ઘસડી લઈ જતા નથી"</w:t>
       </w:r>
     </w:p>
@@ -19519,6 +20224,21 @@
           <w:b/>
           <w:lang w:val="gu_IN" w:bidi="gu_IN"/>
         </w:rPr>
+        <w:t>οὐχ οἱ πλούσιοι καταδυναστεύουσιν ὑμῶν</w:t>
+      </w:r>
+    </w:p>
+    <w:p>
+      <w:pPr/>
+      <w:r>
+        <w:rPr>
+          <w:lang w:val="gu_IN" w:bidi="gu_IN"/>
+        </w:rPr>
+      </w:r>
+      <w:r>
+        <w:rPr>
+          <w:b/>
+          <w:lang w:val="gu_IN" w:bidi="gu_IN"/>
+        </w:rPr>
         <w:t>"શું ધનવાનો તમારા પર હાવી થઈને &amp; નથી"</w:t>
       </w:r>
     </w:p>
@@ -19775,6 +20495,21 @@
           <w:b/>
           <w:lang w:val="gu_IN" w:bidi="gu_IN"/>
         </w:rPr>
+        <w:t>οὐκ αὐτοὶ βλασφημοῦσιν τὸ καλὸν ὄνομα τὸ ἐπικληθὲν ἐφ’ ὑμᾶς</w:t>
+      </w:r>
+    </w:p>
+    <w:p>
+      <w:pPr/>
+      <w:r>
+        <w:rPr>
+          <w:lang w:val="gu_IN" w:bidi="gu_IN"/>
+        </w:rPr>
+      </w:r>
+      <w:r>
+        <w:rPr>
+          <w:b/>
+          <w:lang w:val="gu_IN" w:bidi="gu_IN"/>
+        </w:rPr>
         <w:t>"શું તેઓ એ ઉત્તમ નામની નિંદા કરતાં નથી જેનાથી તમે ઓળખાઓ છો"</w:t>
       </w:r>
     </w:p>
@@ -20064,6 +20799,21 @@
           <w:b/>
           <w:lang w:val="gu_IN" w:bidi="gu_IN"/>
         </w:rPr>
+        <w:t>τὸ ἐπικληθὲν ἐφ’ ὑμᾶς</w:t>
+      </w:r>
+    </w:p>
+    <w:p>
+      <w:pPr/>
+      <w:r>
+        <w:rPr>
+          <w:lang w:val="gu_IN" w:bidi="gu_IN"/>
+        </w:rPr>
+      </w:r>
+      <w:r>
+        <w:rPr>
+          <w:b/>
+          <w:lang w:val="gu_IN" w:bidi="gu_IN"/>
+        </w:rPr>
         <w:t>"જેનાથી તમે ઓળખાઓ છો"</w:t>
       </w:r>
     </w:p>
@@ -20125,6 +20875,21 @@
         <w:rPr>
           <w:lang w:val="gu_IN" w:bidi="gu_IN"/>
         </w:rPr>
+      </w:r>
+    </w:p>
+    <w:p>
+      <w:pPr/>
+      <w:r>
+        <w:rPr>
+          <w:lang w:val="gu_IN" w:bidi="gu_IN"/>
+        </w:rPr>
+      </w:r>
+      <w:r>
+        <w:rPr>
+          <w:b/>
+          <w:lang w:val="gu_IN" w:bidi="gu_IN"/>
+        </w:rPr>
+        <w:t>τὸ ἐπικληθὲν ἐφ’ ὑμᾶς</w:t>
       </w:r>
     </w:p>
     <w:p>
@@ -20502,6 +21267,21 @@
           <w:b/>
           <w:lang w:val="gu_IN" w:bidi="gu_IN"/>
         </w:rPr>
+        <w:t>ἀγαπήσεις τὸν πλησίον σου ὡς σεαυτόν</w:t>
+      </w:r>
+    </w:p>
+    <w:p>
+      <w:pPr/>
+      <w:r>
+        <w:rPr>
+          <w:lang w:val="gu_IN" w:bidi="gu_IN"/>
+        </w:rPr>
+      </w:r>
+      <w:r>
+        <w:rPr>
+          <w:b/>
+          <w:lang w:val="gu_IN" w:bidi="gu_IN"/>
+        </w:rPr>
         <w:t>"જો, તમે &amp; તું પોતાના જેવો પોતાના પાડોશીને પ્રેમ કર"</w:t>
       </w:r>
     </w:p>
@@ -20783,6 +21563,21 @@
           <w:b/>
           <w:lang w:val="gu_IN" w:bidi="gu_IN"/>
         </w:rPr>
+        <w:t>καλῶς ποιεῖτε</w:t>
+      </w:r>
+    </w:p>
+    <w:p>
+      <w:pPr/>
+      <w:r>
+        <w:rPr>
+          <w:lang w:val="gu_IN" w:bidi="gu_IN"/>
+        </w:rPr>
+      </w:r>
+      <w:r>
+        <w:rPr>
+          <w:b/>
+          <w:lang w:val="gu_IN" w:bidi="gu_IN"/>
+        </w:rPr>
         <w:t>"તો તમે સારું કરો છો"</w:t>
       </w:r>
     </w:p>
@@ -20936,6 +21731,21 @@
           <w:b/>
           <w:lang w:val="gu_IN" w:bidi="gu_IN"/>
         </w:rPr>
+        <w:t>ἐλεγχόμενοι ὑπὸ τοῦ νόμου ὡς παραβάται</w:t>
+      </w:r>
+    </w:p>
+    <w:p>
+      <w:pPr/>
+      <w:r>
+        <w:rPr>
+          <w:lang w:val="gu_IN" w:bidi="gu_IN"/>
+        </w:rPr>
+      </w:r>
+      <w:r>
+        <w:rPr>
+          <w:b/>
+          <w:lang w:val="gu_IN" w:bidi="gu_IN"/>
+        </w:rPr>
         <w:t>"તો તમે પાપ કરી રહ્યા છો, નિયમશાસ્ત્ર દ્વારા ઉલ્લંઘન કરનારા તરીકે દોષિત ઠરીને"</w:t>
       </w:r>
     </w:p>
@@ -21011,6 +21821,21 @@
           <w:b/>
           <w:lang w:val="gu_IN" w:bidi="gu_IN"/>
         </w:rPr>
+        <w:t>ἐλεγχόμενοι ὑπὸ τοῦ νόμου ὡς παραβάται</w:t>
+      </w:r>
+    </w:p>
+    <w:p>
+      <w:pPr/>
+      <w:r>
+        <w:rPr>
+          <w:lang w:val="gu_IN" w:bidi="gu_IN"/>
+        </w:rPr>
+      </w:r>
+      <w:r>
+        <w:rPr>
+          <w:b/>
+          <w:lang w:val="gu_IN" w:bidi="gu_IN"/>
+        </w:rPr>
         <w:t>"તો તમે પાપ કરી રહ્યા છો, નિયમશાસ્ત્ર દ્વારા ઉલ્લંઘન કરનારા તરીકે દોષિત ઠરીને"</w:t>
       </w:r>
     </w:p>
@@ -21176,6 +22001,21 @@
           <w:b/>
           <w:lang w:val="gu_IN" w:bidi="gu_IN"/>
         </w:rPr>
+        <w:t>ὅστις &amp; τηρήσῃ</w:t>
+      </w:r>
+    </w:p>
+    <w:p>
+      <w:pPr/>
+      <w:r>
+        <w:rPr>
+          <w:lang w:val="gu_IN" w:bidi="gu_IN"/>
+        </w:rPr>
+      </w:r>
+      <w:r>
+        <w:rPr>
+          <w:b/>
+          <w:lang w:val="gu_IN" w:bidi="gu_IN"/>
+        </w:rPr>
         <w:t>"કોઈ &amp; પાળે"</w:t>
       </w:r>
     </w:p>
@@ -21483,6 +22323,21 @@
           <w:b/>
           <w:lang w:val="gu_IN" w:bidi="gu_IN"/>
         </w:rPr>
+        <w:t>πάντων ἔνοχος</w:t>
+      </w:r>
+    </w:p>
+    <w:p>
+      <w:pPr/>
+      <w:r>
+        <w:rPr>
+          <w:lang w:val="gu_IN" w:bidi="gu_IN"/>
+        </w:rPr>
+      </w:r>
+      <w:r>
+        <w:rPr>
+          <w:b/>
+          <w:lang w:val="gu_IN" w:bidi="gu_IN"/>
+        </w:rPr>
         <w:t>"તે સર્વ સબંધી દોષિત"</w:t>
       </w:r>
     </w:p>
@@ -21816,6 +22671,21 @@
           <w:b/>
           <w:lang w:val="gu_IN" w:bidi="gu_IN"/>
         </w:rPr>
+        <w:t>μὴ μοιχεύσῃς &amp; μὴ φονεύσῃς &amp; οὐ μοιχεύεις, φονεύεις &amp; γέγονας</w:t>
+      </w:r>
+    </w:p>
+    <w:p>
+      <w:pPr/>
+      <w:r>
+        <w:rPr>
+          <w:lang w:val="gu_IN" w:bidi="gu_IN"/>
+        </w:rPr>
+      </w:r>
+      <w:r>
+        <w:rPr>
+          <w:b/>
+          <w:lang w:val="gu_IN" w:bidi="gu_IN"/>
+        </w:rPr>
         <w:t>"વ્યભિચાર ન કર &amp; ખૂન ન કર &amp; તું વ્યભિચાર ન કરે &amp; તું ખૂન કરે, તો તું &amp; બન્યો છે"</w:t>
       </w:r>
     </w:p>
@@ -21980,6 +22850,21 @@
         <w:rPr>
           <w:lang w:val="gu_IN" w:bidi="gu_IN"/>
         </w:rPr>
+      </w:r>
+    </w:p>
+    <w:p>
+      <w:pPr/>
+      <w:r>
+        <w:rPr>
+          <w:lang w:val="gu_IN" w:bidi="gu_IN"/>
+        </w:rPr>
+      </w:r>
+      <w:r>
+        <w:rPr>
+          <w:b/>
+          <w:lang w:val="gu_IN" w:bidi="gu_IN"/>
+        </w:rPr>
+        <w:t>μέλλοντες κρίνεσθαι</w:t>
       </w:r>
     </w:p>
     <w:p>
@@ -22633,6 +23518,21 @@
           <w:b/>
           <w:lang w:val="gu_IN" w:bidi="gu_IN"/>
         </w:rPr>
+        <w:t>ἡ γὰρ κρίσις ἀνέλεος τῷ μὴ ποιήσαντι ἔλεος</w:t>
+      </w:r>
+    </w:p>
+    <w:p>
+      <w:pPr/>
+      <w:r>
+        <w:rPr>
+          <w:lang w:val="gu_IN" w:bidi="gu_IN"/>
+        </w:rPr>
+      </w:r>
+      <w:r>
+        <w:rPr>
+          <w:b/>
+          <w:lang w:val="gu_IN" w:bidi="gu_IN"/>
+        </w:rPr>
         <w:t>"કેમ કે જેઓએ દયા કરી નથી તેઓ માટે ન્યાય દયા વગરનો છે. દયા &amp; વિરુદ્ધ"</w:t>
       </w:r>
     </w:p>
@@ -22721,6 +23621,21 @@
           <w:b/>
           <w:lang w:val="gu_IN" w:bidi="gu_IN"/>
         </w:rPr>
+        <w:t>ἡ γὰρ κρίσις ἀνέλεος τῷ μὴ ποιήσαντι ἔλεος</w:t>
+      </w:r>
+    </w:p>
+    <w:p>
+      <w:pPr/>
+      <w:r>
+        <w:rPr>
+          <w:lang w:val="gu_IN" w:bidi="gu_IN"/>
+        </w:rPr>
+      </w:r>
+      <w:r>
+        <w:rPr>
+          <w:b/>
+          <w:lang w:val="gu_IN" w:bidi="gu_IN"/>
+        </w:rPr>
         <w:t>"કેમ કે જેઓએ દયા કરી નથી તેઓ માટે ન્યાય દયા વગરનો છે. દયા &amp; વિરુદ્ધ"</w:t>
       </w:r>
     </w:p>
@@ -23145,6 +24060,21 @@
           <w:b/>
           <w:lang w:val="gu_IN" w:bidi="gu_IN"/>
         </w:rPr>
+        <w:t>τί τὸ ὄφελος, ἀδελφοί μου, ἐὰν πίστιν λέγῃ τις, ἔχειν ἔργα, δὲ μὴ ἔχῃ</w:t>
+      </w:r>
+    </w:p>
+    <w:p>
+      <w:pPr/>
+      <w:r>
+        <w:rPr>
+          <w:lang w:val="gu_IN" w:bidi="gu_IN"/>
+        </w:rPr>
+      </w:r>
+      <w:r>
+        <w:rPr>
+          <w:b/>
+          <w:lang w:val="gu_IN" w:bidi="gu_IN"/>
+        </w:rPr>
         <w:t>"મારા ભાઈઓ, જો કોઈ કહે તેને વિશ્વાસ છે, પરંતુ તેને કરણીઓ નથી &amp; લાભ થશે &amp; શું તે છે"</w:t>
       </w:r>
     </w:p>
@@ -23206,6 +24136,21 @@
         <w:rPr>
           <w:lang w:val="gu_IN" w:bidi="gu_IN"/>
         </w:rPr>
+      </w:r>
+    </w:p>
+    <w:p>
+      <w:pPr/>
+      <w:r>
+        <w:rPr>
+          <w:lang w:val="gu_IN" w:bidi="gu_IN"/>
+        </w:rPr>
+      </w:r>
+      <w:r>
+        <w:rPr>
+          <w:b/>
+          <w:lang w:val="gu_IN" w:bidi="gu_IN"/>
+        </w:rPr>
+        <w:t>τί τὸ ὄφελος</w:t>
       </w:r>
     </w:p>
     <w:p>
@@ -23410,6 +24355,21 @@
           <w:b/>
           <w:lang w:val="gu_IN" w:bidi="gu_IN"/>
         </w:rPr>
+        <w:t>ἐὰν πίστιν λέγῃ τις, ἔχειν ἔργα, δὲ μὴ ἔχῃ</w:t>
+      </w:r>
+    </w:p>
+    <w:p>
+      <w:pPr/>
+      <w:r>
+        <w:rPr>
+          <w:lang w:val="gu_IN" w:bidi="gu_IN"/>
+        </w:rPr>
+      </w:r>
+      <w:r>
+        <w:rPr>
+          <w:b/>
+          <w:lang w:val="gu_IN" w:bidi="gu_IN"/>
+        </w:rPr>
         <w:t>"જો કોઈ કહે &amp; વિશ્વાસ છે, પરંતુ &amp; કરણીઓ નથી &amp; થશે &amp; શું તે છે"</w:t>
       </w:r>
     </w:p>
@@ -23807,6 +24767,21 @@
           <w:b/>
           <w:lang w:val="gu_IN" w:bidi="gu_IN"/>
         </w:rPr>
+        <w:t>μὴ δύναται ἡ πίστις σῶσαι αὐτόν</w:t>
+      </w:r>
+    </w:p>
+    <w:p>
+      <w:pPr/>
+      <w:r>
+        <w:rPr>
+          <w:lang w:val="gu_IN" w:bidi="gu_IN"/>
+        </w:rPr>
+      </w:r>
+      <w:r>
+        <w:rPr>
+          <w:b/>
+          <w:lang w:val="gu_IN" w:bidi="gu_IN"/>
+        </w:rPr>
         <w:t>"તો શું &amp; તે વિશ્વાસ તેને તારવાને માટે સક્ષમ નથી"</w:t>
       </w:r>
     </w:p>
@@ -24559,6 +25534,21 @@
         <w:rPr>
           <w:lang w:val="gu_IN" w:bidi="gu_IN"/>
         </w:rPr>
+      </w:r>
+    </w:p>
+    <w:p>
+      <w:pPr/>
+      <w:r>
+        <w:rPr>
+          <w:lang w:val="gu_IN" w:bidi="gu_IN"/>
+        </w:rPr>
+      </w:r>
+      <w:r>
+        <w:rPr>
+          <w:b/>
+          <w:lang w:val="gu_IN" w:bidi="gu_IN"/>
+        </w:rPr>
+        <w:t>θερμαίνεσθε</w:t>
       </w:r>
     </w:p>
     <w:p>
@@ -25272,6 +26262,21 @@
           <w:b/>
           <w:lang w:val="gu_IN" w:bidi="gu_IN"/>
         </w:rPr>
+        <w:t>ἡ πίστις, ἐὰν μὴ ἔχῃ ἔργα, νεκρά ἐστιν καθ’ ἑαυτήν</w:t>
+      </w:r>
+    </w:p>
+    <w:p>
+      <w:pPr/>
+      <w:r>
+        <w:rPr>
+          <w:lang w:val="gu_IN" w:bidi="gu_IN"/>
+        </w:rPr>
+      </w:r>
+      <w:r>
+        <w:rPr>
+          <w:b/>
+          <w:lang w:val="gu_IN" w:bidi="gu_IN"/>
+        </w:rPr>
         <w:t>"પોતાના દ્વારા વિશ્વાસ &amp; જો તેને કરણીઓ ન હોય, તો નિર્જીવ છે"</w:t>
       </w:r>
     </w:p>
@@ -25333,6 +26338,21 @@
         <w:rPr>
           <w:lang w:val="gu_IN" w:bidi="gu_IN"/>
         </w:rPr>
+      </w:r>
+    </w:p>
+    <w:p>
+      <w:pPr/>
+      <w:r>
+        <w:rPr>
+          <w:lang w:val="gu_IN" w:bidi="gu_IN"/>
+        </w:rPr>
+      </w:r>
+      <w:r>
+        <w:rPr>
+          <w:b/>
+          <w:lang w:val="gu_IN" w:bidi="gu_IN"/>
+        </w:rPr>
+        <w:t>ἡ πίστις, ἐὰν μὴ ἔχῃ ἔργα, νεκρά ἐστιν καθ’ ἑαυτήν</w:t>
       </w:r>
     </w:p>
     <w:p>
@@ -25818,6 +26838,21 @@
           <w:b/>
           <w:lang w:val="gu_IN" w:bidi="gu_IN"/>
         </w:rPr>
+        <w:t>δεῖξόν μοι τὴν πίστιν σου χωρὶς τῶν ἔργων, κἀγώ σοι δείξω ἐκ τῶν ἔργων μου τὴν πίστιν</w:t>
+      </w:r>
+    </w:p>
+    <w:p>
+      <w:pPr/>
+      <w:r>
+        <w:rPr>
+          <w:lang w:val="gu_IN" w:bidi="gu_IN"/>
+        </w:rPr>
+      </w:r>
+      <w:r>
+        <w:rPr>
+          <w:b/>
+          <w:lang w:val="gu_IN" w:bidi="gu_IN"/>
+        </w:rPr>
         <w:t>"છે, અને મારી &amp; છે," તો હું કહીશ, તારો વિશ્વાસ કરણીઓ વિના &amp; અને હું તને મારો વિશ્વાસ કરણીઓથી બતાવીશ"</w:t>
       </w:r>
     </w:p>
@@ -26163,6 +27198,21 @@
           <w:b/>
           <w:lang w:val="gu_IN" w:bidi="gu_IN"/>
         </w:rPr>
+        <w:t>κἀγώ σοι δείξω ἐκ τῶν ἔργων μου τὴν πίστιν</w:t>
+      </w:r>
+    </w:p>
+    <w:p>
+      <w:pPr/>
+      <w:r>
+        <w:rPr>
+          <w:lang w:val="gu_IN" w:bidi="gu_IN"/>
+        </w:rPr>
+      </w:r>
+      <w:r>
+        <w:rPr>
+          <w:b/>
+          <w:lang w:val="gu_IN" w:bidi="gu_IN"/>
+        </w:rPr>
         <w:t>"છે," તો હું કહીશ &amp; અને હું તને મારો વિશ્વાસ કરણીઓથી બતાવીશ"</w:t>
       </w:r>
     </w:p>
@@ -26574,6 +27624,21 @@
           <w:b/>
           <w:lang w:val="gu_IN" w:bidi="gu_IN"/>
         </w:rPr>
+        <w:t>καὶ τὰ δαιμόνια πιστεύουσιν καὶ φρίσσουσιν</w:t>
+      </w:r>
+    </w:p>
+    <w:p>
+      <w:pPr/>
+      <w:r>
+        <w:rPr>
+          <w:lang w:val="gu_IN" w:bidi="gu_IN"/>
+        </w:rPr>
+      </w:r>
+      <w:r>
+        <w:rPr>
+          <w:b/>
+          <w:lang w:val="gu_IN" w:bidi="gu_IN"/>
+        </w:rPr>
         <w:t>"તમે માનો છો &amp; ઈશ્વર &amp; દુષ્ટાત્માઓ પણ &amp; અને તેઓ કાંપે છે"</w:t>
       </w:r>
     </w:p>
@@ -26649,6 +27714,21 @@
           <w:b/>
           <w:lang w:val="gu_IN" w:bidi="gu_IN"/>
         </w:rPr>
+        <w:t>θέλεις δὲ γνῶναι, ὦ ἄνθρωπε κενέ, ὅτι ἡ πίστις χωρὶς τῶν ἔργων ἀργή ἐστιν</w:t>
+      </w:r>
+    </w:p>
+    <w:p>
+      <w:pPr/>
+      <w:r>
+        <w:rPr>
+          <w:lang w:val="gu_IN" w:bidi="gu_IN"/>
+        </w:rPr>
+      </w:r>
+      <w:r>
+        <w:rPr>
+          <w:b/>
+          <w:lang w:val="gu_IN" w:bidi="gu_IN"/>
+        </w:rPr>
         <w:t>"પરંતુ ઓ મૂર્ખ માણસ, શું તું જાણવા માંગે છે કે કરણીઓ વગરનો વિશ્વાસ નિર્જીવ છે"</w:t>
       </w:r>
     </w:p>
@@ -27327,6 +28407,21 @@
           <w:b/>
           <w:lang w:val="gu_IN" w:bidi="gu_IN"/>
         </w:rPr>
+        <w:t>Ἀβραὰμ ὁ πατὴρ ἡμῶν οὐκ ἐξ ἔργων ἐδικαιώθη, ἀνενέγκας Ἰσαὰκ τὸν υἱὸν αὐτοῦ ἐπὶ τὸ θυσιαστήριον</w:t>
+      </w:r>
+    </w:p>
+    <w:p>
+      <w:pPr/>
+      <w:r>
+        <w:rPr>
+          <w:lang w:val="gu_IN" w:bidi="gu_IN"/>
+        </w:rPr>
+      </w:r>
+      <w:r>
+        <w:rPr>
+          <w:b/>
+          <w:lang w:val="gu_IN" w:bidi="gu_IN"/>
+        </w:rPr>
         <w:t>"શું આપણો પિતા ઇબ્રાહિમે જ્યારે તેના દીકરા ઇસહાકનું વેદી પર અર્પણ કર્યું, ત્યારે કરણીઓ દ્વારા ન્યાયી ઠર્યો નહોતો"</w:t>
       </w:r>
     </w:p>
@@ -27942,6 +29037,21 @@
           <w:b/>
           <w:lang w:val="gu_IN" w:bidi="gu_IN"/>
         </w:rPr>
+        <w:t>ἡ πίστις συνήργει τοῖς ἔργοις αὐτοῦ, καὶ ἐκ τῶν ἔργων ἡ πίστις ἐτελειώθη</w:t>
+      </w:r>
+    </w:p>
+    <w:p>
+      <w:pPr/>
+      <w:r>
+        <w:rPr>
+          <w:lang w:val="gu_IN" w:bidi="gu_IN"/>
+        </w:rPr>
+      </w:r>
+      <w:r>
+        <w:rPr>
+          <w:b/>
+          <w:lang w:val="gu_IN" w:bidi="gu_IN"/>
+        </w:rPr>
         <w:t>"તેની કરણીઓ સાથે વિશ્વાસ કાર્ય કરી રહ્યો હતો અને કરણીઓથી વિશ્વાસને સંપૂર્ણ કરવામાં આવ્યો હતો"</w:t>
       </w:r>
     </w:p>
@@ -28017,6 +29127,21 @@
           <w:b/>
           <w:lang w:val="gu_IN" w:bidi="gu_IN"/>
         </w:rPr>
+        <w:t>ἡ πίστις συνήργει τοῖς ἔργοις αὐτοῦ, καὶ ἐκ τῶν ἔργων ἡ πίστις ἐτελειώθη</w:t>
+      </w:r>
+    </w:p>
+    <w:p>
+      <w:pPr/>
+      <w:r>
+        <w:rPr>
+          <w:lang w:val="gu_IN" w:bidi="gu_IN"/>
+        </w:rPr>
+      </w:r>
+      <w:r>
+        <w:rPr>
+          <w:b/>
+          <w:lang w:val="gu_IN" w:bidi="gu_IN"/>
+        </w:rPr>
         <w:t>"તેની કરણીઓ સાથે વિશ્વાસ કાર્ય કરી રહ્યો હતો અને કરણીઓથી વિશ્વાસને સંપૂર્ણ કરવામાં આવ્યો હતો"</w:t>
       </w:r>
     </w:p>
@@ -28092,6 +29217,21 @@
           <w:b/>
           <w:lang w:val="gu_IN" w:bidi="gu_IN"/>
         </w:rPr>
+        <w:t>ἐκ τῶν ἔργων ἡ πίστις ἐτελειώθη</w:t>
+      </w:r>
+    </w:p>
+    <w:p>
+      <w:pPr/>
+      <w:r>
+        <w:rPr>
+          <w:lang w:val="gu_IN" w:bidi="gu_IN"/>
+        </w:rPr>
+      </w:r>
+      <w:r>
+        <w:rPr>
+          <w:b/>
+          <w:lang w:val="gu_IN" w:bidi="gu_IN"/>
+        </w:rPr>
         <w:t>"તેની કરણીઓ &amp; કરણીઓથી વિશ્વાસને સંપૂર્ણ કરવામાં આવ્યો હતો"</w:t>
       </w:r>
     </w:p>
@@ -28231,6 +29371,21 @@
         <w:rPr>
           <w:lang w:val="gu_IN" w:bidi="gu_IN"/>
         </w:rPr>
+      </w:r>
+    </w:p>
+    <w:p>
+      <w:pPr/>
+      <w:r>
+        <w:rPr>
+          <w:lang w:val="gu_IN" w:bidi="gu_IN"/>
+        </w:rPr>
+      </w:r>
+      <w:r>
+        <w:rPr>
+          <w:b/>
+          <w:lang w:val="gu_IN" w:bidi="gu_IN"/>
+        </w:rPr>
+        <w:t>ἐπληρώθη ἡ Γραφὴ</w:t>
       </w:r>
     </w:p>
     <w:p>
@@ -29154,6 +30309,21 @@
           <w:b/>
           <w:lang w:val="gu_IN" w:bidi="gu_IN"/>
         </w:rPr>
+        <w:t>ὁμοίως δὲ καὶ Ῥαὰβ ἡ πόρνη οὐκ ἐξ ἔργων ἐδικαιώθη, ὑποδεξαμένη τοὺς ἀγγέλους, καὶ ἑτέρᾳ ὁδῷ ἐκβαλοῦσα</w:t>
+      </w:r>
+    </w:p>
+    <w:p>
+      <w:pPr/>
+      <w:r>
+        <w:rPr>
+          <w:lang w:val="gu_IN" w:bidi="gu_IN"/>
+        </w:rPr>
+      </w:r>
+      <w:r>
+        <w:rPr>
+          <w:b/>
+          <w:lang w:val="gu_IN" w:bidi="gu_IN"/>
+        </w:rPr>
         <w:t>"અને સમાન રીતે, સંદેશવાહકોનો સત્કાર કરનાર અને તેઓને બીજા રસ્તે બહાર મોકલનાર, રાહાબ ગણિકાને પણ શું કરણીઓ દ્વારા ન્યાયી ઠરાવવામાં આવી હતી નહિ"</w:t>
       </w:r>
     </w:p>
@@ -29229,6 +30399,21 @@
           <w:b/>
           <w:lang w:val="gu_IN" w:bidi="gu_IN"/>
         </w:rPr>
+        <w:t>ὁμοίως &amp; καὶ Ῥαὰβ ἡ πόρνη οὐκ &amp; ἐδικαιώθη</w:t>
+      </w:r>
+    </w:p>
+    <w:p>
+      <w:pPr/>
+      <w:r>
+        <w:rPr>
+          <w:lang w:val="gu_IN" w:bidi="gu_IN"/>
+        </w:rPr>
+      </w:r>
+      <w:r>
+        <w:rPr>
+          <w:b/>
+          <w:lang w:val="gu_IN" w:bidi="gu_IN"/>
+        </w:rPr>
         <w:t>"અને સમાન રીતે &amp; રાહાબ ગણિકાને &amp; ન્યાયી ઠરાવવામાં આવી હતી નહિ"</w:t>
       </w:r>
     </w:p>
@@ -29560,6 +30745,21 @@
         <w:rPr>
           <w:lang w:val="gu_IN" w:bidi="gu_IN"/>
         </w:rPr>
+      </w:r>
+    </w:p>
+    <w:p>
+      <w:pPr/>
+      <w:r>
+        <w:rPr>
+          <w:lang w:val="gu_IN" w:bidi="gu_IN"/>
+        </w:rPr>
+      </w:r>
+      <w:r>
+        <w:rPr>
+          <w:b/>
+          <w:lang w:val="gu_IN" w:bidi="gu_IN"/>
+        </w:rPr>
+        <w:t>ἐκβαλοῦσα</w:t>
       </w:r>
     </w:p>
     <w:p>
@@ -29757,6 +30957,21 @@
           <w:b/>
           <w:lang w:val="gu_IN" w:bidi="gu_IN"/>
         </w:rPr>
+        <w:t>τὸ σῶμα χωρὶς πνεύματος νεκρόν ἐστιν</w:t>
+      </w:r>
+    </w:p>
+    <w:p>
+      <w:pPr/>
+      <w:r>
+        <w:rPr>
+          <w:lang w:val="gu_IN" w:bidi="gu_IN"/>
+        </w:rPr>
+      </w:r>
+      <w:r>
+        <w:rPr>
+          <w:b/>
+          <w:lang w:val="gu_IN" w:bidi="gu_IN"/>
+        </w:rPr>
         <w:t>"શરીર આત્મા વિના નિર્જીવ છે"</w:t>
       </w:r>
     </w:p>
@@ -30208,6 +31423,21 @@
           <w:b/>
           <w:lang w:val="gu_IN" w:bidi="gu_IN"/>
         </w:rPr>
+        <w:t>μὴ πολλοὶ διδάσκαλοι γίνεσθε</w:t>
+      </w:r>
+    </w:p>
+    <w:p>
+      <w:pPr/>
+      <w:r>
+        <w:rPr>
+          <w:lang w:val="gu_IN" w:bidi="gu_IN"/>
+        </w:rPr>
+      </w:r>
+      <w:r>
+        <w:rPr>
+          <w:b/>
+          <w:lang w:val="gu_IN" w:bidi="gu_IN"/>
+        </w:rPr>
         <w:t>"ઘણાં ઉપદેશકો ન થાઓ &amp; આપણે [ઉપદેશકો"</w:t>
       </w:r>
     </w:p>
@@ -30379,6 +31609,21 @@
           <w:b/>
           <w:lang w:val="gu_IN" w:bidi="gu_IN"/>
         </w:rPr>
+        <w:t>εἰδότες ὅτι</w:t>
+      </w:r>
+    </w:p>
+    <w:p>
+      <w:pPr/>
+      <w:r>
+        <w:rPr>
+          <w:lang w:val="gu_IN" w:bidi="gu_IN"/>
+        </w:rPr>
+      </w:r>
+      <w:r>
+        <w:rPr>
+          <w:b/>
+          <w:lang w:val="gu_IN" w:bidi="gu_IN"/>
+        </w:rPr>
         <w:t>"એ જાણતા કે"</w:t>
       </w:r>
     </w:p>
@@ -30442,6 +31687,21 @@
           <w:b/>
           <w:lang w:val="gu_IN" w:bidi="gu_IN"/>
         </w:rPr>
+        <w:t>μεῖζον κρίμα λημψόμεθα</w:t>
+      </w:r>
+    </w:p>
+    <w:p>
+      <w:pPr/>
+      <w:r>
+        <w:rPr>
+          <w:lang w:val="gu_IN" w:bidi="gu_IN"/>
+        </w:rPr>
+      </w:r>
+      <w:r>
+        <w:rPr>
+          <w:b/>
+          <w:lang w:val="gu_IN" w:bidi="gu_IN"/>
+        </w:rPr>
         <w:t>"વધુમાં વધુ શિક્ષાપાત્ર ઠરીશું"</w:t>
       </w:r>
     </w:p>
@@ -30697,6 +31957,21 @@
           <w:b/>
           <w:lang w:val="gu_IN" w:bidi="gu_IN"/>
         </w:rPr>
+        <w:t>πολλὰ &amp; πταίομεν ἅπαντες</w:t>
+      </w:r>
+    </w:p>
+    <w:p>
+      <w:pPr/>
+      <w:r>
+        <w:rPr>
+          <w:lang w:val="gu_IN" w:bidi="gu_IN"/>
+        </w:rPr>
+      </w:r>
+      <w:r>
+        <w:rPr>
+          <w:b/>
+          <w:lang w:val="gu_IN" w:bidi="gu_IN"/>
+        </w:rPr>
         <w:t>"આપણે સર્વ ઘણી ઠોકર ખાઈએ છીએ"</w:t>
       </w:r>
     </w:p>
@@ -30836,6 +32111,21 @@
         <w:rPr>
           <w:lang w:val="gu_IN" w:bidi="gu_IN"/>
         </w:rPr>
+      </w:r>
+    </w:p>
+    <w:p>
+      <w:pPr/>
+      <w:r>
+        <w:rPr>
+          <w:lang w:val="gu_IN" w:bidi="gu_IN"/>
+        </w:rPr>
+      </w:r>
+      <w:r>
+        <w:rPr>
+          <w:b/>
+          <w:lang w:val="gu_IN" w:bidi="gu_IN"/>
+        </w:rPr>
+        <w:t>πολλὰ &amp; πταίομεν ἅπαντες &amp; ἐν λόγῳ οὐ πταίει</w:t>
       </w:r>
     </w:p>
     <w:p>
@@ -30943,6 +32233,21 @@
           <w:b/>
           <w:lang w:val="gu_IN" w:bidi="gu_IN"/>
         </w:rPr>
+        <w:t>εἴ τις ἐν λόγῳ οὐ πταίει</w:t>
+      </w:r>
+    </w:p>
+    <w:p>
+      <w:pPr/>
+      <w:r>
+        <w:rPr>
+          <w:lang w:val="gu_IN" w:bidi="gu_IN"/>
+        </w:rPr>
+      </w:r>
+      <w:r>
+        <w:rPr>
+          <w:b/>
+          <w:lang w:val="gu_IN" w:bidi="gu_IN"/>
+        </w:rPr>
         <w:t>"જો કોઈ બોલવામાં ઠોકર ખાતો નથી"</w:t>
       </w:r>
     </w:p>
@@ -31114,6 +32419,21 @@
           <w:b/>
           <w:lang w:val="gu_IN" w:bidi="gu_IN"/>
         </w:rPr>
+        <w:t>δυνατὸς χαλιναγωγῆσαι καὶ ὅλον τὸ σῶμα</w:t>
+      </w:r>
+    </w:p>
+    <w:p>
+      <w:pPr/>
+      <w:r>
+        <w:rPr>
+          <w:lang w:val="gu_IN" w:bidi="gu_IN"/>
+        </w:rPr>
+      </w:r>
+      <w:r>
+        <w:rPr>
+          <w:b/>
+          <w:lang w:val="gu_IN" w:bidi="gu_IN"/>
+        </w:rPr>
         <w:t>"આખા શરીરને પણ અંકુશમાં રાખવા શક્તિમાન છે"</w:t>
       </w:r>
     </w:p>
@@ -31207,6 +32527,21 @@
           <w:b/>
           <w:lang w:val="gu_IN" w:bidi="gu_IN"/>
         </w:rPr>
+        <w:t>δυνατὸς χαλιναγωγῆσαι καὶ ὅλον τὸ σῶμα</w:t>
+      </w:r>
+    </w:p>
+    <w:p>
+      <w:pPr/>
+      <w:r>
+        <w:rPr>
+          <w:lang w:val="gu_IN" w:bidi="gu_IN"/>
+        </w:rPr>
+      </w:r>
+      <w:r>
+        <w:rPr>
+          <w:b/>
+          <w:lang w:val="gu_IN" w:bidi="gu_IN"/>
+        </w:rPr>
         <w:t>"આખા શરીરને પણ અંકુશમાં રાખવા શક્તિમાન છે"</w:t>
       </w:r>
     </w:p>
@@ -31462,6 +32797,21 @@
           <w:b/>
           <w:lang w:val="gu_IN" w:bidi="gu_IN"/>
         </w:rPr>
+        <w:t>εἰς τὸ πείθεσθαι αὐτοὺς ἡμῖν</w:t>
+      </w:r>
+    </w:p>
+    <w:p>
+      <w:pPr/>
+      <w:r>
+        <w:rPr>
+          <w:lang w:val="gu_IN" w:bidi="gu_IN"/>
+        </w:rPr>
+      </w:r>
+      <w:r>
+        <w:rPr>
+          <w:b/>
+          <w:lang w:val="gu_IN" w:bidi="gu_IN"/>
+        </w:rPr>
         <w:t>"આપણને આધીન &amp; મુખમાં આપણે &amp; નાખીએ છીએ &amp; આપણે"</w:t>
       </w:r>
     </w:p>
@@ -31873,6 +33223,21 @@
           <w:b/>
           <w:lang w:val="gu_IN" w:bidi="gu_IN"/>
         </w:rPr>
+        <w:t>τηλικαῦτα ὄντα, καὶ ὑπὸ ἀνέμων σκληρῶν ἐλαυνόμενα</w:t>
+      </w:r>
+    </w:p>
+    <w:p>
+      <w:pPr/>
+      <w:r>
+        <w:rPr>
+          <w:lang w:val="gu_IN" w:bidi="gu_IN"/>
+        </w:rPr>
+      </w:r>
+      <w:r>
+        <w:rPr>
+          <w:b/>
+          <w:lang w:val="gu_IN" w:bidi="gu_IN"/>
+        </w:rPr>
         <w:t>"ખૂબ મોટા હોઈ અને ભયંકર પવન દ્વારા ધકેલાતા હોઈ"</w:t>
       </w:r>
     </w:p>
@@ -31936,6 +33301,21 @@
           <w:b/>
           <w:lang w:val="gu_IN" w:bidi="gu_IN"/>
         </w:rPr>
+        <w:t>τηλικαῦτα ὄντα, καὶ ὑπὸ ἀνέμων σκληρῶν ἐλαυνόμενα</w:t>
+      </w:r>
+    </w:p>
+    <w:p>
+      <w:pPr/>
+      <w:r>
+        <w:rPr>
+          <w:lang w:val="gu_IN" w:bidi="gu_IN"/>
+        </w:rPr>
+      </w:r>
+      <w:r>
+        <w:rPr>
+          <w:b/>
+          <w:lang w:val="gu_IN" w:bidi="gu_IN"/>
+        </w:rPr>
         <w:t>"ખૂબ મોટા હોઈ અને ભયંકર પવન દ્વારા ધકેલાતા હોઈ"</w:t>
       </w:r>
     </w:p>
@@ -32101,7 +33481,7 @@
           <w:b/>
           <w:lang w:val="gu_IN" w:bidi="gu_IN"/>
         </w:rPr>
-        <w:t>τηλικαῦτα ὄντα, καὶ ὑπὸ ἀνέμων σκληρῶν ἐλαυνόμενα</w:t>
+        <w:t>μετάγεται ὑπὸ ἐλαχίστου πηδαλίου</w:t>
       </w:r>
     </w:p>
     <w:p>
@@ -32347,6 +33727,21 @@
           <w:b/>
           <w:lang w:val="gu_IN" w:bidi="gu_IN"/>
         </w:rPr>
+        <w:t>ὅπου ἡ ὁρμὴ τοῦ εὐθύνοντος βούλεται</w:t>
+      </w:r>
+    </w:p>
+    <w:p>
+      <w:pPr/>
+      <w:r>
+        <w:rPr>
+          <w:lang w:val="gu_IN" w:bidi="gu_IN"/>
+        </w:rPr>
+      </w:r>
+      <w:r>
+        <w:rPr>
+          <w:b/>
+          <w:lang w:val="gu_IN" w:bidi="gu_IN"/>
+        </w:rPr>
         <w:t>"ભયંકર &amp; તે બહુ નાના &amp; સુકાનીની મરજી મુજબ &amp; છે"</w:t>
       </w:r>
     </w:p>
@@ -32512,6 +33907,21 @@
           <w:b/>
           <w:lang w:val="gu_IN" w:bidi="gu_IN"/>
         </w:rPr>
+        <w:t>μικρὸν μέλος</w:t>
+      </w:r>
+    </w:p>
+    <w:p>
+      <w:pPr/>
+      <w:r>
+        <w:rPr>
+          <w:lang w:val="gu_IN" w:bidi="gu_IN"/>
+        </w:rPr>
+      </w:r>
+      <w:r>
+        <w:rPr>
+          <w:b/>
+          <w:lang w:val="gu_IN" w:bidi="gu_IN"/>
+        </w:rPr>
         <w:t>"એક નાનું અંગ"</w:t>
       </w:r>
     </w:p>
@@ -32665,6 +34075,21 @@
           <w:b/>
           <w:lang w:val="gu_IN" w:bidi="gu_IN"/>
         </w:rPr>
+        <w:t>μεγάλα αὐχεῖ</w:t>
+      </w:r>
+    </w:p>
+    <w:p>
+      <w:pPr/>
+      <w:r>
+        <w:rPr>
+          <w:lang w:val="gu_IN" w:bidi="gu_IN"/>
+        </w:rPr>
+      </w:r>
+      <w:r>
+        <w:rPr>
+          <w:b/>
+          <w:lang w:val="gu_IN" w:bidi="gu_IN"/>
+        </w:rPr>
         <w:t>"તે મોટી બાબતોની બડાઈ કરે છે"</w:t>
       </w:r>
     </w:p>
@@ -33100,6 +34525,21 @@
           <w:b/>
           <w:lang w:val="gu_IN" w:bidi="gu_IN"/>
         </w:rPr>
+        <w:t>καὶ ἡ γλῶσσα πῦρ</w:t>
+      </w:r>
+    </w:p>
+    <w:p>
+      <w:pPr/>
+      <w:r>
+        <w:rPr>
+          <w:lang w:val="gu_IN" w:bidi="gu_IN"/>
+        </w:rPr>
+      </w:r>
+      <w:r>
+        <w:rPr>
+          <w:b/>
+          <w:lang w:val="gu_IN" w:bidi="gu_IN"/>
+        </w:rPr>
         <w:t>"જીભ પણ એક અગ્નિ"</w:t>
       </w:r>
     </w:p>
@@ -33265,6 +34705,21 @@
           <w:b/>
           <w:lang w:val="gu_IN" w:bidi="gu_IN"/>
         </w:rPr>
+        <w:t>ὁ κόσμος τῆς ἀδικίας</w:t>
+      </w:r>
+    </w:p>
+    <w:p>
+      <w:pPr/>
+      <w:r>
+        <w:rPr>
+          <w:lang w:val="gu_IN" w:bidi="gu_IN"/>
+        </w:rPr>
+      </w:r>
+      <w:r>
+        <w:rPr>
+          <w:b/>
+          <w:lang w:val="gu_IN" w:bidi="gu_IN"/>
+        </w:rPr>
         <w:t>"અન્યાયીપણાનું એક જગત છે"</w:t>
       </w:r>
     </w:p>
@@ -33520,6 +34975,21 @@
           <w:b/>
           <w:lang w:val="gu_IN" w:bidi="gu_IN"/>
         </w:rPr>
+        <w:t>τοῖς μέλεσιν ἡμῶν</w:t>
+      </w:r>
+    </w:p>
+    <w:p>
+      <w:pPr/>
+      <w:r>
+        <w:rPr>
+          <w:lang w:val="gu_IN" w:bidi="gu_IN"/>
+        </w:rPr>
+      </w:r>
+      <w:r>
+        <w:rPr>
+          <w:b/>
+          <w:lang w:val="gu_IN" w:bidi="gu_IN"/>
+        </w:rPr>
         <w:t>"એક જગત &amp; આપણાં અંગો"</w:t>
       </w:r>
     </w:p>
@@ -33583,6 +35053,21 @@
           <w:b/>
           <w:lang w:val="gu_IN" w:bidi="gu_IN"/>
         </w:rPr>
+        <w:t>σπιλοῦσα ὅλον τὸ σῶμα</w:t>
+      </w:r>
+    </w:p>
+    <w:p>
+      <w:pPr/>
+      <w:r>
+        <w:rPr>
+          <w:lang w:val="gu_IN" w:bidi="gu_IN"/>
+        </w:rPr>
+      </w:r>
+      <w:r>
+        <w:rPr>
+          <w:b/>
+          <w:lang w:val="gu_IN" w:bidi="gu_IN"/>
+        </w:rPr>
         <w:t>"આખા શરીરને મલિન બનાવનાર એવી અને સમગ્ર અસ્તિત્વને"</w:t>
       </w:r>
     </w:p>
@@ -33838,6 +35323,21 @@
           <w:b/>
           <w:lang w:val="gu_IN" w:bidi="gu_IN"/>
         </w:rPr>
+        <w:t>φλογίζουσα τὸν τροχὸν τῆς γενέσεως</w:t>
+      </w:r>
+    </w:p>
+    <w:p>
+      <w:pPr/>
+      <w:r>
+        <w:rPr>
+          <w:lang w:val="gu_IN" w:bidi="gu_IN"/>
+        </w:rPr>
+      </w:r>
+      <w:r>
+        <w:rPr>
+          <w:b/>
+          <w:lang w:val="gu_IN" w:bidi="gu_IN"/>
+        </w:rPr>
         <w:t>"અને સમગ્ર અસ્તિત્વને સળગાવનાર &amp; તેને &amp; આવી છે"</w:t>
       </w:r>
     </w:p>
@@ -33913,6 +35413,21 @@
           <w:b/>
           <w:lang w:val="gu_IN" w:bidi="gu_IN"/>
         </w:rPr>
+        <w:t>φλογιζομένη ὑπὸ τῆς Γεέννης</w:t>
+      </w:r>
+    </w:p>
+    <w:p>
+      <w:pPr/>
+      <w:r>
+        <w:rPr>
+          <w:lang w:val="gu_IN" w:bidi="gu_IN"/>
+        </w:rPr>
+      </w:r>
+      <w:r>
+        <w:rPr>
+          <w:b/>
+          <w:lang w:val="gu_IN" w:bidi="gu_IN"/>
+        </w:rPr>
         <w:t>"ગેહેન્ના દ્વારા સળગાવવામાં"</w:t>
       </w:r>
     </w:p>
@@ -33988,6 +35503,21 @@
           <w:b/>
           <w:lang w:val="gu_IN" w:bidi="gu_IN"/>
         </w:rPr>
+        <w:t>φλογιζομένη ὑπὸ τῆς Γεέννης</w:t>
+      </w:r>
+    </w:p>
+    <w:p>
+      <w:pPr/>
+      <w:r>
+        <w:rPr>
+          <w:lang w:val="gu_IN" w:bidi="gu_IN"/>
+        </w:rPr>
+      </w:r>
+      <w:r>
+        <w:rPr>
+          <w:b/>
+          <w:lang w:val="gu_IN" w:bidi="gu_IN"/>
+        </w:rPr>
         <w:t>"ગેહેન્ના દ્વારા સળગાવવામાં"</w:t>
       </w:r>
     </w:p>
@@ -34333,6 +35863,21 @@
           <w:b/>
           <w:lang w:val="gu_IN" w:bidi="gu_IN"/>
         </w:rPr>
+        <w:t>πᾶσα &amp; φύσις θηρίων τε καὶ πετεινῶν, ἑρπετῶν τε καὶ ἐναλίων, δαμάζεται καὶ δεδάμασται</w:t>
+      </w:r>
+    </w:p>
+    <w:p>
+      <w:pPr/>
+      <w:r>
+        <w:rPr>
+          <w:lang w:val="gu_IN" w:bidi="gu_IN"/>
+        </w:rPr>
+      </w:r>
+      <w:r>
+        <w:rPr>
+          <w:b/>
+          <w:lang w:val="gu_IN" w:bidi="gu_IN"/>
+        </w:rPr>
         <w:t>"દરેક પ્રકારના, જાનવરો અને પક્ષીઓ બંને, પેટે ચાલનારા અને સમુદ્રમાં રહેનારા બંને &amp; વશ કરવામાં આવી રહ્યા છે અને વશમાં કરવામાં આવ્યા"</w:t>
       </w:r>
     </w:p>
@@ -34408,6 +35953,21 @@
           <w:b/>
           <w:lang w:val="gu_IN" w:bidi="gu_IN"/>
         </w:rPr>
+        <w:t>πᾶσα γὰρ φύσις θηρίων τε καὶ πετεινῶν, ἑρπετῶν τε καὶ ἐναλίων</w:t>
+      </w:r>
+    </w:p>
+    <w:p>
+      <w:pPr/>
+      <w:r>
+        <w:rPr>
+          <w:lang w:val="gu_IN" w:bidi="gu_IN"/>
+        </w:rPr>
+      </w:r>
+      <w:r>
+        <w:rPr>
+          <w:b/>
+          <w:lang w:val="gu_IN" w:bidi="gu_IN"/>
+        </w:rPr>
         <w:t>"કેમ કે દરેક પ્રકારના, જાનવરો અને પક્ષીઓ બંને, પેટે ચાલનારા અને સમુદ્રમાં રહેનારા બંને"</w:t>
       </w:r>
     </w:p>
@@ -34471,6 +36031,21 @@
           <w:b/>
           <w:lang w:val="gu_IN" w:bidi="gu_IN"/>
         </w:rPr>
+        <w:t>πᾶσα γὰρ φύσις θηρίων τε καὶ πετεινῶν, ἑρπετῶν τε καὶ ἐναλίων</w:t>
+      </w:r>
+    </w:p>
+    <w:p>
+      <w:pPr/>
+      <w:r>
+        <w:rPr>
+          <w:lang w:val="gu_IN" w:bidi="gu_IN"/>
+        </w:rPr>
+      </w:r>
+      <w:r>
+        <w:rPr>
+          <w:b/>
+          <w:lang w:val="gu_IN" w:bidi="gu_IN"/>
+        </w:rPr>
         <w:t>"કેમ કે દરેક પ્રકારના, જાનવરો અને પક્ષીઓ બંને, પેટે ચાલનારા અને સમુદ્રમાં રહેનારા બંને"</w:t>
       </w:r>
     </w:p>
@@ -34636,6 +36211,21 @@
           <w:b/>
           <w:lang w:val="gu_IN" w:bidi="gu_IN"/>
         </w:rPr>
+        <w:t>δαμάζεται καὶ δεδάμασται τῇ φύσει τῇ ἀνθρωπίνῃ</w:t>
+      </w:r>
+    </w:p>
+    <w:p>
+      <w:pPr/>
+      <w:r>
+        <w:rPr>
+          <w:lang w:val="gu_IN" w:bidi="gu_IN"/>
+        </w:rPr>
+      </w:r>
+      <w:r>
+        <w:rPr>
+          <w:b/>
+          <w:lang w:val="gu_IN" w:bidi="gu_IN"/>
+        </w:rPr>
         <w:t>"પ્રકારના &amp; માનવજાત દ્વારા વશ કરવામાં આવી રહ્યા છે અને વશમાં કરવામાં આવ્યા છે"</w:t>
       </w:r>
     </w:p>
@@ -34711,6 +36301,21 @@
           <w:b/>
           <w:lang w:val="gu_IN" w:bidi="gu_IN"/>
         </w:rPr>
+        <w:t>δαμάζεται καὶ δεδάμασται τῇ φύσει τῇ ἀνθρωπίνῃ</w:t>
+      </w:r>
+    </w:p>
+    <w:p>
+      <w:pPr/>
+      <w:r>
+        <w:rPr>
+          <w:lang w:val="gu_IN" w:bidi="gu_IN"/>
+        </w:rPr>
+      </w:r>
+      <w:r>
+        <w:rPr>
+          <w:b/>
+          <w:lang w:val="gu_IN" w:bidi="gu_IN"/>
+        </w:rPr>
         <w:t>"પ્રકારના &amp; માનવજાત દ્વારા વશ કરવામાં આવી રહ્યા છે અને વશમાં કરવામાં આવ્યા છે"</w:t>
       </w:r>
     </w:p>
@@ -34786,6 +36391,21 @@
           <w:b/>
           <w:lang w:val="gu_IN" w:bidi="gu_IN"/>
         </w:rPr>
+        <w:t>τῇ φύσει τῇ ἀνθρωπίνῃ</w:t>
+      </w:r>
+    </w:p>
+    <w:p>
+      <w:pPr/>
+      <w:r>
+        <w:rPr>
+          <w:lang w:val="gu_IN" w:bidi="gu_IN"/>
+        </w:rPr>
+      </w:r>
+      <w:r>
+        <w:rPr>
+          <w:b/>
+          <w:lang w:val="gu_IN" w:bidi="gu_IN"/>
+        </w:rPr>
         <w:t>"પ્રકારના &amp; માનવજાત દ્વારા વશ કરવામાં આવી રહ્યા છે &amp; છે"</w:t>
       </w:r>
     </w:p>
@@ -35374,6 +36994,21 @@
           <w:b/>
           <w:lang w:val="gu_IN" w:bidi="gu_IN"/>
         </w:rPr>
+        <w:t>ἐν αὐτῇ εὐλογοῦμεν &amp; καὶ ἐν αὐτῇ καταρώμεθα</w:t>
+      </w:r>
+    </w:p>
+    <w:p>
+      <w:pPr/>
+      <w:r>
+        <w:rPr>
+          <w:lang w:val="gu_IN" w:bidi="gu_IN"/>
+        </w:rPr>
+      </w:r>
+      <w:r>
+        <w:rPr>
+          <w:b/>
+          <w:lang w:val="gu_IN" w:bidi="gu_IN"/>
+        </w:rPr>
         <w:t>"તેના વડે આપણે પ્રભુ અને પિતાની સ્તુતિ કરીએ છીએ, અને તેના વડે આપણે માણસને શાપ આપીએ"</w:t>
       </w:r>
     </w:p>
@@ -35707,6 +37342,21 @@
           <w:b/>
           <w:lang w:val="gu_IN" w:bidi="gu_IN"/>
         </w:rPr>
+        <w:t>Πατέρα</w:t>
+      </w:r>
+    </w:p>
+    <w:p>
+      <w:pPr/>
+      <w:r>
+        <w:rPr>
+          <w:lang w:val="gu_IN" w:bidi="gu_IN"/>
+        </w:rPr>
+      </w:r>
+      <w:r>
+        <w:rPr>
+          <w:b/>
+          <w:lang w:val="gu_IN" w:bidi="gu_IN"/>
+        </w:rPr>
         <w:t>"આપણે પ્રભુ અને પિતાની સ્તુતિ કરીએ છીએ"</w:t>
       </w:r>
     </w:p>
@@ -35872,6 +37522,21 @@
           <w:b/>
           <w:lang w:val="gu_IN" w:bidi="gu_IN"/>
         </w:rPr>
+        <w:t>τοὺς καθ’ ὁμοίωσιν Θεοῦ γεγονότας</w:t>
+      </w:r>
+    </w:p>
+    <w:p>
+      <w:pPr/>
+      <w:r>
+        <w:rPr>
+          <w:lang w:val="gu_IN" w:bidi="gu_IN"/>
+        </w:rPr>
+      </w:r>
+      <w:r>
+        <w:rPr>
+          <w:b/>
+          <w:lang w:val="gu_IN" w:bidi="gu_IN"/>
+        </w:rPr>
         <w:t>"જે, ઈશ્વરના સ્વરૂપ પ્રમાણે અસ્તિત્વમાં આવેલ છે"</w:t>
       </w:r>
     </w:p>
@@ -35947,6 +37612,21 @@
           <w:b/>
           <w:lang w:val="gu_IN" w:bidi="gu_IN"/>
         </w:rPr>
+        <w:t>ἐκ τοῦ αὐτοῦ στόματος ἐξέρχεται εὐλογία καὶ κατάρα</w:t>
+      </w:r>
+    </w:p>
+    <w:p>
+      <w:pPr/>
+      <w:r>
+        <w:rPr>
+          <w:lang w:val="gu_IN" w:bidi="gu_IN"/>
+        </w:rPr>
+      </w:r>
+      <w:r>
+        <w:rPr>
+          <w:b/>
+          <w:lang w:val="gu_IN" w:bidi="gu_IN"/>
+        </w:rPr>
         <w:t>"એક જ મોંમાંથી સ્તુતિ અને શાપ આવે છે"</w:t>
       </w:r>
     </w:p>
@@ -35996,6 +37676,21 @@
         <w:rPr>
           <w:lang w:val="gu_IN" w:bidi="gu_IN"/>
         </w:rPr>
+      </w:r>
+    </w:p>
+    <w:p>
+      <w:pPr/>
+      <w:r>
+        <w:rPr>
+          <w:lang w:val="gu_IN" w:bidi="gu_IN"/>
+        </w:rPr>
+      </w:r>
+      <w:r>
+        <w:rPr>
+          <w:b/>
+          <w:lang w:val="gu_IN" w:bidi="gu_IN"/>
+        </w:rPr>
+        <w:t>ἐκ τοῦ αὐτοῦ στόματος ἐξέρχεται εὐλογία καὶ κατάρα</w:t>
       </w:r>
     </w:p>
     <w:p>
@@ -36181,6 +37876,21 @@
           <w:b/>
           <w:lang w:val="gu_IN" w:bidi="gu_IN"/>
         </w:rPr>
+        <w:t>οὐ χρή, ἀδελφοί μου, ταῦτα οὕτως γίνεσθαι</w:t>
+      </w:r>
+    </w:p>
+    <w:p>
+      <w:pPr/>
+      <w:r>
+        <w:rPr>
+          <w:lang w:val="gu_IN" w:bidi="gu_IN"/>
+        </w:rPr>
+      </w:r>
+      <w:r>
+        <w:rPr>
+          <w:b/>
+          <w:lang w:val="gu_IN" w:bidi="gu_IN"/>
+        </w:rPr>
         <w:t>"મારા ભાઈઓ, આવી ઘટનાઓ ઘટવી જરૂરી નથી"</w:t>
       </w:r>
     </w:p>
@@ -36364,6 +38074,21 @@
           <w:b/>
           <w:lang w:val="gu_IN" w:bidi="gu_IN"/>
         </w:rPr>
+        <w:t>μήτι ἡ πηγὴ ἐκ τῆς αὐτῆς ὀπῆς βρύει τὸ γλυκὺ καὶ τὸ πικρόν</w:t>
+      </w:r>
+    </w:p>
+    <w:p>
+      <w:pPr/>
+      <w:r>
+        <w:rPr>
+          <w:lang w:val="gu_IN" w:bidi="gu_IN"/>
+        </w:rPr>
+      </w:r>
+      <w:r>
+        <w:rPr>
+          <w:b/>
+          <w:lang w:val="gu_IN" w:bidi="gu_IN"/>
+        </w:rPr>
         <w:t>"ઝરણું એક જ મુખમાંથી મીઠું અને કડવું વહાવતું નથી, શું તે વહાવે છે"</w:t>
       </w:r>
     </w:p>
@@ -36439,6 +38164,21 @@
           <w:b/>
           <w:lang w:val="gu_IN" w:bidi="gu_IN"/>
         </w:rPr>
+        <w:t>μήτι ἡ πηγὴ ἐκ τῆς αὐτῆς ὀπῆς βρύει τὸ γλυκὺ καὶ τὸ πικρόν</w:t>
+      </w:r>
+    </w:p>
+    <w:p>
+      <w:pPr/>
+      <w:r>
+        <w:rPr>
+          <w:lang w:val="gu_IN" w:bidi="gu_IN"/>
+        </w:rPr>
+      </w:r>
+      <w:r>
+        <w:rPr>
+          <w:b/>
+          <w:lang w:val="gu_IN" w:bidi="gu_IN"/>
+        </w:rPr>
         <w:t>"ઝરણું એક જ મુખમાંથી મીઠું અને કડવું વહાવતું નથી, શું તે વહાવે છે"</w:t>
       </w:r>
     </w:p>
@@ -36743,6 +38483,21 @@
         <w:rPr>
           <w:lang w:val="gu_IN" w:bidi="gu_IN"/>
         </w:rPr>
+      </w:r>
+    </w:p>
+    <w:p>
+      <w:pPr/>
+      <w:r>
+        <w:rPr>
+          <w:lang w:val="gu_IN" w:bidi="gu_IN"/>
+        </w:rPr>
+      </w:r>
+      <w:r>
+        <w:rPr>
+          <w:b/>
+          <w:lang w:val="gu_IN" w:bidi="gu_IN"/>
+        </w:rPr>
+        <w:t>μὴ δύναται, ἀδελφοί μου, συκῆ ἐλαίας ποιῆσαι</w:t>
       </w:r>
     </w:p>
     <w:p>
@@ -37570,6 +39325,21 @@
           <w:b/>
           <w:lang w:val="gu_IN" w:bidi="gu_IN"/>
         </w:rPr>
+        <w:t>τίς σοφὸς καὶ ἐπιστήμων ἐν ὑμῖν? δειξάτω</w:t>
+      </w:r>
+    </w:p>
+    <w:p>
+      <w:pPr/>
+      <w:r>
+        <w:rPr>
+          <w:lang w:val="gu_IN" w:bidi="gu_IN"/>
+        </w:rPr>
+      </w:r>
+      <w:r>
+        <w:rPr>
+          <w:b/>
+          <w:lang w:val="gu_IN" w:bidi="gu_IN"/>
+        </w:rPr>
         <w:t>"તમારામાં જ્ઞાની અને સમજુ કોણ &amp; બતાવવા દો"</w:t>
       </w:r>
     </w:p>
@@ -37735,6 +39505,21 @@
           <w:b/>
           <w:lang w:val="gu_IN" w:bidi="gu_IN"/>
         </w:rPr>
+        <w:t>δειξάτω ἐκ τῆς καλῆς ἀναστροφῆς τὰ ἔργα αὐτοῦ ἐν πραΰτητι σοφίας</w:t>
+      </w:r>
+    </w:p>
+    <w:p>
+      <w:pPr/>
+      <w:r>
+        <w:rPr>
+          <w:lang w:val="gu_IN" w:bidi="gu_IN"/>
+        </w:rPr>
+      </w:r>
+      <w:r>
+        <w:rPr>
+          <w:b/>
+          <w:lang w:val="gu_IN" w:bidi="gu_IN"/>
+        </w:rPr>
         <w:t>"જ્ઞાની &amp; સમજુ &amp; છે? તેને જ્ઞાનની નમ્રતામાં સારા આચરણથી તેની કરણીઓ બતાવવા દો"</w:t>
       </w:r>
     </w:p>
@@ -37900,6 +39685,21 @@
           <w:b/>
           <w:lang w:val="gu_IN" w:bidi="gu_IN"/>
         </w:rPr>
+        <w:t>ζῆλον πικρὸν ἔχετε, καὶ ἐριθείαν ἐν τῇ καρδίᾳ ὑμῶν</w:t>
+      </w:r>
+    </w:p>
+    <w:p>
+      <w:pPr/>
+      <w:r>
+        <w:rPr>
+          <w:lang w:val="gu_IN" w:bidi="gu_IN"/>
+        </w:rPr>
+      </w:r>
+      <w:r>
+        <w:rPr>
+          <w:b/>
+          <w:lang w:val="gu_IN" w:bidi="gu_IN"/>
+        </w:rPr>
         <w:t>"તમારાં હ્રદયમાં કડવી ઈર્ષા અને મહત્વકાંક્ષા છે"</w:t>
       </w:r>
     </w:p>
@@ -37975,6 +39775,21 @@
           <w:b/>
           <w:lang w:val="gu_IN" w:bidi="gu_IN"/>
         </w:rPr>
+        <w:t>ζῆλον πικρὸν ἔχετε, καὶ ἐριθείαν ἐν τῇ καρδίᾳ ὑμῶν</w:t>
+      </w:r>
+    </w:p>
+    <w:p>
+      <w:pPr/>
+      <w:r>
+        <w:rPr>
+          <w:lang w:val="gu_IN" w:bidi="gu_IN"/>
+        </w:rPr>
+      </w:r>
+      <w:r>
+        <w:rPr>
+          <w:b/>
+          <w:lang w:val="gu_IN" w:bidi="gu_IN"/>
+        </w:rPr>
         <w:t>"તમારાં હ્રદયમાં કડવી ઈર્ષા અને મહત્વકાંક્ષા છે"</w:t>
       </w:r>
     </w:p>
@@ -39016,6 +40831,21 @@
           <w:b/>
           <w:lang w:val="gu_IN" w:bidi="gu_IN"/>
         </w:rPr>
+        <w:t>ὅπου &amp; ζῆλος καὶ ἐριθεία, ἐκεῖ ἀκαταστασία καὶ πᾶν φαῦλον πρᾶγμα</w:t>
+      </w:r>
+    </w:p>
+    <w:p>
+      <w:pPr/>
+      <w:r>
+        <w:rPr>
+          <w:lang w:val="gu_IN" w:bidi="gu_IN"/>
+        </w:rPr>
+      </w:r>
+      <w:r>
+        <w:rPr>
+          <w:b/>
+          <w:lang w:val="gu_IN" w:bidi="gu_IN"/>
+        </w:rPr>
         <w:t>"જ્યાં ઈર્ષા અને મહત્વકાંક્ષા છે, ત્યાં અરાજકતા અને દરેક દુષ્ટ કામ છે"</w:t>
       </w:r>
     </w:p>
@@ -39077,6 +40907,21 @@
         <w:rPr>
           <w:lang w:val="gu_IN" w:bidi="gu_IN"/>
         </w:rPr>
+      </w:r>
+    </w:p>
+    <w:p>
+      <w:pPr/>
+      <w:r>
+        <w:rPr>
+          <w:lang w:val="gu_IN" w:bidi="gu_IN"/>
+        </w:rPr>
+      </w:r>
+      <w:r>
+        <w:rPr>
+          <w:b/>
+          <w:lang w:val="gu_IN" w:bidi="gu_IN"/>
+        </w:rPr>
+        <w:t>πᾶν φαῦλον πρᾶγμα</w:t>
       </w:r>
     </w:p>
     <w:p>
@@ -39532,6 +41377,21 @@
           <w:b/>
           <w:lang w:val="gu_IN" w:bidi="gu_IN"/>
         </w:rPr>
+        <w:t>καρπὸς &amp; δικαιοσύνης ἐν εἰρήνῃ σπείρεται, τοῖς ποιοῦσιν εἰρήνην</w:t>
+      </w:r>
+    </w:p>
+    <w:p>
+      <w:pPr/>
+      <w:r>
+        <w:rPr>
+          <w:lang w:val="gu_IN" w:bidi="gu_IN"/>
+        </w:rPr>
+      </w:r>
+      <w:r>
+        <w:rPr>
+          <w:b/>
+          <w:lang w:val="gu_IN" w:bidi="gu_IN"/>
+        </w:rPr>
         <w:t>"જેઓ સલાહ કરાવનાર છે તેઓ દ્વારા ન્યાયીપણાના ફળને શાંતિમાં વાવવામાં આવે છે"</w:t>
       </w:r>
     </w:p>
@@ -39607,6 +41467,21 @@
           <w:b/>
           <w:lang w:val="gu_IN" w:bidi="gu_IN"/>
         </w:rPr>
+        <w:t>καρπὸς &amp; δικαιοσύνης ἐν εἰρήνῃ σπείρεται, τοῖς ποιοῦσιν εἰρήνην</w:t>
+      </w:r>
+    </w:p>
+    <w:p>
+      <w:pPr/>
+      <w:r>
+        <w:rPr>
+          <w:lang w:val="gu_IN" w:bidi="gu_IN"/>
+        </w:rPr>
+      </w:r>
+      <w:r>
+        <w:rPr>
+          <w:b/>
+          <w:lang w:val="gu_IN" w:bidi="gu_IN"/>
+        </w:rPr>
         <w:t>"જેઓ સલાહ કરાવનાર છે તેઓ દ્વારા ન્યાયીપણાના ફળને શાંતિમાં વાવવામાં આવે છે"</w:t>
       </w:r>
     </w:p>
@@ -39668,6 +41543,21 @@
         <w:rPr>
           <w:lang w:val="gu_IN" w:bidi="gu_IN"/>
         </w:rPr>
+      </w:r>
+    </w:p>
+    <w:p>
+      <w:pPr/>
+      <w:r>
+        <w:rPr>
+          <w:lang w:val="gu_IN" w:bidi="gu_IN"/>
+        </w:rPr>
+      </w:r>
+      <w:r>
+        <w:rPr>
+          <w:b/>
+          <w:lang w:val="gu_IN" w:bidi="gu_IN"/>
+        </w:rPr>
+        <w:t>καρπὸς &amp; δικαιοσύνης ἐν εἰρήνῃ σπείρεται, τοῖς ποιοῦσιν εἰρήνην</w:t>
       </w:r>
     </w:p>
     <w:p>
@@ -39890,6 +41780,21 @@
           <w:b/>
           <w:lang w:val="gu_IN" w:bidi="gu_IN"/>
         </w:rPr>
+        <w:t>πόθεν πόλεμοι καὶ πόθεν μάχαι ἐν ὑμῖν</w:t>
+      </w:r>
+    </w:p>
+    <w:p>
+      <w:pPr/>
+      <w:r>
+        <w:rPr>
+          <w:lang w:val="gu_IN" w:bidi="gu_IN"/>
+        </w:rPr>
+      </w:r>
+      <w:r>
+        <w:rPr>
+          <w:b/>
+          <w:lang w:val="gu_IN" w:bidi="gu_IN"/>
+        </w:rPr>
         <w:t>"તમારામાં લડાઈઓ ક્યાંથી &amp; અને &amp; ક્યાંથી &amp; લડે છે"</w:t>
       </w:r>
     </w:p>
@@ -39965,6 +41870,21 @@
           <w:b/>
           <w:lang w:val="gu_IN" w:bidi="gu_IN"/>
         </w:rPr>
+        <w:t>πόθεν πόλεμοι καὶ πόθεν μάχαι ἐν ὑμῖν</w:t>
+      </w:r>
+    </w:p>
+    <w:p>
+      <w:pPr/>
+      <w:r>
+        <w:rPr>
+          <w:lang w:val="gu_IN" w:bidi="gu_IN"/>
+        </w:rPr>
+      </w:r>
+      <w:r>
+        <w:rPr>
+          <w:b/>
+          <w:lang w:val="gu_IN" w:bidi="gu_IN"/>
+        </w:rPr>
         <w:t>"તમારામાં લડાઈઓ ક્યાંથી &amp; અને &amp; ક્યાંથી &amp; લડે છે"</w:t>
       </w:r>
     </w:p>
@@ -40040,6 +41960,21 @@
           <w:b/>
           <w:lang w:val="gu_IN" w:bidi="gu_IN"/>
         </w:rPr>
+        <w:t>πόθεν πόλεμοι καὶ πόθεν μάχαι ἐν ὑμῖν</w:t>
+      </w:r>
+    </w:p>
+    <w:p>
+      <w:pPr/>
+      <w:r>
+        <w:rPr>
+          <w:lang w:val="gu_IN" w:bidi="gu_IN"/>
+        </w:rPr>
+      </w:r>
+      <w:r>
+        <w:rPr>
+          <w:b/>
+          <w:lang w:val="gu_IN" w:bidi="gu_IN"/>
+        </w:rPr>
         <w:t>"તમારામાં લડાઈઓ ક્યાંથી &amp; અને &amp; ક્યાંથી &amp; લડે છે"</w:t>
       </w:r>
     </w:p>
@@ -40101,6 +42036,21 @@
         <w:rPr>
           <w:lang w:val="gu_IN" w:bidi="gu_IN"/>
         </w:rPr>
+      </w:r>
+    </w:p>
+    <w:p>
+      <w:pPr/>
+      <w:r>
+        <w:rPr>
+          <w:lang w:val="gu_IN" w:bidi="gu_IN"/>
+        </w:rPr>
+      </w:r>
+      <w:r>
+        <w:rPr>
+          <w:b/>
+          <w:lang w:val="gu_IN" w:bidi="gu_IN"/>
+        </w:rPr>
+        <w:t>οὐκ ἐντεῦθεν ἐκ τῶν ἡδονῶν ὑμῶν, τῶν στρατευομένων ἐν τοῖς μέλεσιν ὑμῶν</w:t>
       </w:r>
     </w:p>
     <w:p>
@@ -40388,6 +42338,21 @@
           <w:b/>
           <w:lang w:val="gu_IN" w:bidi="gu_IN"/>
         </w:rPr>
+        <w:t>ἐπιθυμεῖτε καὶ οὐκ ἔχετε; φονεύετε καὶ ζηλοῦτε, καὶ οὐ δύνασθε ἐπιτυχεῖν</w:t>
+      </w:r>
+    </w:p>
+    <w:p>
+      <w:pPr/>
+      <w:r>
+        <w:rPr>
+          <w:lang w:val="gu_IN" w:bidi="gu_IN"/>
+        </w:rPr>
+      </w:r>
+      <w:r>
+        <w:rPr>
+          <w:b/>
+          <w:lang w:val="gu_IN" w:bidi="gu_IN"/>
+        </w:rPr>
         <w:t>"તમે લોભ કરો છો, અને તમારી પાસે નથી &amp; હત્યા અને ઈર્ષા કરો છો, અને તમે પ્રાપ્ત કરવા સક્ષમ &amp; નથી"</w:t>
       </w:r>
     </w:p>
@@ -40463,6 +42428,21 @@
           <w:b/>
           <w:lang w:val="gu_IN" w:bidi="gu_IN"/>
         </w:rPr>
+        <w:t>ἐπιθυμεῖτε καὶ οὐκ ἔχετε; φονεύετε καὶ ζηλοῦτε, καὶ οὐ δύνασθε ἐπιτυχεῖν</w:t>
+      </w:r>
+    </w:p>
+    <w:p>
+      <w:pPr/>
+      <w:r>
+        <w:rPr>
+          <w:lang w:val="gu_IN" w:bidi="gu_IN"/>
+        </w:rPr>
+      </w:r>
+      <w:r>
+        <w:rPr>
+          <w:b/>
+          <w:lang w:val="gu_IN" w:bidi="gu_IN"/>
+        </w:rPr>
         <w:t>"તમે લોભ કરો છો, અને તમારી પાસે નથી &amp; હત્યા અને ઈર્ષા કરો છો, અને તમે પ્રાપ્ત કરવા સક્ષમ &amp; નથી"</w:t>
       </w:r>
     </w:p>
@@ -40512,6 +42492,21 @@
         <w:rPr>
           <w:lang w:val="gu_IN" w:bidi="gu_IN"/>
         </w:rPr>
+      </w:r>
+    </w:p>
+    <w:p>
+      <w:pPr/>
+      <w:r>
+        <w:rPr>
+          <w:lang w:val="gu_IN" w:bidi="gu_IN"/>
+        </w:rPr>
+      </w:r>
+      <w:r>
+        <w:rPr>
+          <w:b/>
+          <w:lang w:val="gu_IN" w:bidi="gu_IN"/>
+        </w:rPr>
+        <w:t>ἐπιθυμεῖτε καὶ οὐκ ἔχετε; φονεύετε καὶ ζηλοῦτε, καὶ οὐ δύνασθε ἐπιτυχεῖν</w:t>
       </w:r>
     </w:p>
     <w:p>
@@ -40817,6 +42812,21 @@
           <w:b/>
           <w:lang w:val="gu_IN" w:bidi="gu_IN"/>
         </w:rPr>
+        <w:t>μάχεσθε καὶ πολεμεῖτε</w:t>
+      </w:r>
+    </w:p>
+    <w:p>
+      <w:pPr/>
+      <w:r>
+        <w:rPr>
+          <w:lang w:val="gu_IN" w:bidi="gu_IN"/>
+        </w:rPr>
+      </w:r>
+      <w:r>
+        <w:rPr>
+          <w:b/>
+          <w:lang w:val="gu_IN" w:bidi="gu_IN"/>
+        </w:rPr>
         <w:t>"તમે લડાઈ અને ઝઘડા કરો છો"</w:t>
       </w:r>
     </w:p>
@@ -41000,6 +43010,21 @@
           <w:b/>
           <w:lang w:val="gu_IN" w:bidi="gu_IN"/>
         </w:rPr>
+        <w:t>οὐκ ἔχετε, διὰ τὸ μὴ αἰτεῖσθαι ὑμᾶς</w:t>
+      </w:r>
+    </w:p>
+    <w:p>
+      <w:pPr/>
+      <w:r>
+        <w:rPr>
+          <w:lang w:val="gu_IN" w:bidi="gu_IN"/>
+        </w:rPr>
+      </w:r>
+      <w:r>
+        <w:rPr>
+          <w:b/>
+          <w:lang w:val="gu_IN" w:bidi="gu_IN"/>
+        </w:rPr>
         <w:t>"તમે &amp; નથી &amp; તમારી પાસે નથી કેમ કે તમે માગતા"</w:t>
       </w:r>
     </w:p>
@@ -41075,6 +43100,21 @@
           <w:b/>
           <w:lang w:val="gu_IN" w:bidi="gu_IN"/>
         </w:rPr>
+        <w:t>αἰτεῖτε καὶ οὐ λαμβάνετε</w:t>
+      </w:r>
+    </w:p>
+    <w:p>
+      <w:pPr/>
+      <w:r>
+        <w:rPr>
+          <w:lang w:val="gu_IN" w:bidi="gu_IN"/>
+        </w:rPr>
+      </w:r>
+      <w:r>
+        <w:rPr>
+          <w:b/>
+          <w:lang w:val="gu_IN" w:bidi="gu_IN"/>
+        </w:rPr>
         <w:t>"માગો છો અને તમે પ્રાપ્ત કરતાં નથી"</w:t>
       </w:r>
     </w:p>
@@ -41228,6 +43268,21 @@
           <w:b/>
           <w:lang w:val="gu_IN" w:bidi="gu_IN"/>
         </w:rPr>
+        <w:t>ἵνα ἐν ταῖς ἡδοναῖς ὑμῶν δαπανήσητε</w:t>
+      </w:r>
+    </w:p>
+    <w:p>
+      <w:pPr/>
+      <w:r>
+        <w:rPr>
+          <w:lang w:val="gu_IN" w:bidi="gu_IN"/>
+        </w:rPr>
+      </w:r>
+      <w:r>
+        <w:rPr>
+          <w:b/>
+          <w:lang w:val="gu_IN" w:bidi="gu_IN"/>
+        </w:rPr>
         <w:t>"તમે &amp; કે &amp; જેથી તમે તમારી વાસનાઓ પર ખર્ચ કરી શકો"</w:t>
       </w:r>
     </w:p>
@@ -41456,6 +43511,21 @@
           <w:b/>
           <w:lang w:val="gu_IN" w:bidi="gu_IN"/>
         </w:rPr>
+        <w:t>οὐκ οἴδατε ὅτι ἡ φιλία τοῦ κόσμου, ἔχθρα τοῦ Θεοῦ ἐστιν</w:t>
+      </w:r>
+    </w:p>
+    <w:p>
+      <w:pPr/>
+      <w:r>
+        <w:rPr>
+          <w:lang w:val="gu_IN" w:bidi="gu_IN"/>
+        </w:rPr>
+      </w:r>
+      <w:r>
+        <w:rPr>
+          <w:b/>
+          <w:lang w:val="gu_IN" w:bidi="gu_IN"/>
+        </w:rPr>
         <w:t>"શું તમે જાણતા નથી કે જગત સાથેની મિત્રતા ઈશ્વર સાથેની &amp; છે &amp; શત્રુ"</w:t>
       </w:r>
     </w:p>
@@ -41531,6 +43601,21 @@
           <w:b/>
           <w:lang w:val="gu_IN" w:bidi="gu_IN"/>
         </w:rPr>
+        <w:t>ἡ φιλία τοῦ κόσμου, ἔχθρα τοῦ Θεοῦ ἐστιν</w:t>
+      </w:r>
+    </w:p>
+    <w:p>
+      <w:pPr/>
+      <w:r>
+        <w:rPr>
+          <w:lang w:val="gu_IN" w:bidi="gu_IN"/>
+        </w:rPr>
+      </w:r>
+      <w:r>
+        <w:rPr>
+          <w:b/>
+          <w:lang w:val="gu_IN" w:bidi="gu_IN"/>
+        </w:rPr>
         <w:t>"શું તમે જાણતા નથી &amp; જગત સાથેની મિત્રતા ઈશ્વર સાથેની &amp; છે &amp; શત્રુ"</w:t>
       </w:r>
     </w:p>
@@ -41592,6 +43677,21 @@
         <w:rPr>
           <w:lang w:val="gu_IN" w:bidi="gu_IN"/>
         </w:rPr>
+      </w:r>
+    </w:p>
+    <w:p>
+      <w:pPr/>
+      <w:r>
+        <w:rPr>
+          <w:lang w:val="gu_IN" w:bidi="gu_IN"/>
+        </w:rPr>
+      </w:r>
+      <w:r>
+        <w:rPr>
+          <w:b/>
+          <w:lang w:val="gu_IN" w:bidi="gu_IN"/>
+        </w:rPr>
+        <w:t>ἡ φιλία τοῦ κόσμου</w:t>
       </w:r>
     </w:p>
     <w:p>
@@ -41699,6 +43799,21 @@
           <w:b/>
           <w:lang w:val="gu_IN" w:bidi="gu_IN"/>
         </w:rPr>
+        <w:t>ἡ φιλία τοῦ κόσμου</w:t>
+      </w:r>
+    </w:p>
+    <w:p>
+      <w:pPr/>
+      <w:r>
+        <w:rPr>
+          <w:lang w:val="gu_IN" w:bidi="gu_IN"/>
+        </w:rPr>
+      </w:r>
+      <w:r>
+        <w:rPr>
+          <w:b/>
+          <w:lang w:val="gu_IN" w:bidi="gu_IN"/>
+        </w:rPr>
         <w:t>"શું તમે જાણતા નથી &amp; જગત સાથેની મિત્રતા"</w:t>
       </w:r>
     </w:p>
@@ -41852,6 +43967,21 @@
           <w:b/>
           <w:lang w:val="gu_IN" w:bidi="gu_IN"/>
         </w:rPr>
+        <w:t>φίλος εἶναι τοῦ κόσμου</w:t>
+      </w:r>
+    </w:p>
+    <w:p>
+      <w:pPr/>
+      <w:r>
+        <w:rPr>
+          <w:lang w:val="gu_IN" w:bidi="gu_IN"/>
+        </w:rPr>
+      </w:r>
+      <w:r>
+        <w:rPr>
+          <w:b/>
+          <w:lang w:val="gu_IN" w:bidi="gu_IN"/>
+        </w:rPr>
         <w:t>"જગતનો મિત્ર &amp; તે"</w:t>
       </w:r>
     </w:p>
@@ -41913,6 +44043,21 @@
         <w:rPr>
           <w:lang w:val="gu_IN" w:bidi="gu_IN"/>
         </w:rPr>
+      </w:r>
+    </w:p>
+    <w:p>
+      <w:pPr/>
+      <w:r>
+        <w:rPr>
+          <w:lang w:val="gu_IN" w:bidi="gu_IN"/>
+        </w:rPr>
+      </w:r>
+      <w:r>
+        <w:rPr>
+          <w:b/>
+          <w:lang w:val="gu_IN" w:bidi="gu_IN"/>
+        </w:rPr>
+        <w:t>φίλος εἶναι τοῦ κόσμου</w:t>
       </w:r>
     </w:p>
     <w:p>
@@ -42536,6 +44681,21 @@
           <w:b/>
           <w:lang w:val="gu_IN" w:bidi="gu_IN"/>
         </w:rPr>
+        <w:t>ὃ κατῴκισεν ἐν ἡμῖν</w:t>
+      </w:r>
+    </w:p>
+    <w:p>
+      <w:pPr/>
+      <w:r>
+        <w:rPr>
+          <w:lang w:val="gu_IN" w:bidi="gu_IN"/>
+        </w:rPr>
+      </w:r>
+      <w:r>
+        <w:rPr>
+          <w:b/>
+          <w:lang w:val="gu_IN" w:bidi="gu_IN"/>
+        </w:rPr>
         <w:t>"આપણામાં રહેવા વસાવ્યા, તે"</w:t>
       </w:r>
     </w:p>
@@ -42687,6 +44847,21 @@
         <w:rPr>
           <w:lang w:val="gu_IN" w:bidi="gu_IN"/>
         </w:rPr>
+      </w:r>
+    </w:p>
+    <w:p>
+      <w:pPr/>
+      <w:r>
+        <w:rPr>
+          <w:lang w:val="gu_IN" w:bidi="gu_IN"/>
+        </w:rPr>
+      </w:r>
+      <w:r>
+        <w:rPr>
+          <w:b/>
+          <w:lang w:val="gu_IN" w:bidi="gu_IN"/>
+        </w:rPr>
+        <w:t>μείζονα δὲ δίδωσιν χάριν</w:t>
       </w:r>
     </w:p>
     <w:p>
@@ -43142,6 +45317,21 @@
           <w:b/>
           <w:lang w:val="gu_IN" w:bidi="gu_IN"/>
         </w:rPr>
+        <w:t>ὑποτάγητε οὖν</w:t>
+      </w:r>
+    </w:p>
+    <w:p>
+      <w:pPr/>
+      <w:r>
+        <w:rPr>
+          <w:lang w:val="gu_IN" w:bidi="gu_IN"/>
+        </w:rPr>
+      </w:r>
+      <w:r>
+        <w:rPr>
+          <w:b/>
+          <w:lang w:val="gu_IN" w:bidi="gu_IN"/>
+        </w:rPr>
         <w:t>"તેથી &amp; આધીન થાઓ"</w:t>
       </w:r>
     </w:p>
@@ -43307,6 +45497,21 @@
           <w:b/>
           <w:lang w:val="gu_IN" w:bidi="gu_IN"/>
         </w:rPr>
+        <w:t>ἀντίστητε δὲ τῷ διαβόλῳ, καὶ φεύξεται ἀφ’ ὑμῶν</w:t>
+      </w:r>
+    </w:p>
+    <w:p>
+      <w:pPr/>
+      <w:r>
+        <w:rPr>
+          <w:lang w:val="gu_IN" w:bidi="gu_IN"/>
+        </w:rPr>
+      </w:r>
+      <w:r>
+        <w:rPr>
+          <w:b/>
+          <w:lang w:val="gu_IN" w:bidi="gu_IN"/>
+        </w:rPr>
         <w:t>"પરંતુ શેતાનનો સામનો કરો, અને તે તમારી પાસેથી નાસી જશે"</w:t>
       </w:r>
     </w:p>
@@ -43382,6 +45587,21 @@
           <w:b/>
           <w:lang w:val="gu_IN" w:bidi="gu_IN"/>
         </w:rPr>
+        <w:t>ἀντίστητε &amp; τῷ διαβόλῳ</w:t>
+      </w:r>
+    </w:p>
+    <w:p>
+      <w:pPr/>
+      <w:r>
+        <w:rPr>
+          <w:lang w:val="gu_IN" w:bidi="gu_IN"/>
+        </w:rPr>
+      </w:r>
+      <w:r>
+        <w:rPr>
+          <w:b/>
+          <w:lang w:val="gu_IN" w:bidi="gu_IN"/>
+        </w:rPr>
         <w:t>"શેતાનનો સામનો કરો"</w:t>
       </w:r>
     </w:p>
@@ -43535,6 +45755,21 @@
           <w:b/>
           <w:lang w:val="gu_IN" w:bidi="gu_IN"/>
         </w:rPr>
+        <w:t>ἐγγίσατε τῷ Θεῷ, καὶ ἐγγιεῖ ὑμῖν</w:t>
+      </w:r>
+    </w:p>
+    <w:p>
+      <w:pPr/>
+      <w:r>
+        <w:rPr>
+          <w:lang w:val="gu_IN" w:bidi="gu_IN"/>
+        </w:rPr>
+      </w:r>
+      <w:r>
+        <w:rPr>
+          <w:b/>
+          <w:lang w:val="gu_IN" w:bidi="gu_IN"/>
+        </w:rPr>
         <w:t>"ઈશ્વરની પાસે આવો અને તેઓ તમારી પાસે આવશે"</w:t>
       </w:r>
     </w:p>
@@ -43610,6 +45845,21 @@
           <w:b/>
           <w:lang w:val="gu_IN" w:bidi="gu_IN"/>
         </w:rPr>
+        <w:t>ἐγγίσατε τῷ Θεῷ, καὶ ἐγγιεῖ ὑμῖν</w:t>
+      </w:r>
+    </w:p>
+    <w:p>
+      <w:pPr/>
+      <w:r>
+        <w:rPr>
+          <w:lang w:val="gu_IN" w:bidi="gu_IN"/>
+        </w:rPr>
+      </w:r>
+      <w:r>
+        <w:rPr>
+          <w:b/>
+          <w:lang w:val="gu_IN" w:bidi="gu_IN"/>
+        </w:rPr>
         <w:t>"ઈશ્વરની પાસે આવો અને તેઓ તમારી પાસે આવશે"</w:t>
       </w:r>
     </w:p>
@@ -43914,6 +46164,21 @@
         <w:rPr>
           <w:lang w:val="gu_IN" w:bidi="gu_IN"/>
         </w:rPr>
+      </w:r>
+    </w:p>
+    <w:p>
+      <w:pPr/>
+      <w:r>
+        <w:rPr>
+          <w:lang w:val="gu_IN" w:bidi="gu_IN"/>
+        </w:rPr>
+      </w:r>
+      <w:r>
+        <w:rPr>
+          <w:b/>
+          <w:lang w:val="gu_IN" w:bidi="gu_IN"/>
+        </w:rPr>
+        <w:t>ἁγνίσατε καρδίας</w:t>
       </w:r>
     </w:p>
     <w:p>
@@ -44354,6 +46619,21 @@
           <w:b/>
           <w:lang w:val="gu_IN" w:bidi="gu_IN"/>
         </w:rPr>
+        <w:t>ταλαιπωρήσατε, καὶ πενθήσατε, καὶ κλαύσατε</w:t>
+      </w:r>
+    </w:p>
+    <w:p>
+      <w:pPr/>
+      <w:r>
+        <w:rPr>
+          <w:lang w:val="gu_IN" w:bidi="gu_IN"/>
+        </w:rPr>
+      </w:r>
+      <w:r>
+        <w:rPr>
+          <w:b/>
+          <w:lang w:val="gu_IN" w:bidi="gu_IN"/>
+        </w:rPr>
         <w:t>"ઉદાસ થાઓ અને &amp; અને રડો &amp; શોકમાં"</w:t>
       </w:r>
     </w:p>
@@ -44429,6 +46709,96 @@
           <w:b/>
           <w:lang w:val="gu_IN" w:bidi="gu_IN"/>
         </w:rPr>
+        <w:t>ταλαιπωρήσατε, καὶ πενθήσατε, καὶ κλαύσατε</w:t>
+      </w:r>
+    </w:p>
+    <w:p>
+      <w:pPr/>
+      <w:r>
+        <w:rPr>
+          <w:lang w:val="gu_IN" w:bidi="gu_IN"/>
+        </w:rPr>
+      </w:r>
+      <w:r>
+        <w:rPr>
+          <w:b/>
+          <w:lang w:val="gu_IN" w:bidi="gu_IN"/>
+        </w:rPr>
+        <w:t>"ઉદાસ થાઓ અને &amp; અને રડો &amp; શોકમાં"</w:t>
+      </w:r>
+    </w:p>
+    <w:p>
+      <w:pPr/>
+      <w:r>
+        <w:rPr>
+          <w:lang w:val="gu_IN" w:bidi="gu_IN"/>
+        </w:rPr>
+      </w:r>
+      <w:r>
+        <w:rPr>
+          <w:lang w:val="gu_IN" w:bidi="gu_IN"/>
+        </w:rPr>
+        <w:t xml:space="preserve">જો તમારા વાચકોને તે મદદરૂપ હોય તો તમે સ્પષ્ટપણે કહી શકો છો કે યાકૂબ તેના વાચકોને શા માટે દિલગીર થવા કહે છે. વૈકલ્પિક ભાષાંતર: "ઈશ્વરને આધીન ના થવા માટે અત્યંત દિલગીર થાઓ" (જુઓ: </w:t>
+      </w:r>
+      <w:r>
+        <w:rPr>
+          <w:lang w:val="gu_IN" w:bidi="gu_IN"/>
+        </w:rPr>
+        <w:t>અનુમાનિત જ્ઞાન અને ગર્ભિત માહિતી</w:t>
+      </w:r>
+      <w:r>
+        <w:rPr>
+          <w:lang w:val="gu_IN" w:bidi="gu_IN"/>
+        </w:rPr>
+        <w:t>)</w:t>
+      </w:r>
+      <w:r>
+        <w:rPr>
+          <w:lang w:val="gu_IN" w:bidi="gu_IN"/>
+        </w:rPr>
+      </w:r>
+      <w:r>
+        <w:rPr>
+          <w:lang w:val="gu_IN" w:bidi="gu_IN"/>
+        </w:rPr>
+      </w:r>
+    </w:p>
+    <w:p>
+      <w:pPr/>
+      <w:r>
+        <w:rPr>
+          <w:lang w:val="gu_IN" w:bidi="gu_IN"/>
+        </w:rPr>
+      </w:r>
+    </w:p>
+    <w:p>
+      <w:pPr>
+        <w:pStyle w:val="Heading2"/>
+      </w:pPr>
+      <w:r>
+        <w:rPr>
+          <w:lang w:val="gu_IN" w:bidi="gu_IN"/>
+        </w:rPr>
+        <w:t>યાકૂબનો પત્ર 4:9 (#3)</w:t>
+      </w:r>
+      <w:r>
+        <w:rPr>
+          <w:lang w:val="gu_IN" w:bidi="gu_IN"/>
+        </w:rPr>
+      </w:r>
+    </w:p>
+    <w:p>
+      <w:pPr/>
+      <w:r>
+        <w:rPr>
+          <w:lang w:val="gu_IN" w:bidi="gu_IN"/>
+        </w:rPr>
+      </w:r>
+      <w:r>
+        <w:rPr>
+          <w:b/>
+          <w:lang w:val="gu_IN" w:bidi="gu_IN"/>
+        </w:rPr>
         <w:t>ὁ γέλως ὑμῶν εἰς πένθος μετατραπήτω, καὶ ἡ χαρὰ εἰς κατήφειαν</w:t>
       </w:r>
     </w:p>
@@ -44444,27 +46814,27 @@
           <w:b/>
           <w:lang w:val="gu_IN" w:bidi="gu_IN"/>
         </w:rPr>
-        <w:t>"ઉદાસ થાઓ અને &amp; અને રડો &amp; શોકમાં"</w:t>
-      </w:r>
-    </w:p>
-    <w:p>
-      <w:pPr/>
-      <w:r>
-        <w:rPr>
-          <w:lang w:val="gu_IN" w:bidi="gu_IN"/>
-        </w:rPr>
-      </w:r>
-      <w:r>
-        <w:rPr>
-          <w:lang w:val="gu_IN" w:bidi="gu_IN"/>
-        </w:rPr>
-        <w:t xml:space="preserve">જો તમારા વાચકોને તે મદદરૂપ હોય તો તમે સ્પષ્ટપણે કહી શકો છો કે યાકૂબ તેના વાચકોને શા માટે દિલગીર થવા કહે છે. વૈકલ્પિક ભાષાંતર: "ઈશ્વરને આધીન ના થવા માટે અત્યંત દિલગીર થાઓ" (જુઓ: </w:t>
-      </w:r>
-      <w:r>
-        <w:rPr>
-          <w:lang w:val="gu_IN" w:bidi="gu_IN"/>
-        </w:rPr>
-        <w:t>અનુમાનિત જ્ઞાન અને ગર્ભિત માહિતી</w:t>
+        <w:t>"શોક કરો &amp; તમારું હાસ્ય શોકમાં અને તમારો આનંદ હતાશામાં બદલાઈ જાય"</w:t>
+      </w:r>
+    </w:p>
+    <w:p>
+      <w:pPr/>
+      <w:r>
+        <w:rPr>
+          <w:lang w:val="gu_IN" w:bidi="gu_IN"/>
+        </w:rPr>
+      </w:r>
+      <w:r>
+        <w:rPr>
+          <w:lang w:val="gu_IN" w:bidi="gu_IN"/>
+        </w:rPr>
+        <w:t xml:space="preserve">આ વાક્યના બીજા ભાગમાં, યાકૂબ એવા કેટલાક શબ્દોને છોડી દે છે કે જે વાક્યને પૂર્ણ થવા માટે ઘણી ભાષાઓમાં જરૂર પડે. આ શબ્દો વાક્યના પહેલા ભાગથી પૂરા પાડી શકાય છે. વૈકલ્પિક ભાષાંતર: "તમારુ હાસ્ય શોકમાં બદલાઈ જવા દો, અને તમારા આનંદને ઉદાસીમાં બદલાઈ જવા દો" (જુઓ: </w:t>
+      </w:r>
+      <w:r>
+        <w:rPr>
+          <w:lang w:val="gu_IN" w:bidi="gu_IN"/>
+        </w:rPr>
+        <w:t>અનુક્ત શબ્દ (વાક્યમાં કરેલો શબ્દનો લોપ)</w:t>
       </w:r>
       <w:r>
         <w:rPr>
@@ -44499,12 +46869,27 @@
         <w:rPr>
           <w:lang w:val="gu_IN" w:bidi="gu_IN"/>
         </w:rPr>
-        <w:t>યાકૂબનો પત્ર 4:9 (#3)</w:t>
-      </w:r>
-      <w:r>
-        <w:rPr>
-          <w:lang w:val="gu_IN" w:bidi="gu_IN"/>
-        </w:rPr>
+        <w:t>યાકૂબનો પત્ર 4:9 (#4)</w:t>
+      </w:r>
+      <w:r>
+        <w:rPr>
+          <w:lang w:val="gu_IN" w:bidi="gu_IN"/>
+        </w:rPr>
+      </w:r>
+    </w:p>
+    <w:p>
+      <w:pPr/>
+      <w:r>
+        <w:rPr>
+          <w:lang w:val="gu_IN" w:bidi="gu_IN"/>
+        </w:rPr>
+      </w:r>
+      <w:r>
+        <w:rPr>
+          <w:b/>
+          <w:lang w:val="gu_IN" w:bidi="gu_IN"/>
+        </w:rPr>
+        <w:t>ὁ γέλως ὑμῶν εἰς πένθος μετατραπήτω, καὶ ἡ χαρὰ εἰς κατήφειαν</w:t>
       </w:r>
     </w:p>
     <w:p>
@@ -44533,13 +46918,13 @@
         <w:rPr>
           <w:lang w:val="gu_IN" w:bidi="gu_IN"/>
         </w:rPr>
-        <w:t xml:space="preserve">આ વાક્યના બીજા ભાગમાં, યાકૂબ એવા કેટલાક શબ્દોને છોડી દે છે કે જે વાક્યને પૂર્ણ થવા માટે ઘણી ભાષાઓમાં જરૂર પડે. આ શબ્દો વાક્યના પહેલા ભાગથી પૂરા પાડી શકાય છે. વૈકલ્પિક ભાષાંતર: "તમારુ હાસ્ય શોકમાં બદલાઈ જવા દો, અને તમારા આનંદને ઉદાસીમાં બદલાઈ જવા દો" (જુઓ: </w:t>
-      </w:r>
-      <w:r>
-        <w:rPr>
-          <w:lang w:val="gu_IN" w:bidi="gu_IN"/>
-        </w:rPr>
-        <w:t>અનુક્ત શબ્દ (વાક્યમાં કરેલો શબ્દનો લોપ)</w:t>
+        <w:t xml:space="preserve">જો તમારી ભાષામાં તે વધુ સ્પષ્ટ હોય તો તમે આને સક્રિય મૌખિક સ્વરૂપો સાથે કહી શકો છો. વૈકલ્પિક ભાષાંતર: "તમારા હાસ્યને શોક બનવા દો, અને તમારા આનંદને અંધકારમય થવા દો" (જુઓ: </w:t>
+      </w:r>
+      <w:r>
+        <w:rPr>
+          <w:lang w:val="gu_IN" w:bidi="gu_IN"/>
+        </w:rPr>
+        <w:t>﻿﻿સક્રિય (પ્રત્યક્ષ) અથવા નિષ્ક્રિય (પરોક્ષ)</w:t>
       </w:r>
       <w:r>
         <w:rPr>
@@ -44574,87 +46959,27 @@
         <w:rPr>
           <w:lang w:val="gu_IN" w:bidi="gu_IN"/>
         </w:rPr>
-        <w:t>યાકૂબનો પત્ર 4:9 (#4)</w:t>
-      </w:r>
-      <w:r>
-        <w:rPr>
-          <w:lang w:val="gu_IN" w:bidi="gu_IN"/>
-        </w:rPr>
-      </w:r>
-    </w:p>
-    <w:p>
-      <w:pPr/>
-      <w:r>
-        <w:rPr>
-          <w:lang w:val="gu_IN" w:bidi="gu_IN"/>
-        </w:rPr>
-      </w:r>
-      <w:r>
-        <w:rPr>
-          <w:b/>
-          <w:lang w:val="gu_IN" w:bidi="gu_IN"/>
-        </w:rPr>
-        <w:t>"શોક કરો &amp; તમારું હાસ્ય શોકમાં અને તમારો આનંદ હતાશામાં બદલાઈ જાય"</w:t>
-      </w:r>
-    </w:p>
-    <w:p>
-      <w:pPr/>
-      <w:r>
-        <w:rPr>
-          <w:lang w:val="gu_IN" w:bidi="gu_IN"/>
-        </w:rPr>
-      </w:r>
-      <w:r>
-        <w:rPr>
-          <w:lang w:val="gu_IN" w:bidi="gu_IN"/>
-        </w:rPr>
-        <w:t xml:space="preserve">જો તમારી ભાષામાં તે વધુ સ્પષ્ટ હોય તો તમે આને સક્રિય મૌખિક સ્વરૂપો સાથે કહી શકો છો. વૈકલ્પિક ભાષાંતર: "તમારા હાસ્યને શોક બનવા દો, અને તમારા આનંદને અંધકારમય થવા દો" (જુઓ: </w:t>
-      </w:r>
-      <w:r>
-        <w:rPr>
-          <w:lang w:val="gu_IN" w:bidi="gu_IN"/>
-        </w:rPr>
-        <w:t>﻿﻿સક્રિય (પ્રત્યક્ષ) અથવા નિષ્ક્રિય (પરોક્ષ)</w:t>
-      </w:r>
-      <w:r>
-        <w:rPr>
-          <w:lang w:val="gu_IN" w:bidi="gu_IN"/>
-        </w:rPr>
-        <w:t>)</w:t>
-      </w:r>
-      <w:r>
-        <w:rPr>
-          <w:lang w:val="gu_IN" w:bidi="gu_IN"/>
-        </w:rPr>
-      </w:r>
-      <w:r>
-        <w:rPr>
-          <w:lang w:val="gu_IN" w:bidi="gu_IN"/>
-        </w:rPr>
-      </w:r>
-    </w:p>
-    <w:p>
-      <w:pPr/>
-      <w:r>
-        <w:rPr>
-          <w:lang w:val="gu_IN" w:bidi="gu_IN"/>
-        </w:rPr>
-      </w:r>
-    </w:p>
-    <w:p>
-      <w:pPr>
-        <w:pStyle w:val="Heading2"/>
-      </w:pPr>
-      <w:r>
-        <w:rPr>
-          <w:lang w:val="gu_IN" w:bidi="gu_IN"/>
-        </w:rPr>
         <w:t>યાકૂબનો પત્ર 4:9 (#5)</w:t>
       </w:r>
       <w:r>
         <w:rPr>
           <w:lang w:val="gu_IN" w:bidi="gu_IN"/>
         </w:rPr>
+      </w:r>
+    </w:p>
+    <w:p>
+      <w:pPr/>
+      <w:r>
+        <w:rPr>
+          <w:lang w:val="gu_IN" w:bidi="gu_IN"/>
+        </w:rPr>
+      </w:r>
+      <w:r>
+        <w:rPr>
+          <w:b/>
+          <w:lang w:val="gu_IN" w:bidi="gu_IN"/>
+        </w:rPr>
+        <w:t>ὁ γέλως ὑμῶν εἰς πένθος μετατραπήτω, καὶ ἡ χαρὰ εἰς κατήφειαν</w:t>
       </w:r>
     </w:p>
     <w:p>
@@ -44765,6 +47090,21 @@
           <w:b/>
           <w:lang w:val="gu_IN" w:bidi="gu_IN"/>
         </w:rPr>
+        <w:t>ὁ γέλως ὑμῶν εἰς πένθος μετατραπήτω, καὶ ἡ χαρὰ εἰς κατήφειαν</w:t>
+      </w:r>
+    </w:p>
+    <w:p>
+      <w:pPr/>
+      <w:r>
+        <w:rPr>
+          <w:lang w:val="gu_IN" w:bidi="gu_IN"/>
+        </w:rPr>
+      </w:r>
+      <w:r>
+        <w:rPr>
+          <w:b/>
+          <w:lang w:val="gu_IN" w:bidi="gu_IN"/>
+        </w:rPr>
         <w:t>"શોક કરો &amp; તમારું હાસ્ય શોકમાં અને તમારો આનંદ હતાશામાં બદલાઈ જાય"</w:t>
       </w:r>
     </w:p>
@@ -44840,6 +47180,21 @@
           <w:b/>
           <w:lang w:val="gu_IN" w:bidi="gu_IN"/>
         </w:rPr>
+        <w:t>ταπεινώθητε ἐνώπιον Κυρίου, καὶ ὑψώσει ὑμᾶς</w:t>
+      </w:r>
+    </w:p>
+    <w:p>
+      <w:pPr/>
+      <w:r>
+        <w:rPr>
+          <w:lang w:val="gu_IN" w:bidi="gu_IN"/>
+        </w:rPr>
+      </w:r>
+      <w:r>
+        <w:rPr>
+          <w:b/>
+          <w:lang w:val="gu_IN" w:bidi="gu_IN"/>
+        </w:rPr>
         <w:t>"પ્રભુ આગળ નમ્ર થાઓ, અને તેઓ તમને ઊંચે ચઢાવશે"</w:t>
       </w:r>
     </w:p>
@@ -45185,6 +47540,21 @@
           <w:b/>
           <w:lang w:val="gu_IN" w:bidi="gu_IN"/>
         </w:rPr>
+        <w:t>μὴ καταλαλεῖτε ἀλλήλων</w:t>
+      </w:r>
+    </w:p>
+    <w:p>
+      <w:pPr/>
+      <w:r>
+        <w:rPr>
+          <w:lang w:val="gu_IN" w:bidi="gu_IN"/>
+        </w:rPr>
+      </w:r>
+      <w:r>
+        <w:rPr>
+          <w:b/>
+          <w:lang w:val="gu_IN" w:bidi="gu_IN"/>
+        </w:rPr>
         <w:t>"એકબીજા વિરુદ્ધ ન બોલો"</w:t>
       </w:r>
     </w:p>
@@ -45234,6 +47604,21 @@
         <w:rPr>
           <w:lang w:val="gu_IN" w:bidi="gu_IN"/>
         </w:rPr>
+      </w:r>
+    </w:p>
+    <w:p>
+      <w:pPr/>
+      <w:r>
+        <w:rPr>
+          <w:lang w:val="gu_IN" w:bidi="gu_IN"/>
+        </w:rPr>
+      </w:r>
+      <w:r>
+        <w:rPr>
+          <w:b/>
+          <w:lang w:val="gu_IN" w:bidi="gu_IN"/>
+        </w:rPr>
+        <w:t>ἀδελφοί &amp; ἀδελφοῦ &amp; τὸν ἀδελφὸν αὐτοῦ</w:t>
       </w:r>
     </w:p>
     <w:p>
@@ -45503,6 +47888,21 @@
           <w:b/>
           <w:lang w:val="gu_IN" w:bidi="gu_IN"/>
         </w:rPr>
+        <w:t>εἰ &amp; νόμον κρίνεις, οὐκ εἶ ποιητὴς νόμου</w:t>
+      </w:r>
+    </w:p>
+    <w:p>
+      <w:pPr/>
+      <w:r>
+        <w:rPr>
+          <w:lang w:val="gu_IN" w:bidi="gu_IN"/>
+        </w:rPr>
+      </w:r>
+      <w:r>
+        <w:rPr>
+          <w:b/>
+          <w:lang w:val="gu_IN" w:bidi="gu_IN"/>
+        </w:rPr>
         <w:t>"જો તું નિયમનો ન્યાય કરે છે, તો તું નિયમનો અમલ કરનાર નહિ"</w:t>
       </w:r>
     </w:p>
@@ -45758,6 +48158,21 @@
           <w:b/>
           <w:lang w:val="gu_IN" w:bidi="gu_IN"/>
         </w:rPr>
+        <w:t>εἷς ἐστιν νομοθέτης καὶ κριτής</w:t>
+      </w:r>
+    </w:p>
+    <w:p>
+      <w:pPr/>
+      <w:r>
+        <w:rPr>
+          <w:lang w:val="gu_IN" w:bidi="gu_IN"/>
+        </w:rPr>
+      </w:r>
+      <w:r>
+        <w:rPr>
+          <w:b/>
+          <w:lang w:val="gu_IN" w:bidi="gu_IN"/>
+        </w:rPr>
         <w:t>"નિયમ આપનાર અને ન્યાયાધીશ એક જ"</w:t>
       </w:r>
     </w:p>
@@ -45821,6 +48236,21 @@
           <w:b/>
           <w:lang w:val="gu_IN" w:bidi="gu_IN"/>
         </w:rPr>
+        <w:t>ὁ δυνάμενος σῶσαι καὶ ἀπολέσαι</w:t>
+      </w:r>
+    </w:p>
+    <w:p>
+      <w:pPr/>
+      <w:r>
+        <w:rPr>
+          <w:lang w:val="gu_IN" w:bidi="gu_IN"/>
+        </w:rPr>
+      </w:r>
+      <w:r>
+        <w:rPr>
+          <w:b/>
+          <w:lang w:val="gu_IN" w:bidi="gu_IN"/>
+        </w:rPr>
         <w:t>"છે &amp; તારવા અને નાશ કરવા શક્તિમાન"</w:t>
       </w:r>
     </w:p>
@@ -45896,6 +48326,21 @@
           <w:b/>
           <w:lang w:val="gu_IN" w:bidi="gu_IN"/>
         </w:rPr>
+        <w:t>σὺ δὲ τίς εἶ, ὁ κρίνων τὸν πλησίον</w:t>
+      </w:r>
+    </w:p>
+    <w:p>
+      <w:pPr/>
+      <w:r>
+        <w:rPr>
+          <w:lang w:val="gu_IN" w:bidi="gu_IN"/>
+        </w:rPr>
+      </w:r>
+      <w:r>
+        <w:rPr>
+          <w:b/>
+          <w:lang w:val="gu_IN" w:bidi="gu_IN"/>
+        </w:rPr>
         <w:t>"જે &amp; છે. પરંતુ તું કોણ છે, જે પાડોશીનો ન્યાય કરે છે"</w:t>
       </w:r>
     </w:p>
@@ -46137,6 +48582,21 @@
         <w:rPr>
           <w:lang w:val="gu_IN" w:bidi="gu_IN"/>
         </w:rPr>
+      </w:r>
+    </w:p>
+    <w:p>
+      <w:pPr/>
+      <w:r>
+        <w:rPr>
+          <w:lang w:val="gu_IN" w:bidi="gu_IN"/>
+        </w:rPr>
+      </w:r>
+      <w:r>
+        <w:rPr>
+          <w:b/>
+          <w:lang w:val="gu_IN" w:bidi="gu_IN"/>
+        </w:rPr>
+        <w:t>τὸν πλησίον</w:t>
       </w:r>
     </w:p>
     <w:p>
@@ -46232,6 +48692,21 @@
           <w:b/>
           <w:lang w:val="gu_IN" w:bidi="gu_IN"/>
         </w:rPr>
+        <w:t>ἄγε νῦν</w:t>
+      </w:r>
+    </w:p>
+    <w:p>
+      <w:pPr/>
+      <w:r>
+        <w:rPr>
+          <w:lang w:val="gu_IN" w:bidi="gu_IN"/>
+        </w:rPr>
+      </w:r>
+      <w:r>
+        <w:rPr>
+          <w:b/>
+          <w:lang w:val="gu_IN" w:bidi="gu_IN"/>
+        </w:rPr>
         <w:t>"હવે આવો"</w:t>
       </w:r>
     </w:p>
@@ -46307,6 +48782,21 @@
           <w:b/>
           <w:lang w:val="gu_IN" w:bidi="gu_IN"/>
         </w:rPr>
+        <w:t>οἱ λέγοντες</w:t>
+      </w:r>
+    </w:p>
+    <w:p>
+      <w:pPr/>
+      <w:r>
+        <w:rPr>
+          <w:lang w:val="gu_IN" w:bidi="gu_IN"/>
+        </w:rPr>
+      </w:r>
+      <w:r>
+        <w:rPr>
+          <w:b/>
+          <w:lang w:val="gu_IN" w:bidi="gu_IN"/>
+        </w:rPr>
         <w:t>"જેઓ કહો છો &amp; અમે આ"</w:t>
       </w:r>
     </w:p>
@@ -46370,6 +48860,21 @@
           <w:b/>
           <w:lang w:val="gu_IN" w:bidi="gu_IN"/>
         </w:rPr>
+        <w:t>πορευσόμεθα</w:t>
+      </w:r>
+    </w:p>
+    <w:p>
+      <w:pPr/>
+      <w:r>
+        <w:rPr>
+          <w:lang w:val="gu_IN" w:bidi="gu_IN"/>
+        </w:rPr>
+      </w:r>
+      <w:r>
+        <w:rPr>
+          <w:b/>
+          <w:lang w:val="gu_IN" w:bidi="gu_IN"/>
+        </w:rPr>
         <w:t>"મુસાફરી કરીશું"</w:t>
       </w:r>
     </w:p>
@@ -46535,6 +49040,21 @@
           <w:b/>
           <w:lang w:val="gu_IN" w:bidi="gu_IN"/>
         </w:rPr>
+        <w:t>ποιήσομεν ἐκεῖ ἐνιαυτὸν</w:t>
+      </w:r>
+    </w:p>
+    <w:p>
+      <w:pPr/>
+      <w:r>
+        <w:rPr>
+          <w:lang w:val="gu_IN" w:bidi="gu_IN"/>
+        </w:rPr>
+      </w:r>
+      <w:r>
+        <w:rPr>
+          <w:b/>
+          <w:lang w:val="gu_IN" w:bidi="gu_IN"/>
+        </w:rPr>
         <w:t>"ત્યાં એક વર્ષ વેપાર કરીશું"</w:t>
       </w:r>
     </w:p>
@@ -46610,6 +49130,21 @@
           <w:b/>
           <w:lang w:val="gu_IN" w:bidi="gu_IN"/>
         </w:rPr>
+        <w:t>κερδήσομεν</w:t>
+      </w:r>
+    </w:p>
+    <w:p>
+      <w:pPr/>
+      <w:r>
+        <w:rPr>
+          <w:lang w:val="gu_IN" w:bidi="gu_IN"/>
+        </w:rPr>
+      </w:r>
+      <w:r>
+        <w:rPr>
+          <w:b/>
+          <w:lang w:val="gu_IN" w:bidi="gu_IN"/>
+        </w:rPr>
         <w:t>"લાભ મેળવીશું"</w:t>
       </w:r>
     </w:p>
@@ -46673,6 +49208,21 @@
           <w:b/>
           <w:lang w:val="gu_IN" w:bidi="gu_IN"/>
         </w:rPr>
+        <w:t>οἵτινες οὐκ ἐπίστασθε τὸ τῆς αὔριον, ποία ἡ ζωὴ ὑμῶν</w:t>
+      </w:r>
+    </w:p>
+    <w:p>
+      <w:pPr/>
+      <w:r>
+        <w:rPr>
+          <w:lang w:val="gu_IN" w:bidi="gu_IN"/>
+        </w:rPr>
+      </w:r>
+      <w:r>
+        <w:rPr>
+          <w:b/>
+          <w:lang w:val="gu_IN" w:bidi="gu_IN"/>
+        </w:rPr>
         <w:t>"તમે જે આવતી કાલની વાત જાણતા નથી, તમારું જીવન છે &amp; તમે"</w:t>
       </w:r>
     </w:p>
@@ -46748,6 +49298,21 @@
           <w:b/>
           <w:lang w:val="gu_IN" w:bidi="gu_IN"/>
         </w:rPr>
+        <w:t>ἀτμὶς γάρ ἐστε, ἡ πρὸς ὀλίγον φαινομένη, ἔπειτα καὶ ἀφανιζομένη</w:t>
+      </w:r>
+    </w:p>
+    <w:p>
+      <w:pPr/>
+      <w:r>
+        <w:rPr>
+          <w:lang w:val="gu_IN" w:bidi="gu_IN"/>
+        </w:rPr>
+      </w:r>
+      <w:r>
+        <w:rPr>
+          <w:b/>
+          <w:lang w:val="gu_IN" w:bidi="gu_IN"/>
+        </w:rPr>
         <w:t>"શું? કારણ કે &amp; એક ઝાકળ છો જે થોડા સમય માટે દેખાય છે અને પછી અદ્રશ્ય થઈ જાય છે"</w:t>
       </w:r>
     </w:p>
@@ -46901,6 +49466,21 @@
           <w:b/>
           <w:lang w:val="gu_IN" w:bidi="gu_IN"/>
         </w:rPr>
+        <w:t>καὶ ζήσομεν καὶ ποιήσομεν</w:t>
+      </w:r>
+    </w:p>
+    <w:p>
+      <w:pPr/>
+      <w:r>
+        <w:rPr>
+          <w:lang w:val="gu_IN" w:bidi="gu_IN"/>
+        </w:rPr>
+      </w:r>
+      <w:r>
+        <w:rPr>
+          <w:b/>
+          <w:lang w:val="gu_IN" w:bidi="gu_IN"/>
+        </w:rPr>
         <w:t>"તો અમે જીવીશું અને &amp; બંને કરીશું"</w:t>
       </w:r>
     </w:p>
@@ -47066,6 +49646,21 @@
           <w:b/>
           <w:lang w:val="gu_IN" w:bidi="gu_IN"/>
         </w:rPr>
+        <w:t>καυχᾶσθε ἐν ταῖς ἀλαζονίαις ὑμῶν. πᾶσα καύχησις τοιαύτη πονηρά ἐστιν</w:t>
+      </w:r>
+    </w:p>
+    <w:p>
+      <w:pPr/>
+      <w:r>
+        <w:rPr>
+          <w:lang w:val="gu_IN" w:bidi="gu_IN"/>
+        </w:rPr>
+      </w:r>
+      <w:r>
+        <w:rPr>
+          <w:b/>
+          <w:lang w:val="gu_IN" w:bidi="gu_IN"/>
+        </w:rPr>
         <w:t>"તમે તમારાં મિથ્યાડંબરમાં બડાઈ કરો છો. આવી સર્વ બડાઈ દુષ્ટતા છે"</w:t>
       </w:r>
     </w:p>
@@ -47127,6 +49722,21 @@
         <w:rPr>
           <w:lang w:val="gu_IN" w:bidi="gu_IN"/>
         </w:rPr>
+      </w:r>
+    </w:p>
+    <w:p>
+      <w:pPr/>
+      <w:r>
+        <w:rPr>
+          <w:lang w:val="gu_IN" w:bidi="gu_IN"/>
+        </w:rPr>
+      </w:r>
+      <w:r>
+        <w:rPr>
+          <w:b/>
+          <w:lang w:val="gu_IN" w:bidi="gu_IN"/>
+        </w:rPr>
+        <w:t>εἰδότι οὖν καλὸν ποιεῖν, καὶ μὴ ποιοῦντι, ἁμαρτία αὐτῷ ἐστιν</w:t>
       </w:r>
     </w:p>
     <w:p>
@@ -48117,6 +50727,21 @@
           <w:b/>
           <w:lang w:val="gu_IN" w:bidi="gu_IN"/>
         </w:rPr>
+        <w:t>ὁ πλοῦτος ὑμῶν σέσηπεν, καὶ τὰ ἱμάτια ὑμῶν σητόβρωτα γέγονεν</w:t>
+      </w:r>
+    </w:p>
+    <w:p>
+      <w:pPr/>
+      <w:r>
+        <w:rPr>
+          <w:lang w:val="gu_IN" w:bidi="gu_IN"/>
+        </w:rPr>
+      </w:r>
+      <w:r>
+        <w:rPr>
+          <w:b/>
+          <w:lang w:val="gu_IN" w:bidi="gu_IN"/>
+        </w:rPr>
         <w:t>"તમારી દોલત સડી ગઈ છે અને ઊધઈ તમારાં વસ્ત્રો ખાઈ ગઈ છે"</w:t>
       </w:r>
     </w:p>
@@ -48282,6 +50907,21 @@
           <w:b/>
           <w:lang w:val="gu_IN" w:bidi="gu_IN"/>
         </w:rPr>
+        <w:t>ὁ πλοῦτος ὑμῶν σέσηπεν, καὶ τὰ ἱμάτια ὑμῶν σητόβρωτα γέγονεν</w:t>
+      </w:r>
+    </w:p>
+    <w:p>
+      <w:pPr/>
+      <w:r>
+        <w:rPr>
+          <w:lang w:val="gu_IN" w:bidi="gu_IN"/>
+        </w:rPr>
+      </w:r>
+      <w:r>
+        <w:rPr>
+          <w:b/>
+          <w:lang w:val="gu_IN" w:bidi="gu_IN"/>
+        </w:rPr>
         <w:t>"તમારી દોલત સડી ગઈ છે અને ઊધઈ તમારાં વસ્ત્રો ખાઈ ગઈ છે"</w:t>
       </w:r>
     </w:p>
@@ -48345,6 +50985,21 @@
           <w:b/>
           <w:lang w:val="gu_IN" w:bidi="gu_IN"/>
         </w:rPr>
+        <w:t>ὁ πλοῦτος ὑμῶν σέσηπεν, καὶ τὰ ἱμάτια ὑμῶν σητόβρωτα γέγονεν</w:t>
+      </w:r>
+    </w:p>
+    <w:p>
+      <w:pPr/>
+      <w:r>
+        <w:rPr>
+          <w:lang w:val="gu_IN" w:bidi="gu_IN"/>
+        </w:rPr>
+      </w:r>
+      <w:r>
+        <w:rPr>
+          <w:b/>
+          <w:lang w:val="gu_IN" w:bidi="gu_IN"/>
+        </w:rPr>
         <w:t>"તમારી દોલત સડી ગઈ છે અને ઊધઈ તમારાં વસ્ત્રો ખાઈ ગઈ છે"</w:t>
       </w:r>
     </w:p>
@@ -48510,6 +51165,21 @@
           <w:b/>
           <w:lang w:val="gu_IN" w:bidi="gu_IN"/>
         </w:rPr>
+        <w:t>ὁ χρυσὸς ὑμῶν καὶ ὁ ἄργυρος κατίωται</w:t>
+      </w:r>
+    </w:p>
+    <w:p>
+      <w:pPr/>
+      <w:r>
+        <w:rPr>
+          <w:lang w:val="gu_IN" w:bidi="gu_IN"/>
+        </w:rPr>
+      </w:r>
+      <w:r>
+        <w:rPr>
+          <w:b/>
+          <w:lang w:val="gu_IN" w:bidi="gu_IN"/>
+        </w:rPr>
         <w:t>"તમારું સોનું અને ચાંદી કટાઈ ગયું છે &amp; છેલ્લા દિવસોમાં &amp; દોલત સંગ્રહ કરી"</w:t>
       </w:r>
     </w:p>
@@ -48661,6 +51331,21 @@
         <w:rPr>
           <w:lang w:val="gu_IN" w:bidi="gu_IN"/>
         </w:rPr>
+      </w:r>
+    </w:p>
+    <w:p>
+      <w:pPr/>
+      <w:r>
+        <w:rPr>
+          <w:lang w:val="gu_IN" w:bidi="gu_IN"/>
+        </w:rPr>
+      </w:r>
+      <w:r>
+        <w:rPr>
+          <w:b/>
+          <w:lang w:val="gu_IN" w:bidi="gu_IN"/>
+        </w:rPr>
+        <w:t>ὁ χρυσὸς ὑμῶν καὶ ὁ ἄργυρος κατίωται</w:t>
       </w:r>
     </w:p>
     <w:p>
@@ -48846,6 +51531,21 @@
           <w:b/>
           <w:lang w:val="gu_IN" w:bidi="gu_IN"/>
         </w:rPr>
+        <w:t>ὁ ἰὸς αὐτῶν εἰς μαρτύριον ὑμῖν ἔσται</w:t>
+      </w:r>
+    </w:p>
+    <w:p>
+      <w:pPr/>
+      <w:r>
+        <w:rPr>
+          <w:lang w:val="gu_IN" w:bidi="gu_IN"/>
+        </w:rPr>
+      </w:r>
+      <w:r>
+        <w:rPr>
+          <w:b/>
+          <w:lang w:val="gu_IN" w:bidi="gu_IN"/>
+        </w:rPr>
         <w:t>"તેનો કાટ તમારી વિરુદ્ધ સાક્ષીરૂપ થશે &amp; તે &amp; છે"</w:t>
       </w:r>
     </w:p>
@@ -49011,6 +51711,21 @@
           <w:b/>
           <w:lang w:val="gu_IN" w:bidi="gu_IN"/>
         </w:rPr>
+        <w:t>φάγεται τὰς σάρκας ὑμῶν ὡς πῦρ</w:t>
+      </w:r>
+    </w:p>
+    <w:p>
+      <w:pPr/>
+      <w:r>
+        <w:rPr>
+          <w:lang w:val="gu_IN" w:bidi="gu_IN"/>
+        </w:rPr>
+      </w:r>
+      <w:r>
+        <w:rPr>
+          <w:b/>
+          <w:lang w:val="gu_IN" w:bidi="gu_IN"/>
+        </w:rPr>
         <w:t>"તમારાં શરીરોને અગ્નિની જેમ ખાશે &amp; તમે"</w:t>
       </w:r>
     </w:p>
@@ -49072,6 +51787,21 @@
         <w:rPr>
           <w:lang w:val="gu_IN" w:bidi="gu_IN"/>
         </w:rPr>
+      </w:r>
+    </w:p>
+    <w:p>
+      <w:pPr/>
+      <w:r>
+        <w:rPr>
+          <w:lang w:val="gu_IN" w:bidi="gu_IN"/>
+        </w:rPr>
+      </w:r>
+      <w:r>
+        <w:rPr>
+          <w:b/>
+          <w:lang w:val="gu_IN" w:bidi="gu_IN"/>
+        </w:rPr>
+        <w:t>φάγεται τὰς σάρκας ὑμῶν ὡς πῦρ</w:t>
       </w:r>
     </w:p>
     <w:p>
@@ -49449,6 +52179,21 @@
           <w:b/>
           <w:lang w:val="gu_IN" w:bidi="gu_IN"/>
         </w:rPr>
+        <w:t>ἐσχάταις ἡμέραις</w:t>
+      </w:r>
+    </w:p>
+    <w:p>
+      <w:pPr/>
+      <w:r>
+        <w:rPr>
+          <w:lang w:val="gu_IN" w:bidi="gu_IN"/>
+        </w:rPr>
+      </w:r>
+      <w:r>
+        <w:rPr>
+          <w:b/>
+          <w:lang w:val="gu_IN" w:bidi="gu_IN"/>
+        </w:rPr>
         <w:t>"છેલ્લા દિવસોમાં &amp; દોલત સંગ્રહ કરી"</w:t>
       </w:r>
     </w:p>
@@ -49614,6 +52359,21 @@
           <w:b/>
           <w:lang w:val="gu_IN" w:bidi="gu_IN"/>
         </w:rPr>
+        <w:t>ὁ μισθὸς τῶν ἐργατῶν, τῶν ἀμησάντων τὰς χώρας ὑμῶν, ὁ ἀφυστερημένος ἀφ’ ὑμῶν, κράζει</w:t>
+      </w:r>
+    </w:p>
+    <w:p>
+      <w:pPr/>
+      <w:r>
+        <w:rPr>
+          <w:lang w:val="gu_IN" w:bidi="gu_IN"/>
+        </w:rPr>
+      </w:r>
+      <w:r>
+        <w:rPr>
+          <w:b/>
+          <w:lang w:val="gu_IN" w:bidi="gu_IN"/>
+        </w:rPr>
         <w:t>"તમારાં ખેતરમાં &amp; છે &amp; મજૂરોની મજૂરી, જે તમારા દ્વારા અટકાવવામાં આવી છે, તે પોકારે છે &amp; કાપણી કરનારાઓનું રૂદન"</w:t>
       </w:r>
     </w:p>
@@ -49779,6 +52539,21 @@
           <w:b/>
           <w:lang w:val="gu_IN" w:bidi="gu_IN"/>
         </w:rPr>
+        <w:t>αἱ βοαὶ τῶν θερισάντων, εἰς τὰ ὦτα Κυρίου Σαβαὼθ εἰσελήλυθαν</w:t>
+      </w:r>
+    </w:p>
+    <w:p>
+      <w:pPr/>
+      <w:r>
+        <w:rPr>
+          <w:lang w:val="gu_IN" w:bidi="gu_IN"/>
+        </w:rPr>
+      </w:r>
+      <w:r>
+        <w:rPr>
+          <w:b/>
+          <w:lang w:val="gu_IN" w:bidi="gu_IN"/>
+        </w:rPr>
         <w:t>"કાપણી કરી &amp; તે &amp; રૂદન, સૈન્યોના પ્રભુના કાનમાં પ્રવેશ્યું છે"</w:t>
       </w:r>
     </w:p>
@@ -50034,6 +52809,21 @@
           <w:b/>
           <w:lang w:val="gu_IN" w:bidi="gu_IN"/>
         </w:rPr>
+        <w:t>ἐτρυφήσατε ἐπὶ τῆς γῆς. καὶ ἐσπαταλήσατε</w:t>
+      </w:r>
+    </w:p>
+    <w:p>
+      <w:pPr/>
+      <w:r>
+        <w:rPr>
+          <w:lang w:val="gu_IN" w:bidi="gu_IN"/>
+        </w:rPr>
+      </w:r>
+      <w:r>
+        <w:rPr>
+          <w:b/>
+          <w:lang w:val="gu_IN" w:bidi="gu_IN"/>
+        </w:rPr>
         <w:t>"તમે પૃથ્વી પર વૈભવયુક્ત રીતે જીવ્યા છો અને"</w:t>
       </w:r>
     </w:p>
@@ -50185,6 +52975,21 @@
         <w:rPr>
           <w:lang w:val="gu_IN" w:bidi="gu_IN"/>
         </w:rPr>
+      </w:r>
+    </w:p>
+    <w:p>
+      <w:pPr/>
+      <w:r>
+        <w:rPr>
+          <w:lang w:val="gu_IN" w:bidi="gu_IN"/>
+        </w:rPr>
+      </w:r>
+      <w:r>
+        <w:rPr>
+          <w:b/>
+          <w:lang w:val="gu_IN" w:bidi="gu_IN"/>
+        </w:rPr>
+        <w:t>ἐθρέψατε τὰς καρδίας ὑμῶν ἐν ἡμέρᾳ σφαγῆς</w:t>
       </w:r>
     </w:p>
     <w:p>
@@ -51102,6 +53907,21 @@
           <w:b/>
           <w:lang w:val="gu_IN" w:bidi="gu_IN"/>
         </w:rPr>
+        <w:t>ἕως τῆς παρουσίας τοῦ Κυρίου</w:t>
+      </w:r>
+    </w:p>
+    <w:p>
+      <w:pPr/>
+      <w:r>
+        <w:rPr>
+          <w:lang w:val="gu_IN" w:bidi="gu_IN"/>
+        </w:rPr>
+      </w:r>
+      <w:r>
+        <w:rPr>
+          <w:b/>
+          <w:lang w:val="gu_IN" w:bidi="gu_IN"/>
+        </w:rPr>
         <w:t>"પ્રભુના આવતાં સુધી &amp; ખેડૂત"</w:t>
       </w:r>
     </w:p>
@@ -51423,6 +54243,21 @@
           <w:b/>
           <w:lang w:val="gu_IN" w:bidi="gu_IN"/>
         </w:rPr>
+        <w:t>μακροθυμῶν ἐπ’ αὐτῷ ἕως λάβῃ</w:t>
+      </w:r>
+    </w:p>
+    <w:p>
+      <w:pPr/>
+      <w:r>
+        <w:rPr>
+          <w:lang w:val="gu_IN" w:bidi="gu_IN"/>
+        </w:rPr>
+      </w:r>
+      <w:r>
+        <w:rPr>
+          <w:b/>
+          <w:lang w:val="gu_IN" w:bidi="gu_IN"/>
+        </w:rPr>
         <w:t>"તે &amp; મેળવે ત્યાં સુધી તેની રાહ ધીરજથી જુએ"</w:t>
       </w:r>
     </w:p>
@@ -51756,6 +54591,21 @@
           <w:b/>
           <w:lang w:val="gu_IN" w:bidi="gu_IN"/>
         </w:rPr>
+        <w:t>στηρίξατε τὰς καρδίας ὑμῶν</w:t>
+      </w:r>
+    </w:p>
+    <w:p>
+      <w:pPr/>
+      <w:r>
+        <w:rPr>
+          <w:lang w:val="gu_IN" w:bidi="gu_IN"/>
+        </w:rPr>
+      </w:r>
+      <w:r>
+        <w:rPr>
+          <w:b/>
+          <w:lang w:val="gu_IN" w:bidi="gu_IN"/>
+        </w:rPr>
         <w:t>"તમારાં હ્રદયોને દ્રઢ કરો &amp; આવવું"</w:t>
       </w:r>
     </w:p>
@@ -51831,6 +54681,21 @@
           <w:b/>
           <w:lang w:val="gu_IN" w:bidi="gu_IN"/>
         </w:rPr>
+        <w:t>ἡ παρουσία τοῦ Κυρίου ἤγγικεν</w:t>
+      </w:r>
+    </w:p>
+    <w:p>
+      <w:pPr/>
+      <w:r>
+        <w:rPr>
+          <w:lang w:val="gu_IN" w:bidi="gu_IN"/>
+        </w:rPr>
+      </w:r>
+      <w:r>
+        <w:rPr>
+          <w:b/>
+          <w:lang w:val="gu_IN" w:bidi="gu_IN"/>
+        </w:rPr>
         <w:t>"પ્રભુનું આવવું પાસે આવ્યું છે"</w:t>
       </w:r>
     </w:p>
@@ -52164,6 +55029,21 @@
           <w:b/>
           <w:lang w:val="gu_IN" w:bidi="gu_IN"/>
         </w:rPr>
+        <w:t>ὁ κριτὴς πρὸ τῶν θυρῶν ἕστηκεν</w:t>
+      </w:r>
+    </w:p>
+    <w:p>
+      <w:pPr/>
+      <w:r>
+        <w:rPr>
+          <w:lang w:val="gu_IN" w:bidi="gu_IN"/>
+        </w:rPr>
+      </w:r>
+      <w:r>
+        <w:rPr>
+          <w:b/>
+          <w:lang w:val="gu_IN" w:bidi="gu_IN"/>
+        </w:rPr>
         <w:t>"કે &amp; ન્યાયાધીશ દરવાજા પાસે ઊભા છે"</w:t>
       </w:r>
     </w:p>
@@ -52239,6 +55119,21 @@
           <w:b/>
           <w:lang w:val="gu_IN" w:bidi="gu_IN"/>
         </w:rPr>
+        <w:t>ὑπόδειγμα λάβετε, ἀδελφοί, τῆς κακοπαθίας</w:t>
+      </w:r>
+    </w:p>
+    <w:p>
+      <w:pPr/>
+      <w:r>
+        <w:rPr>
+          <w:lang w:val="gu_IN" w:bidi="gu_IN"/>
+        </w:rPr>
+      </w:r>
+      <w:r>
+        <w:rPr>
+          <w:b/>
+          <w:lang w:val="gu_IN" w:bidi="gu_IN"/>
+        </w:rPr>
         <w:t>"ભાઈઓ &amp; દુ:ખોનો &amp; દાખલો લો"</w:t>
       </w:r>
     </w:p>
@@ -52392,6 +55287,21 @@
           <w:b/>
           <w:lang w:val="gu_IN" w:bidi="gu_IN"/>
         </w:rPr>
+        <w:t>τῆς κακοπαθίας καὶ τῆς μακροθυμίας, τοὺς προφήτας</w:t>
+      </w:r>
+    </w:p>
+    <w:p>
+      <w:pPr/>
+      <w:r>
+        <w:rPr>
+          <w:lang w:val="gu_IN" w:bidi="gu_IN"/>
+        </w:rPr>
+      </w:r>
+      <w:r>
+        <w:rPr>
+          <w:b/>
+          <w:lang w:val="gu_IN" w:bidi="gu_IN"/>
+        </w:rPr>
         <w:t>"પ્રબોધકો &amp; તેઓના દુ:ખોનો અને ધીરજનો"</w:t>
       </w:r>
     </w:p>
@@ -53265,6 +56175,21 @@
           <w:b/>
           <w:lang w:val="gu_IN" w:bidi="gu_IN"/>
         </w:rPr>
+        <w:t>ἤτω &amp; ὑμῶν τὸ ναὶ, ναὶ, καὶ τὸ οὒ, οὔ</w:t>
+      </w:r>
+    </w:p>
+    <w:p>
+      <w:pPr/>
+      <w:r>
+        <w:rPr>
+          <w:lang w:val="gu_IN" w:bidi="gu_IN"/>
+        </w:rPr>
+      </w:r>
+      <w:r>
+        <w:rPr>
+          <w:b/>
+          <w:lang w:val="gu_IN" w:bidi="gu_IN"/>
+        </w:rPr>
         <w:t>"તમારી "હા" તે "હા" અને "ના" તે "ના" થાય"</w:t>
       </w:r>
     </w:p>
@@ -53328,6 +56253,21 @@
           <w:b/>
           <w:lang w:val="gu_IN" w:bidi="gu_IN"/>
         </w:rPr>
+        <w:t>ἵνα μὴ ὑπὸ κρίσιν πέσητε</w:t>
+      </w:r>
+    </w:p>
+    <w:p>
+      <w:pPr/>
+      <w:r>
+        <w:rPr>
+          <w:lang w:val="gu_IN" w:bidi="gu_IN"/>
+        </w:rPr>
+      </w:r>
+      <w:r>
+        <w:rPr>
+          <w:b/>
+          <w:lang w:val="gu_IN" w:bidi="gu_IN"/>
+        </w:rPr>
         <w:t>"કે જેથી તમે ન્યાય હેઠળ ન આવો"</w:t>
       </w:r>
     </w:p>
@@ -53403,6 +56343,21 @@
           <w:b/>
           <w:lang w:val="gu_IN" w:bidi="gu_IN"/>
         </w:rPr>
+        <w:t>ἵνα μὴ ὑπὸ κρίσιν πέσητε</w:t>
+      </w:r>
+    </w:p>
+    <w:p>
+      <w:pPr/>
+      <w:r>
+        <w:rPr>
+          <w:lang w:val="gu_IN" w:bidi="gu_IN"/>
+        </w:rPr>
+      </w:r>
+      <w:r>
+        <w:rPr>
+          <w:b/>
+          <w:lang w:val="gu_IN" w:bidi="gu_IN"/>
+        </w:rPr>
         <w:t>"કે જેથી તમે ન્યાય હેઠળ ન આવો"</w:t>
       </w:r>
     </w:p>
@@ -53658,6 +56613,21 @@
           <w:b/>
           <w:lang w:val="gu_IN" w:bidi="gu_IN"/>
         </w:rPr>
+        <w:t>ἀσθενεῖ τις ἐν ὑμῖν? προσκαλεσάσθω τοὺς πρεσβυτέρους τῆς ἐκκλησίας, καὶ προσευξάσθωσαν</w:t>
+      </w:r>
+    </w:p>
+    <w:p>
+      <w:pPr/>
+      <w:r>
+        <w:rPr>
+          <w:lang w:val="gu_IN" w:bidi="gu_IN"/>
+        </w:rPr>
+      </w:r>
+      <w:r>
+        <w:rPr>
+          <w:b/>
+          <w:lang w:val="gu_IN" w:bidi="gu_IN"/>
+        </w:rPr>
         <w:t>"શું તમારામાંનુ કોઈ બીમાર છે? તેને મંડળીના વડીલોને બોલાવવા દો, અને &amp; પ્રાર્થના કરે"</w:t>
       </w:r>
     </w:p>
@@ -53733,6 +56703,21 @@
           <w:b/>
           <w:lang w:val="gu_IN" w:bidi="gu_IN"/>
         </w:rPr>
+        <w:t>προσευξάσθωσαν ἐπ’ αὐτὸν, ἀλείψαντες αὐτὸν ἐλαίῳ ἐν τῷ ὀνόματι τοῦ Κυρίου</w:t>
+      </w:r>
+    </w:p>
+    <w:p>
+      <w:pPr/>
+      <w:r>
+        <w:rPr>
+          <w:lang w:val="gu_IN" w:bidi="gu_IN"/>
+        </w:rPr>
+      </w:r>
+      <w:r>
+        <w:rPr>
+          <w:b/>
+          <w:lang w:val="gu_IN" w:bidi="gu_IN"/>
+        </w:rPr>
         <w:t>"વડીલોને &amp; તેઓ પ્રભુના નામમાં તેને તેલથી અભિષિક્ત કરતાં તેના માટે પ્રાર્થના કરે"</w:t>
       </w:r>
     </w:p>
@@ -54156,6 +57141,21 @@
           <w:b/>
           <w:lang w:val="gu_IN" w:bidi="gu_IN"/>
         </w:rPr>
+        <w:t>ἡ εὐχὴ τῆς πίστεως σώσει τὸν κάμνοντα</w:t>
+      </w:r>
+    </w:p>
+    <w:p>
+      <w:pPr/>
+      <w:r>
+        <w:rPr>
+          <w:lang w:val="gu_IN" w:bidi="gu_IN"/>
+        </w:rPr>
+      </w:r>
+      <w:r>
+        <w:rPr>
+          <w:b/>
+          <w:lang w:val="gu_IN" w:bidi="gu_IN"/>
+        </w:rPr>
         <w:t>"વિશ્વાસસહિતની પ્રાર્થના બીમારને બચાવશે અને &amp; તો"</w:t>
       </w:r>
     </w:p>
@@ -54321,6 +57321,21 @@
           <w:b/>
           <w:lang w:val="gu_IN" w:bidi="gu_IN"/>
         </w:rPr>
+        <w:t>ἡ εὐχὴ τῆς πίστεως σώσει τὸν κάμνοντα</w:t>
+      </w:r>
+    </w:p>
+    <w:p>
+      <w:pPr/>
+      <w:r>
+        <w:rPr>
+          <w:lang w:val="gu_IN" w:bidi="gu_IN"/>
+        </w:rPr>
+      </w:r>
+      <w:r>
+        <w:rPr>
+          <w:b/>
+          <w:lang w:val="gu_IN" w:bidi="gu_IN"/>
+        </w:rPr>
         <w:t>"વિશ્વાસસહિતની પ્રાર્થના બીમારને બચાવશે અને &amp; તો"</w:t>
       </w:r>
     </w:p>
@@ -54909,6 +57924,21 @@
           <w:b/>
           <w:lang w:val="gu_IN" w:bidi="gu_IN"/>
         </w:rPr>
+        <w:t>πολὺ ἰσχύει δέησις δικαίου ἐνεργουμένη</w:t>
+      </w:r>
+    </w:p>
+    <w:p>
+      <w:pPr/>
+      <w:r>
+        <w:rPr>
+          <w:lang w:val="gu_IN" w:bidi="gu_IN"/>
+        </w:rPr>
+      </w:r>
+      <w:r>
+        <w:rPr>
+          <w:b/>
+          <w:lang w:val="gu_IN" w:bidi="gu_IN"/>
+        </w:rPr>
         <w:t>"પ્રાર્થના કરો કે &amp; ન્યાયીની અસરકારક &amp; બહુ સાર્થક"</w:t>
       </w:r>
     </w:p>
@@ -55254,6 +58284,21 @@
           <w:b/>
           <w:lang w:val="gu_IN" w:bidi="gu_IN"/>
         </w:rPr>
+        <w:t>πάλιν προσηύξατο</w:t>
+      </w:r>
+    </w:p>
+    <w:p>
+      <w:pPr/>
+      <w:r>
+        <w:rPr>
+          <w:lang w:val="gu_IN" w:bidi="gu_IN"/>
+        </w:rPr>
+      </w:r>
+      <w:r>
+        <w:rPr>
+          <w:b/>
+          <w:lang w:val="gu_IN" w:bidi="gu_IN"/>
+        </w:rPr>
         <w:t>"ફરી પ્રાર્થના"</w:t>
       </w:r>
     </w:p>
@@ -55599,6 +58644,21 @@
           <w:b/>
           <w:lang w:val="gu_IN" w:bidi="gu_IN"/>
         </w:rPr>
+        <w:t>ἐάν τις ἐν ὑμῖν πλανηθῇ ἀπὸ τῆς ἀληθείας</w:t>
+      </w:r>
+    </w:p>
+    <w:p>
+      <w:pPr/>
+      <w:r>
+        <w:rPr>
+          <w:lang w:val="gu_IN" w:bidi="gu_IN"/>
+        </w:rPr>
+      </w:r>
+      <w:r>
+        <w:rPr>
+          <w:b/>
+          <w:lang w:val="gu_IN" w:bidi="gu_IN"/>
+        </w:rPr>
         <w:t>"જો તમારામાંનો કોઈ સત્યથી ભટકાઈ અવળે માર્ગે વળ્યો હોય"</w:t>
       </w:r>
     </w:p>
@@ -55674,6 +58734,21 @@
           <w:b/>
           <w:lang w:val="gu_IN" w:bidi="gu_IN"/>
         </w:rPr>
+        <w:t>ἐάν τις ἐν ὑμῖν πλανηθῇ ἀπὸ τῆς ἀληθείας</w:t>
+      </w:r>
+    </w:p>
+    <w:p>
+      <w:pPr/>
+      <w:r>
+        <w:rPr>
+          <w:lang w:val="gu_IN" w:bidi="gu_IN"/>
+        </w:rPr>
+      </w:r>
+      <w:r>
+        <w:rPr>
+          <w:b/>
+          <w:lang w:val="gu_IN" w:bidi="gu_IN"/>
+        </w:rPr>
         <w:t>"જો તમારામાંનો કોઈ સત્યથી ભટકાઈ અવળે માર્ગે વળ્યો હોય"</w:t>
       </w:r>
     </w:p>
@@ -56019,6 +59094,21 @@
           <w:b/>
           <w:lang w:val="gu_IN" w:bidi="gu_IN"/>
         </w:rPr>
+        <w:t>ὁ ἐπιστρέψας ἁμαρτωλὸν ἐκ πλάνης ὁδοῦ αὐτοῦ</w:t>
+      </w:r>
+    </w:p>
+    <w:p>
+      <w:pPr/>
+      <w:r>
+        <w:rPr>
+          <w:lang w:val="gu_IN" w:bidi="gu_IN"/>
+        </w:rPr>
+      </w:r>
+      <w:r>
+        <w:rPr>
+          <w:b/>
+          <w:lang w:val="gu_IN" w:bidi="gu_IN"/>
+        </w:rPr>
         <w:t>"જે કોઈ એક પાપીને તેના ભટકતા માર્ગમાંથી પાછો વાળે છે તે"</w:t>
       </w:r>
     </w:p>
@@ -56080,6 +59170,21 @@
         <w:rPr>
           <w:lang w:val="gu_IN" w:bidi="gu_IN"/>
         </w:rPr>
+      </w:r>
+    </w:p>
+    <w:p>
+      <w:pPr/>
+      <w:r>
+        <w:rPr>
+          <w:lang w:val="gu_IN" w:bidi="gu_IN"/>
+        </w:rPr>
+      </w:r>
+      <w:r>
+        <w:rPr>
+          <w:b/>
+          <w:lang w:val="gu_IN" w:bidi="gu_IN"/>
+        </w:rPr>
+        <w:t>ὁ ἐπιστρέψας ἁμαρτωλὸν ἐκ πλάνης ὁδοῦ αὐτοῦ</w:t>
       </w:r>
     </w:p>
     <w:p>
